--- a/latest/NLSR.docx
+++ b/latest/NLSR.docx
@@ -5470,7 +5470,7 @@
         <w:t xml:space="preserve"> </w:t>
       </w:r>
       <w:r>
-        <w:t xml:space="preserve">The requirements indicate both the necessary outcomes and the minimum steps necessary to be deemed to have achieved those outcomes. Radiometric corrections must lead to a valid measurement.</w:t>
+        <w:t xml:space="preserve">The requirements indicate both the necessary outcomes and the minimum steps necessary to be deemed to have achieved those outcomes.</w:t>
       </w:r>
     </w:p>
     <w:bookmarkStart w:id="164" w:name="sec:rac.measurements-measurement-nlsr"/>
@@ -5523,6 +5523,26 @@
       </w:pPr>
       <w:r>
         <w:t xml:space="preserve">Pixel values that are expressed as a measurement of the nighttime light radiance.</w:t>
+      </w:r>
+    </w:p>
+    <w:p>
+      <w:pPr>
+        <w:pStyle w:val="Textkrper"/>
+      </w:pPr>
+      <w:r>
+        <w:t xml:space="preserve">Notes:</w:t>
+      </w:r>
+    </w:p>
+    <w:p>
+      <w:pPr>
+        <w:pStyle w:val="Compact"/>
+        <w:numPr>
+          <w:ilvl w:val="0"/>
+          <w:numId w:val="1045"/>
+        </w:numPr>
+      </w:pPr>
+      <w:r>
+        <w:t xml:space="preserve">Radiometric corrections must lead to a valid measurement of surface reflectance.</w:t>
       </w:r>
     </w:p>
     <w:bookmarkEnd w:id="161"/>
@@ -5575,7 +5595,7 @@
         <w:pStyle w:val="Compact"/>
         <w:numPr>
           <w:ilvl w:val="0"/>
-          <w:numId w:val="1045"/>
+          <w:numId w:val="1046"/>
         </w:numPr>
       </w:pPr>
       <w:r>
@@ -5587,7 +5607,7 @@
         <w:pStyle w:val="Compact"/>
         <w:numPr>
           <w:ilvl w:val="0"/>
-          <w:numId w:val="1045"/>
+          <w:numId w:val="1046"/>
         </w:numPr>
       </w:pPr>
       <w:r>
@@ -5599,7 +5619,7 @@
         <w:pStyle w:val="Compact"/>
         <w:numPr>
           <w:ilvl w:val="0"/>
-          <w:numId w:val="1045"/>
+          <w:numId w:val="1046"/>
         </w:numPr>
       </w:pPr>
       <w:r>
@@ -5611,7 +5631,7 @@
         <w:pStyle w:val="Compact"/>
         <w:numPr>
           <w:ilvl w:val="0"/>
-          <w:numId w:val="1045"/>
+          <w:numId w:val="1046"/>
         </w:numPr>
       </w:pPr>
       <w:r>
@@ -5721,7 +5741,7 @@
         <w:pStyle w:val="Compact"/>
         <w:numPr>
           <w:ilvl w:val="0"/>
-          <w:numId w:val="1046"/>
+          <w:numId w:val="1047"/>
         </w:numPr>
       </w:pPr>
       <w:r>
@@ -5750,7 +5770,7 @@
         <w:pStyle w:val="Compact"/>
         <w:numPr>
           <w:ilvl w:val="0"/>
-          <w:numId w:val="1046"/>
+          <w:numId w:val="1047"/>
         </w:numPr>
       </w:pPr>
       <w:r>
@@ -5772,7 +5792,7 @@
         <w:pStyle w:val="Compact"/>
         <w:numPr>
           <w:ilvl w:val="0"/>
-          <w:numId w:val="1047"/>
+          <w:numId w:val="1048"/>
         </w:numPr>
       </w:pPr>
       <w:r>
@@ -5784,7 +5804,7 @@
         <w:pStyle w:val="Compact"/>
         <w:numPr>
           <w:ilvl w:val="0"/>
-          <w:numId w:val="1047"/>
+          <w:numId w:val="1048"/>
         </w:numPr>
       </w:pPr>
       <w:r>
@@ -5796,7 +5816,7 @@
         <w:pStyle w:val="Compact"/>
         <w:numPr>
           <w:ilvl w:val="0"/>
-          <w:numId w:val="1047"/>
+          <w:numId w:val="1048"/>
         </w:numPr>
       </w:pPr>
       <w:r>
@@ -5808,7 +5828,7 @@
         <w:pStyle w:val="Compact"/>
         <w:numPr>
           <w:ilvl w:val="0"/>
-          <w:numId w:val="1047"/>
+          <w:numId w:val="1048"/>
         </w:numPr>
       </w:pPr>
       <w:r>
@@ -5916,7 +5936,7 @@
         <w:pStyle w:val="Compact"/>
         <w:numPr>
           <w:ilvl w:val="0"/>
-          <w:numId w:val="1048"/>
+          <w:numId w:val="1049"/>
         </w:numPr>
       </w:pPr>
       <w:r>
@@ -5938,7 +5958,7 @@
         <w:pStyle w:val="Compact"/>
         <w:numPr>
           <w:ilvl w:val="0"/>
-          <w:numId w:val="1049"/>
+          <w:numId w:val="1050"/>
         </w:numPr>
       </w:pPr>
       <w:r>
@@ -5950,7 +5970,7 @@
         <w:pStyle w:val="Compact"/>
         <w:numPr>
           <w:ilvl w:val="0"/>
-          <w:numId w:val="1049"/>
+          <w:numId w:val="1050"/>
         </w:numPr>
       </w:pPr>
       <w:r>
@@ -5962,7 +5982,7 @@
         <w:pStyle w:val="Compact"/>
         <w:numPr>
           <w:ilvl w:val="0"/>
-          <w:numId w:val="1049"/>
+          <w:numId w:val="1050"/>
         </w:numPr>
       </w:pPr>
       <w:r>
@@ -5974,7 +5994,7 @@
         <w:pStyle w:val="Compact"/>
         <w:numPr>
           <w:ilvl w:val="0"/>
-          <w:numId w:val="1049"/>
+          <w:numId w:val="1050"/>
         </w:numPr>
       </w:pPr>
       <w:r>
@@ -6055,7 +6075,7 @@
         <w:pStyle w:val="Compact"/>
         <w:numPr>
           <w:ilvl w:val="0"/>
-          <w:numId w:val="1050"/>
+          <w:numId w:val="1051"/>
         </w:numPr>
       </w:pPr>
       <w:r>
@@ -6067,7 +6087,7 @@
         <w:pStyle w:val="Compact"/>
         <w:numPr>
           <w:ilvl w:val="0"/>
-          <w:numId w:val="1050"/>
+          <w:numId w:val="1051"/>
         </w:numPr>
       </w:pPr>
       <w:r>
@@ -6079,7 +6099,7 @@
         <w:pStyle w:val="Compact"/>
         <w:numPr>
           <w:ilvl w:val="0"/>
-          <w:numId w:val="1050"/>
+          <w:numId w:val="1051"/>
         </w:numPr>
       </w:pPr>
       <w:r>
@@ -6099,7 +6119,7 @@
         <w:pStyle w:val="Compact"/>
         <w:numPr>
           <w:ilvl w:val="0"/>
-          <w:numId w:val="1051"/>
+          <w:numId w:val="1052"/>
         </w:numPr>
       </w:pPr>
       <w:r>
@@ -6142,7 +6162,7 @@
         <w:pStyle w:val="Compact"/>
         <w:numPr>
           <w:ilvl w:val="0"/>
-          <w:numId w:val="1052"/>
+          <w:numId w:val="1053"/>
         </w:numPr>
       </w:pPr>
       <w:r>
@@ -6154,7 +6174,7 @@
         <w:pStyle w:val="Compact"/>
         <w:numPr>
           <w:ilvl w:val="0"/>
-          <w:numId w:val="1052"/>
+          <w:numId w:val="1053"/>
         </w:numPr>
       </w:pPr>
       <w:r>
@@ -6166,7 +6186,7 @@
         <w:pStyle w:val="Compact"/>
         <w:numPr>
           <w:ilvl w:val="0"/>
-          <w:numId w:val="1052"/>
+          <w:numId w:val="1053"/>
         </w:numPr>
       </w:pPr>
       <w:r>
@@ -6178,7 +6198,7 @@
         <w:pStyle w:val="Compact"/>
         <w:numPr>
           <w:ilvl w:val="0"/>
-          <w:numId w:val="1052"/>
+          <w:numId w:val="1053"/>
         </w:numPr>
       </w:pPr>
       <w:r>
@@ -6259,7 +6279,7 @@
         <w:pStyle w:val="Compact"/>
         <w:numPr>
           <w:ilvl w:val="0"/>
-          <w:numId w:val="1053"/>
+          <w:numId w:val="1054"/>
         </w:numPr>
       </w:pPr>
       <w:r>
@@ -6271,7 +6291,7 @@
         <w:pStyle w:val="Compact"/>
         <w:numPr>
           <w:ilvl w:val="0"/>
-          <w:numId w:val="1053"/>
+          <w:numId w:val="1054"/>
         </w:numPr>
       </w:pPr>
       <w:r>
@@ -6291,7 +6311,7 @@
         <w:pStyle w:val="Compact"/>
         <w:numPr>
           <w:ilvl w:val="0"/>
-          <w:numId w:val="1054"/>
+          <w:numId w:val="1055"/>
         </w:numPr>
       </w:pPr>
       <w:r>
@@ -6334,7 +6354,7 @@
         <w:pStyle w:val="Compact"/>
         <w:numPr>
           <w:ilvl w:val="0"/>
-          <w:numId w:val="1055"/>
+          <w:numId w:val="1056"/>
         </w:numPr>
       </w:pPr>
       <w:r>
@@ -6346,7 +6366,7 @@
         <w:pStyle w:val="Compact"/>
         <w:numPr>
           <w:ilvl w:val="0"/>
-          <w:numId w:val="1055"/>
+          <w:numId w:val="1056"/>
         </w:numPr>
       </w:pPr>
       <w:r>
@@ -6358,7 +6378,7 @@
         <w:pStyle w:val="Compact"/>
         <w:numPr>
           <w:ilvl w:val="0"/>
-          <w:numId w:val="1055"/>
+          <w:numId w:val="1056"/>
         </w:numPr>
       </w:pPr>
       <w:r>
@@ -6370,7 +6390,7 @@
         <w:pStyle w:val="Compact"/>
         <w:numPr>
           <w:ilvl w:val="0"/>
-          <w:numId w:val="1055"/>
+          <w:numId w:val="1056"/>
         </w:numPr>
       </w:pPr>
       <w:r>
@@ -6451,7 +6471,7 @@
         <w:pStyle w:val="Compact"/>
         <w:numPr>
           <w:ilvl w:val="0"/>
-          <w:numId w:val="1056"/>
+          <w:numId w:val="1057"/>
         </w:numPr>
       </w:pPr>
       <w:r>
@@ -6463,7 +6483,7 @@
         <w:pStyle w:val="Compact"/>
         <w:numPr>
           <w:ilvl w:val="0"/>
-          <w:numId w:val="1056"/>
+          <w:numId w:val="1057"/>
         </w:numPr>
       </w:pPr>
       <w:r>
@@ -6483,7 +6503,7 @@
         <w:pStyle w:val="Compact"/>
         <w:numPr>
           <w:ilvl w:val="0"/>
-          <w:numId w:val="1057"/>
+          <w:numId w:val="1058"/>
         </w:numPr>
       </w:pPr>
       <w:r>
@@ -6526,7 +6546,7 @@
         <w:pStyle w:val="Compact"/>
         <w:numPr>
           <w:ilvl w:val="0"/>
-          <w:numId w:val="1058"/>
+          <w:numId w:val="1059"/>
         </w:numPr>
       </w:pPr>
       <w:r>
@@ -6538,7 +6558,7 @@
         <w:pStyle w:val="Compact"/>
         <w:numPr>
           <w:ilvl w:val="0"/>
-          <w:numId w:val="1058"/>
+          <w:numId w:val="1059"/>
         </w:numPr>
       </w:pPr>
       <w:r>
@@ -6550,7 +6570,7 @@
         <w:pStyle w:val="Compact"/>
         <w:numPr>
           <w:ilvl w:val="0"/>
-          <w:numId w:val="1058"/>
+          <w:numId w:val="1059"/>
         </w:numPr>
       </w:pPr>
       <w:r>
@@ -6562,7 +6582,7 @@
         <w:pStyle w:val="Compact"/>
         <w:numPr>
           <w:ilvl w:val="0"/>
-          <w:numId w:val="1058"/>
+          <w:numId w:val="1059"/>
         </w:numPr>
       </w:pPr>
       <w:r>
@@ -6746,7 +6766,7 @@
         <w:pStyle w:val="Compact"/>
         <w:numPr>
           <w:ilvl w:val="0"/>
-          <w:numId w:val="1059"/>
+          <w:numId w:val="1060"/>
         </w:numPr>
       </w:pPr>
       <w:r>
@@ -6853,7 +6873,7 @@
         <w:pStyle w:val="Compact"/>
         <w:numPr>
           <w:ilvl w:val="0"/>
-          <w:numId w:val="1060"/>
+          <w:numId w:val="1061"/>
         </w:numPr>
       </w:pPr>
       <w:r>
@@ -6875,7 +6895,7 @@
         <w:pStyle w:val="Compact"/>
         <w:numPr>
           <w:ilvl w:val="0"/>
-          <w:numId w:val="1061"/>
+          <w:numId w:val="1062"/>
         </w:numPr>
       </w:pPr>
       <w:r>
@@ -6887,7 +6907,7 @@
         <w:pStyle w:val="Compact"/>
         <w:numPr>
           <w:ilvl w:val="0"/>
-          <w:numId w:val="1061"/>
+          <w:numId w:val="1062"/>
         </w:numPr>
       </w:pPr>
       <w:r>
@@ -6899,7 +6919,7 @@
         <w:pStyle w:val="Compact"/>
         <w:numPr>
           <w:ilvl w:val="0"/>
-          <w:numId w:val="1061"/>
+          <w:numId w:val="1062"/>
         </w:numPr>
       </w:pPr>
       <w:r>
@@ -6911,7 +6931,7 @@
         <w:pStyle w:val="Compact"/>
         <w:numPr>
           <w:ilvl w:val="0"/>
-          <w:numId w:val="1061"/>
+          <w:numId w:val="1062"/>
         </w:numPr>
       </w:pPr>
       <w:r>
@@ -9213,7 +9233,7 @@
         <w:pStyle w:val="Compact"/>
         <w:numPr>
           <w:ilvl w:val="0"/>
-          <w:numId w:val="1062"/>
+          <w:numId w:val="1063"/>
         </w:numPr>
       </w:pPr>
       <w:r>
@@ -9225,7 +9245,7 @@
         <w:pStyle w:val="Compact"/>
         <w:numPr>
           <w:ilvl w:val="0"/>
-          <w:numId w:val="1062"/>
+          <w:numId w:val="1063"/>
         </w:numPr>
       </w:pPr>
       <w:r>
@@ -10662,9 +10682,39 @@
     <w:abstractNumId w:val="991"/>
   </w:num>
   <w:num w:numId="1045">
+    <w:abstractNumId w:val="99411"/>
+    <w:lvlOverride w:ilvl="0">
+      <w:startOverride w:val="1"/>
+    </w:lvlOverride>
+    <w:lvlOverride w:ilvl="1">
+      <w:startOverride w:val="1"/>
+    </w:lvlOverride>
+    <w:lvlOverride w:ilvl="2">
+      <w:startOverride w:val="1"/>
+    </w:lvlOverride>
+    <w:lvlOverride w:ilvl="3">
+      <w:startOverride w:val="1"/>
+    </w:lvlOverride>
+    <w:lvlOverride w:ilvl="4">
+      <w:startOverride w:val="1"/>
+    </w:lvlOverride>
+    <w:lvlOverride w:ilvl="5">
+      <w:startOverride w:val="1"/>
+    </w:lvlOverride>
+    <w:lvlOverride w:ilvl="6">
+      <w:startOverride w:val="1"/>
+    </w:lvlOverride>
+    <w:lvlOverride w:ilvl="7">
+      <w:startOverride w:val="1"/>
+    </w:lvlOverride>
+    <w:lvlOverride w:ilvl="8">
+      <w:startOverride w:val="1"/>
+    </w:lvlOverride>
+  </w:num>
+  <w:num w:numId="1046">
     <w:abstractNumId w:val="991"/>
   </w:num>
-  <w:num w:numId="1046">
+  <w:num w:numId="1047">
     <w:abstractNumId w:val="99411"/>
     <w:lvlOverride w:ilvl="0">
       <w:startOverride w:val="1"/>
@@ -10694,10 +10744,10 @@
       <w:startOverride w:val="1"/>
     </w:lvlOverride>
   </w:num>
-  <w:num w:numId="1047">
+  <w:num w:numId="1048">
     <w:abstractNumId w:val="991"/>
   </w:num>
-  <w:num w:numId="1048">
+  <w:num w:numId="1049">
     <w:abstractNumId w:val="99411"/>
     <w:lvlOverride w:ilvl="0">
       <w:startOverride w:val="1"/>
@@ -10726,14 +10776,14 @@
     <w:lvlOverride w:ilvl="8">
       <w:startOverride w:val="1"/>
     </w:lvlOverride>
-  </w:num>
-  <w:num w:numId="1049">
-    <w:abstractNumId w:val="991"/>
   </w:num>
   <w:num w:numId="1050">
     <w:abstractNumId w:val="991"/>
   </w:num>
   <w:num w:numId="1051">
+    <w:abstractNumId w:val="991"/>
+  </w:num>
+  <w:num w:numId="1052">
     <w:abstractNumId w:val="99411"/>
     <w:lvlOverride w:ilvl="0">
       <w:startOverride w:val="1"/>
@@ -10762,14 +10812,14 @@
     <w:lvlOverride w:ilvl="8">
       <w:startOverride w:val="1"/>
     </w:lvlOverride>
-  </w:num>
-  <w:num w:numId="1052">
-    <w:abstractNumId w:val="991"/>
   </w:num>
   <w:num w:numId="1053">
     <w:abstractNumId w:val="991"/>
   </w:num>
   <w:num w:numId="1054">
+    <w:abstractNumId w:val="991"/>
+  </w:num>
+  <w:num w:numId="1055">
     <w:abstractNumId w:val="99411"/>
     <w:lvlOverride w:ilvl="0">
       <w:startOverride w:val="1"/>
@@ -10798,14 +10848,14 @@
     <w:lvlOverride w:ilvl="8">
       <w:startOverride w:val="1"/>
     </w:lvlOverride>
-  </w:num>
-  <w:num w:numId="1055">
-    <w:abstractNumId w:val="991"/>
   </w:num>
   <w:num w:numId="1056">
     <w:abstractNumId w:val="991"/>
   </w:num>
   <w:num w:numId="1057">
+    <w:abstractNumId w:val="991"/>
+  </w:num>
+  <w:num w:numId="1058">
     <w:abstractNumId w:val="99411"/>
     <w:lvlOverride w:ilvl="0">
       <w:startOverride w:val="1"/>
@@ -10835,38 +10885,8 @@
       <w:startOverride w:val="1"/>
     </w:lvlOverride>
   </w:num>
-  <w:num w:numId="1058">
+  <w:num w:numId="1059">
     <w:abstractNumId w:val="991"/>
-  </w:num>
-  <w:num w:numId="1059">
-    <w:abstractNumId w:val="99411"/>
-    <w:lvlOverride w:ilvl="0">
-      <w:startOverride w:val="1"/>
-    </w:lvlOverride>
-    <w:lvlOverride w:ilvl="1">
-      <w:startOverride w:val="1"/>
-    </w:lvlOverride>
-    <w:lvlOverride w:ilvl="2">
-      <w:startOverride w:val="1"/>
-    </w:lvlOverride>
-    <w:lvlOverride w:ilvl="3">
-      <w:startOverride w:val="1"/>
-    </w:lvlOverride>
-    <w:lvlOverride w:ilvl="4">
-      <w:startOverride w:val="1"/>
-    </w:lvlOverride>
-    <w:lvlOverride w:ilvl="5">
-      <w:startOverride w:val="1"/>
-    </w:lvlOverride>
-    <w:lvlOverride w:ilvl="6">
-      <w:startOverride w:val="1"/>
-    </w:lvlOverride>
-    <w:lvlOverride w:ilvl="7">
-      <w:startOverride w:val="1"/>
-    </w:lvlOverride>
-    <w:lvlOverride w:ilvl="8">
-      <w:startOverride w:val="1"/>
-    </w:lvlOverride>
   </w:num>
   <w:num w:numId="1060">
     <w:abstractNumId w:val="99411"/>
@@ -10899,9 +10919,39 @@
     </w:lvlOverride>
   </w:num>
   <w:num w:numId="1061">
+    <w:abstractNumId w:val="99411"/>
+    <w:lvlOverride w:ilvl="0">
+      <w:startOverride w:val="1"/>
+    </w:lvlOverride>
+    <w:lvlOverride w:ilvl="1">
+      <w:startOverride w:val="1"/>
+    </w:lvlOverride>
+    <w:lvlOverride w:ilvl="2">
+      <w:startOverride w:val="1"/>
+    </w:lvlOverride>
+    <w:lvlOverride w:ilvl="3">
+      <w:startOverride w:val="1"/>
+    </w:lvlOverride>
+    <w:lvlOverride w:ilvl="4">
+      <w:startOverride w:val="1"/>
+    </w:lvlOverride>
+    <w:lvlOverride w:ilvl="5">
+      <w:startOverride w:val="1"/>
+    </w:lvlOverride>
+    <w:lvlOverride w:ilvl="6">
+      <w:startOverride w:val="1"/>
+    </w:lvlOverride>
+    <w:lvlOverride w:ilvl="7">
+      <w:startOverride w:val="1"/>
+    </w:lvlOverride>
+    <w:lvlOverride w:ilvl="8">
+      <w:startOverride w:val="1"/>
+    </w:lvlOverride>
+  </w:num>
+  <w:num w:numId="1062">
     <w:abstractNumId w:val="991"/>
   </w:num>
-  <w:num w:numId="1062">
+  <w:num w:numId="1063">
     <w:abstractNumId w:val="991"/>
   </w:num>
 </w:numbering>

--- a/latest/NLSR.docx
+++ b/latest/NLSR.docx
@@ -49,7 +49,7 @@
         </w:drawing>
       </w:r>
     </w:p>
-    <w:bookmarkStart w:id="213" w:name="Xce600f72cb23def82478a30d868cf03fbc410f5"/>
+    <w:bookmarkStart w:id="214" w:name="Xce600f72cb23def82478a30d868cf03fbc410f5"/>
     <w:p>
       <w:pPr>
         <w:pStyle w:val="berschrift1"/>
@@ -103,7 +103,7 @@
       </w:hyperlink>
     </w:p>
     <w:bookmarkEnd w:id="24"/>
-    <w:bookmarkStart w:id="25" w:name="document-history"/>
+    <w:bookmarkStart w:id="26" w:name="document-history"/>
     <w:p>
       <w:pPr>
         <w:pStyle w:val="berschrift2"/>
@@ -112,16 +112,186 @@
         <w:t xml:space="preserve">Document History</w:t>
       </w:r>
     </w:p>
-    <w:p>
-      <w:pPr>
-        <w:pStyle w:val="FirstParagraph"/>
-      </w:pPr>
-      <w:r>
-        <w:t xml:space="preserve">Not available yet</w:t>
+    <w:bookmarkStart w:id="25" w:name="patch"/>
+    <w:p>
+      <w:pPr>
+        <w:pStyle w:val="berschrift3"/>
+      </w:pPr>
+      <w:r>
+        <w:t xml:space="preserve">2026-03-26 (PATCH)</w:t>
+      </w:r>
+    </w:p>
+    <w:p>
+      <w:pPr>
+        <w:pStyle w:val="FirstParagraph"/>
+      </w:pPr>
+      <w:r>
+        <w:rPr>
+          <w:b/>
+          <w:bCs/>
+        </w:rPr>
+        <w:t xml:space="preserve">This is a breaking change!</w:t>
+      </w:r>
+    </w:p>
+    <w:p>
+      <w:pPr>
+        <w:pStyle w:val="Compact"/>
+        <w:numPr>
+          <w:ilvl w:val="0"/>
+          <w:numId w:val="1001"/>
+        </w:numPr>
+      </w:pPr>
+      <w:r>
+        <w:t xml:space="preserve">Renamed CARD4L to CEOS-ARD</w:t>
+      </w:r>
+    </w:p>
+    <w:p>
+      <w:pPr>
+        <w:pStyle w:val="Compact"/>
+        <w:numPr>
+          <w:ilvl w:val="0"/>
+          <w:numId w:val="1001"/>
+        </w:numPr>
+      </w:pPr>
+      <w:r>
+        <w:t xml:space="preserve">Restructured the document; removed empty or unused parts</w:t>
+      </w:r>
+    </w:p>
+    <w:p>
+      <w:pPr>
+        <w:pStyle w:val="Compact"/>
+        <w:numPr>
+          <w:ilvl w:val="0"/>
+          <w:numId w:val="1001"/>
+        </w:numPr>
+      </w:pPr>
+      <w:r>
+        <w:t xml:space="preserve">Document history has ben reset. Check the previous versions for details</w:t>
+      </w:r>
+    </w:p>
+    <w:p>
+      <w:pPr>
+        <w:pStyle w:val="Compact"/>
+        <w:numPr>
+          <w:ilvl w:val="0"/>
+          <w:numId w:val="1001"/>
+        </w:numPr>
+      </w:pPr>
+      <w:r>
+        <w:t xml:space="preserve">Numerical identifiers were rotated and are deprecated; new textual identifiers have been added</w:t>
+      </w:r>
+    </w:p>
+    <w:p>
+      <w:pPr>
+        <w:pStyle w:val="Compact"/>
+        <w:numPr>
+          <w:ilvl w:val="0"/>
+          <w:numId w:val="1001"/>
+        </w:numPr>
+      </w:pPr>
+      <w:r>
+        <w:t xml:space="preserve">The requirement</w:t>
+      </w:r>
+      <w:r>
+        <w:t xml:space="preserve"> </w:t>
+      </w:r>
+      <w:r>
+        <w:t xml:space="preserve">“Cloud optimized file formats are recommended.”</w:t>
+      </w:r>
+      <w:r>
+        <w:t xml:space="preserve"> </w:t>
+      </w:r>
+      <w:r>
+        <w:t xml:space="preserve">has been moved from the category description to a separate requirement.</w:t>
+      </w:r>
+    </w:p>
+    <w:p>
+      <w:pPr>
+        <w:pStyle w:val="Compact"/>
+        <w:numPr>
+          <w:ilvl w:val="0"/>
+          <w:numId w:val="1001"/>
+        </w:numPr>
+      </w:pPr>
+      <w:r>
+        <w:t xml:space="preserve">The requirement</w:t>
+      </w:r>
+      <w:r>
+        <w:t xml:space="preserve"> </w:t>
+      </w:r>
+      <w:r>
+        <w:t xml:space="preserve">“Radiometric corrections must lead to a valid measurement […]”</w:t>
+      </w:r>
+      <w:r>
+        <w:t xml:space="preserve"> </w:t>
+      </w:r>
+      <w:r>
+        <w:t xml:space="preserve">has been moved from the category description to the measurement requirement.</w:t>
+      </w:r>
+    </w:p>
+    <w:p>
+      <w:pPr>
+        <w:pStyle w:val="Compact"/>
+        <w:numPr>
+          <w:ilvl w:val="0"/>
+          <w:numId w:val="1001"/>
+        </w:numPr>
+      </w:pPr>
+      <w:r>
+        <w:t xml:space="preserve">If no threshold requirement applies, the wording has been made consistent (e.g. former req. 1.7 and 1.8).</w:t>
+      </w:r>
+    </w:p>
+    <w:p>
+      <w:pPr>
+        <w:pStyle w:val="Compact"/>
+        <w:numPr>
+          <w:ilvl w:val="0"/>
+          <w:numId w:val="1001"/>
+        </w:numPr>
+      </w:pPr>
+      <w:r>
+        <w:t xml:space="preserve">Former req. 2.13 has been removed as it had neither a threshold nor a goal requirement.</w:t>
+      </w:r>
+    </w:p>
+    <w:p>
+      <w:pPr>
+        <w:pStyle w:val="FirstParagraph"/>
+      </w:pPr>
+      <w:r>
+        <w:rPr>
+          <w:b/>
+          <w:bCs/>
+        </w:rPr>
+        <w:t xml:space="preserve">Justification:</w:t>
+      </w:r>
+      <w:r>
+        <w:t xml:space="preserve"> </w:t>
+      </w:r>
+      <w:r>
+        <w:t xml:space="preserve">Migration to the new CEOS-ARD building block.</w:t>
+      </w:r>
+    </w:p>
+    <w:p>
+      <w:pPr>
+        <w:pStyle w:val="Textkrper"/>
+      </w:pPr>
+      <w:r>
+        <w:rPr>
+          <w:b/>
+          <w:bCs/>
+        </w:rPr>
+        <w:t xml:space="preserve">Editor:</w:t>
+      </w:r>
+      <w:r>
+        <w:t xml:space="preserve"> </w:t>
+      </w:r>
+      <w:r>
+        <w:t xml:space="preserve">Matthias Mohr</w:t>
       </w:r>
     </w:p>
     <w:bookmarkEnd w:id="25"/>
-    <w:bookmarkStart w:id="26" w:name="contributing-authors"/>
+    <w:bookmarkEnd w:id="26"/>
+    <w:bookmarkStart w:id="27" w:name="contributing-authors"/>
     <w:p>
       <w:pPr>
         <w:pStyle w:val="berschrift2"/>
@@ -135,47 +305,47 @@
         <w:pStyle w:val="Compact"/>
         <w:numPr>
           <w:ilvl w:val="0"/>
-          <w:numId w:val="1001"/>
-        </w:numPr>
-      </w:pPr>
-      <w:r>
-        <w:t xml:space="preserve">Brian Killough, NASA, USA</w:t>
-      </w:r>
-    </w:p>
-    <w:p>
-      <w:pPr>
-        <w:pStyle w:val="Compact"/>
-        <w:numPr>
-          <w:ilvl w:val="0"/>
-          <w:numId w:val="1001"/>
-        </w:numPr>
-      </w:pPr>
-      <w:r>
-        <w:t xml:space="preserve">Bhaskar Ramachandran, NASA, USA</w:t>
-      </w:r>
-    </w:p>
-    <w:p>
-      <w:pPr>
-        <w:pStyle w:val="Compact"/>
-        <w:numPr>
-          <w:ilvl w:val="0"/>
-          <w:numId w:val="1001"/>
-        </w:numPr>
-      </w:pPr>
-      <w:r>
-        <w:t xml:space="preserve">Miguel Román, Leidos Inc., USA</w:t>
-      </w:r>
-    </w:p>
-    <w:p>
-      <w:pPr>
-        <w:pStyle w:val="Compact"/>
-        <w:numPr>
-          <w:ilvl w:val="0"/>
-          <w:numId w:val="1001"/>
-        </w:numPr>
-      </w:pPr>
-      <w:r>
-        <w:t xml:space="preserve">Zhuosen Wang, University of Maryland, USA</w:t>
+          <w:numId w:val="1002"/>
+        </w:numPr>
+      </w:pPr>
+      <w:r>
+        <w:t xml:space="preserve">Brian Killough, NASA Langley Research Center, CEOS Systems Engineering Office, USA</w:t>
+      </w:r>
+    </w:p>
+    <w:p>
+      <w:pPr>
+        <w:pStyle w:val="Compact"/>
+        <w:numPr>
+          <w:ilvl w:val="0"/>
+          <w:numId w:val="1002"/>
+        </w:numPr>
+      </w:pPr>
+      <w:r>
+        <w:t xml:space="preserve">Bhaskar Ramachandran, NASA Goddard Space Flight Center, USA</w:t>
+      </w:r>
+    </w:p>
+    <w:p>
+      <w:pPr>
+        <w:pStyle w:val="Compact"/>
+        <w:numPr>
+          <w:ilvl w:val="0"/>
+          <w:numId w:val="1002"/>
+        </w:numPr>
+      </w:pPr>
+      <w:r>
+        <w:t xml:space="preserve">Miguel Román, Leidos Inc., Civil Group, USA</w:t>
+      </w:r>
+    </w:p>
+    <w:p>
+      <w:pPr>
+        <w:pStyle w:val="Compact"/>
+        <w:numPr>
+          <w:ilvl w:val="0"/>
+          <w:numId w:val="1002"/>
+        </w:numPr>
+      </w:pPr>
+      <w:r>
+        <w:t xml:space="preserve">Zhuosen Wang, University of Maryland/GSFC, USA</w:t>
       </w:r>
     </w:p>
     <w:p>
@@ -183,8 +353,8 @@
         <w:br w:type="page"/>
       </w:r>
     </w:p>
-    <w:bookmarkEnd w:id="26"/>
-    <w:bookmarkStart w:id="27" w:name="ceos-analysis-ready-data-definition"/>
+    <w:bookmarkEnd w:id="27"/>
+    <w:bookmarkStart w:id="28" w:name="ceos-analysis-ready-data-definition"/>
     <w:p>
       <w:pPr>
         <w:pStyle w:val="berschrift2"/>
@@ -201,8 +371,8 @@
         <w:t xml:space="preserve">CEOS Analysis Ready Data (CEOS-ARD) are satellite data that have been processed to a minimum set of requirements and organized into a form that allows immediate analysis with a minimum of additional user effort and interoperability both through time and with other datasets.</w:t>
       </w:r>
     </w:p>
-    <w:bookmarkEnd w:id="27"/>
-    <w:bookmarkStart w:id="28" w:name="description"/>
+    <w:bookmarkEnd w:id="28"/>
+    <w:bookmarkStart w:id="29" w:name="description"/>
     <w:p>
       <w:pPr>
         <w:pStyle w:val="berschrift2"/>
@@ -265,8 +435,8 @@
         <w:t xml:space="preserve">Data collected by Optical sensors</w:t>
       </w:r>
     </w:p>
-    <w:bookmarkEnd w:id="28"/>
-    <w:bookmarkStart w:id="29" w:name="background"/>
+    <w:bookmarkEnd w:id="29"/>
+    <w:bookmarkStart w:id="30" w:name="background"/>
     <w:p>
       <w:pPr>
         <w:pStyle w:val="berschrift2"/>
@@ -300,8 +470,8 @@
         <w:br w:type="page"/>
       </w:r>
     </w:p>
-    <w:bookmarkEnd w:id="29"/>
-    <w:bookmarkStart w:id="30" w:name="definitions-and-abbreviations"/>
+    <w:bookmarkEnd w:id="30"/>
+    <w:bookmarkStart w:id="31" w:name="definitions-and-abbreviations"/>
     <w:p>
       <w:pPr>
         <w:pStyle w:val="berschrift2"/>
@@ -555,8 +725,8 @@
         <w:br w:type="page"/>
       </w:r>
     </w:p>
-    <w:bookmarkEnd w:id="30"/>
-    <w:bookmarkStart w:id="191" w:name="requirements"/>
+    <w:bookmarkEnd w:id="31"/>
+    <w:bookmarkStart w:id="192" w:name="requirements"/>
     <w:p>
       <w:pPr>
         <w:pStyle w:val="berschrift2"/>
@@ -611,7 +781,7 @@
         <w:t xml:space="preserve">Instead, use the textual identifier that is provided below the title.</w:t>
       </w:r>
     </w:p>
-    <w:bookmarkStart w:id="99" w:name="sec:meta"/>
+    <w:bookmarkStart w:id="100" w:name="sec:meta"/>
     <w:p>
       <w:pPr>
         <w:pStyle w:val="berschrift3"/>
@@ -665,7 +835,7 @@
         <w:t xml:space="preserve">suitability of the dataset, and must meet the requirements listed below.</w:t>
       </w:r>
     </w:p>
-    <w:bookmarkStart w:id="34" w:name="sec:meta.metadata-traceability-sr"/>
+    <w:bookmarkStart w:id="35" w:name="sec:meta-trcsr"/>
     <w:p>
       <w:pPr>
         <w:pStyle w:val="berschrift4"/>
@@ -697,10 +867,10 @@
         <w:rPr>
           <w:rStyle w:val="VerbatimChar"/>
         </w:rPr>
-        <w:t xml:space="preserve">meta.metadata-traceability-sr</w:t>
-      </w:r>
-    </w:p>
-    <w:bookmarkStart w:id="31" w:name="threshold-requirements"/>
+        <w:t xml:space="preserve">meta-trcsr</w:t>
+      </w:r>
+    </w:p>
+    <w:bookmarkStart w:id="32" w:name="threshold-requirements"/>
     <w:p>
       <w:pPr>
         <w:pStyle w:val="berschrift5"/>
@@ -720,8 +890,8 @@
         <w:t xml:space="preserve"> </w:t>
       </w:r>
     </w:p>
-    <w:bookmarkEnd w:id="31"/>
-    <w:bookmarkStart w:id="32" w:name="goal-requirements"/>
+    <w:bookmarkEnd w:id="32"/>
+    <w:bookmarkStart w:id="33" w:name="goal-requirements"/>
     <w:p>
       <w:pPr>
         <w:pStyle w:val="berschrift5"/>
@@ -751,7 +921,7 @@
         <w:pStyle w:val="Compact"/>
         <w:numPr>
           <w:ilvl w:val="0"/>
-          <w:numId w:val="1002"/>
+          <w:numId w:val="1003"/>
         </w:numPr>
       </w:pPr>
       <w:r>
@@ -760,7 +930,7 @@
       <w:r>
         <w:t xml:space="preserve">“</w:t>
       </w:r>
-      <w:hyperlink w:anchor="sec:rac.measurements-uncertainty-sr">
+      <w:hyperlink w:anchor="sec:rac-uncsr">
         <w:r>
           <w:rPr>
             <w:rStyle w:val="Hyperlink"/>
@@ -780,15 +950,15 @@
         <w:pStyle w:val="Compact"/>
         <w:numPr>
           <w:ilvl w:val="0"/>
-          <w:numId w:val="1002"/>
+          <w:numId w:val="1003"/>
         </w:numPr>
       </w:pPr>
       <w:r>
         <w:t xml:space="preserve">Information on traceability should be available in the metadata as a single DOI landing page.</w:t>
       </w:r>
     </w:p>
-    <w:bookmarkEnd w:id="32"/>
-    <w:bookmarkStart w:id="33" w:name="assessment"/>
+    <w:bookmarkEnd w:id="33"/>
+    <w:bookmarkStart w:id="34" w:name="assessment"/>
     <w:p>
       <w:pPr>
         <w:pStyle w:val="berschrift5"/>
@@ -802,7 +972,7 @@
         <w:pStyle w:val="Compact"/>
         <w:numPr>
           <w:ilvl w:val="0"/>
-          <w:numId w:val="1003"/>
+          <w:numId w:val="1004"/>
         </w:numPr>
       </w:pPr>
       <w:r>
@@ -814,7 +984,7 @@
         <w:pStyle w:val="Compact"/>
         <w:numPr>
           <w:ilvl w:val="0"/>
-          <w:numId w:val="1003"/>
+          <w:numId w:val="1004"/>
         </w:numPr>
       </w:pPr>
       <w:r>
@@ -826,7 +996,7 @@
         <w:pStyle w:val="Compact"/>
         <w:numPr>
           <w:ilvl w:val="0"/>
-          <w:numId w:val="1003"/>
+          <w:numId w:val="1004"/>
         </w:numPr>
       </w:pPr>
       <w:r>
@@ -838,7 +1008,7 @@
         <w:pStyle w:val="Compact"/>
         <w:numPr>
           <w:ilvl w:val="0"/>
-          <w:numId w:val="1003"/>
+          <w:numId w:val="1004"/>
         </w:numPr>
       </w:pPr>
       <w:r>
@@ -852,9 +1022,9 @@
         </w:pict>
       </w:r>
     </w:p>
-    <w:bookmarkEnd w:id="33"/>
     <w:bookmarkEnd w:id="34"/>
-    <w:bookmarkStart w:id="38" w:name="X29a4cad0bb2171fce01da163f40f9a2126ffce7"/>
+    <w:bookmarkEnd w:id="35"/>
+    <w:bookmarkStart w:id="39" w:name="sec:meta-mrdopt"/>
     <w:p>
       <w:pPr>
         <w:pStyle w:val="berschrift4"/>
@@ -886,10 +1056,10 @@
         <w:rPr>
           <w:rStyle w:val="VerbatimChar"/>
         </w:rPr>
-        <w:t xml:space="preserve">meta.metadata-machine-readability-optical</w:t>
-      </w:r>
-    </w:p>
-    <w:bookmarkStart w:id="35" w:name="threshold-requirements-1"/>
+        <w:t xml:space="preserve">meta-mrdopt</w:t>
+      </w:r>
+    </w:p>
+    <w:bookmarkStart w:id="36" w:name="threshold-requirements-1"/>
     <w:p>
       <w:pPr>
         <w:pStyle w:val="berschrift5"/>
@@ -906,8 +1076,8 @@
         <w:t xml:space="preserve">Metadata is provided in a structure that enables a computer algorithm to be used to consistently and automatically identify and extract each component part for further use.</w:t>
       </w:r>
     </w:p>
-    <w:bookmarkEnd w:id="35"/>
-    <w:bookmarkStart w:id="36" w:name="goal-requirements-1"/>
+    <w:bookmarkEnd w:id="36"/>
+    <w:bookmarkStart w:id="37" w:name="goal-requirements-1"/>
     <w:p>
       <w:pPr>
         <w:pStyle w:val="berschrift5"/>
@@ -924,8 +1094,8 @@
         <w:t xml:space="preserve">As threshold, but metadata should be provided in a community endorsed standard that facilitates machine-readability, such as ISO 19115-2.</w:t>
       </w:r>
     </w:p>
-    <w:bookmarkEnd w:id="36"/>
-    <w:bookmarkStart w:id="37" w:name="assessment-1"/>
+    <w:bookmarkEnd w:id="37"/>
+    <w:bookmarkStart w:id="38" w:name="assessment-1"/>
     <w:p>
       <w:pPr>
         <w:pStyle w:val="berschrift5"/>
@@ -939,7 +1109,7 @@
         <w:pStyle w:val="Compact"/>
         <w:numPr>
           <w:ilvl w:val="0"/>
-          <w:numId w:val="1004"/>
+          <w:numId w:val="1005"/>
         </w:numPr>
       </w:pPr>
       <w:r>
@@ -951,7 +1121,7 @@
         <w:pStyle w:val="Compact"/>
         <w:numPr>
           <w:ilvl w:val="0"/>
-          <w:numId w:val="1004"/>
+          <w:numId w:val="1005"/>
         </w:numPr>
       </w:pPr>
       <w:r>
@@ -963,7 +1133,7 @@
         <w:pStyle w:val="Compact"/>
         <w:numPr>
           <w:ilvl w:val="0"/>
-          <w:numId w:val="1004"/>
+          <w:numId w:val="1005"/>
         </w:numPr>
       </w:pPr>
       <w:r>
@@ -975,7 +1145,7 @@
         <w:pStyle w:val="Compact"/>
         <w:numPr>
           <w:ilvl w:val="0"/>
-          <w:numId w:val="1004"/>
+          <w:numId w:val="1005"/>
         </w:numPr>
       </w:pPr>
       <w:r>
@@ -989,9 +1159,9 @@
         </w:pict>
       </w:r>
     </w:p>
-    <w:bookmarkEnd w:id="37"/>
     <w:bookmarkEnd w:id="38"/>
-    <w:bookmarkStart w:id="42" w:name="sec:meta.metadata-time-sr"/>
+    <w:bookmarkEnd w:id="39"/>
+    <w:bookmarkStart w:id="43" w:name="sec:meta-timsr"/>
     <w:p>
       <w:pPr>
         <w:pStyle w:val="berschrift4"/>
@@ -1023,10 +1193,10 @@
         <w:rPr>
           <w:rStyle w:val="VerbatimChar"/>
         </w:rPr>
-        <w:t xml:space="preserve">meta.metadata-time-sr</w:t>
-      </w:r>
-    </w:p>
-    <w:bookmarkStart w:id="39" w:name="threshold-requirements-2"/>
+        <w:t xml:space="preserve">meta-timsr</w:t>
+      </w:r>
+    </w:p>
+    <w:bookmarkStart w:id="40" w:name="threshold-requirements-2"/>
     <w:p>
       <w:pPr>
         <w:pStyle w:val="berschrift5"/>
@@ -1043,8 +1213,8 @@
         <w:t xml:space="preserve">The data collection time is identified in the metadata, expressed in date/time, to the second, with the time offset from UTC unambiguously identified.</w:t>
       </w:r>
     </w:p>
-    <w:bookmarkEnd w:id="39"/>
-    <w:bookmarkStart w:id="40" w:name="goal-requirements-2"/>
+    <w:bookmarkEnd w:id="40"/>
+    <w:bookmarkStart w:id="41" w:name="goal-requirements-2"/>
     <w:p>
       <w:pPr>
         <w:pStyle w:val="berschrift5"/>
@@ -1061,8 +1231,8 @@
         <w:t xml:space="preserve">Acquisition time for each pixel is identified (or can be reliably determined) in the metadata, expressed in date/time at UTC, to the second.</w:t>
       </w:r>
     </w:p>
-    <w:bookmarkEnd w:id="40"/>
-    <w:bookmarkStart w:id="41" w:name="assessment-2"/>
+    <w:bookmarkEnd w:id="41"/>
+    <w:bookmarkStart w:id="42" w:name="assessment-2"/>
     <w:p>
       <w:pPr>
         <w:pStyle w:val="berschrift5"/>
@@ -1076,7 +1246,7 @@
         <w:pStyle w:val="Compact"/>
         <w:numPr>
           <w:ilvl w:val="0"/>
-          <w:numId w:val="1005"/>
+          <w:numId w:val="1006"/>
         </w:numPr>
       </w:pPr>
       <w:r>
@@ -1088,7 +1258,7 @@
         <w:pStyle w:val="Compact"/>
         <w:numPr>
           <w:ilvl w:val="0"/>
-          <w:numId w:val="1005"/>
+          <w:numId w:val="1006"/>
         </w:numPr>
       </w:pPr>
       <w:r>
@@ -1100,7 +1270,7 @@
         <w:pStyle w:val="Compact"/>
         <w:numPr>
           <w:ilvl w:val="0"/>
-          <w:numId w:val="1005"/>
+          <w:numId w:val="1006"/>
         </w:numPr>
       </w:pPr>
       <w:r>
@@ -1112,7 +1282,7 @@
         <w:pStyle w:val="Compact"/>
         <w:numPr>
           <w:ilvl w:val="0"/>
-          <w:numId w:val="1005"/>
+          <w:numId w:val="1006"/>
         </w:numPr>
       </w:pPr>
       <w:r>
@@ -1126,9 +1296,9 @@
         </w:pict>
       </w:r>
     </w:p>
-    <w:bookmarkEnd w:id="41"/>
     <w:bookmarkEnd w:id="42"/>
-    <w:bookmarkStart w:id="46" w:name="sec:meta.metadata-geo-area-sr"/>
+    <w:bookmarkEnd w:id="43"/>
+    <w:bookmarkStart w:id="47" w:name="sec:meta-geoasr"/>
     <w:p>
       <w:pPr>
         <w:pStyle w:val="berschrift4"/>
@@ -1160,10 +1330,10 @@
         <w:rPr>
           <w:rStyle w:val="VerbatimChar"/>
         </w:rPr>
-        <w:t xml:space="preserve">meta.metadata-geo-area-sr</w:t>
-      </w:r>
-    </w:p>
-    <w:bookmarkStart w:id="43" w:name="threshold-requirements-3"/>
+        <w:t xml:space="preserve">meta-geoasr</w:t>
+      </w:r>
+    </w:p>
+    <w:bookmarkStart w:id="44" w:name="threshold-requirements-3"/>
     <w:p>
       <w:pPr>
         <w:pStyle w:val="berschrift5"/>
@@ -1180,8 +1350,8 @@
         <w:t xml:space="preserve">The surface location to which the data relate is identified, typically as a series of four corner points, expressed in an accepted coordinate reference system (e.g., WGS84).</w:t>
       </w:r>
     </w:p>
-    <w:bookmarkEnd w:id="43"/>
-    <w:bookmarkStart w:id="44" w:name="goal-requirements-3"/>
+    <w:bookmarkEnd w:id="44"/>
+    <w:bookmarkStart w:id="45" w:name="goal-requirements-3"/>
     <w:p>
       <w:pPr>
         <w:pStyle w:val="berschrift5"/>
@@ -1198,8 +1368,8 @@
         <w:t xml:space="preserve">The geographic area covered by the observations is identified specifically, such as through a set of coordinates of a closely bounding polygon. The location to which each pixel refers is identified (or can be reliably determined) with the projection system (if any) and reference datum provided.</w:t>
       </w:r>
     </w:p>
-    <w:bookmarkEnd w:id="44"/>
-    <w:bookmarkStart w:id="45" w:name="assessment-3"/>
+    <w:bookmarkEnd w:id="45"/>
+    <w:bookmarkStart w:id="46" w:name="assessment-3"/>
     <w:p>
       <w:pPr>
         <w:pStyle w:val="berschrift5"/>
@@ -1213,7 +1383,7 @@
         <w:pStyle w:val="Compact"/>
         <w:numPr>
           <w:ilvl w:val="0"/>
-          <w:numId w:val="1006"/>
+          <w:numId w:val="1007"/>
         </w:numPr>
       </w:pPr>
       <w:r>
@@ -1225,7 +1395,7 @@
         <w:pStyle w:val="Compact"/>
         <w:numPr>
           <w:ilvl w:val="0"/>
-          <w:numId w:val="1006"/>
+          <w:numId w:val="1007"/>
         </w:numPr>
       </w:pPr>
       <w:r>
@@ -1237,7 +1407,7 @@
         <w:pStyle w:val="Compact"/>
         <w:numPr>
           <w:ilvl w:val="0"/>
-          <w:numId w:val="1006"/>
+          <w:numId w:val="1007"/>
         </w:numPr>
       </w:pPr>
       <w:r>
@@ -1249,7 +1419,7 @@
         <w:pStyle w:val="Compact"/>
         <w:numPr>
           <w:ilvl w:val="0"/>
-          <w:numId w:val="1006"/>
+          <w:numId w:val="1007"/>
         </w:numPr>
       </w:pPr>
       <w:r>
@@ -1263,9 +1433,9 @@
         </w:pict>
       </w:r>
     </w:p>
-    <w:bookmarkEnd w:id="45"/>
     <w:bookmarkEnd w:id="46"/>
-    <w:bookmarkStart w:id="50" w:name="sec:meta.metadata-crs-optical"/>
+    <w:bookmarkEnd w:id="47"/>
+    <w:bookmarkStart w:id="51" w:name="sec:meta-crsopt"/>
     <w:p>
       <w:pPr>
         <w:pStyle w:val="berschrift4"/>
@@ -1297,10 +1467,10 @@
         <w:rPr>
           <w:rStyle w:val="VerbatimChar"/>
         </w:rPr>
-        <w:t xml:space="preserve">meta.metadata-crs-optical</w:t>
-      </w:r>
-    </w:p>
-    <w:bookmarkStart w:id="47" w:name="threshold-requirements-4"/>
+        <w:t xml:space="preserve">meta-crsopt</w:t>
+      </w:r>
+    </w:p>
+    <w:bookmarkStart w:id="48" w:name="threshold-requirements-4"/>
     <w:p>
       <w:pPr>
         <w:pStyle w:val="berschrift5"/>
@@ -1317,8 +1487,8 @@
         <w:t xml:space="preserve">The metadata lists the coordinate reference system that has been used.</w:t>
       </w:r>
     </w:p>
-    <w:bookmarkEnd w:id="47"/>
-    <w:bookmarkStart w:id="48" w:name="goal-requirements-4"/>
+    <w:bookmarkEnd w:id="48"/>
+    <w:bookmarkStart w:id="49" w:name="goal-requirements-4"/>
     <w:p>
       <w:pPr>
         <w:pStyle w:val="berschrift5"/>
@@ -1338,8 +1508,8 @@
         <w:t xml:space="preserve"> </w:t>
       </w:r>
     </w:p>
-    <w:bookmarkEnd w:id="48"/>
-    <w:bookmarkStart w:id="49" w:name="assessment-4"/>
+    <w:bookmarkEnd w:id="49"/>
+    <w:bookmarkStart w:id="50" w:name="assessment-4"/>
     <w:p>
       <w:pPr>
         <w:pStyle w:val="berschrift5"/>
@@ -1353,7 +1523,7 @@
         <w:pStyle w:val="Compact"/>
         <w:numPr>
           <w:ilvl w:val="0"/>
-          <w:numId w:val="1007"/>
+          <w:numId w:val="1008"/>
         </w:numPr>
       </w:pPr>
       <w:r>
@@ -1365,7 +1535,7 @@
         <w:pStyle w:val="Compact"/>
         <w:numPr>
           <w:ilvl w:val="0"/>
-          <w:numId w:val="1007"/>
+          <w:numId w:val="1008"/>
         </w:numPr>
       </w:pPr>
       <w:r>
@@ -1377,7 +1547,7 @@
         <w:pStyle w:val="Compact"/>
         <w:numPr>
           <w:ilvl w:val="0"/>
-          <w:numId w:val="1007"/>
+          <w:numId w:val="1008"/>
         </w:numPr>
       </w:pPr>
       <w:r>
@@ -1389,7 +1559,7 @@
         <w:pStyle w:val="Compact"/>
         <w:numPr>
           <w:ilvl w:val="0"/>
-          <w:numId w:val="1007"/>
+          <w:numId w:val="1008"/>
         </w:numPr>
       </w:pPr>
       <w:r>
@@ -1403,9 +1573,9 @@
         </w:pict>
       </w:r>
     </w:p>
-    <w:bookmarkEnd w:id="49"/>
     <w:bookmarkEnd w:id="50"/>
-    <w:bookmarkStart w:id="54" w:name="sec:meta.metadata-map-projection-nlsr"/>
+    <w:bookmarkEnd w:id="51"/>
+    <w:bookmarkStart w:id="55" w:name="sec:meta-mpnlsr"/>
     <w:p>
       <w:pPr>
         <w:pStyle w:val="berschrift4"/>
@@ -1437,10 +1607,10 @@
         <w:rPr>
           <w:rStyle w:val="VerbatimChar"/>
         </w:rPr>
-        <w:t xml:space="preserve">meta.metadata-map-projection-nlsr</w:t>
-      </w:r>
-    </w:p>
-    <w:bookmarkStart w:id="51" w:name="threshold-requirements-5"/>
+        <w:t xml:space="preserve">meta-mpnlsr</w:t>
+      </w:r>
+    </w:p>
+    <w:bookmarkStart w:id="52" w:name="threshold-requirements-5"/>
     <w:p>
       <w:pPr>
         <w:pStyle w:val="berschrift5"/>
@@ -1457,8 +1627,8 @@
         <w:t xml:space="preserve">The metadata lists the map projection that has been used and any relevant parameters required in relation to use of data in that map projection.</w:t>
       </w:r>
     </w:p>
-    <w:bookmarkEnd w:id="51"/>
-    <w:bookmarkStart w:id="52" w:name="goal-requirements-5"/>
+    <w:bookmarkEnd w:id="52"/>
+    <w:bookmarkStart w:id="53" w:name="goal-requirements-5"/>
     <w:p>
       <w:pPr>
         <w:pStyle w:val="berschrift5"/>
@@ -1478,8 +1648,8 @@
         <w:t xml:space="preserve"> </w:t>
       </w:r>
     </w:p>
-    <w:bookmarkEnd w:id="52"/>
-    <w:bookmarkStart w:id="53" w:name="assessment-5"/>
+    <w:bookmarkEnd w:id="53"/>
+    <w:bookmarkStart w:id="54" w:name="assessment-5"/>
     <w:p>
       <w:pPr>
         <w:pStyle w:val="berschrift5"/>
@@ -1493,7 +1663,7 @@
         <w:pStyle w:val="Compact"/>
         <w:numPr>
           <w:ilvl w:val="0"/>
-          <w:numId w:val="1008"/>
+          <w:numId w:val="1009"/>
         </w:numPr>
       </w:pPr>
       <w:r>
@@ -1505,7 +1675,7 @@
         <w:pStyle w:val="Compact"/>
         <w:numPr>
           <w:ilvl w:val="0"/>
-          <w:numId w:val="1008"/>
+          <w:numId w:val="1009"/>
         </w:numPr>
       </w:pPr>
       <w:r>
@@ -1517,7 +1687,7 @@
         <w:pStyle w:val="Compact"/>
         <w:numPr>
           <w:ilvl w:val="0"/>
-          <w:numId w:val="1008"/>
+          <w:numId w:val="1009"/>
         </w:numPr>
       </w:pPr>
       <w:r>
@@ -1529,7 +1699,7 @@
         <w:pStyle w:val="Compact"/>
         <w:numPr>
           <w:ilvl w:val="0"/>
-          <w:numId w:val="1008"/>
+          <w:numId w:val="1009"/>
         </w:numPr>
       </w:pPr>
       <w:r>
@@ -1543,9 +1713,9 @@
         </w:pict>
       </w:r>
     </w:p>
-    <w:bookmarkEnd w:id="53"/>
     <w:bookmarkEnd w:id="54"/>
-    <w:bookmarkStart w:id="58" w:name="Xfe35898e198c75b75e1b1954133669ebc6350e0"/>
+    <w:bookmarkEnd w:id="55"/>
+    <w:bookmarkStart w:id="59" w:name="sec:meta-gmcmsr"/>
     <w:p>
       <w:pPr>
         <w:pStyle w:val="berschrift4"/>
@@ -1577,10 +1747,10 @@
         <w:rPr>
           <w:rStyle w:val="VerbatimChar"/>
         </w:rPr>
-        <w:t xml:space="preserve">meta.metadata-geometric-correction-methods-sr</w:t>
-      </w:r>
-    </w:p>
-    <w:bookmarkStart w:id="55" w:name="threshold-requirements-6"/>
+        <w:t xml:space="preserve">meta-gmcmsr</w:t>
+      </w:r>
+    </w:p>
+    <w:bookmarkStart w:id="56" w:name="threshold-requirements-6"/>
     <w:p>
       <w:pPr>
         <w:pStyle w:val="berschrift5"/>
@@ -1600,8 +1770,8 @@
         <w:t xml:space="preserve"> </w:t>
       </w:r>
     </w:p>
-    <w:bookmarkEnd w:id="55"/>
-    <w:bookmarkStart w:id="56" w:name="goal-requirements-6"/>
+    <w:bookmarkEnd w:id="56"/>
+    <w:bookmarkStart w:id="57" w:name="goal-requirements-6"/>
     <w:p>
       <w:pPr>
         <w:pStyle w:val="berschrift5"/>
@@ -1618,8 +1788,8 @@
         <w:t xml:space="preserve">Information on geometric correction methods should be available in the metadata as a single DOI landing page, including reference database and auxiliary data such as elevation model(s) and reference chip-sets.</w:t>
       </w:r>
     </w:p>
-    <w:bookmarkEnd w:id="56"/>
-    <w:bookmarkStart w:id="57" w:name="assessment-6"/>
+    <w:bookmarkEnd w:id="57"/>
+    <w:bookmarkStart w:id="58" w:name="assessment-6"/>
     <w:p>
       <w:pPr>
         <w:pStyle w:val="berschrift5"/>
@@ -1633,7 +1803,7 @@
         <w:pStyle w:val="Compact"/>
         <w:numPr>
           <w:ilvl w:val="0"/>
-          <w:numId w:val="1009"/>
+          <w:numId w:val="1010"/>
         </w:numPr>
       </w:pPr>
       <w:r>
@@ -1645,7 +1815,7 @@
         <w:pStyle w:val="Compact"/>
         <w:numPr>
           <w:ilvl w:val="0"/>
-          <w:numId w:val="1009"/>
+          <w:numId w:val="1010"/>
         </w:numPr>
       </w:pPr>
       <w:r>
@@ -1657,7 +1827,7 @@
         <w:pStyle w:val="Compact"/>
         <w:numPr>
           <w:ilvl w:val="0"/>
-          <w:numId w:val="1009"/>
+          <w:numId w:val="1010"/>
         </w:numPr>
       </w:pPr>
       <w:r>
@@ -1669,7 +1839,7 @@
         <w:pStyle w:val="Compact"/>
         <w:numPr>
           <w:ilvl w:val="0"/>
-          <w:numId w:val="1009"/>
+          <w:numId w:val="1010"/>
         </w:numPr>
       </w:pPr>
       <w:r>
@@ -1683,9 +1853,9 @@
         </w:pict>
       </w:r>
     </w:p>
-    <w:bookmarkEnd w:id="57"/>
     <w:bookmarkEnd w:id="58"/>
-    <w:bookmarkStart w:id="62" w:name="sec:meta.metadata-geometric-accuracy-sr"/>
+    <w:bookmarkEnd w:id="59"/>
+    <w:bookmarkStart w:id="63" w:name="sec:meta-gmasr"/>
     <w:p>
       <w:pPr>
         <w:pStyle w:val="berschrift4"/>
@@ -1717,10 +1887,10 @@
         <w:rPr>
           <w:rStyle w:val="VerbatimChar"/>
         </w:rPr>
-        <w:t xml:space="preserve">meta.metadata-geometric-accuracy-sr</w:t>
-      </w:r>
-    </w:p>
-    <w:bookmarkStart w:id="59" w:name="threshold-requirements-7"/>
+        <w:t xml:space="preserve">meta-gmasr</w:t>
+      </w:r>
+    </w:p>
+    <w:bookmarkStart w:id="60" w:name="threshold-requirements-7"/>
     <w:p>
       <w:pPr>
         <w:pStyle w:val="berschrift5"/>
@@ -1740,8 +1910,8 @@
         <w:t xml:space="preserve"> </w:t>
       </w:r>
     </w:p>
-    <w:bookmarkEnd w:id="59"/>
-    <w:bookmarkStart w:id="60" w:name="goal-requirements-7"/>
+    <w:bookmarkEnd w:id="60"/>
+    <w:bookmarkStart w:id="61" w:name="goal-requirements-7"/>
     <w:p>
       <w:pPr>
         <w:pStyle w:val="berschrift5"/>
@@ -1783,15 +1953,15 @@
         <w:pStyle w:val="Compact"/>
         <w:numPr>
           <w:ilvl w:val="0"/>
-          <w:numId w:val="1010"/>
+          <w:numId w:val="1011"/>
         </w:numPr>
       </w:pPr>
       <w:r>
         <w:t xml:space="preserve">Information on geometric accuracy of the data should be available in the metadata as a single DOI landing page.</w:t>
       </w:r>
     </w:p>
-    <w:bookmarkEnd w:id="60"/>
-    <w:bookmarkStart w:id="61" w:name="assessment-7"/>
+    <w:bookmarkEnd w:id="61"/>
+    <w:bookmarkStart w:id="62" w:name="assessment-7"/>
     <w:p>
       <w:pPr>
         <w:pStyle w:val="berschrift5"/>
@@ -1805,7 +1975,7 @@
         <w:pStyle w:val="Compact"/>
         <w:numPr>
           <w:ilvl w:val="0"/>
-          <w:numId w:val="1011"/>
+          <w:numId w:val="1012"/>
         </w:numPr>
       </w:pPr>
       <w:r>
@@ -1817,7 +1987,7 @@
         <w:pStyle w:val="Compact"/>
         <w:numPr>
           <w:ilvl w:val="0"/>
-          <w:numId w:val="1011"/>
+          <w:numId w:val="1012"/>
         </w:numPr>
       </w:pPr>
       <w:r>
@@ -1829,7 +1999,7 @@
         <w:pStyle w:val="Compact"/>
         <w:numPr>
           <w:ilvl w:val="0"/>
-          <w:numId w:val="1011"/>
+          <w:numId w:val="1012"/>
         </w:numPr>
       </w:pPr>
       <w:r>
@@ -1841,7 +2011,7 @@
         <w:pStyle w:val="Compact"/>
         <w:numPr>
           <w:ilvl w:val="0"/>
-          <w:numId w:val="1011"/>
+          <w:numId w:val="1012"/>
         </w:numPr>
       </w:pPr>
       <w:r>
@@ -1855,9 +2025,9 @@
         </w:pict>
       </w:r>
     </w:p>
-    <w:bookmarkEnd w:id="61"/>
     <w:bookmarkEnd w:id="62"/>
-    <w:bookmarkStart w:id="66" w:name="sec:meta.metadata-instrument-optical"/>
+    <w:bookmarkEnd w:id="63"/>
+    <w:bookmarkStart w:id="67" w:name="sec:meta-insopt"/>
     <w:p>
       <w:pPr>
         <w:pStyle w:val="berschrift4"/>
@@ -1889,10 +2059,10 @@
         <w:rPr>
           <w:rStyle w:val="VerbatimChar"/>
         </w:rPr>
-        <w:t xml:space="preserve">meta.metadata-instrument-optical</w:t>
-      </w:r>
-    </w:p>
-    <w:bookmarkStart w:id="63" w:name="threshold-requirements-8"/>
+        <w:t xml:space="preserve">meta-insopt</w:t>
+      </w:r>
+    </w:p>
+    <w:bookmarkStart w:id="64" w:name="threshold-requirements-8"/>
     <w:p>
       <w:pPr>
         <w:pStyle w:val="berschrift5"/>
@@ -1909,8 +2079,8 @@
         <w:t xml:space="preserve">The instrument used to collect the data is identified in the metadata.</w:t>
       </w:r>
     </w:p>
-    <w:bookmarkEnd w:id="63"/>
-    <w:bookmarkStart w:id="64" w:name="goal-requirements-8"/>
+    <w:bookmarkEnd w:id="64"/>
+    <w:bookmarkStart w:id="65" w:name="goal-requirements-8"/>
     <w:p>
       <w:pPr>
         <w:pStyle w:val="berschrift5"/>
@@ -1927,8 +2097,8 @@
         <w:t xml:space="preserve">As threshold, but information should be available in the metadata as a single DOI landing page with references to the relevant CEOS Missions, Instruments, and Measurements Database record.</w:t>
       </w:r>
     </w:p>
-    <w:bookmarkEnd w:id="64"/>
-    <w:bookmarkStart w:id="65" w:name="assessment-8"/>
+    <w:bookmarkEnd w:id="65"/>
+    <w:bookmarkStart w:id="66" w:name="assessment-8"/>
     <w:p>
       <w:pPr>
         <w:pStyle w:val="berschrift5"/>
@@ -1942,7 +2112,7 @@
         <w:pStyle w:val="Compact"/>
         <w:numPr>
           <w:ilvl w:val="0"/>
-          <w:numId w:val="1012"/>
+          <w:numId w:val="1013"/>
         </w:numPr>
       </w:pPr>
       <w:r>
@@ -1954,7 +2124,7 @@
         <w:pStyle w:val="Compact"/>
         <w:numPr>
           <w:ilvl w:val="0"/>
-          <w:numId w:val="1012"/>
+          <w:numId w:val="1013"/>
         </w:numPr>
       </w:pPr>
       <w:r>
@@ -1966,7 +2136,7 @@
         <w:pStyle w:val="Compact"/>
         <w:numPr>
           <w:ilvl w:val="0"/>
-          <w:numId w:val="1012"/>
+          <w:numId w:val="1013"/>
         </w:numPr>
       </w:pPr>
       <w:r>
@@ -1978,7 +2148,7 @@
         <w:pStyle w:val="Compact"/>
         <w:numPr>
           <w:ilvl w:val="0"/>
-          <w:numId w:val="1012"/>
+          <w:numId w:val="1013"/>
         </w:numPr>
       </w:pPr>
       <w:r>
@@ -1992,9 +2162,9 @@
         </w:pict>
       </w:r>
     </w:p>
-    <w:bookmarkEnd w:id="65"/>
     <w:bookmarkEnd w:id="66"/>
-    <w:bookmarkStart w:id="70" w:name="sec:meta.metadata-spectral-bands"/>
+    <w:bookmarkEnd w:id="67"/>
+    <w:bookmarkStart w:id="71" w:name="sec:meta-spcbnd"/>
     <w:p>
       <w:pPr>
         <w:pStyle w:val="berschrift4"/>
@@ -2026,10 +2196,10 @@
         <w:rPr>
           <w:rStyle w:val="VerbatimChar"/>
         </w:rPr>
-        <w:t xml:space="preserve">meta.metadata-spectral-bands</w:t>
-      </w:r>
-    </w:p>
-    <w:bookmarkStart w:id="67" w:name="threshold-requirements-9"/>
+        <w:t xml:space="preserve">meta-spcbnd</w:t>
+      </w:r>
+    </w:p>
+    <w:bookmarkStart w:id="68" w:name="threshold-requirements-9"/>
     <w:p>
       <w:pPr>
         <w:pStyle w:val="berschrift5"/>
@@ -2046,8 +2216,8 @@
         <w:t xml:space="preserve">The central wavelength for each band for which data is included is identified in the metadata, expressed in SI units.</w:t>
       </w:r>
     </w:p>
-    <w:bookmarkEnd w:id="67"/>
-    <w:bookmarkStart w:id="68" w:name="goal-requirements-9"/>
+    <w:bookmarkEnd w:id="68"/>
+    <w:bookmarkStart w:id="69" w:name="goal-requirements-9"/>
     <w:p>
       <w:pPr>
         <w:pStyle w:val="berschrift5"/>
@@ -2083,15 +2253,15 @@
         <w:pStyle w:val="Compact"/>
         <w:numPr>
           <w:ilvl w:val="0"/>
-          <w:numId w:val="1013"/>
+          <w:numId w:val="1014"/>
         </w:numPr>
       </w:pPr>
       <w:r>
         <w:t xml:space="preserve">Information on spectral bands should be available in the metadata as a single DOI landing page.</w:t>
       </w:r>
     </w:p>
-    <w:bookmarkEnd w:id="68"/>
-    <w:bookmarkStart w:id="69" w:name="assessment-9"/>
+    <w:bookmarkEnd w:id="69"/>
+    <w:bookmarkStart w:id="70" w:name="assessment-9"/>
     <w:p>
       <w:pPr>
         <w:pStyle w:val="berschrift5"/>
@@ -2105,7 +2275,7 @@
         <w:pStyle w:val="Compact"/>
         <w:numPr>
           <w:ilvl w:val="0"/>
-          <w:numId w:val="1014"/>
+          <w:numId w:val="1015"/>
         </w:numPr>
       </w:pPr>
       <w:r>
@@ -2117,7 +2287,7 @@
         <w:pStyle w:val="Compact"/>
         <w:numPr>
           <w:ilvl w:val="0"/>
-          <w:numId w:val="1014"/>
+          <w:numId w:val="1015"/>
         </w:numPr>
       </w:pPr>
       <w:r>
@@ -2129,7 +2299,7 @@
         <w:pStyle w:val="Compact"/>
         <w:numPr>
           <w:ilvl w:val="0"/>
-          <w:numId w:val="1014"/>
+          <w:numId w:val="1015"/>
         </w:numPr>
       </w:pPr>
       <w:r>
@@ -2141,7 +2311,7 @@
         <w:pStyle w:val="Compact"/>
         <w:numPr>
           <w:ilvl w:val="0"/>
-          <w:numId w:val="1014"/>
+          <w:numId w:val="1015"/>
         </w:numPr>
       </w:pPr>
       <w:r>
@@ -2155,9 +2325,9 @@
         </w:pict>
       </w:r>
     </w:p>
-    <w:bookmarkEnd w:id="69"/>
     <w:bookmarkEnd w:id="70"/>
-    <w:bookmarkStart w:id="74" w:name="X8f46182b84cf47dc4b1dd711f3a971ab7b5b689"/>
+    <w:bookmarkEnd w:id="71"/>
+    <w:bookmarkStart w:id="75" w:name="sec:meta-scaopt"/>
     <w:p>
       <w:pPr>
         <w:pStyle w:val="berschrift4"/>
@@ -2189,10 +2359,10 @@
         <w:rPr>
           <w:rStyle w:val="VerbatimChar"/>
         </w:rPr>
-        <w:t xml:space="preserve">meta.metadata-sensor-calibration-optical</w:t>
-      </w:r>
-    </w:p>
-    <w:bookmarkStart w:id="71" w:name="threshold-requirements-10"/>
+        <w:t xml:space="preserve">meta-scaopt</w:t>
+      </w:r>
+    </w:p>
+    <w:bookmarkStart w:id="72" w:name="threshold-requirements-10"/>
     <w:p>
       <w:pPr>
         <w:pStyle w:val="berschrift5"/>
@@ -2212,8 +2382,8 @@
         <w:t xml:space="preserve"> </w:t>
       </w:r>
     </w:p>
-    <w:bookmarkEnd w:id="71"/>
-    <w:bookmarkStart w:id="72" w:name="goal-requirements-10"/>
+    <w:bookmarkEnd w:id="72"/>
+    <w:bookmarkStart w:id="73" w:name="goal-requirements-10"/>
     <w:p>
       <w:pPr>
         <w:pStyle w:val="berschrift5"/>
@@ -2249,15 +2419,15 @@
         <w:pStyle w:val="Compact"/>
         <w:numPr>
           <w:ilvl w:val="0"/>
-          <w:numId w:val="1015"/>
+          <w:numId w:val="1016"/>
         </w:numPr>
       </w:pPr>
       <w:r>
         <w:t xml:space="preserve">Information on sensory calibration should be available in the metadata as a single DOI landing page.</w:t>
       </w:r>
     </w:p>
-    <w:bookmarkEnd w:id="72"/>
-    <w:bookmarkStart w:id="73" w:name="assessment-10"/>
+    <w:bookmarkEnd w:id="73"/>
+    <w:bookmarkStart w:id="74" w:name="assessment-10"/>
     <w:p>
       <w:pPr>
         <w:pStyle w:val="berschrift5"/>
@@ -2271,7 +2441,7 @@
         <w:pStyle w:val="Compact"/>
         <w:numPr>
           <w:ilvl w:val="0"/>
-          <w:numId w:val="1016"/>
+          <w:numId w:val="1017"/>
         </w:numPr>
       </w:pPr>
       <w:r>
@@ -2283,7 +2453,7 @@
         <w:pStyle w:val="Compact"/>
         <w:numPr>
           <w:ilvl w:val="0"/>
-          <w:numId w:val="1016"/>
+          <w:numId w:val="1017"/>
         </w:numPr>
       </w:pPr>
       <w:r>
@@ -2295,7 +2465,7 @@
         <w:pStyle w:val="Compact"/>
         <w:numPr>
           <w:ilvl w:val="0"/>
-          <w:numId w:val="1016"/>
+          <w:numId w:val="1017"/>
         </w:numPr>
       </w:pPr>
       <w:r>
@@ -2307,7 +2477,7 @@
         <w:pStyle w:val="Compact"/>
         <w:numPr>
           <w:ilvl w:val="0"/>
-          <w:numId w:val="1016"/>
+          <w:numId w:val="1017"/>
         </w:numPr>
       </w:pPr>
       <w:r>
@@ -2321,9 +2491,9 @@
         </w:pict>
       </w:r>
     </w:p>
-    <w:bookmarkEnd w:id="73"/>
     <w:bookmarkEnd w:id="74"/>
-    <w:bookmarkStart w:id="78" w:name="Xb6117a10f3e9f03b6c6dde0acdde1eece59ed12"/>
+    <w:bookmarkEnd w:id="75"/>
+    <w:bookmarkStart w:id="79" w:name="sec:meta-rmasr"/>
     <w:p>
       <w:pPr>
         <w:pStyle w:val="berschrift4"/>
@@ -2355,10 +2525,10 @@
         <w:rPr>
           <w:rStyle w:val="VerbatimChar"/>
         </w:rPr>
-        <w:t xml:space="preserve">meta.metadata-radiometric-accuracy-sr</w:t>
-      </w:r>
-    </w:p>
-    <w:bookmarkStart w:id="75" w:name="threshold-requirements-11"/>
+        <w:t xml:space="preserve">meta-rmasr</w:t>
+      </w:r>
+    </w:p>
+    <w:bookmarkStart w:id="76" w:name="threshold-requirements-11"/>
     <w:p>
       <w:pPr>
         <w:pStyle w:val="berschrift5"/>
@@ -2378,8 +2548,8 @@
         <w:t xml:space="preserve"> </w:t>
       </w:r>
     </w:p>
-    <w:bookmarkEnd w:id="75"/>
-    <w:bookmarkStart w:id="76" w:name="goal-requirements-11"/>
+    <w:bookmarkEnd w:id="76"/>
+    <w:bookmarkStart w:id="77" w:name="goal-requirements-11"/>
     <w:p>
       <w:pPr>
         <w:pStyle w:val="berschrift5"/>
@@ -2409,15 +2579,15 @@
         <w:pStyle w:val="Compact"/>
         <w:numPr>
           <w:ilvl w:val="0"/>
-          <w:numId w:val="1017"/>
+          <w:numId w:val="1018"/>
         </w:numPr>
       </w:pPr>
       <w:r>
         <w:t xml:space="preserve">Information on radiometric accuracy should be available in the metadata as a single DOI landing page.</w:t>
       </w:r>
     </w:p>
-    <w:bookmarkEnd w:id="76"/>
-    <w:bookmarkStart w:id="77" w:name="assessment-11"/>
+    <w:bookmarkEnd w:id="77"/>
+    <w:bookmarkStart w:id="78" w:name="assessment-11"/>
     <w:p>
       <w:pPr>
         <w:pStyle w:val="berschrift5"/>
@@ -2431,7 +2601,7 @@
         <w:pStyle w:val="Compact"/>
         <w:numPr>
           <w:ilvl w:val="0"/>
-          <w:numId w:val="1018"/>
+          <w:numId w:val="1019"/>
         </w:numPr>
       </w:pPr>
       <w:r>
@@ -2443,7 +2613,7 @@
         <w:pStyle w:val="Compact"/>
         <w:numPr>
           <w:ilvl w:val="0"/>
-          <w:numId w:val="1018"/>
+          <w:numId w:val="1019"/>
         </w:numPr>
       </w:pPr>
       <w:r>
@@ -2455,7 +2625,7 @@
         <w:pStyle w:val="Compact"/>
         <w:numPr>
           <w:ilvl w:val="0"/>
-          <w:numId w:val="1018"/>
+          <w:numId w:val="1019"/>
         </w:numPr>
       </w:pPr>
       <w:r>
@@ -2467,7 +2637,7 @@
         <w:pStyle w:val="Compact"/>
         <w:numPr>
           <w:ilvl w:val="0"/>
-          <w:numId w:val="1018"/>
+          <w:numId w:val="1019"/>
         </w:numPr>
       </w:pPr>
       <w:r>
@@ -2481,9 +2651,9 @@
         </w:pict>
       </w:r>
     </w:p>
-    <w:bookmarkEnd w:id="77"/>
     <w:bookmarkEnd w:id="78"/>
-    <w:bookmarkStart w:id="82" w:name="sec:meta.metadata-algorithms-sr"/>
+    <w:bookmarkEnd w:id="79"/>
+    <w:bookmarkStart w:id="83" w:name="sec:meta-algosr"/>
     <w:p>
       <w:pPr>
         <w:pStyle w:val="berschrift4"/>
@@ -2515,10 +2685,10 @@
         <w:rPr>
           <w:rStyle w:val="VerbatimChar"/>
         </w:rPr>
-        <w:t xml:space="preserve">meta.metadata-algorithms-sr</w:t>
-      </w:r>
-    </w:p>
-    <w:bookmarkStart w:id="79" w:name="threshold-requirements-12"/>
+        <w:t xml:space="preserve">meta-algosr</w:t>
+      </w:r>
+    </w:p>
+    <w:bookmarkStart w:id="80" w:name="threshold-requirements-12"/>
     <w:p>
       <w:pPr>
         <w:pStyle w:val="berschrift5"/>
@@ -2554,15 +2724,15 @@
         <w:pStyle w:val="Compact"/>
         <w:numPr>
           <w:ilvl w:val="0"/>
-          <w:numId w:val="1019"/>
+          <w:numId w:val="1020"/>
         </w:numPr>
       </w:pPr>
       <w:r>
         <w:t xml:space="preserve">Information on algorithms should be available in the metadata as a single DOI landing page.</w:t>
       </w:r>
     </w:p>
-    <w:bookmarkEnd w:id="79"/>
-    <w:bookmarkStart w:id="80" w:name="goal-requirements-12"/>
+    <w:bookmarkEnd w:id="80"/>
+    <w:bookmarkStart w:id="81" w:name="goal-requirements-12"/>
     <w:p>
       <w:pPr>
         <w:pStyle w:val="berschrift5"/>
@@ -2592,7 +2762,7 @@
         <w:pStyle w:val="Compact"/>
         <w:numPr>
           <w:ilvl w:val="0"/>
-          <w:numId w:val="1020"/>
+          <w:numId w:val="1021"/>
         </w:numPr>
       </w:pPr>
       <w:r>
@@ -2604,15 +2774,15 @@
         <w:pStyle w:val="Compact"/>
         <w:numPr>
           <w:ilvl w:val="0"/>
-          <w:numId w:val="1020"/>
+          <w:numId w:val="1021"/>
         </w:numPr>
       </w:pPr>
       <w:r>
         <w:t xml:space="preserve">Information on algorithms should be available in the metadata as a single DOI landing page.</w:t>
       </w:r>
     </w:p>
-    <w:bookmarkEnd w:id="80"/>
-    <w:bookmarkStart w:id="81" w:name="assessment-12"/>
+    <w:bookmarkEnd w:id="81"/>
+    <w:bookmarkStart w:id="82" w:name="assessment-12"/>
     <w:p>
       <w:pPr>
         <w:pStyle w:val="berschrift5"/>
@@ -2626,7 +2796,7 @@
         <w:pStyle w:val="Compact"/>
         <w:numPr>
           <w:ilvl w:val="0"/>
-          <w:numId w:val="1021"/>
+          <w:numId w:val="1022"/>
         </w:numPr>
       </w:pPr>
       <w:r>
@@ -2638,7 +2808,7 @@
         <w:pStyle w:val="Compact"/>
         <w:numPr>
           <w:ilvl w:val="0"/>
-          <w:numId w:val="1021"/>
+          <w:numId w:val="1022"/>
         </w:numPr>
       </w:pPr>
       <w:r>
@@ -2650,7 +2820,7 @@
         <w:pStyle w:val="Compact"/>
         <w:numPr>
           <w:ilvl w:val="0"/>
-          <w:numId w:val="1021"/>
+          <w:numId w:val="1022"/>
         </w:numPr>
       </w:pPr>
       <w:r>
@@ -2662,7 +2832,7 @@
         <w:pStyle w:val="Compact"/>
         <w:numPr>
           <w:ilvl w:val="0"/>
-          <w:numId w:val="1021"/>
+          <w:numId w:val="1022"/>
         </w:numPr>
       </w:pPr>
       <w:r>
@@ -2676,9 +2846,9 @@
         </w:pict>
       </w:r>
     </w:p>
-    <w:bookmarkEnd w:id="81"/>
     <w:bookmarkEnd w:id="82"/>
-    <w:bookmarkStart w:id="86" w:name="sec:meta.metadata-auxiliary-data-optical"/>
+    <w:bookmarkEnd w:id="83"/>
+    <w:bookmarkStart w:id="87" w:name="sec:meta-auxopt"/>
     <w:p>
       <w:pPr>
         <w:pStyle w:val="berschrift4"/>
@@ -2710,10 +2880,10 @@
         <w:rPr>
           <w:rStyle w:val="VerbatimChar"/>
         </w:rPr>
-        <w:t xml:space="preserve">meta.metadata-auxiliary-data-optical</w:t>
-      </w:r>
-    </w:p>
-    <w:bookmarkStart w:id="83" w:name="threshold-requirements-13"/>
+        <w:t xml:space="preserve">meta-auxopt</w:t>
+      </w:r>
+    </w:p>
+    <w:bookmarkStart w:id="84" w:name="threshold-requirements-13"/>
     <w:p>
       <w:pPr>
         <w:pStyle w:val="berschrift5"/>
@@ -2743,15 +2913,15 @@
         <w:pStyle w:val="Compact"/>
         <w:numPr>
           <w:ilvl w:val="0"/>
-          <w:numId w:val="1022"/>
+          <w:numId w:val="1023"/>
         </w:numPr>
       </w:pPr>
       <w:r>
         <w:t xml:space="preserve">Auxiliary data includes DEMs, aerosols, etc. data sources.</w:t>
       </w:r>
     </w:p>
-    <w:bookmarkEnd w:id="83"/>
-    <w:bookmarkStart w:id="84" w:name="goal-requirements-13"/>
+    <w:bookmarkEnd w:id="84"/>
+    <w:bookmarkStart w:id="85" w:name="goal-requirements-13"/>
     <w:p>
       <w:pPr>
         <w:pStyle w:val="berschrift5"/>
@@ -2768,8 +2938,8 @@
         <w:t xml:space="preserve">As threshold, but information on auxiliary data should be available in the metadata as a single DOI landing page and is also available for free online download, contemporaneously with the product or through a link to the source.</w:t>
       </w:r>
     </w:p>
-    <w:bookmarkEnd w:id="84"/>
-    <w:bookmarkStart w:id="85" w:name="assessment-13"/>
+    <w:bookmarkEnd w:id="85"/>
+    <w:bookmarkStart w:id="86" w:name="assessment-13"/>
     <w:p>
       <w:pPr>
         <w:pStyle w:val="berschrift5"/>
@@ -2783,7 +2953,7 @@
         <w:pStyle w:val="Compact"/>
         <w:numPr>
           <w:ilvl w:val="0"/>
-          <w:numId w:val="1023"/>
+          <w:numId w:val="1024"/>
         </w:numPr>
       </w:pPr>
       <w:r>
@@ -2795,7 +2965,7 @@
         <w:pStyle w:val="Compact"/>
         <w:numPr>
           <w:ilvl w:val="0"/>
-          <w:numId w:val="1023"/>
+          <w:numId w:val="1024"/>
         </w:numPr>
       </w:pPr>
       <w:r>
@@ -2807,7 +2977,7 @@
         <w:pStyle w:val="Compact"/>
         <w:numPr>
           <w:ilvl w:val="0"/>
-          <w:numId w:val="1023"/>
+          <w:numId w:val="1024"/>
         </w:numPr>
       </w:pPr>
       <w:r>
@@ -2819,7 +2989,7 @@
         <w:pStyle w:val="Compact"/>
         <w:numPr>
           <w:ilvl w:val="0"/>
-          <w:numId w:val="1023"/>
+          <w:numId w:val="1024"/>
         </w:numPr>
       </w:pPr>
       <w:r>
@@ -2833,9 +3003,9 @@
         </w:pict>
       </w:r>
     </w:p>
-    <w:bookmarkEnd w:id="85"/>
     <w:bookmarkEnd w:id="86"/>
-    <w:bookmarkStart w:id="90" w:name="X7102da22f59c963106f5bec33c0484b5dcbdfc5"/>
+    <w:bookmarkEnd w:id="87"/>
+    <w:bookmarkStart w:id="91" w:name="sec:meta-pcpnls"/>
     <w:p>
       <w:pPr>
         <w:pStyle w:val="berschrift4"/>
@@ -2867,10 +3037,10 @@
         <w:rPr>
           <w:rStyle w:val="VerbatimChar"/>
         </w:rPr>
-        <w:t xml:space="preserve">meta.metadata-processing-chain-prov-nlsr</w:t>
-      </w:r>
-    </w:p>
-    <w:bookmarkStart w:id="87" w:name="threshold-requirements-14"/>
+        <w:t xml:space="preserve">meta-pcpnls</w:t>
+      </w:r>
+    </w:p>
+    <w:bookmarkStart w:id="88" w:name="threshold-requirements-14"/>
     <w:p>
       <w:pPr>
         <w:pStyle w:val="berschrift5"/>
@@ -2890,8 +3060,8 @@
         <w:t xml:space="preserve"> </w:t>
       </w:r>
     </w:p>
-    <w:bookmarkEnd w:id="87"/>
-    <w:bookmarkStart w:id="88" w:name="goal-requirements-14"/>
+    <w:bookmarkEnd w:id="88"/>
+    <w:bookmarkStart w:id="89" w:name="goal-requirements-14"/>
     <w:p>
       <w:pPr>
         <w:pStyle w:val="berschrift5"/>
@@ -2908,8 +3078,8 @@
         <w:t xml:space="preserve">Information on processing chain provenance should be available in the metadata as a single DOI landing page containing detailed description of the processing steps used to generate the product, the organization that performed the processing, and the versions of software used, giving full transparency to the users.</w:t>
       </w:r>
     </w:p>
-    <w:bookmarkEnd w:id="88"/>
-    <w:bookmarkStart w:id="89" w:name="assessment-14"/>
+    <w:bookmarkEnd w:id="89"/>
+    <w:bookmarkStart w:id="90" w:name="assessment-14"/>
     <w:p>
       <w:pPr>
         <w:pStyle w:val="berschrift5"/>
@@ -2923,7 +3093,7 @@
         <w:pStyle w:val="Compact"/>
         <w:numPr>
           <w:ilvl w:val="0"/>
-          <w:numId w:val="1024"/>
+          <w:numId w:val="1025"/>
         </w:numPr>
       </w:pPr>
       <w:r>
@@ -2935,7 +3105,7 @@
         <w:pStyle w:val="Compact"/>
         <w:numPr>
           <w:ilvl w:val="0"/>
-          <w:numId w:val="1024"/>
+          <w:numId w:val="1025"/>
         </w:numPr>
       </w:pPr>
       <w:r>
@@ -2947,7 +3117,7 @@
         <w:pStyle w:val="Compact"/>
         <w:numPr>
           <w:ilvl w:val="0"/>
-          <w:numId w:val="1024"/>
+          <w:numId w:val="1025"/>
         </w:numPr>
       </w:pPr>
       <w:r>
@@ -2959,7 +3129,7 @@
         <w:pStyle w:val="Compact"/>
         <w:numPr>
           <w:ilvl w:val="0"/>
-          <w:numId w:val="1024"/>
+          <w:numId w:val="1025"/>
         </w:numPr>
       </w:pPr>
       <w:r>
@@ -2973,9 +3143,9 @@
         </w:pict>
       </w:r>
     </w:p>
-    <w:bookmarkEnd w:id="89"/>
     <w:bookmarkEnd w:id="90"/>
-    <w:bookmarkStart w:id="94" w:name="sec:meta.metadata-data-access"/>
+    <w:bookmarkEnd w:id="91"/>
+    <w:bookmarkStart w:id="95" w:name="sec:meta-dacces"/>
     <w:p>
       <w:pPr>
         <w:pStyle w:val="berschrift4"/>
@@ -3007,10 +3177,10 @@
         <w:rPr>
           <w:rStyle w:val="VerbatimChar"/>
         </w:rPr>
-        <w:t xml:space="preserve">meta.metadata-data-access</w:t>
-      </w:r>
-    </w:p>
-    <w:bookmarkStart w:id="91" w:name="threshold-requirements-15"/>
+        <w:t xml:space="preserve">meta-dacces</w:t>
+      </w:r>
+    </w:p>
+    <w:bookmarkStart w:id="92" w:name="threshold-requirements-15"/>
     <w:p>
       <w:pPr>
         <w:pStyle w:val="berschrift5"/>
@@ -3040,15 +3210,15 @@
         <w:pStyle w:val="Compact"/>
         <w:numPr>
           <w:ilvl w:val="0"/>
-          <w:numId w:val="1025"/>
+          <w:numId w:val="1026"/>
         </w:numPr>
       </w:pPr>
       <w:r>
         <w:t xml:space="preserve">Manual and offline interaction action (e.g., login) may be required.</w:t>
       </w:r>
     </w:p>
-    <w:bookmarkEnd w:id="91"/>
-    <w:bookmarkStart w:id="92" w:name="goal-requirements-15"/>
+    <w:bookmarkEnd w:id="92"/>
+    <w:bookmarkStart w:id="93" w:name="goal-requirements-15"/>
     <w:p>
       <w:pPr>
         <w:pStyle w:val="berschrift5"/>
@@ -3068,8 +3238,8 @@
         <w:t xml:space="preserve"> </w:t>
       </w:r>
     </w:p>
-    <w:bookmarkEnd w:id="92"/>
-    <w:bookmarkStart w:id="93" w:name="assessment-15"/>
+    <w:bookmarkEnd w:id="93"/>
+    <w:bookmarkStart w:id="94" w:name="assessment-15"/>
     <w:p>
       <w:pPr>
         <w:pStyle w:val="berschrift5"/>
@@ -3083,7 +3253,7 @@
         <w:pStyle w:val="Compact"/>
         <w:numPr>
           <w:ilvl w:val="0"/>
-          <w:numId w:val="1026"/>
+          <w:numId w:val="1027"/>
         </w:numPr>
       </w:pPr>
       <w:r>
@@ -3095,7 +3265,7 @@
         <w:pStyle w:val="Compact"/>
         <w:numPr>
           <w:ilvl w:val="0"/>
-          <w:numId w:val="1026"/>
+          <w:numId w:val="1027"/>
         </w:numPr>
       </w:pPr>
       <w:r>
@@ -3107,7 +3277,7 @@
         <w:pStyle w:val="Compact"/>
         <w:numPr>
           <w:ilvl w:val="0"/>
-          <w:numId w:val="1026"/>
+          <w:numId w:val="1027"/>
         </w:numPr>
       </w:pPr>
       <w:r>
@@ -3119,7 +3289,7 @@
         <w:pStyle w:val="Compact"/>
         <w:numPr>
           <w:ilvl w:val="0"/>
-          <w:numId w:val="1026"/>
+          <w:numId w:val="1027"/>
         </w:numPr>
       </w:pPr>
       <w:r>
@@ -3133,9 +3303,9 @@
         </w:pict>
       </w:r>
     </w:p>
-    <w:bookmarkEnd w:id="93"/>
     <w:bookmarkEnd w:id="94"/>
-    <w:bookmarkStart w:id="98" w:name="sec:meta.metadata-data-quality-sr"/>
+    <w:bookmarkEnd w:id="95"/>
+    <w:bookmarkStart w:id="99" w:name="sec:meta-dqlsr"/>
     <w:p>
       <w:pPr>
         <w:pStyle w:val="berschrift4"/>
@@ -3167,10 +3337,10 @@
         <w:rPr>
           <w:rStyle w:val="VerbatimChar"/>
         </w:rPr>
-        <w:t xml:space="preserve">meta.metadata-data-quality-sr</w:t>
-      </w:r>
-    </w:p>
-    <w:bookmarkStart w:id="95" w:name="threshold-requirements-16"/>
+        <w:t xml:space="preserve">meta-dqlsr</w:t>
+      </w:r>
+    </w:p>
+    <w:bookmarkStart w:id="96" w:name="threshold-requirements-16"/>
     <w:p>
       <w:pPr>
         <w:pStyle w:val="berschrift5"/>
@@ -3190,8 +3360,8 @@
         <w:t xml:space="preserve"> </w:t>
       </w:r>
     </w:p>
-    <w:bookmarkEnd w:id="95"/>
-    <w:bookmarkStart w:id="96" w:name="goal-requirements-16"/>
+    <w:bookmarkEnd w:id="96"/>
+    <w:bookmarkStart w:id="97" w:name="goal-requirements-16"/>
     <w:p>
       <w:pPr>
         <w:pStyle w:val="berschrift5"/>
@@ -3213,15 +3383,15 @@
         <w:pStyle w:val="Compact"/>
         <w:numPr>
           <w:ilvl w:val="0"/>
-          <w:numId w:val="1027"/>
+          <w:numId w:val="1028"/>
         </w:numPr>
       </w:pPr>
       <w:r>
         <w:t xml:space="preserve">Proportion of observations over land (c.f. ocean) affected by non-target phenomena, e.g., cloud and cloud shadows</w:t>
       </w:r>
     </w:p>
-    <w:bookmarkEnd w:id="96"/>
-    <w:bookmarkStart w:id="97" w:name="assessment-16"/>
+    <w:bookmarkEnd w:id="97"/>
+    <w:bookmarkStart w:id="98" w:name="assessment-16"/>
     <w:p>
       <w:pPr>
         <w:pStyle w:val="berschrift5"/>
@@ -3235,7 +3405,7 @@
         <w:pStyle w:val="Compact"/>
         <w:numPr>
           <w:ilvl w:val="0"/>
-          <w:numId w:val="1028"/>
+          <w:numId w:val="1029"/>
         </w:numPr>
       </w:pPr>
       <w:r>
@@ -3247,7 +3417,7 @@
         <w:pStyle w:val="Compact"/>
         <w:numPr>
           <w:ilvl w:val="0"/>
-          <w:numId w:val="1028"/>
+          <w:numId w:val="1029"/>
         </w:numPr>
       </w:pPr>
       <w:r>
@@ -3259,7 +3429,7 @@
         <w:pStyle w:val="Compact"/>
         <w:numPr>
           <w:ilvl w:val="0"/>
-          <w:numId w:val="1028"/>
+          <w:numId w:val="1029"/>
         </w:numPr>
       </w:pPr>
       <w:r>
@@ -3271,17 +3441,17 @@
         <w:pStyle w:val="Compact"/>
         <w:numPr>
           <w:ilvl w:val="0"/>
-          <w:numId w:val="1028"/>
+          <w:numId w:val="1029"/>
         </w:numPr>
       </w:pPr>
       <w:r>
         <w:t xml:space="preserve">Recommended Requirement Modification:</w:t>
       </w:r>
     </w:p>
-    <w:bookmarkEnd w:id="97"/>
     <w:bookmarkEnd w:id="98"/>
     <w:bookmarkEnd w:id="99"/>
-    <w:bookmarkStart w:id="160" w:name="sec:pxl"/>
+    <w:bookmarkEnd w:id="100"/>
+    <w:bookmarkStart w:id="161" w:name="sec:pxl"/>
     <w:p>
       <w:pPr>
         <w:pStyle w:val="berschrift3"/>
@@ -3319,7 +3489,7 @@
         <w:t xml:space="preserve">Per-pixel metadata should allow users to discriminate between (choose) observations on the basis of their individual suitability for applications.</w:t>
       </w:r>
     </w:p>
-    <w:bookmarkStart w:id="103" w:name="Xbd096392ec9119363bbacbb327cc9e20bb67125"/>
+    <w:bookmarkStart w:id="104" w:name="sec:pxl-mrdppo"/>
     <w:p>
       <w:pPr>
         <w:pStyle w:val="berschrift4"/>
@@ -3351,10 +3521,10 @@
         <w:rPr>
           <w:rStyle w:val="VerbatimChar"/>
         </w:rPr>
-        <w:t xml:space="preserve">pxl.metadata-machine-readability-per-pixel-optical</w:t>
-      </w:r>
-    </w:p>
-    <w:bookmarkStart w:id="100" w:name="threshold-requirements-17"/>
+        <w:t xml:space="preserve">pxl-mrdppo</w:t>
+      </w:r>
+    </w:p>
+    <w:bookmarkStart w:id="101" w:name="threshold-requirements-17"/>
     <w:p>
       <w:pPr>
         <w:pStyle w:val="berschrift5"/>
@@ -3371,8 +3541,8 @@
         <w:t xml:space="preserve">Metadata is provided in a structure that enables a computer algorithm to be used to consistently and automatically identify and extract each component part for further use.</w:t>
       </w:r>
     </w:p>
-    <w:bookmarkEnd w:id="100"/>
-    <w:bookmarkStart w:id="101" w:name="goal-requirements-17"/>
+    <w:bookmarkEnd w:id="101"/>
+    <w:bookmarkStart w:id="102" w:name="goal-requirements-17"/>
     <w:p>
       <w:pPr>
         <w:pStyle w:val="berschrift5"/>
@@ -3392,8 +3562,8 @@
         <w:t xml:space="preserve"> </w:t>
       </w:r>
     </w:p>
-    <w:bookmarkEnd w:id="101"/>
-    <w:bookmarkStart w:id="102" w:name="assessment-17"/>
+    <w:bookmarkEnd w:id="102"/>
+    <w:bookmarkStart w:id="103" w:name="assessment-17"/>
     <w:p>
       <w:pPr>
         <w:pStyle w:val="berschrift5"/>
@@ -3407,7 +3577,7 @@
         <w:pStyle w:val="Compact"/>
         <w:numPr>
           <w:ilvl w:val="0"/>
-          <w:numId w:val="1029"/>
+          <w:numId w:val="1030"/>
         </w:numPr>
       </w:pPr>
       <w:r>
@@ -3419,7 +3589,7 @@
         <w:pStyle w:val="Compact"/>
         <w:numPr>
           <w:ilvl w:val="0"/>
-          <w:numId w:val="1029"/>
+          <w:numId w:val="1030"/>
         </w:numPr>
       </w:pPr>
       <w:r>
@@ -3431,7 +3601,7 @@
         <w:pStyle w:val="Compact"/>
         <w:numPr>
           <w:ilvl w:val="0"/>
-          <w:numId w:val="1029"/>
+          <w:numId w:val="1030"/>
         </w:numPr>
       </w:pPr>
       <w:r>
@@ -3443,7 +3613,7 @@
         <w:pStyle w:val="Compact"/>
         <w:numPr>
           <w:ilvl w:val="0"/>
-          <w:numId w:val="1029"/>
+          <w:numId w:val="1030"/>
         </w:numPr>
       </w:pPr>
       <w:r>
@@ -3457,9 +3627,9 @@
         </w:pict>
       </w:r>
     </w:p>
-    <w:bookmarkEnd w:id="102"/>
     <w:bookmarkEnd w:id="103"/>
-    <w:bookmarkStart w:id="107" w:name="sec:pxl.per-pixel-nodata"/>
+    <w:bookmarkEnd w:id="104"/>
+    <w:bookmarkStart w:id="108" w:name="sec:pxl-ppnodt"/>
     <w:p>
       <w:pPr>
         <w:pStyle w:val="berschrift4"/>
@@ -3491,10 +3661,10 @@
         <w:rPr>
           <w:rStyle w:val="VerbatimChar"/>
         </w:rPr>
-        <w:t xml:space="preserve">pxl.per-pixel-nodata</w:t>
-      </w:r>
-    </w:p>
-    <w:bookmarkStart w:id="104" w:name="threshold-requirements-18"/>
+        <w:t xml:space="preserve">pxl-ppnodt</w:t>
+      </w:r>
+    </w:p>
+    <w:bookmarkStart w:id="105" w:name="threshold-requirements-18"/>
     <w:p>
       <w:pPr>
         <w:pStyle w:val="berschrift5"/>
@@ -3517,8 +3687,8 @@
         <w:t xml:space="preserve">) are flagged.</w:t>
       </w:r>
     </w:p>
-    <w:bookmarkEnd w:id="104"/>
-    <w:bookmarkStart w:id="105" w:name="goal-requirements-18"/>
+    <w:bookmarkEnd w:id="105"/>
+    <w:bookmarkStart w:id="106" w:name="goal-requirements-18"/>
     <w:p>
       <w:pPr>
         <w:pStyle w:val="berschrift5"/>
@@ -3538,8 +3708,8 @@
         <w:t xml:space="preserve"> </w:t>
       </w:r>
     </w:p>
-    <w:bookmarkEnd w:id="105"/>
-    <w:bookmarkStart w:id="106" w:name="assessment-18"/>
+    <w:bookmarkEnd w:id="106"/>
+    <w:bookmarkStart w:id="107" w:name="assessment-18"/>
     <w:p>
       <w:pPr>
         <w:pStyle w:val="berschrift5"/>
@@ -3553,7 +3723,7 @@
         <w:pStyle w:val="Compact"/>
         <w:numPr>
           <w:ilvl w:val="0"/>
-          <w:numId w:val="1030"/>
+          <w:numId w:val="1031"/>
         </w:numPr>
       </w:pPr>
       <w:r>
@@ -3565,7 +3735,7 @@
         <w:pStyle w:val="Compact"/>
         <w:numPr>
           <w:ilvl w:val="0"/>
-          <w:numId w:val="1030"/>
+          <w:numId w:val="1031"/>
         </w:numPr>
       </w:pPr>
       <w:r>
@@ -3577,7 +3747,7 @@
         <w:pStyle w:val="Compact"/>
         <w:numPr>
           <w:ilvl w:val="0"/>
-          <w:numId w:val="1030"/>
+          <w:numId w:val="1031"/>
         </w:numPr>
       </w:pPr>
       <w:r>
@@ -3589,7 +3759,7 @@
         <w:pStyle w:val="Compact"/>
         <w:numPr>
           <w:ilvl w:val="0"/>
-          <w:numId w:val="1030"/>
+          <w:numId w:val="1031"/>
         </w:numPr>
       </w:pPr>
       <w:r>
@@ -3603,9 +3773,9 @@
         </w:pict>
       </w:r>
     </w:p>
-    <w:bookmarkEnd w:id="106"/>
     <w:bookmarkEnd w:id="107"/>
-    <w:bookmarkStart w:id="111" w:name="sec:pxl.per-pixel-incomplete-testing"/>
+    <w:bookmarkEnd w:id="108"/>
+    <w:bookmarkStart w:id="112" w:name="sec:pxl-ppinct"/>
     <w:p>
       <w:pPr>
         <w:pStyle w:val="berschrift4"/>
@@ -3637,10 +3807,10 @@
         <w:rPr>
           <w:rStyle w:val="VerbatimChar"/>
         </w:rPr>
-        <w:t xml:space="preserve">pxl.per-pixel-incomplete-testing</w:t>
-      </w:r>
-    </w:p>
-    <w:bookmarkStart w:id="108" w:name="threshold-requirements-19"/>
+        <w:t xml:space="preserve">pxl-ppinct</w:t>
+      </w:r>
+    </w:p>
+    <w:bookmarkStart w:id="109" w:name="threshold-requirements-19"/>
     <w:p>
       <w:pPr>
         <w:pStyle w:val="berschrift5"/>
@@ -3670,15 +3840,15 @@
         <w:pStyle w:val="Compact"/>
         <w:numPr>
           <w:ilvl w:val="0"/>
-          <w:numId w:val="1031"/>
+          <w:numId w:val="1032"/>
         </w:numPr>
       </w:pPr>
       <w:r>
         <w:t xml:space="preserve">This may be the result of missing ancillary data for a subset of the pixels.</w:t>
       </w:r>
     </w:p>
-    <w:bookmarkEnd w:id="108"/>
-    <w:bookmarkStart w:id="109" w:name="goal-requirements-19"/>
+    <w:bookmarkEnd w:id="109"/>
+    <w:bookmarkStart w:id="110" w:name="goal-requirements-19"/>
     <w:p>
       <w:pPr>
         <w:pStyle w:val="berschrift5"/>
@@ -3695,8 +3865,8 @@
         <w:t xml:space="preserve">The metadata identifies which tests have, and have not, been successfully completed for each pixel.</w:t>
       </w:r>
     </w:p>
-    <w:bookmarkEnd w:id="109"/>
-    <w:bookmarkStart w:id="110" w:name="assessment-19"/>
+    <w:bookmarkEnd w:id="110"/>
+    <w:bookmarkStart w:id="111" w:name="assessment-19"/>
     <w:p>
       <w:pPr>
         <w:pStyle w:val="berschrift5"/>
@@ -3710,7 +3880,7 @@
         <w:pStyle w:val="Compact"/>
         <w:numPr>
           <w:ilvl w:val="0"/>
-          <w:numId w:val="1032"/>
+          <w:numId w:val="1033"/>
         </w:numPr>
       </w:pPr>
       <w:r>
@@ -3722,7 +3892,7 @@
         <w:pStyle w:val="Compact"/>
         <w:numPr>
           <w:ilvl w:val="0"/>
-          <w:numId w:val="1032"/>
+          <w:numId w:val="1033"/>
         </w:numPr>
       </w:pPr>
       <w:r>
@@ -3734,7 +3904,7 @@
         <w:pStyle w:val="Compact"/>
         <w:numPr>
           <w:ilvl w:val="0"/>
-          <w:numId w:val="1032"/>
+          <w:numId w:val="1033"/>
         </w:numPr>
       </w:pPr>
       <w:r>
@@ -3746,7 +3916,7 @@
         <w:pStyle w:val="Compact"/>
         <w:numPr>
           <w:ilvl w:val="0"/>
-          <w:numId w:val="1032"/>
+          <w:numId w:val="1033"/>
         </w:numPr>
       </w:pPr>
       <w:r>
@@ -3760,9 +3930,9 @@
         </w:pict>
       </w:r>
     </w:p>
-    <w:bookmarkEnd w:id="110"/>
     <w:bookmarkEnd w:id="111"/>
-    <w:bookmarkStart w:id="115" w:name="sec:pxl.per-pixel-saturation"/>
+    <w:bookmarkEnd w:id="112"/>
+    <w:bookmarkStart w:id="116" w:name="sec:pxl-ppsatn"/>
     <w:p>
       <w:pPr>
         <w:pStyle w:val="berschrift4"/>
@@ -3794,10 +3964,10 @@
         <w:rPr>
           <w:rStyle w:val="VerbatimChar"/>
         </w:rPr>
-        <w:t xml:space="preserve">pxl.per-pixel-saturation</w:t>
-      </w:r>
-    </w:p>
-    <w:bookmarkStart w:id="112" w:name="threshold-requirements-20"/>
+        <w:t xml:space="preserve">pxl-ppsatn</w:t>
+      </w:r>
+    </w:p>
+    <w:bookmarkStart w:id="113" w:name="threshold-requirements-20"/>
     <w:p>
       <w:pPr>
         <w:pStyle w:val="berschrift5"/>
@@ -3814,8 +3984,8 @@
         <w:t xml:space="preserve">Metadata indicates where one or more pixel in the input spectral bands are saturated.</w:t>
       </w:r>
     </w:p>
-    <w:bookmarkEnd w:id="112"/>
-    <w:bookmarkStart w:id="113" w:name="goal-requirements-20"/>
+    <w:bookmarkEnd w:id="113"/>
+    <w:bookmarkStart w:id="114" w:name="goal-requirements-20"/>
     <w:p>
       <w:pPr>
         <w:pStyle w:val="berschrift5"/>
@@ -3832,8 +4002,8 @@
         <w:t xml:space="preserve">Metadata indicates which pixels are saturated for each spectral band.</w:t>
       </w:r>
     </w:p>
-    <w:bookmarkEnd w:id="113"/>
-    <w:bookmarkStart w:id="114" w:name="assessment-20"/>
+    <w:bookmarkEnd w:id="114"/>
+    <w:bookmarkStart w:id="115" w:name="assessment-20"/>
     <w:p>
       <w:pPr>
         <w:pStyle w:val="berschrift5"/>
@@ -3847,7 +4017,7 @@
         <w:pStyle w:val="Compact"/>
         <w:numPr>
           <w:ilvl w:val="0"/>
-          <w:numId w:val="1033"/>
+          <w:numId w:val="1034"/>
         </w:numPr>
       </w:pPr>
       <w:r>
@@ -3859,7 +4029,7 @@
         <w:pStyle w:val="Compact"/>
         <w:numPr>
           <w:ilvl w:val="0"/>
-          <w:numId w:val="1033"/>
+          <w:numId w:val="1034"/>
         </w:numPr>
       </w:pPr>
       <w:r>
@@ -3871,7 +4041,7 @@
         <w:pStyle w:val="Compact"/>
         <w:numPr>
           <w:ilvl w:val="0"/>
-          <w:numId w:val="1033"/>
+          <w:numId w:val="1034"/>
         </w:numPr>
       </w:pPr>
       <w:r>
@@ -3883,7 +4053,7 @@
         <w:pStyle w:val="Compact"/>
         <w:numPr>
           <w:ilvl w:val="0"/>
-          <w:numId w:val="1033"/>
+          <w:numId w:val="1034"/>
         </w:numPr>
       </w:pPr>
       <w:r>
@@ -3897,9 +4067,9 @@
         </w:pict>
       </w:r>
     </w:p>
-    <w:bookmarkEnd w:id="114"/>
     <w:bookmarkEnd w:id="115"/>
-    <w:bookmarkStart w:id="119" w:name="sec:pxl.per-pixel-cloud"/>
+    <w:bookmarkEnd w:id="116"/>
+    <w:bookmarkStart w:id="120" w:name="sec:pxl-ppclod"/>
     <w:p>
       <w:pPr>
         <w:pStyle w:val="berschrift4"/>
@@ -3931,10 +4101,10 @@
         <w:rPr>
           <w:rStyle w:val="VerbatimChar"/>
         </w:rPr>
-        <w:t xml:space="preserve">pxl.per-pixel-cloud</w:t>
-      </w:r>
-    </w:p>
-    <w:bookmarkStart w:id="116" w:name="threshold-requirements-21"/>
+        <w:t xml:space="preserve">pxl-ppclod</w:t>
+      </w:r>
+    </w:p>
+    <w:bookmarkStart w:id="117" w:name="threshold-requirements-21"/>
     <w:p>
       <w:pPr>
         <w:pStyle w:val="berschrift5"/>
@@ -3951,8 +4121,8 @@
         <w:t xml:space="preserve">Metadata indicates whether a pixel is assessed as being cloud.</w:t>
       </w:r>
     </w:p>
-    <w:bookmarkEnd w:id="116"/>
-    <w:bookmarkStart w:id="117" w:name="goal-requirements-21"/>
+    <w:bookmarkEnd w:id="117"/>
+    <w:bookmarkStart w:id="118" w:name="goal-requirements-21"/>
     <w:p>
       <w:pPr>
         <w:pStyle w:val="berschrift5"/>
@@ -3969,8 +4139,8 @@
         <w:t xml:space="preserve">As threshold, but information on cloud detection should be available in the metadata as a single DOI landing page.</w:t>
       </w:r>
     </w:p>
-    <w:bookmarkEnd w:id="117"/>
-    <w:bookmarkStart w:id="118" w:name="assessment-21"/>
+    <w:bookmarkEnd w:id="118"/>
+    <w:bookmarkStart w:id="119" w:name="assessment-21"/>
     <w:p>
       <w:pPr>
         <w:pStyle w:val="berschrift5"/>
@@ -3984,7 +4154,7 @@
         <w:pStyle w:val="Compact"/>
         <w:numPr>
           <w:ilvl w:val="0"/>
-          <w:numId w:val="1034"/>
+          <w:numId w:val="1035"/>
         </w:numPr>
       </w:pPr>
       <w:r>
@@ -3996,7 +4166,7 @@
         <w:pStyle w:val="Compact"/>
         <w:numPr>
           <w:ilvl w:val="0"/>
-          <w:numId w:val="1034"/>
+          <w:numId w:val="1035"/>
         </w:numPr>
       </w:pPr>
       <w:r>
@@ -4008,7 +4178,7 @@
         <w:pStyle w:val="Compact"/>
         <w:numPr>
           <w:ilvl w:val="0"/>
-          <w:numId w:val="1034"/>
+          <w:numId w:val="1035"/>
         </w:numPr>
       </w:pPr>
       <w:r>
@@ -4020,7 +4190,7 @@
         <w:pStyle w:val="Compact"/>
         <w:numPr>
           <w:ilvl w:val="0"/>
-          <w:numId w:val="1034"/>
+          <w:numId w:val="1035"/>
         </w:numPr>
       </w:pPr>
       <w:r>
@@ -4034,9 +4204,9 @@
         </w:pict>
       </w:r>
     </w:p>
-    <w:bookmarkEnd w:id="118"/>
     <w:bookmarkEnd w:id="119"/>
-    <w:bookmarkStart w:id="123" w:name="sec:pxl.per-pixel-cloud-shadow-nlsr"/>
+    <w:bookmarkEnd w:id="120"/>
+    <w:bookmarkStart w:id="124" w:name="sec:pxl-ppcsnl"/>
     <w:p>
       <w:pPr>
         <w:pStyle w:val="berschrift4"/>
@@ -4068,10 +4238,10 @@
         <w:rPr>
           <w:rStyle w:val="VerbatimChar"/>
         </w:rPr>
-        <w:t xml:space="preserve">pxl.per-pixel-cloud-shadow-nlsr</w:t>
-      </w:r>
-    </w:p>
-    <w:bookmarkStart w:id="120" w:name="threshold-requirements-22"/>
+        <w:t xml:space="preserve">pxl-ppcsnl</w:t>
+      </w:r>
+    </w:p>
+    <w:bookmarkStart w:id="121" w:name="threshold-requirements-22"/>
     <w:p>
       <w:pPr>
         <w:pStyle w:val="berschrift5"/>
@@ -4091,8 +4261,8 @@
         <w:t xml:space="preserve"> </w:t>
       </w:r>
     </w:p>
-    <w:bookmarkEnd w:id="120"/>
-    <w:bookmarkStart w:id="121" w:name="goal-requirements-22"/>
+    <w:bookmarkEnd w:id="121"/>
+    <w:bookmarkStart w:id="122" w:name="goal-requirements-22"/>
     <w:p>
       <w:pPr>
         <w:pStyle w:val="berschrift5"/>
@@ -4115,8 +4285,8 @@
         <w:t xml:space="preserve">Information on cloud shadow detection should be available in the metadata as a single DOI landing page.</w:t>
       </w:r>
     </w:p>
-    <w:bookmarkEnd w:id="121"/>
-    <w:bookmarkStart w:id="122" w:name="assessment-22"/>
+    <w:bookmarkEnd w:id="122"/>
+    <w:bookmarkStart w:id="123" w:name="assessment-22"/>
     <w:p>
       <w:pPr>
         <w:pStyle w:val="berschrift5"/>
@@ -4130,7 +4300,7 @@
         <w:pStyle w:val="Compact"/>
         <w:numPr>
           <w:ilvl w:val="0"/>
-          <w:numId w:val="1035"/>
+          <w:numId w:val="1036"/>
         </w:numPr>
       </w:pPr>
       <w:r>
@@ -4142,7 +4312,7 @@
         <w:pStyle w:val="Compact"/>
         <w:numPr>
           <w:ilvl w:val="0"/>
-          <w:numId w:val="1035"/>
+          <w:numId w:val="1036"/>
         </w:numPr>
       </w:pPr>
       <w:r>
@@ -4154,7 +4324,7 @@
         <w:pStyle w:val="Compact"/>
         <w:numPr>
           <w:ilvl w:val="0"/>
-          <w:numId w:val="1035"/>
+          <w:numId w:val="1036"/>
         </w:numPr>
       </w:pPr>
       <w:r>
@@ -4166,7 +4336,7 @@
         <w:pStyle w:val="Compact"/>
         <w:numPr>
           <w:ilvl w:val="0"/>
-          <w:numId w:val="1035"/>
+          <w:numId w:val="1036"/>
         </w:numPr>
       </w:pPr>
       <w:r>
@@ -4180,9 +4350,9 @@
         </w:pict>
       </w:r>
     </w:p>
-    <w:bookmarkEnd w:id="122"/>
     <w:bookmarkEnd w:id="123"/>
-    <w:bookmarkStart w:id="127" w:name="sec:pxl.per-pixel-land-water-nlsr"/>
+    <w:bookmarkEnd w:id="124"/>
+    <w:bookmarkStart w:id="128" w:name="sec:pxl-pplwnl"/>
     <w:p>
       <w:pPr>
         <w:pStyle w:val="berschrift4"/>
@@ -4214,10 +4384,10 @@
         <w:rPr>
           <w:rStyle w:val="VerbatimChar"/>
         </w:rPr>
-        <w:t xml:space="preserve">pxl.per-pixel-land-water-nlsr</w:t>
-      </w:r>
-    </w:p>
-    <w:bookmarkStart w:id="124" w:name="threshold-requirements-23"/>
+        <w:t xml:space="preserve">pxl-pplwnl</w:t>
+      </w:r>
+    </w:p>
+    <w:bookmarkStart w:id="125" w:name="threshold-requirements-23"/>
     <w:p>
       <w:pPr>
         <w:pStyle w:val="berschrift5"/>
@@ -4234,8 +4404,8 @@
         <w:t xml:space="preserve">Metadata indicates whether a pixel is land or water.</w:t>
       </w:r>
     </w:p>
-    <w:bookmarkEnd w:id="124"/>
-    <w:bookmarkStart w:id="125" w:name="goal-requirements-23"/>
+    <w:bookmarkEnd w:id="125"/>
+    <w:bookmarkStart w:id="126" w:name="goal-requirements-23"/>
     <w:p>
       <w:pPr>
         <w:pStyle w:val="berschrift5"/>
@@ -4252,8 +4422,8 @@
         <w:t xml:space="preserve">As threshold, information on land/water mask should be available in the metadata as a single DOI landing page.</w:t>
       </w:r>
     </w:p>
-    <w:bookmarkEnd w:id="125"/>
-    <w:bookmarkStart w:id="126" w:name="assessment-23"/>
+    <w:bookmarkEnd w:id="126"/>
+    <w:bookmarkStart w:id="127" w:name="assessment-23"/>
     <w:p>
       <w:pPr>
         <w:pStyle w:val="berschrift5"/>
@@ -4267,7 +4437,7 @@
         <w:pStyle w:val="Compact"/>
         <w:numPr>
           <w:ilvl w:val="0"/>
-          <w:numId w:val="1036"/>
+          <w:numId w:val="1037"/>
         </w:numPr>
       </w:pPr>
       <w:r>
@@ -4279,7 +4449,7 @@
         <w:pStyle w:val="Compact"/>
         <w:numPr>
           <w:ilvl w:val="0"/>
-          <w:numId w:val="1036"/>
+          <w:numId w:val="1037"/>
         </w:numPr>
       </w:pPr>
       <w:r>
@@ -4291,7 +4461,7 @@
         <w:pStyle w:val="Compact"/>
         <w:numPr>
           <w:ilvl w:val="0"/>
-          <w:numId w:val="1036"/>
+          <w:numId w:val="1037"/>
         </w:numPr>
       </w:pPr>
       <w:r>
@@ -4303,7 +4473,7 @@
         <w:pStyle w:val="Compact"/>
         <w:numPr>
           <w:ilvl w:val="0"/>
-          <w:numId w:val="1036"/>
+          <w:numId w:val="1037"/>
         </w:numPr>
       </w:pPr>
       <w:r>
@@ -4317,9 +4487,9 @@
         </w:pict>
       </w:r>
     </w:p>
-    <w:bookmarkEnd w:id="126"/>
     <w:bookmarkEnd w:id="127"/>
-    <w:bookmarkStart w:id="131" w:name="sec:pxl.per-pixel-snow-ice-nlsr"/>
+    <w:bookmarkEnd w:id="128"/>
+    <w:bookmarkStart w:id="132" w:name="sec:pxl-ppsinl"/>
     <w:p>
       <w:pPr>
         <w:pStyle w:val="berschrift4"/>
@@ -4351,10 +4521,10 @@
         <w:rPr>
           <w:rStyle w:val="VerbatimChar"/>
         </w:rPr>
-        <w:t xml:space="preserve">pxl.per-pixel-snow-ice-nlsr</w:t>
-      </w:r>
-    </w:p>
-    <w:bookmarkStart w:id="128" w:name="threshold-requirements-24"/>
+        <w:t xml:space="preserve">pxl-ppsinl</w:t>
+      </w:r>
+    </w:p>
+    <w:bookmarkStart w:id="129" w:name="threshold-requirements-24"/>
     <w:p>
       <w:pPr>
         <w:pStyle w:val="berschrift5"/>
@@ -4371,8 +4541,8 @@
         <w:t xml:space="preserve">Metadata indicates whether a pixel is snow/ice.</w:t>
       </w:r>
     </w:p>
-    <w:bookmarkEnd w:id="128"/>
-    <w:bookmarkStart w:id="129" w:name="goal-requirements-24"/>
+    <w:bookmarkEnd w:id="129"/>
+    <w:bookmarkStart w:id="130" w:name="goal-requirements-24"/>
     <w:p>
       <w:pPr>
         <w:pStyle w:val="berschrift5"/>
@@ -4389,8 +4559,8 @@
         <w:t xml:space="preserve">As threshold, information on snow/ice mask should be available in the metadata as a single DOI landing page.</w:t>
       </w:r>
     </w:p>
-    <w:bookmarkEnd w:id="129"/>
-    <w:bookmarkStart w:id="130" w:name="assessment-24"/>
+    <w:bookmarkEnd w:id="130"/>
+    <w:bookmarkStart w:id="131" w:name="assessment-24"/>
     <w:p>
       <w:pPr>
         <w:pStyle w:val="berschrift5"/>
@@ -4404,7 +4574,7 @@
         <w:pStyle w:val="Compact"/>
         <w:numPr>
           <w:ilvl w:val="0"/>
-          <w:numId w:val="1037"/>
+          <w:numId w:val="1038"/>
         </w:numPr>
       </w:pPr>
       <w:r>
@@ -4416,7 +4586,7 @@
         <w:pStyle w:val="Compact"/>
         <w:numPr>
           <w:ilvl w:val="0"/>
-          <w:numId w:val="1037"/>
+          <w:numId w:val="1038"/>
         </w:numPr>
       </w:pPr>
       <w:r>
@@ -4428,7 +4598,7 @@
         <w:pStyle w:val="Compact"/>
         <w:numPr>
           <w:ilvl w:val="0"/>
-          <w:numId w:val="1037"/>
+          <w:numId w:val="1038"/>
         </w:numPr>
       </w:pPr>
       <w:r>
@@ -4440,7 +4610,7 @@
         <w:pStyle w:val="Compact"/>
         <w:numPr>
           <w:ilvl w:val="0"/>
-          <w:numId w:val="1037"/>
+          <w:numId w:val="1038"/>
         </w:numPr>
       </w:pPr>
       <w:r>
@@ -4454,9 +4624,9 @@
         </w:pict>
       </w:r>
     </w:p>
-    <w:bookmarkEnd w:id="130"/>
     <w:bookmarkEnd w:id="131"/>
-    <w:bookmarkStart w:id="135" w:name="sec:pxl.per-pixel-terrain-shadow"/>
+    <w:bookmarkEnd w:id="132"/>
+    <w:bookmarkStart w:id="136" w:name="sec:pxl-pptshr"/>
     <w:p>
       <w:pPr>
         <w:pStyle w:val="berschrift4"/>
@@ -4488,10 +4658,10 @@
         <w:rPr>
           <w:rStyle w:val="VerbatimChar"/>
         </w:rPr>
-        <w:t xml:space="preserve">pxl.per-pixel-terrain-shadow</w:t>
-      </w:r>
-    </w:p>
-    <w:bookmarkStart w:id="132" w:name="threshold-requirements-25"/>
+        <w:t xml:space="preserve">pxl-pptshr</w:t>
+      </w:r>
+    </w:p>
+    <w:bookmarkStart w:id="133" w:name="threshold-requirements-25"/>
     <w:p>
       <w:pPr>
         <w:pStyle w:val="berschrift5"/>
@@ -4511,8 +4681,8 @@
         <w:t xml:space="preserve"> </w:t>
       </w:r>
     </w:p>
-    <w:bookmarkEnd w:id="132"/>
-    <w:bookmarkStart w:id="133" w:name="goal-requirements-25"/>
+    <w:bookmarkEnd w:id="133"/>
+    <w:bookmarkStart w:id="134" w:name="goal-requirements-25"/>
     <w:p>
       <w:pPr>
         <w:pStyle w:val="berschrift5"/>
@@ -4529,8 +4699,8 @@
         <w:t xml:space="preserve">The metadata indicates pixels that are not directly illuminated due to terrain shadowing.</w:t>
       </w:r>
     </w:p>
-    <w:bookmarkEnd w:id="133"/>
-    <w:bookmarkStart w:id="134" w:name="assessment-25"/>
+    <w:bookmarkEnd w:id="134"/>
+    <w:bookmarkStart w:id="135" w:name="assessment-25"/>
     <w:p>
       <w:pPr>
         <w:pStyle w:val="berschrift5"/>
@@ -4544,7 +4714,7 @@
         <w:pStyle w:val="Compact"/>
         <w:numPr>
           <w:ilvl w:val="0"/>
-          <w:numId w:val="1038"/>
+          <w:numId w:val="1039"/>
         </w:numPr>
       </w:pPr>
       <w:r>
@@ -4556,7 +4726,7 @@
         <w:pStyle w:val="Compact"/>
         <w:numPr>
           <w:ilvl w:val="0"/>
-          <w:numId w:val="1038"/>
+          <w:numId w:val="1039"/>
         </w:numPr>
       </w:pPr>
       <w:r>
@@ -4568,7 +4738,7 @@
         <w:pStyle w:val="Compact"/>
         <w:numPr>
           <w:ilvl w:val="0"/>
-          <w:numId w:val="1038"/>
+          <w:numId w:val="1039"/>
         </w:numPr>
       </w:pPr>
       <w:r>
@@ -4580,7 +4750,7 @@
         <w:pStyle w:val="Compact"/>
         <w:numPr>
           <w:ilvl w:val="0"/>
-          <w:numId w:val="1038"/>
+          <w:numId w:val="1039"/>
         </w:numPr>
       </w:pPr>
       <w:r>
@@ -4594,9 +4764,9 @@
         </w:pict>
       </w:r>
     </w:p>
-    <w:bookmarkEnd w:id="134"/>
     <w:bookmarkEnd w:id="135"/>
-    <w:bookmarkStart w:id="139" w:name="sec:pxl.per-pixel-terrain-occlusion"/>
+    <w:bookmarkEnd w:id="136"/>
+    <w:bookmarkStart w:id="140" w:name="sec:pxl-pptocc"/>
     <w:p>
       <w:pPr>
         <w:pStyle w:val="berschrift4"/>
@@ -4628,10 +4798,10 @@
         <w:rPr>
           <w:rStyle w:val="VerbatimChar"/>
         </w:rPr>
-        <w:t xml:space="preserve">pxl.per-pixel-terrain-occlusion</w:t>
-      </w:r>
-    </w:p>
-    <w:bookmarkStart w:id="136" w:name="threshold-requirements-26"/>
+        <w:t xml:space="preserve">pxl-pptocc</w:t>
+      </w:r>
+    </w:p>
+    <w:bookmarkStart w:id="137" w:name="threshold-requirements-26"/>
     <w:p>
       <w:pPr>
         <w:pStyle w:val="berschrift5"/>
@@ -4651,8 +4821,8 @@
         <w:t xml:space="preserve"> </w:t>
       </w:r>
     </w:p>
-    <w:bookmarkEnd w:id="136"/>
-    <w:bookmarkStart w:id="137" w:name="goal-requirements-26"/>
+    <w:bookmarkEnd w:id="137"/>
+    <w:bookmarkStart w:id="138" w:name="goal-requirements-26"/>
     <w:p>
       <w:pPr>
         <w:pStyle w:val="berschrift5"/>
@@ -4669,8 +4839,8 @@
         <w:t xml:space="preserve">The metadata indicates pixels that are not visible to the sensor due to terrain occlusion during off-nadir viewing.</w:t>
       </w:r>
     </w:p>
-    <w:bookmarkEnd w:id="137"/>
-    <w:bookmarkStart w:id="138" w:name="assessment-26"/>
+    <w:bookmarkEnd w:id="138"/>
+    <w:bookmarkStart w:id="139" w:name="assessment-26"/>
     <w:p>
       <w:pPr>
         <w:pStyle w:val="berschrift5"/>
@@ -4684,7 +4854,7 @@
         <w:pStyle w:val="Compact"/>
         <w:numPr>
           <w:ilvl w:val="0"/>
-          <w:numId w:val="1039"/>
+          <w:numId w:val="1040"/>
         </w:numPr>
       </w:pPr>
       <w:r>
@@ -4696,7 +4866,7 @@
         <w:pStyle w:val="Compact"/>
         <w:numPr>
           <w:ilvl w:val="0"/>
-          <w:numId w:val="1039"/>
+          <w:numId w:val="1040"/>
         </w:numPr>
       </w:pPr>
       <w:r>
@@ -4708,7 +4878,7 @@
         <w:pStyle w:val="Compact"/>
         <w:numPr>
           <w:ilvl w:val="0"/>
-          <w:numId w:val="1039"/>
+          <w:numId w:val="1040"/>
         </w:numPr>
       </w:pPr>
       <w:r>
@@ -4720,7 +4890,7 @@
         <w:pStyle w:val="Compact"/>
         <w:numPr>
           <w:ilvl w:val="0"/>
-          <w:numId w:val="1039"/>
+          <w:numId w:val="1040"/>
         </w:numPr>
       </w:pPr>
       <w:r>
@@ -4734,9 +4904,9 @@
         </w:pict>
       </w:r>
     </w:p>
-    <w:bookmarkEnd w:id="138"/>
     <w:bookmarkEnd w:id="139"/>
-    <w:bookmarkStart w:id="143" w:name="sec:pxl.per-pixel-view-angles-lunar"/>
+    <w:bookmarkEnd w:id="140"/>
+    <w:bookmarkStart w:id="144" w:name="sec:pxl-ppvalu"/>
     <w:p>
       <w:pPr>
         <w:pStyle w:val="berschrift4"/>
@@ -4768,10 +4938,10 @@
         <w:rPr>
           <w:rStyle w:val="VerbatimChar"/>
         </w:rPr>
-        <w:t xml:space="preserve">pxl.per-pixel-view-angles-lunar</w:t>
-      </w:r>
-    </w:p>
-    <w:bookmarkStart w:id="140" w:name="threshold-requirements-27"/>
+        <w:t xml:space="preserve">pxl-ppvalu</w:t>
+      </w:r>
+    </w:p>
+    <w:bookmarkStart w:id="141" w:name="threshold-requirements-27"/>
     <w:p>
       <w:pPr>
         <w:pStyle w:val="berschrift5"/>
@@ -4788,8 +4958,8 @@
         <w:t xml:space="preserve">Provide average lunar and sensor viewing azimuth and zenith angles.</w:t>
       </w:r>
     </w:p>
-    <w:bookmarkEnd w:id="140"/>
-    <w:bookmarkStart w:id="141" w:name="goal-requirements-27"/>
+    <w:bookmarkEnd w:id="141"/>
+    <w:bookmarkStart w:id="142" w:name="goal-requirements-27"/>
     <w:p>
       <w:pPr>
         <w:pStyle w:val="berschrift5"/>
@@ -4806,8 +4976,8 @@
         <w:t xml:space="preserve">Provide per-pixel lunar and sensor viewing azimuth and zenith angles.</w:t>
       </w:r>
     </w:p>
-    <w:bookmarkEnd w:id="141"/>
-    <w:bookmarkStart w:id="142" w:name="assessment-27"/>
+    <w:bookmarkEnd w:id="142"/>
+    <w:bookmarkStart w:id="143" w:name="assessment-27"/>
     <w:p>
       <w:pPr>
         <w:pStyle w:val="berschrift5"/>
@@ -4821,7 +4991,7 @@
         <w:pStyle w:val="Compact"/>
         <w:numPr>
           <w:ilvl w:val="0"/>
-          <w:numId w:val="1040"/>
+          <w:numId w:val="1041"/>
         </w:numPr>
       </w:pPr>
       <w:r>
@@ -4833,7 +5003,7 @@
         <w:pStyle w:val="Compact"/>
         <w:numPr>
           <w:ilvl w:val="0"/>
-          <w:numId w:val="1040"/>
+          <w:numId w:val="1041"/>
         </w:numPr>
       </w:pPr>
       <w:r>
@@ -4845,7 +5015,7 @@
         <w:pStyle w:val="Compact"/>
         <w:numPr>
           <w:ilvl w:val="0"/>
-          <w:numId w:val="1040"/>
+          <w:numId w:val="1041"/>
         </w:numPr>
       </w:pPr>
       <w:r>
@@ -4857,7 +5027,7 @@
         <w:pStyle w:val="Compact"/>
         <w:numPr>
           <w:ilvl w:val="0"/>
-          <w:numId w:val="1040"/>
+          <w:numId w:val="1041"/>
         </w:numPr>
       </w:pPr>
       <w:r>
@@ -4871,9 +5041,9 @@
         </w:pict>
       </w:r>
     </w:p>
-    <w:bookmarkEnd w:id="142"/>
     <w:bookmarkEnd w:id="143"/>
-    <w:bookmarkStart w:id="147" w:name="sec:pxl.per-pixel-terrain-illumination"/>
+    <w:bookmarkEnd w:id="144"/>
+    <w:bookmarkStart w:id="148" w:name="sec:pxl-pptill"/>
     <w:p>
       <w:pPr>
         <w:pStyle w:val="berschrift4"/>
@@ -4905,10 +5075,10 @@
         <w:rPr>
           <w:rStyle w:val="VerbatimChar"/>
         </w:rPr>
-        <w:t xml:space="preserve">pxl.per-pixel-terrain-illumination</w:t>
-      </w:r>
-    </w:p>
-    <w:bookmarkStart w:id="144" w:name="threshold-requirements-28"/>
+        <w:t xml:space="preserve">pxl-pptill</w:t>
+      </w:r>
+    </w:p>
+    <w:bookmarkStart w:id="145" w:name="threshold-requirements-28"/>
     <w:p>
       <w:pPr>
         <w:pStyle w:val="berschrift5"/>
@@ -4928,8 +5098,8 @@
         <w:t xml:space="preserve"> </w:t>
       </w:r>
     </w:p>
-    <w:bookmarkEnd w:id="144"/>
-    <w:bookmarkStart w:id="145" w:name="goal-requirements-28"/>
+    <w:bookmarkEnd w:id="145"/>
+    <w:bookmarkStart w:id="146" w:name="goal-requirements-28"/>
     <w:p>
       <w:pPr>
         <w:pStyle w:val="berschrift5"/>
@@ -4946,8 +5116,8 @@
         <w:t xml:space="preserve">Coefficients used for terrain illumination correction are provided for each pixel.</w:t>
       </w:r>
     </w:p>
-    <w:bookmarkEnd w:id="145"/>
-    <w:bookmarkStart w:id="146" w:name="assessment-28"/>
+    <w:bookmarkEnd w:id="146"/>
+    <w:bookmarkStart w:id="147" w:name="assessment-28"/>
     <w:p>
       <w:pPr>
         <w:pStyle w:val="berschrift5"/>
@@ -4961,7 +5131,7 @@
         <w:pStyle w:val="Compact"/>
         <w:numPr>
           <w:ilvl w:val="0"/>
-          <w:numId w:val="1041"/>
+          <w:numId w:val="1042"/>
         </w:numPr>
       </w:pPr>
       <w:r>
@@ -4973,7 +5143,7 @@
         <w:pStyle w:val="Compact"/>
         <w:numPr>
           <w:ilvl w:val="0"/>
-          <w:numId w:val="1041"/>
+          <w:numId w:val="1042"/>
         </w:numPr>
       </w:pPr>
       <w:r>
@@ -4985,7 +5155,7 @@
         <w:pStyle w:val="Compact"/>
         <w:numPr>
           <w:ilvl w:val="0"/>
-          <w:numId w:val="1041"/>
+          <w:numId w:val="1042"/>
         </w:numPr>
       </w:pPr>
       <w:r>
@@ -4997,7 +5167,7 @@
         <w:pStyle w:val="Compact"/>
         <w:numPr>
           <w:ilvl w:val="0"/>
-          <w:numId w:val="1041"/>
+          <w:numId w:val="1042"/>
         </w:numPr>
       </w:pPr>
       <w:r>
@@ -5011,9 +5181,9 @@
         </w:pict>
       </w:r>
     </w:p>
-    <w:bookmarkEnd w:id="146"/>
     <w:bookmarkEnd w:id="147"/>
-    <w:bookmarkStart w:id="151" w:name="X56fee789fb162784af44394a965c580fa7c4b73"/>
+    <w:bookmarkEnd w:id="148"/>
+    <w:bookmarkStart w:id="152" w:name="sec:pxl-ppmoon"/>
     <w:p>
       <w:pPr>
         <w:pStyle w:val="berschrift4"/>
@@ -5045,10 +5215,10 @@
         <w:rPr>
           <w:rStyle w:val="VerbatimChar"/>
         </w:rPr>
-        <w:t xml:space="preserve">pxl.per-pixel-moon-illumination-fraction</w:t>
-      </w:r>
-    </w:p>
-    <w:bookmarkStart w:id="148" w:name="threshold-requirements-29"/>
+        <w:t xml:space="preserve">pxl-ppmoon</w:t>
+      </w:r>
+    </w:p>
+    <w:bookmarkStart w:id="149" w:name="threshold-requirements-29"/>
     <w:p>
       <w:pPr>
         <w:pStyle w:val="berschrift5"/>
@@ -5065,8 +5235,8 @@
         <w:t xml:space="preserve">Provide average moon illumination fraction.</w:t>
       </w:r>
     </w:p>
-    <w:bookmarkEnd w:id="148"/>
-    <w:bookmarkStart w:id="149" w:name="goal-requirements-29"/>
+    <w:bookmarkEnd w:id="149"/>
+    <w:bookmarkStart w:id="150" w:name="goal-requirements-29"/>
     <w:p>
       <w:pPr>
         <w:pStyle w:val="berschrift5"/>
@@ -5083,8 +5253,8 @@
         <w:t xml:space="preserve">Provide per-pixel moon illumination fraction</w:t>
       </w:r>
     </w:p>
-    <w:bookmarkEnd w:id="149"/>
-    <w:bookmarkStart w:id="150" w:name="assessment-29"/>
+    <w:bookmarkEnd w:id="150"/>
+    <w:bookmarkStart w:id="151" w:name="assessment-29"/>
     <w:p>
       <w:pPr>
         <w:pStyle w:val="berschrift5"/>
@@ -5098,7 +5268,7 @@
         <w:pStyle w:val="Compact"/>
         <w:numPr>
           <w:ilvl w:val="0"/>
-          <w:numId w:val="1042"/>
+          <w:numId w:val="1043"/>
         </w:numPr>
       </w:pPr>
       <w:r>
@@ -5110,7 +5280,7 @@
         <w:pStyle w:val="Compact"/>
         <w:numPr>
           <w:ilvl w:val="0"/>
-          <w:numId w:val="1042"/>
+          <w:numId w:val="1043"/>
         </w:numPr>
       </w:pPr>
       <w:r>
@@ -5122,7 +5292,7 @@
         <w:pStyle w:val="Compact"/>
         <w:numPr>
           <w:ilvl w:val="0"/>
-          <w:numId w:val="1042"/>
+          <w:numId w:val="1043"/>
         </w:numPr>
       </w:pPr>
       <w:r>
@@ -5134,7 +5304,7 @@
         <w:pStyle w:val="Compact"/>
         <w:numPr>
           <w:ilvl w:val="0"/>
-          <w:numId w:val="1042"/>
+          <w:numId w:val="1043"/>
         </w:numPr>
       </w:pPr>
       <w:r>
@@ -5148,9 +5318,9 @@
         </w:pict>
       </w:r>
     </w:p>
-    <w:bookmarkEnd w:id="150"/>
     <w:bookmarkEnd w:id="151"/>
-    <w:bookmarkStart w:id="155" w:name="sec:pxl.per-pixel-brightness-temperature"/>
+    <w:bookmarkEnd w:id="152"/>
+    <w:bookmarkStart w:id="156" w:name="sec:pxl-ppbrtt"/>
     <w:p>
       <w:pPr>
         <w:pStyle w:val="berschrift4"/>
@@ -5182,10 +5352,10 @@
         <w:rPr>
           <w:rStyle w:val="VerbatimChar"/>
         </w:rPr>
-        <w:t xml:space="preserve">pxl.per-pixel-brightness-temperature</w:t>
-      </w:r>
-    </w:p>
-    <w:bookmarkStart w:id="152" w:name="threshold-requirements-30"/>
+        <w:t xml:space="preserve">pxl-ppbrtt</w:t>
+      </w:r>
+    </w:p>
+    <w:bookmarkStart w:id="153" w:name="threshold-requirements-30"/>
     <w:p>
       <w:pPr>
         <w:pStyle w:val="berschrift5"/>
@@ -5202,8 +5372,8 @@
         <w:t xml:space="preserve">Provide brightness temperature from thermal bands.</w:t>
       </w:r>
     </w:p>
-    <w:bookmarkEnd w:id="152"/>
-    <w:bookmarkStart w:id="153" w:name="goal-requirements-30"/>
+    <w:bookmarkEnd w:id="153"/>
+    <w:bookmarkStart w:id="154" w:name="goal-requirements-30"/>
     <w:p>
       <w:pPr>
         <w:pStyle w:val="berschrift5"/>
@@ -5223,8 +5393,8 @@
         <w:t xml:space="preserve"> </w:t>
       </w:r>
     </w:p>
-    <w:bookmarkEnd w:id="153"/>
-    <w:bookmarkStart w:id="154" w:name="assessment-30"/>
+    <w:bookmarkEnd w:id="154"/>
+    <w:bookmarkStart w:id="155" w:name="assessment-30"/>
     <w:p>
       <w:pPr>
         <w:pStyle w:val="berschrift5"/>
@@ -5238,7 +5408,7 @@
         <w:pStyle w:val="Compact"/>
         <w:numPr>
           <w:ilvl w:val="0"/>
-          <w:numId w:val="1043"/>
+          <w:numId w:val="1044"/>
         </w:numPr>
       </w:pPr>
       <w:r>
@@ -5250,7 +5420,7 @@
         <w:pStyle w:val="Compact"/>
         <w:numPr>
           <w:ilvl w:val="0"/>
-          <w:numId w:val="1043"/>
+          <w:numId w:val="1044"/>
         </w:numPr>
       </w:pPr>
       <w:r>
@@ -5262,7 +5432,7 @@
         <w:pStyle w:val="Compact"/>
         <w:numPr>
           <w:ilvl w:val="0"/>
-          <w:numId w:val="1043"/>
+          <w:numId w:val="1044"/>
         </w:numPr>
       </w:pPr>
       <w:r>
@@ -5274,7 +5444,7 @@
         <w:pStyle w:val="Compact"/>
         <w:numPr>
           <w:ilvl w:val="0"/>
-          <w:numId w:val="1043"/>
+          <w:numId w:val="1044"/>
         </w:numPr>
       </w:pPr>
       <w:r>
@@ -5288,9 +5458,9 @@
         </w:pict>
       </w:r>
     </w:p>
-    <w:bookmarkEnd w:id="154"/>
     <w:bookmarkEnd w:id="155"/>
-    <w:bookmarkStart w:id="159" w:name="sec:pxl.per-pixel-solar-zenith-angle"/>
+    <w:bookmarkEnd w:id="156"/>
+    <w:bookmarkStart w:id="160" w:name="sec:pxl-ppsza"/>
     <w:p>
       <w:pPr>
         <w:pStyle w:val="berschrift4"/>
@@ -5322,10 +5492,10 @@
         <w:rPr>
           <w:rStyle w:val="VerbatimChar"/>
         </w:rPr>
-        <w:t xml:space="preserve">pxl.per-pixel-solar-zenith-angle</w:t>
-      </w:r>
-    </w:p>
-    <w:bookmarkStart w:id="156" w:name="threshold-requirements-31"/>
+        <w:t xml:space="preserve">pxl-ppsza</w:t>
+      </w:r>
+    </w:p>
+    <w:bookmarkStart w:id="157" w:name="threshold-requirements-31"/>
     <w:p>
       <w:pPr>
         <w:pStyle w:val="berschrift5"/>
@@ -5344,7 +5514,7 @@
       <w:r>
         <w:t xml:space="preserve">“</w:t>
       </w:r>
-      <w:hyperlink w:anchor="sec:rac.corrections-stray-light">
+      <w:hyperlink w:anchor="sec:rac-strlit">
         <w:r>
           <w:rPr>
             <w:rStyle w:val="Hyperlink"/>
@@ -5359,8 +5529,8 @@
         <w:t xml:space="preserve">).</w:t>
       </w:r>
     </w:p>
-    <w:bookmarkEnd w:id="156"/>
-    <w:bookmarkStart w:id="157" w:name="goal-requirements-31"/>
+    <w:bookmarkEnd w:id="157"/>
+    <w:bookmarkStart w:id="158" w:name="goal-requirements-31"/>
     <w:p>
       <w:pPr>
         <w:pStyle w:val="berschrift5"/>
@@ -5380,8 +5550,8 @@
         <w:t xml:space="preserve"> </w:t>
       </w:r>
     </w:p>
-    <w:bookmarkEnd w:id="157"/>
-    <w:bookmarkStart w:id="158" w:name="assessment-31"/>
+    <w:bookmarkEnd w:id="158"/>
+    <w:bookmarkStart w:id="159" w:name="assessment-31"/>
     <w:p>
       <w:pPr>
         <w:pStyle w:val="berschrift5"/>
@@ -5395,7 +5565,7 @@
         <w:pStyle w:val="Compact"/>
         <w:numPr>
           <w:ilvl w:val="0"/>
-          <w:numId w:val="1044"/>
+          <w:numId w:val="1045"/>
         </w:numPr>
       </w:pPr>
       <w:r>
@@ -5407,7 +5577,7 @@
         <w:pStyle w:val="Compact"/>
         <w:numPr>
           <w:ilvl w:val="0"/>
-          <w:numId w:val="1044"/>
+          <w:numId w:val="1045"/>
         </w:numPr>
       </w:pPr>
       <w:r>
@@ -5419,7 +5589,7 @@
         <w:pStyle w:val="Compact"/>
         <w:numPr>
           <w:ilvl w:val="0"/>
-          <w:numId w:val="1044"/>
+          <w:numId w:val="1045"/>
         </w:numPr>
       </w:pPr>
       <w:r>
@@ -5431,17 +5601,17 @@
         <w:pStyle w:val="Compact"/>
         <w:numPr>
           <w:ilvl w:val="0"/>
-          <w:numId w:val="1044"/>
+          <w:numId w:val="1045"/>
         </w:numPr>
       </w:pPr>
       <w:r>
         <w:t xml:space="preserve">Recommended Requirement Modification:</w:t>
       </w:r>
     </w:p>
-    <w:bookmarkEnd w:id="158"/>
     <w:bookmarkEnd w:id="159"/>
     <w:bookmarkEnd w:id="160"/>
-    <w:bookmarkStart w:id="185" w:name="sec:rac"/>
+    <w:bookmarkEnd w:id="161"/>
+    <w:bookmarkStart w:id="186" w:name="sec:rac"/>
     <w:p>
       <w:pPr>
         <w:pStyle w:val="berschrift3"/>
@@ -5473,7 +5643,7 @@
         <w:t xml:space="preserve">The requirements indicate both the necessary outcomes and the minimum steps necessary to be deemed to have achieved those outcomes.</w:t>
       </w:r>
     </w:p>
-    <w:bookmarkStart w:id="164" w:name="sec:rac.measurements-measurement-nlsr"/>
+    <w:bookmarkStart w:id="165" w:name="sec:rac-msnlsr"/>
     <w:p>
       <w:pPr>
         <w:pStyle w:val="berschrift4"/>
@@ -5505,10 +5675,10 @@
         <w:rPr>
           <w:rStyle w:val="VerbatimChar"/>
         </w:rPr>
-        <w:t xml:space="preserve">rac.measurements-measurement-nlsr</w:t>
-      </w:r>
-    </w:p>
-    <w:bookmarkStart w:id="161" w:name="threshold-requirements-32"/>
+        <w:t xml:space="preserve">rac-msnlsr</w:t>
+      </w:r>
+    </w:p>
+    <w:bookmarkStart w:id="162" w:name="threshold-requirements-32"/>
     <w:p>
       <w:pPr>
         <w:pStyle w:val="berschrift5"/>
@@ -5538,15 +5708,15 @@
         <w:pStyle w:val="Compact"/>
         <w:numPr>
           <w:ilvl w:val="0"/>
-          <w:numId w:val="1045"/>
+          <w:numId w:val="1046"/>
         </w:numPr>
       </w:pPr>
       <w:r>
         <w:t xml:space="preserve">Radiometric corrections must lead to a valid measurement of surface reflectance.</w:t>
       </w:r>
     </w:p>
-    <w:bookmarkEnd w:id="161"/>
-    <w:bookmarkStart w:id="162" w:name="goal-requirements-32"/>
+    <w:bookmarkEnd w:id="162"/>
+    <w:bookmarkStart w:id="163" w:name="goal-requirements-32"/>
     <w:p>
       <w:pPr>
         <w:pStyle w:val="berschrift5"/>
@@ -5565,7 +5735,7 @@
       <w:r>
         <w:t xml:space="preserve">“</w:t>
       </w:r>
-      <w:hyperlink w:anchor="sec:meta.metadata-traceability-sr">
+      <w:hyperlink w:anchor="sec:meta-trcsr">
         <w:r>
           <w:rPr>
             <w:rStyle w:val="Hyperlink"/>
@@ -5580,8 +5750,8 @@
         <w:t xml:space="preserve">).</w:t>
       </w:r>
     </w:p>
-    <w:bookmarkEnd w:id="162"/>
-    <w:bookmarkStart w:id="163" w:name="assessment-32"/>
+    <w:bookmarkEnd w:id="163"/>
+    <w:bookmarkStart w:id="164" w:name="assessment-32"/>
     <w:p>
       <w:pPr>
         <w:pStyle w:val="berschrift5"/>
@@ -5595,7 +5765,7 @@
         <w:pStyle w:val="Compact"/>
         <w:numPr>
           <w:ilvl w:val="0"/>
-          <w:numId w:val="1046"/>
+          <w:numId w:val="1047"/>
         </w:numPr>
       </w:pPr>
       <w:r>
@@ -5607,7 +5777,7 @@
         <w:pStyle w:val="Compact"/>
         <w:numPr>
           <w:ilvl w:val="0"/>
-          <w:numId w:val="1046"/>
+          <w:numId w:val="1047"/>
         </w:numPr>
       </w:pPr>
       <w:r>
@@ -5619,7 +5789,7 @@
         <w:pStyle w:val="Compact"/>
         <w:numPr>
           <w:ilvl w:val="0"/>
-          <w:numId w:val="1046"/>
+          <w:numId w:val="1047"/>
         </w:numPr>
       </w:pPr>
       <w:r>
@@ -5631,7 +5801,7 @@
         <w:pStyle w:val="Compact"/>
         <w:numPr>
           <w:ilvl w:val="0"/>
-          <w:numId w:val="1046"/>
+          <w:numId w:val="1047"/>
         </w:numPr>
       </w:pPr>
       <w:r>
@@ -5645,9 +5815,9 @@
         </w:pict>
       </w:r>
     </w:p>
-    <w:bookmarkEnd w:id="163"/>
     <w:bookmarkEnd w:id="164"/>
-    <w:bookmarkStart w:id="168" w:name="sec:rac.measurements-uncertainty-sr"/>
+    <w:bookmarkEnd w:id="165"/>
+    <w:bookmarkStart w:id="169" w:name="sec:rac-uncsr"/>
     <w:p>
       <w:pPr>
         <w:pStyle w:val="berschrift4"/>
@@ -5679,7 +5849,7 @@
         <w:rPr>
           <w:rStyle w:val="VerbatimChar"/>
         </w:rPr>
-        <w:t xml:space="preserve">rac.measurements-uncertainty-sr</w:t>
+        <w:t xml:space="preserve">rac-uncsr</w:t>
       </w:r>
     </w:p>
     <w:p>
@@ -5690,7 +5860,7 @@
         <w:t xml:space="preserve">Note: In current practice, users determine fitness for purpose based on knowledge of the lineage of the data, rather than on a specific estimate of measurement uncertainty.</w:t>
       </w:r>
     </w:p>
-    <w:bookmarkStart w:id="165" w:name="threshold-requirements-33"/>
+    <w:bookmarkStart w:id="166" w:name="threshold-requirements-33"/>
     <w:p>
       <w:pPr>
         <w:pStyle w:val="berschrift5"/>
@@ -5710,8 +5880,8 @@
         <w:t xml:space="preserve"> </w:t>
       </w:r>
     </w:p>
-    <w:bookmarkEnd w:id="165"/>
-    <w:bookmarkStart w:id="166" w:name="goal-requirements-33"/>
+    <w:bookmarkEnd w:id="166"/>
+    <w:bookmarkStart w:id="167" w:name="goal-requirements-33"/>
     <w:p>
       <w:pPr>
         <w:pStyle w:val="berschrift5"/>
@@ -5741,7 +5911,7 @@
         <w:pStyle w:val="Compact"/>
         <w:numPr>
           <w:ilvl w:val="0"/>
-          <w:numId w:val="1047"/>
+          <w:numId w:val="1048"/>
         </w:numPr>
       </w:pPr>
       <w:r>
@@ -5750,7 +5920,7 @@
       <w:r>
         <w:t xml:space="preserve">“</w:t>
       </w:r>
-      <w:hyperlink w:anchor="sec:meta.metadata-traceability-sr">
+      <w:hyperlink w:anchor="sec:meta-trcsr">
         <w:r>
           <w:rPr>
             <w:rStyle w:val="Hyperlink"/>
@@ -5770,15 +5940,15 @@
         <w:pStyle w:val="Compact"/>
         <w:numPr>
           <w:ilvl w:val="0"/>
-          <w:numId w:val="1047"/>
+          <w:numId w:val="1048"/>
         </w:numPr>
       </w:pPr>
       <w:r>
         <w:t xml:space="preserve">Information on measurement uncertainty should be available in the metadata as a single DOI landing page.</w:t>
       </w:r>
     </w:p>
-    <w:bookmarkEnd w:id="166"/>
-    <w:bookmarkStart w:id="167" w:name="assessment-33"/>
+    <w:bookmarkEnd w:id="167"/>
+    <w:bookmarkStart w:id="168" w:name="assessment-33"/>
     <w:p>
       <w:pPr>
         <w:pStyle w:val="berschrift5"/>
@@ -5792,7 +5962,7 @@
         <w:pStyle w:val="Compact"/>
         <w:numPr>
           <w:ilvl w:val="0"/>
-          <w:numId w:val="1048"/>
+          <w:numId w:val="1049"/>
         </w:numPr>
       </w:pPr>
       <w:r>
@@ -5804,7 +5974,7 @@
         <w:pStyle w:val="Compact"/>
         <w:numPr>
           <w:ilvl w:val="0"/>
-          <w:numId w:val="1048"/>
+          <w:numId w:val="1049"/>
         </w:numPr>
       </w:pPr>
       <w:r>
@@ -5816,7 +5986,7 @@
         <w:pStyle w:val="Compact"/>
         <w:numPr>
           <w:ilvl w:val="0"/>
-          <w:numId w:val="1048"/>
+          <w:numId w:val="1049"/>
         </w:numPr>
       </w:pPr>
       <w:r>
@@ -5828,7 +5998,7 @@
         <w:pStyle w:val="Compact"/>
         <w:numPr>
           <w:ilvl w:val="0"/>
-          <w:numId w:val="1048"/>
+          <w:numId w:val="1049"/>
         </w:numPr>
       </w:pPr>
       <w:r>
@@ -5842,9 +6012,9 @@
         </w:pict>
       </w:r>
     </w:p>
-    <w:bookmarkEnd w:id="167"/>
     <w:bookmarkEnd w:id="168"/>
-    <w:bookmarkStart w:id="172" w:name="sec:rac.measurements-normalisation-nlsr"/>
+    <w:bookmarkEnd w:id="169"/>
+    <w:bookmarkStart w:id="173" w:name="sec:rac-nrmnls"/>
     <w:p>
       <w:pPr>
         <w:pStyle w:val="berschrift4"/>
@@ -5876,10 +6046,10 @@
         <w:rPr>
           <w:rStyle w:val="VerbatimChar"/>
         </w:rPr>
-        <w:t xml:space="preserve">rac.measurements-normalisation-nlsr</w:t>
-      </w:r>
-    </w:p>
-    <w:bookmarkStart w:id="169" w:name="threshold-requirements-34"/>
+        <w:t xml:space="preserve">rac-nrmnls</w:t>
+      </w:r>
+    </w:p>
+    <w:bookmarkStart w:id="170" w:name="threshold-requirements-34"/>
     <w:p>
       <w:pPr>
         <w:pStyle w:val="berschrift5"/>
@@ -5899,8 +6069,8 @@
         <w:t xml:space="preserve"> </w:t>
       </w:r>
     </w:p>
-    <w:bookmarkEnd w:id="169"/>
-    <w:bookmarkStart w:id="170" w:name="goal-requirements-34"/>
+    <w:bookmarkEnd w:id="170"/>
+    <w:bookmarkStart w:id="171" w:name="goal-requirements-34"/>
     <w:p>
       <w:pPr>
         <w:pStyle w:val="berschrift5"/>
@@ -5936,15 +6106,15 @@
         <w:pStyle w:val="Compact"/>
         <w:numPr>
           <w:ilvl w:val="0"/>
-          <w:numId w:val="1049"/>
+          <w:numId w:val="1050"/>
         </w:numPr>
       </w:pPr>
       <w:r>
         <w:t xml:space="preserve">Information on measurement normalisation should be available in the metadata as a single DOI landing page.</w:t>
       </w:r>
     </w:p>
-    <w:bookmarkEnd w:id="170"/>
-    <w:bookmarkStart w:id="171" w:name="assessment-34"/>
+    <w:bookmarkEnd w:id="171"/>
+    <w:bookmarkStart w:id="172" w:name="assessment-34"/>
     <w:p>
       <w:pPr>
         <w:pStyle w:val="berschrift5"/>
@@ -5958,7 +6128,7 @@
         <w:pStyle w:val="Compact"/>
         <w:numPr>
           <w:ilvl w:val="0"/>
-          <w:numId w:val="1050"/>
+          <w:numId w:val="1051"/>
         </w:numPr>
       </w:pPr>
       <w:r>
@@ -5970,7 +6140,7 @@
         <w:pStyle w:val="Compact"/>
         <w:numPr>
           <w:ilvl w:val="0"/>
-          <w:numId w:val="1050"/>
+          <w:numId w:val="1051"/>
         </w:numPr>
       </w:pPr>
       <w:r>
@@ -5982,7 +6152,7 @@
         <w:pStyle w:val="Compact"/>
         <w:numPr>
           <w:ilvl w:val="0"/>
-          <w:numId w:val="1050"/>
+          <w:numId w:val="1051"/>
         </w:numPr>
       </w:pPr>
       <w:r>
@@ -5994,7 +6164,7 @@
         <w:pStyle w:val="Compact"/>
         <w:numPr>
           <w:ilvl w:val="0"/>
-          <w:numId w:val="1050"/>
+          <w:numId w:val="1051"/>
         </w:numPr>
       </w:pPr>
       <w:r>
@@ -6008,9 +6178,9 @@
         </w:pict>
       </w:r>
     </w:p>
-    <w:bookmarkEnd w:id="171"/>
     <w:bookmarkEnd w:id="172"/>
-    <w:bookmarkStart w:id="176" w:name="X32e1e27725f633ef334bc327a1c6303ec633540"/>
+    <w:bookmarkEnd w:id="173"/>
+    <w:bookmarkStart w:id="177" w:name="sec:rac-atmcor"/>
     <w:p>
       <w:pPr>
         <w:pStyle w:val="berschrift4"/>
@@ -6042,10 +6212,10 @@
         <w:rPr>
           <w:rStyle w:val="VerbatimChar"/>
         </w:rPr>
-        <w:t xml:space="preserve">rac.measurements-atmospheric-corrections</w:t>
-      </w:r>
-    </w:p>
-    <w:bookmarkStart w:id="173" w:name="threshold-requirements-35"/>
+        <w:t xml:space="preserve">rac-atmcor</w:t>
+      </w:r>
+    </w:p>
+    <w:bookmarkStart w:id="174" w:name="threshold-requirements-35"/>
     <w:p>
       <w:pPr>
         <w:pStyle w:val="berschrift5"/>
@@ -6075,7 +6245,7 @@
         <w:pStyle w:val="Compact"/>
         <w:numPr>
           <w:ilvl w:val="0"/>
-          <w:numId w:val="1051"/>
+          <w:numId w:val="1052"/>
         </w:numPr>
       </w:pPr>
       <w:r>
@@ -6087,7 +6257,7 @@
         <w:pStyle w:val="Compact"/>
         <w:numPr>
           <w:ilvl w:val="0"/>
-          <w:numId w:val="1051"/>
+          <w:numId w:val="1052"/>
         </w:numPr>
       </w:pPr>
       <w:r>
@@ -6099,7 +6269,7 @@
         <w:pStyle w:val="Compact"/>
         <w:numPr>
           <w:ilvl w:val="0"/>
-          <w:numId w:val="1051"/>
+          <w:numId w:val="1052"/>
         </w:numPr>
       </w:pPr>
       <w:r>
@@ -6119,15 +6289,15 @@
         <w:pStyle w:val="Compact"/>
         <w:numPr>
           <w:ilvl w:val="0"/>
-          <w:numId w:val="1052"/>
+          <w:numId w:val="1053"/>
         </w:numPr>
       </w:pPr>
       <w:r>
         <w:t xml:space="preserve">Examples of technical documentation include an Algorithm Theoretical Basis Document, product user guide, etc.</w:t>
       </w:r>
     </w:p>
-    <w:bookmarkEnd w:id="173"/>
-    <w:bookmarkStart w:id="174" w:name="goal-requirements-35"/>
+    <w:bookmarkEnd w:id="174"/>
+    <w:bookmarkStart w:id="175" w:name="goal-requirements-35"/>
     <w:p>
       <w:pPr>
         <w:pStyle w:val="berschrift5"/>
@@ -6147,8 +6317,8 @@
         <w:t xml:space="preserve"> </w:t>
       </w:r>
     </w:p>
-    <w:bookmarkEnd w:id="174"/>
-    <w:bookmarkStart w:id="175" w:name="assessment-35"/>
+    <w:bookmarkEnd w:id="175"/>
+    <w:bookmarkStart w:id="176" w:name="assessment-35"/>
     <w:p>
       <w:pPr>
         <w:pStyle w:val="berschrift5"/>
@@ -6162,7 +6332,7 @@
         <w:pStyle w:val="Compact"/>
         <w:numPr>
           <w:ilvl w:val="0"/>
-          <w:numId w:val="1053"/>
+          <w:numId w:val="1054"/>
         </w:numPr>
       </w:pPr>
       <w:r>
@@ -6174,7 +6344,7 @@
         <w:pStyle w:val="Compact"/>
         <w:numPr>
           <w:ilvl w:val="0"/>
-          <w:numId w:val="1053"/>
+          <w:numId w:val="1054"/>
         </w:numPr>
       </w:pPr>
       <w:r>
@@ -6186,7 +6356,7 @@
         <w:pStyle w:val="Compact"/>
         <w:numPr>
           <w:ilvl w:val="0"/>
-          <w:numId w:val="1053"/>
+          <w:numId w:val="1054"/>
         </w:numPr>
       </w:pPr>
       <w:r>
@@ -6198,7 +6368,7 @@
         <w:pStyle w:val="Compact"/>
         <w:numPr>
           <w:ilvl w:val="0"/>
-          <w:numId w:val="1053"/>
+          <w:numId w:val="1054"/>
         </w:numPr>
       </w:pPr>
       <w:r>
@@ -6212,9 +6382,9 @@
         </w:pict>
       </w:r>
     </w:p>
-    <w:bookmarkEnd w:id="175"/>
     <w:bookmarkEnd w:id="176"/>
-    <w:bookmarkStart w:id="180" w:name="sec:rac.corrections-lunar-radiance"/>
+    <w:bookmarkEnd w:id="177"/>
+    <w:bookmarkStart w:id="181" w:name="sec:rac-lunrad"/>
     <w:p>
       <w:pPr>
         <w:pStyle w:val="berschrift4"/>
@@ -6246,10 +6416,10 @@
         <w:rPr>
           <w:rStyle w:val="VerbatimChar"/>
         </w:rPr>
-        <w:t xml:space="preserve">rac.corrections-lunar-radiance</w:t>
-      </w:r>
-    </w:p>
-    <w:bookmarkStart w:id="177" w:name="threshold-requirements-36"/>
+        <w:t xml:space="preserve">rac-lunrad</w:t>
+      </w:r>
+    </w:p>
+    <w:bookmarkStart w:id="178" w:name="threshold-requirements-36"/>
     <w:p>
       <w:pPr>
         <w:pStyle w:val="berschrift5"/>
@@ -6279,7 +6449,7 @@
         <w:pStyle w:val="Compact"/>
         <w:numPr>
           <w:ilvl w:val="0"/>
-          <w:numId w:val="1054"/>
+          <w:numId w:val="1055"/>
         </w:numPr>
       </w:pPr>
       <w:r>
@@ -6291,7 +6461,7 @@
         <w:pStyle w:val="Compact"/>
         <w:numPr>
           <w:ilvl w:val="0"/>
-          <w:numId w:val="1054"/>
+          <w:numId w:val="1055"/>
         </w:numPr>
       </w:pPr>
       <w:r>
@@ -6311,15 +6481,15 @@
         <w:pStyle w:val="Compact"/>
         <w:numPr>
           <w:ilvl w:val="0"/>
-          <w:numId w:val="1055"/>
+          <w:numId w:val="1056"/>
         </w:numPr>
       </w:pPr>
       <w:r>
         <w:t xml:space="preserve">Examples of technical documentation include an Algorithm Theoretical Basis Document, product user guide, etc.</w:t>
       </w:r>
     </w:p>
-    <w:bookmarkEnd w:id="177"/>
-    <w:bookmarkStart w:id="178" w:name="goal-requirements-36"/>
+    <w:bookmarkEnd w:id="178"/>
+    <w:bookmarkStart w:id="179" w:name="goal-requirements-36"/>
     <w:p>
       <w:pPr>
         <w:pStyle w:val="berschrift5"/>
@@ -6339,8 +6509,8 @@
         <w:t xml:space="preserve"> </w:t>
       </w:r>
     </w:p>
-    <w:bookmarkEnd w:id="178"/>
-    <w:bookmarkStart w:id="179" w:name="assessment-36"/>
+    <w:bookmarkEnd w:id="179"/>
+    <w:bookmarkStart w:id="180" w:name="assessment-36"/>
     <w:p>
       <w:pPr>
         <w:pStyle w:val="berschrift5"/>
@@ -6354,7 +6524,7 @@
         <w:pStyle w:val="Compact"/>
         <w:numPr>
           <w:ilvl w:val="0"/>
-          <w:numId w:val="1056"/>
+          <w:numId w:val="1057"/>
         </w:numPr>
       </w:pPr>
       <w:r>
@@ -6366,7 +6536,7 @@
         <w:pStyle w:val="Compact"/>
         <w:numPr>
           <w:ilvl w:val="0"/>
-          <w:numId w:val="1056"/>
+          <w:numId w:val="1057"/>
         </w:numPr>
       </w:pPr>
       <w:r>
@@ -6378,7 +6548,7 @@
         <w:pStyle w:val="Compact"/>
         <w:numPr>
           <w:ilvl w:val="0"/>
-          <w:numId w:val="1056"/>
+          <w:numId w:val="1057"/>
         </w:numPr>
       </w:pPr>
       <w:r>
@@ -6390,7 +6560,7 @@
         <w:pStyle w:val="Compact"/>
         <w:numPr>
           <w:ilvl w:val="0"/>
-          <w:numId w:val="1056"/>
+          <w:numId w:val="1057"/>
         </w:numPr>
       </w:pPr>
       <w:r>
@@ -6404,9 +6574,9 @@
         </w:pict>
       </w:r>
     </w:p>
-    <w:bookmarkEnd w:id="179"/>
     <w:bookmarkEnd w:id="180"/>
-    <w:bookmarkStart w:id="184" w:name="sec:rac.corrections-stray-light"/>
+    <w:bookmarkEnd w:id="181"/>
+    <w:bookmarkStart w:id="185" w:name="sec:rac-strlit"/>
     <w:p>
       <w:pPr>
         <w:pStyle w:val="berschrift4"/>
@@ -6438,10 +6608,10 @@
         <w:rPr>
           <w:rStyle w:val="VerbatimChar"/>
         </w:rPr>
-        <w:t xml:space="preserve">rac.corrections-stray-light</w:t>
-      </w:r>
-    </w:p>
-    <w:bookmarkStart w:id="181" w:name="threshold-requirements-37"/>
+        <w:t xml:space="preserve">rac-strlit</w:t>
+      </w:r>
+    </w:p>
+    <w:bookmarkStart w:id="182" w:name="threshold-requirements-37"/>
     <w:p>
       <w:pPr>
         <w:pStyle w:val="berschrift5"/>
@@ -6471,7 +6641,7 @@
         <w:pStyle w:val="Compact"/>
         <w:numPr>
           <w:ilvl w:val="0"/>
-          <w:numId w:val="1057"/>
+          <w:numId w:val="1058"/>
         </w:numPr>
       </w:pPr>
       <w:r>
@@ -6483,7 +6653,7 @@
         <w:pStyle w:val="Compact"/>
         <w:numPr>
           <w:ilvl w:val="0"/>
-          <w:numId w:val="1057"/>
+          <w:numId w:val="1058"/>
         </w:numPr>
       </w:pPr>
       <w:r>
@@ -6503,15 +6673,15 @@
         <w:pStyle w:val="Compact"/>
         <w:numPr>
           <w:ilvl w:val="0"/>
-          <w:numId w:val="1058"/>
+          <w:numId w:val="1059"/>
         </w:numPr>
       </w:pPr>
       <w:r>
         <w:t xml:space="preserve">Examples of technical documentation include an Algorithm Theoretical Basis Document, product user guide, etc.</w:t>
       </w:r>
     </w:p>
-    <w:bookmarkEnd w:id="181"/>
-    <w:bookmarkStart w:id="182" w:name="goal-requirements-37"/>
+    <w:bookmarkEnd w:id="182"/>
+    <w:bookmarkStart w:id="183" w:name="goal-requirements-37"/>
     <w:p>
       <w:pPr>
         <w:pStyle w:val="berschrift5"/>
@@ -6531,8 +6701,8 @@
         <w:t xml:space="preserve"> </w:t>
       </w:r>
     </w:p>
-    <w:bookmarkEnd w:id="182"/>
-    <w:bookmarkStart w:id="183" w:name="assessment-37"/>
+    <w:bookmarkEnd w:id="183"/>
+    <w:bookmarkStart w:id="184" w:name="assessment-37"/>
     <w:p>
       <w:pPr>
         <w:pStyle w:val="berschrift5"/>
@@ -6546,7 +6716,7 @@
         <w:pStyle w:val="Compact"/>
         <w:numPr>
           <w:ilvl w:val="0"/>
-          <w:numId w:val="1059"/>
+          <w:numId w:val="1060"/>
         </w:numPr>
       </w:pPr>
       <w:r>
@@ -6558,7 +6728,7 @@
         <w:pStyle w:val="Compact"/>
         <w:numPr>
           <w:ilvl w:val="0"/>
-          <w:numId w:val="1059"/>
+          <w:numId w:val="1060"/>
         </w:numPr>
       </w:pPr>
       <w:r>
@@ -6570,7 +6740,7 @@
         <w:pStyle w:val="Compact"/>
         <w:numPr>
           <w:ilvl w:val="0"/>
-          <w:numId w:val="1059"/>
+          <w:numId w:val="1060"/>
         </w:numPr>
       </w:pPr>
       <w:r>
@@ -6582,17 +6752,17 @@
         <w:pStyle w:val="Compact"/>
         <w:numPr>
           <w:ilvl w:val="0"/>
-          <w:numId w:val="1059"/>
+          <w:numId w:val="1060"/>
         </w:numPr>
       </w:pPr>
       <w:r>
         <w:t xml:space="preserve">Recommended Requirement Modification:</w:t>
       </w:r>
     </w:p>
-    <w:bookmarkEnd w:id="183"/>
     <w:bookmarkEnd w:id="184"/>
     <w:bookmarkEnd w:id="185"/>
-    <w:bookmarkStart w:id="190" w:name="sec:gcor"/>
+    <w:bookmarkEnd w:id="186"/>
+    <w:bookmarkStart w:id="191" w:name="sec:gcor"/>
     <w:p>
       <w:pPr>
         <w:pStyle w:val="berschrift3"/>
@@ -6624,7 +6794,7 @@
         <w:t xml:space="preserve">This section specifies any geometric correction requirements that must be met in order for the data to be analysis ready.</w:t>
       </w:r>
     </w:p>
-    <w:bookmarkStart w:id="189" w:name="sec:gcor.corrections-geometric-sr"/>
+    <w:bookmarkStart w:id="190" w:name="sec:gcor-geocsr"/>
     <w:p>
       <w:pPr>
         <w:pStyle w:val="berschrift4"/>
@@ -6656,10 +6826,10 @@
         <w:rPr>
           <w:rStyle w:val="VerbatimChar"/>
         </w:rPr>
-        <w:t xml:space="preserve">gcor.corrections-geometric-sr</w:t>
-      </w:r>
-    </w:p>
-    <w:bookmarkStart w:id="186" w:name="threshold-requirements-38"/>
+        <w:t xml:space="preserve">gcor-geocsr</w:t>
+      </w:r>
+    </w:p>
+    <w:bookmarkStart w:id="187" w:name="threshold-requirements-38"/>
     <w:p>
       <w:pPr>
         <w:pStyle w:val="berschrift5"/>
@@ -6718,7 +6888,7 @@
       <w:r>
         <w:t xml:space="preserve">“</w:t>
       </w:r>
-      <w:hyperlink w:anchor="sec:meta.metadata-geometric-accuracy-sr">
+      <w:hyperlink w:anchor="sec:meta-gmasr">
         <w:r>
           <w:rPr>
             <w:rStyle w:val="Hyperlink"/>
@@ -6738,7 +6908,7 @@
       <w:r>
         <w:t xml:space="preserve">“</w:t>
       </w:r>
-      <w:hyperlink w:anchor="sec:meta.metadata-instrument-optical">
+      <w:hyperlink w:anchor="sec:meta-insopt">
         <w:r>
           <w:rPr>
             <w:rStyle w:val="Hyperlink"/>
@@ -6766,7 +6936,7 @@
         <w:pStyle w:val="Compact"/>
         <w:numPr>
           <w:ilvl w:val="0"/>
-          <w:numId w:val="1060"/>
+          <w:numId w:val="1061"/>
         </w:numPr>
       </w:pPr>
       <w:r>
@@ -6789,8 +6959,8 @@
         <w:t xml:space="preserve">sources as the geometric corrections for each of the sources may differ.</w:t>
       </w:r>
     </w:p>
-    <w:bookmarkEnd w:id="186"/>
-    <w:bookmarkStart w:id="187" w:name="goal-requirements-38"/>
+    <w:bookmarkEnd w:id="187"/>
+    <w:bookmarkStart w:id="188" w:name="goal-requirements-38"/>
     <w:p>
       <w:pPr>
         <w:pStyle w:val="berschrift5"/>
@@ -6825,7 +6995,7 @@
       <w:r>
         <w:t xml:space="preserve">“</w:t>
       </w:r>
-      <w:hyperlink w:anchor="sec:meta.metadata-geometric-accuracy-sr">
+      <w:hyperlink w:anchor="sec:meta-gmasr">
         <w:r>
           <w:rPr>
             <w:rStyle w:val="Hyperlink"/>
@@ -6845,7 +7015,7 @@
       <w:r>
         <w:t xml:space="preserve">“</w:t>
       </w:r>
-      <w:hyperlink w:anchor="sec:meta.metadata-instrument-optical">
+      <w:hyperlink w:anchor="sec:meta-insopt">
         <w:r>
           <w:rPr>
             <w:rStyle w:val="Hyperlink"/>
@@ -6873,15 +7043,15 @@
         <w:pStyle w:val="Compact"/>
         <w:numPr>
           <w:ilvl w:val="0"/>
-          <w:numId w:val="1061"/>
+          <w:numId w:val="1062"/>
         </w:numPr>
       </w:pPr>
       <w:r>
         <w:t xml:space="preserve">This requirement is intended to enable interoperability between imagery from different platforms that meet this level of correction, and with non-image spatial data such as GIS layers and terrain models.</w:t>
       </w:r>
     </w:p>
-    <w:bookmarkEnd w:id="187"/>
-    <w:bookmarkStart w:id="188" w:name="assessment-38"/>
+    <w:bookmarkEnd w:id="188"/>
+    <w:bookmarkStart w:id="189" w:name="assessment-38"/>
     <w:p>
       <w:pPr>
         <w:pStyle w:val="berschrift5"/>
@@ -6895,7 +7065,7 @@
         <w:pStyle w:val="Compact"/>
         <w:numPr>
           <w:ilvl w:val="0"/>
-          <w:numId w:val="1062"/>
+          <w:numId w:val="1063"/>
         </w:numPr>
       </w:pPr>
       <w:r>
@@ -6907,7 +7077,7 @@
         <w:pStyle w:val="Compact"/>
         <w:numPr>
           <w:ilvl w:val="0"/>
-          <w:numId w:val="1062"/>
+          <w:numId w:val="1063"/>
         </w:numPr>
       </w:pPr>
       <w:r>
@@ -6919,7 +7089,7 @@
         <w:pStyle w:val="Compact"/>
         <w:numPr>
           <w:ilvl w:val="0"/>
-          <w:numId w:val="1062"/>
+          <w:numId w:val="1063"/>
         </w:numPr>
       </w:pPr>
       <w:r>
@@ -6931,7 +7101,7 @@
         <w:pStyle w:val="Compact"/>
         <w:numPr>
           <w:ilvl w:val="0"/>
-          <w:numId w:val="1062"/>
+          <w:numId w:val="1063"/>
         </w:numPr>
       </w:pPr>
       <w:r>
@@ -6943,11 +7113,11 @@
         <w:br w:type="page"/>
       </w:r>
     </w:p>
-    <w:bookmarkEnd w:id="188"/>
     <w:bookmarkEnd w:id="189"/>
     <w:bookmarkEnd w:id="190"/>
     <w:bookmarkEnd w:id="191"/>
-    <w:bookmarkStart w:id="196" w:name="summary-self-assessment-table"/>
+    <w:bookmarkEnd w:id="192"/>
+    <w:bookmarkStart w:id="197" w:name="summary-self-assessment-table"/>
     <w:p>
       <w:pPr>
         <w:pStyle w:val="berschrift2"/>
@@ -6956,2056 +7126,13 @@
         <w:t xml:space="preserve">Summary Self-Assessment Table</w:t>
       </w:r>
     </w:p>
-    <w:bookmarkStart w:id="192" w:name="general-metadata"/>
+    <w:bookmarkStart w:id="193" w:name="general-metadata"/>
     <w:p>
       <w:pPr>
         <w:pStyle w:val="berschrift3"/>
       </w:pPr>
       <w:r>
         <w:t xml:space="preserve">General Metadata</w:t>
-      </w:r>
-    </w:p>
-    <w:tbl>
-      <w:tblPr>
-        <w:tblStyle w:val="Table"/>
-        <w:tblW w:type="pct" w:w="5000"/>
-        <w:tblLayout w:type="fixed"/>
-        <w:tblLook w:firstRow="1" w:lastRow="0" w:firstColumn="0" w:lastColumn="0" w:noHBand="0" w:noVBand="0" w:val="0020"/>
-      </w:tblPr>
-      <w:tblGrid>
-        <w:gridCol w:w="2520"/>
-        <w:gridCol w:w="3060"/>
-        <w:gridCol w:w="1620"/>
-        <w:gridCol w:w="720"/>
-      </w:tblGrid>
-      <w:tr>
-        <w:trPr>
-          <w:tblHeader w:val="on"/>
-        </w:trPr>
-        <w:tc>
-          <w:tcPr/>
-          <w:p>
-            <w:pPr>
-              <w:pStyle w:val="Compact"/>
-            </w:pPr>
-            <w:r>
-              <w:t xml:space="preserve">Requirement ID</w:t>
-            </w:r>
-          </w:p>
-        </w:tc>
-        <w:tc>
-          <w:tcPr/>
-          <w:p>
-            <w:pPr>
-              <w:pStyle w:val="Compact"/>
-            </w:pPr>
-            <w:r>
-              <w:t xml:space="preserve">Requirement Title</w:t>
-            </w:r>
-          </w:p>
-        </w:tc>
-        <w:tc>
-          <w:tcPr/>
-          <w:p>
-            <w:pPr>
-              <w:pStyle w:val="Compact"/>
-              <w:jc w:val="center"/>
-            </w:pPr>
-            <w:r>
-              <w:t xml:space="preserve">Threshold</w:t>
-            </w:r>
-          </w:p>
-        </w:tc>
-        <w:tc>
-          <w:tcPr/>
-          <w:p>
-            <w:pPr>
-              <w:pStyle w:val="Compact"/>
-              <w:jc w:val="center"/>
-            </w:pPr>
-            <w:r>
-              <w:t xml:space="preserve">Goal</w:t>
-            </w:r>
-          </w:p>
-        </w:tc>
-      </w:tr>
-      <w:tr>
-        <w:tc>
-          <w:tcPr/>
-          <w:p>
-            <w:pPr>
-              <w:pStyle w:val="Compact"/>
-            </w:pPr>
-            <w:r>
-              <w:rPr>
-                <w:rStyle w:val="VerbatimChar"/>
-              </w:rPr>
-              <w:t xml:space="preserve">meta.metadata-traceability-sr</w:t>
-            </w:r>
-          </w:p>
-        </w:tc>
-        <w:tc>
-          <w:tcPr/>
-          <w:p>
-            <w:pPr>
-              <w:pStyle w:val="Compact"/>
-            </w:pPr>
-            <w:r>
-              <w:t xml:space="preserve">Traceability</w:t>
-            </w:r>
-          </w:p>
-        </w:tc>
-        <w:tc>
-          <w:tcPr/>
-          <w:p>
-            <w:pPr>
-              <w:pStyle w:val="Compact"/>
-              <w:jc w:val="center"/>
-            </w:pPr>
-            <w:r>
-              <w:rPr>
-                <w:i/>
-                <w:iCs/>
-              </w:rPr>
-              <w:t xml:space="preserve">not required</w:t>
-            </w:r>
-          </w:p>
-        </w:tc>
-        <w:tc>
-          <w:tcPr/>
-          <w:p>
-            <w:pPr>
-              <w:pStyle w:val="Compact"/>
-            </w:pPr>
-          </w:p>
-        </w:tc>
-      </w:tr>
-      <w:tr>
-        <w:tc>
-          <w:tcPr/>
-          <w:p>
-            <w:pPr>
-              <w:pStyle w:val="Compact"/>
-            </w:pPr>
-            <w:r>
-              <w:rPr>
-                <w:rStyle w:val="VerbatimChar"/>
-              </w:rPr>
-              <w:t xml:space="preserve">meta.metadata-machine-readability-optical</w:t>
-            </w:r>
-          </w:p>
-        </w:tc>
-        <w:tc>
-          <w:tcPr/>
-          <w:p>
-            <w:pPr>
-              <w:pStyle w:val="Compact"/>
-            </w:pPr>
-            <w:r>
-              <w:t xml:space="preserve">Metadata Machine Readability</w:t>
-            </w:r>
-          </w:p>
-        </w:tc>
-        <w:tc>
-          <w:tcPr/>
-          <w:p>
-            <w:pPr>
-              <w:pStyle w:val="Compact"/>
-            </w:pPr>
-          </w:p>
-        </w:tc>
-        <w:tc>
-          <w:tcPr/>
-          <w:p>
-            <w:pPr>
-              <w:pStyle w:val="Compact"/>
-            </w:pPr>
-          </w:p>
-        </w:tc>
-      </w:tr>
-      <w:tr>
-        <w:tc>
-          <w:tcPr/>
-          <w:p>
-            <w:pPr>
-              <w:pStyle w:val="Compact"/>
-            </w:pPr>
-            <w:r>
-              <w:rPr>
-                <w:rStyle w:val="VerbatimChar"/>
-              </w:rPr>
-              <w:t xml:space="preserve">meta.metadata-time-sr</w:t>
-            </w:r>
-          </w:p>
-        </w:tc>
-        <w:tc>
-          <w:tcPr/>
-          <w:p>
-            <w:pPr>
-              <w:pStyle w:val="Compact"/>
-            </w:pPr>
-            <w:r>
-              <w:t xml:space="preserve">Data Collection Time</w:t>
-            </w:r>
-          </w:p>
-        </w:tc>
-        <w:tc>
-          <w:tcPr/>
-          <w:p>
-            <w:pPr>
-              <w:pStyle w:val="Compact"/>
-            </w:pPr>
-          </w:p>
-        </w:tc>
-        <w:tc>
-          <w:tcPr/>
-          <w:p>
-            <w:pPr>
-              <w:pStyle w:val="Compact"/>
-            </w:pPr>
-          </w:p>
-        </w:tc>
-      </w:tr>
-      <w:tr>
-        <w:tc>
-          <w:tcPr/>
-          <w:p>
-            <w:pPr>
-              <w:pStyle w:val="Compact"/>
-            </w:pPr>
-            <w:r>
-              <w:rPr>
-                <w:rStyle w:val="VerbatimChar"/>
-              </w:rPr>
-              <w:t xml:space="preserve">meta.metadata-geo-area-sr</w:t>
-            </w:r>
-          </w:p>
-        </w:tc>
-        <w:tc>
-          <w:tcPr/>
-          <w:p>
-            <w:pPr>
-              <w:pStyle w:val="Compact"/>
-            </w:pPr>
-            <w:r>
-              <w:t xml:space="preserve">Geographical Area</w:t>
-            </w:r>
-          </w:p>
-        </w:tc>
-        <w:tc>
-          <w:tcPr/>
-          <w:p>
-            <w:pPr>
-              <w:pStyle w:val="Compact"/>
-            </w:pPr>
-          </w:p>
-        </w:tc>
-        <w:tc>
-          <w:tcPr/>
-          <w:p>
-            <w:pPr>
-              <w:pStyle w:val="Compact"/>
-            </w:pPr>
-          </w:p>
-        </w:tc>
-      </w:tr>
-      <w:tr>
-        <w:tc>
-          <w:tcPr/>
-          <w:p>
-            <w:pPr>
-              <w:pStyle w:val="Compact"/>
-            </w:pPr>
-            <w:r>
-              <w:rPr>
-                <w:rStyle w:val="VerbatimChar"/>
-              </w:rPr>
-              <w:t xml:space="preserve">meta.metadata-crs-optical</w:t>
-            </w:r>
-          </w:p>
-        </w:tc>
-        <w:tc>
-          <w:tcPr/>
-          <w:p>
-            <w:pPr>
-              <w:pStyle w:val="Compact"/>
-            </w:pPr>
-            <w:r>
-              <w:t xml:space="preserve">Coordinate Reference System</w:t>
-            </w:r>
-          </w:p>
-        </w:tc>
-        <w:tc>
-          <w:tcPr/>
-          <w:p>
-            <w:pPr>
-              <w:pStyle w:val="Compact"/>
-            </w:pPr>
-          </w:p>
-        </w:tc>
-        <w:tc>
-          <w:tcPr/>
-          <w:p>
-            <w:pPr>
-              <w:pStyle w:val="Compact"/>
-              <w:jc w:val="center"/>
-            </w:pPr>
-            <w:r>
-              <w:rPr>
-                <w:i/>
-                <w:iCs/>
-              </w:rPr>
-              <w:t xml:space="preserve">as threshold</w:t>
-            </w:r>
-          </w:p>
-        </w:tc>
-      </w:tr>
-      <w:tr>
-        <w:tc>
-          <w:tcPr/>
-          <w:p>
-            <w:pPr>
-              <w:pStyle w:val="Compact"/>
-            </w:pPr>
-            <w:r>
-              <w:rPr>
-                <w:rStyle w:val="VerbatimChar"/>
-              </w:rPr>
-              <w:t xml:space="preserve">meta.metadata-map-projection-nlsr</w:t>
-            </w:r>
-          </w:p>
-        </w:tc>
-        <w:tc>
-          <w:tcPr/>
-          <w:p>
-            <w:pPr>
-              <w:pStyle w:val="Compact"/>
-            </w:pPr>
-            <w:r>
-              <w:t xml:space="preserve">Map Projection</w:t>
-            </w:r>
-          </w:p>
-        </w:tc>
-        <w:tc>
-          <w:tcPr/>
-          <w:p>
-            <w:pPr>
-              <w:pStyle w:val="Compact"/>
-            </w:pPr>
-          </w:p>
-        </w:tc>
-        <w:tc>
-          <w:tcPr/>
-          <w:p>
-            <w:pPr>
-              <w:pStyle w:val="Compact"/>
-              <w:jc w:val="center"/>
-            </w:pPr>
-            <w:r>
-              <w:rPr>
-                <w:i/>
-                <w:iCs/>
-              </w:rPr>
-              <w:t xml:space="preserve">as threshold</w:t>
-            </w:r>
-          </w:p>
-        </w:tc>
-      </w:tr>
-      <w:tr>
-        <w:tc>
-          <w:tcPr/>
-          <w:p>
-            <w:pPr>
-              <w:pStyle w:val="Compact"/>
-            </w:pPr>
-            <w:r>
-              <w:rPr>
-                <w:rStyle w:val="VerbatimChar"/>
-              </w:rPr>
-              <w:t xml:space="preserve">meta.metadata-geometric-correction-methods-sr</w:t>
-            </w:r>
-          </w:p>
-        </w:tc>
-        <w:tc>
-          <w:tcPr/>
-          <w:p>
-            <w:pPr>
-              <w:pStyle w:val="Compact"/>
-            </w:pPr>
-            <w:r>
-              <w:t xml:space="preserve">Geometric Correction Methods</w:t>
-            </w:r>
-          </w:p>
-        </w:tc>
-        <w:tc>
-          <w:tcPr/>
-          <w:p>
-            <w:pPr>
-              <w:pStyle w:val="Compact"/>
-              <w:jc w:val="center"/>
-            </w:pPr>
-            <w:r>
-              <w:rPr>
-                <w:i/>
-                <w:iCs/>
-              </w:rPr>
-              <w:t xml:space="preserve">not required</w:t>
-            </w:r>
-          </w:p>
-        </w:tc>
-        <w:tc>
-          <w:tcPr/>
-          <w:p>
-            <w:pPr>
-              <w:pStyle w:val="Compact"/>
-            </w:pPr>
-          </w:p>
-        </w:tc>
-      </w:tr>
-      <w:tr>
-        <w:tc>
-          <w:tcPr/>
-          <w:p>
-            <w:pPr>
-              <w:pStyle w:val="Compact"/>
-            </w:pPr>
-            <w:r>
-              <w:rPr>
-                <w:rStyle w:val="VerbatimChar"/>
-              </w:rPr>
-              <w:t xml:space="preserve">meta.metadata-geometric-accuracy-sr</w:t>
-            </w:r>
-          </w:p>
-        </w:tc>
-        <w:tc>
-          <w:tcPr/>
-          <w:p>
-            <w:pPr>
-              <w:pStyle w:val="Compact"/>
-            </w:pPr>
-            <w:r>
-              <w:t xml:space="preserve">Geometric Accuracy of the Data</w:t>
-            </w:r>
-          </w:p>
-        </w:tc>
-        <w:tc>
-          <w:tcPr/>
-          <w:p>
-            <w:pPr>
-              <w:pStyle w:val="Compact"/>
-              <w:jc w:val="center"/>
-            </w:pPr>
-            <w:r>
-              <w:rPr>
-                <w:i/>
-                <w:iCs/>
-              </w:rPr>
-              <w:t xml:space="preserve">not required</w:t>
-            </w:r>
-          </w:p>
-        </w:tc>
-        <w:tc>
-          <w:tcPr/>
-          <w:p>
-            <w:pPr>
-              <w:pStyle w:val="Compact"/>
-            </w:pPr>
-          </w:p>
-        </w:tc>
-      </w:tr>
-      <w:tr>
-        <w:tc>
-          <w:tcPr/>
-          <w:p>
-            <w:pPr>
-              <w:pStyle w:val="Compact"/>
-            </w:pPr>
-            <w:r>
-              <w:rPr>
-                <w:rStyle w:val="VerbatimChar"/>
-              </w:rPr>
-              <w:t xml:space="preserve">meta.metadata-instrument-optical</w:t>
-            </w:r>
-          </w:p>
-        </w:tc>
-        <w:tc>
-          <w:tcPr/>
-          <w:p>
-            <w:pPr>
-              <w:pStyle w:val="Compact"/>
-            </w:pPr>
-            <w:r>
-              <w:t xml:space="preserve">Instrument</w:t>
-            </w:r>
-          </w:p>
-        </w:tc>
-        <w:tc>
-          <w:tcPr/>
-          <w:p>
-            <w:pPr>
-              <w:pStyle w:val="Compact"/>
-            </w:pPr>
-          </w:p>
-        </w:tc>
-        <w:tc>
-          <w:tcPr/>
-          <w:p>
-            <w:pPr>
-              <w:pStyle w:val="Compact"/>
-            </w:pPr>
-          </w:p>
-        </w:tc>
-      </w:tr>
-      <w:tr>
-        <w:tc>
-          <w:tcPr/>
-          <w:p>
-            <w:pPr>
-              <w:pStyle w:val="Compact"/>
-            </w:pPr>
-            <w:r>
-              <w:rPr>
-                <w:rStyle w:val="VerbatimChar"/>
-              </w:rPr>
-              <w:t xml:space="preserve">meta.metadata-spectral-bands</w:t>
-            </w:r>
-          </w:p>
-        </w:tc>
-        <w:tc>
-          <w:tcPr/>
-          <w:p>
-            <w:pPr>
-              <w:pStyle w:val="Compact"/>
-            </w:pPr>
-            <w:r>
-              <w:t xml:space="preserve">Spectral Bands</w:t>
-            </w:r>
-          </w:p>
-        </w:tc>
-        <w:tc>
-          <w:tcPr/>
-          <w:p>
-            <w:pPr>
-              <w:pStyle w:val="Compact"/>
-            </w:pPr>
-          </w:p>
-        </w:tc>
-        <w:tc>
-          <w:tcPr/>
-          <w:p>
-            <w:pPr>
-              <w:pStyle w:val="Compact"/>
-            </w:pPr>
-          </w:p>
-        </w:tc>
-      </w:tr>
-      <w:tr>
-        <w:tc>
-          <w:tcPr/>
-          <w:p>
-            <w:pPr>
-              <w:pStyle w:val="Compact"/>
-            </w:pPr>
-            <w:r>
-              <w:rPr>
-                <w:rStyle w:val="VerbatimChar"/>
-              </w:rPr>
-              <w:t xml:space="preserve">meta.metadata-sensor-calibration-optical</w:t>
-            </w:r>
-          </w:p>
-        </w:tc>
-        <w:tc>
-          <w:tcPr/>
-          <w:p>
-            <w:pPr>
-              <w:pStyle w:val="Compact"/>
-            </w:pPr>
-            <w:r>
-              <w:t xml:space="preserve">Sensor Calibration</w:t>
-            </w:r>
-          </w:p>
-        </w:tc>
-        <w:tc>
-          <w:tcPr/>
-          <w:p>
-            <w:pPr>
-              <w:pStyle w:val="Compact"/>
-              <w:jc w:val="center"/>
-            </w:pPr>
-            <w:r>
-              <w:rPr>
-                <w:i/>
-                <w:iCs/>
-              </w:rPr>
-              <w:t xml:space="preserve">not required</w:t>
-            </w:r>
-          </w:p>
-        </w:tc>
-        <w:tc>
-          <w:tcPr/>
-          <w:p>
-            <w:pPr>
-              <w:pStyle w:val="Compact"/>
-            </w:pPr>
-          </w:p>
-        </w:tc>
-      </w:tr>
-      <w:tr>
-        <w:tc>
-          <w:tcPr/>
-          <w:p>
-            <w:pPr>
-              <w:pStyle w:val="Compact"/>
-            </w:pPr>
-            <w:r>
-              <w:rPr>
-                <w:rStyle w:val="VerbatimChar"/>
-              </w:rPr>
-              <w:t xml:space="preserve">meta.metadata-radiometric-accuracy-sr</w:t>
-            </w:r>
-          </w:p>
-        </w:tc>
-        <w:tc>
-          <w:tcPr/>
-          <w:p>
-            <w:pPr>
-              <w:pStyle w:val="Compact"/>
-            </w:pPr>
-            <w:r>
-              <w:t xml:space="preserve">Radiometric Accuracy</w:t>
-            </w:r>
-          </w:p>
-        </w:tc>
-        <w:tc>
-          <w:tcPr/>
-          <w:p>
-            <w:pPr>
-              <w:pStyle w:val="Compact"/>
-              <w:jc w:val="center"/>
-            </w:pPr>
-            <w:r>
-              <w:rPr>
-                <w:i/>
-                <w:iCs/>
-              </w:rPr>
-              <w:t xml:space="preserve">not required</w:t>
-            </w:r>
-          </w:p>
-        </w:tc>
-        <w:tc>
-          <w:tcPr/>
-          <w:p>
-            <w:pPr>
-              <w:pStyle w:val="Compact"/>
-            </w:pPr>
-          </w:p>
-        </w:tc>
-      </w:tr>
-      <w:tr>
-        <w:tc>
-          <w:tcPr/>
-          <w:p>
-            <w:pPr>
-              <w:pStyle w:val="Compact"/>
-            </w:pPr>
-            <w:r>
-              <w:rPr>
-                <w:rStyle w:val="VerbatimChar"/>
-              </w:rPr>
-              <w:t xml:space="preserve">meta.metadata-algorithms-sr</w:t>
-            </w:r>
-          </w:p>
-        </w:tc>
-        <w:tc>
-          <w:tcPr/>
-          <w:p>
-            <w:pPr>
-              <w:pStyle w:val="Compact"/>
-            </w:pPr>
-            <w:r>
-              <w:t xml:space="preserve">Algorithms</w:t>
-            </w:r>
-          </w:p>
-        </w:tc>
-        <w:tc>
-          <w:tcPr/>
-          <w:p>
-            <w:pPr>
-              <w:pStyle w:val="Compact"/>
-            </w:pPr>
-          </w:p>
-        </w:tc>
-        <w:tc>
-          <w:tcPr/>
-          <w:p>
-            <w:pPr>
-              <w:pStyle w:val="Compact"/>
-            </w:pPr>
-          </w:p>
-        </w:tc>
-      </w:tr>
-      <w:tr>
-        <w:tc>
-          <w:tcPr/>
-          <w:p>
-            <w:pPr>
-              <w:pStyle w:val="Compact"/>
-            </w:pPr>
-            <w:r>
-              <w:rPr>
-                <w:rStyle w:val="VerbatimChar"/>
-              </w:rPr>
-              <w:t xml:space="preserve">meta.metadata-auxiliary-data-optical</w:t>
-            </w:r>
-          </w:p>
-        </w:tc>
-        <w:tc>
-          <w:tcPr/>
-          <w:p>
-            <w:pPr>
-              <w:pStyle w:val="Compact"/>
-            </w:pPr>
-            <w:r>
-              <w:t xml:space="preserve">Auxiliary Data</w:t>
-            </w:r>
-          </w:p>
-        </w:tc>
-        <w:tc>
-          <w:tcPr/>
-          <w:p>
-            <w:pPr>
-              <w:pStyle w:val="Compact"/>
-            </w:pPr>
-          </w:p>
-        </w:tc>
-        <w:tc>
-          <w:tcPr/>
-          <w:p>
-            <w:pPr>
-              <w:pStyle w:val="Compact"/>
-            </w:pPr>
-          </w:p>
-        </w:tc>
-      </w:tr>
-      <w:tr>
-        <w:tc>
-          <w:tcPr/>
-          <w:p>
-            <w:pPr>
-              <w:pStyle w:val="Compact"/>
-            </w:pPr>
-            <w:r>
-              <w:rPr>
-                <w:rStyle w:val="VerbatimChar"/>
-              </w:rPr>
-              <w:t xml:space="preserve">meta.metadata-processing-chain-prov-nlsr</w:t>
-            </w:r>
-          </w:p>
-        </w:tc>
-        <w:tc>
-          <w:tcPr/>
-          <w:p>
-            <w:pPr>
-              <w:pStyle w:val="Compact"/>
-            </w:pPr>
-            <w:r>
-              <w:t xml:space="preserve">Processing Chain Provenance</w:t>
-            </w:r>
-          </w:p>
-        </w:tc>
-        <w:tc>
-          <w:tcPr/>
-          <w:p>
-            <w:pPr>
-              <w:pStyle w:val="Compact"/>
-              <w:jc w:val="center"/>
-            </w:pPr>
-            <w:r>
-              <w:rPr>
-                <w:i/>
-                <w:iCs/>
-              </w:rPr>
-              <w:t xml:space="preserve">not required</w:t>
-            </w:r>
-          </w:p>
-        </w:tc>
-        <w:tc>
-          <w:tcPr/>
-          <w:p>
-            <w:pPr>
-              <w:pStyle w:val="Compact"/>
-            </w:pPr>
-          </w:p>
-        </w:tc>
-      </w:tr>
-      <w:tr>
-        <w:tc>
-          <w:tcPr/>
-          <w:p>
-            <w:pPr>
-              <w:pStyle w:val="Compact"/>
-            </w:pPr>
-            <w:r>
-              <w:rPr>
-                <w:rStyle w:val="VerbatimChar"/>
-              </w:rPr>
-              <w:t xml:space="preserve">meta.metadata-data-access</w:t>
-            </w:r>
-          </w:p>
-        </w:tc>
-        <w:tc>
-          <w:tcPr/>
-          <w:p>
-            <w:pPr>
-              <w:pStyle w:val="Compact"/>
-            </w:pPr>
-            <w:r>
-              <w:t xml:space="preserve">Data Access</w:t>
-            </w:r>
-          </w:p>
-        </w:tc>
-        <w:tc>
-          <w:tcPr/>
-          <w:p>
-            <w:pPr>
-              <w:pStyle w:val="Compact"/>
-            </w:pPr>
-          </w:p>
-        </w:tc>
-        <w:tc>
-          <w:tcPr/>
-          <w:p>
-            <w:pPr>
-              <w:pStyle w:val="Compact"/>
-              <w:jc w:val="center"/>
-            </w:pPr>
-            <w:r>
-              <w:rPr>
-                <w:i/>
-                <w:iCs/>
-              </w:rPr>
-              <w:t xml:space="preserve">as threshold</w:t>
-            </w:r>
-          </w:p>
-        </w:tc>
-      </w:tr>
-      <w:tr>
-        <w:tc>
-          <w:tcPr/>
-          <w:p>
-            <w:pPr>
-              <w:pStyle w:val="Compact"/>
-            </w:pPr>
-            <w:r>
-              <w:rPr>
-                <w:rStyle w:val="VerbatimChar"/>
-              </w:rPr>
-              <w:t xml:space="preserve">meta.metadata-data-quality-sr</w:t>
-            </w:r>
-          </w:p>
-        </w:tc>
-        <w:tc>
-          <w:tcPr/>
-          <w:p>
-            <w:pPr>
-              <w:pStyle w:val="Compact"/>
-            </w:pPr>
-            <w:r>
-              <w:t xml:space="preserve">Overall Data Quality</w:t>
-            </w:r>
-          </w:p>
-        </w:tc>
-        <w:tc>
-          <w:tcPr/>
-          <w:p>
-            <w:pPr>
-              <w:pStyle w:val="Compact"/>
-              <w:jc w:val="center"/>
-            </w:pPr>
-            <w:r>
-              <w:rPr>
-                <w:i/>
-                <w:iCs/>
-              </w:rPr>
-              <w:t xml:space="preserve">not required</w:t>
-            </w:r>
-          </w:p>
-        </w:tc>
-        <w:tc>
-          <w:tcPr/>
-          <w:p>
-            <w:pPr>
-              <w:pStyle w:val="Compact"/>
-            </w:pPr>
-          </w:p>
-        </w:tc>
-      </w:tr>
-    </w:tbl>
-    <w:bookmarkEnd w:id="192"/>
-    <w:bookmarkStart w:id="193" w:name="per-pixel-metadata"/>
-    <w:p>
-      <w:pPr>
-        <w:pStyle w:val="berschrift3"/>
-      </w:pPr>
-      <w:r>
-        <w:t xml:space="preserve">Per-Pixel Metadata</w:t>
-      </w:r>
-    </w:p>
-    <w:tbl>
-      <w:tblPr>
-        <w:tblStyle w:val="Table"/>
-        <w:tblW w:type="pct" w:w="5000"/>
-        <w:tblLayout w:type="fixed"/>
-        <w:tblLook w:firstRow="1" w:lastRow="0" w:firstColumn="0" w:lastColumn="0" w:noHBand="0" w:noVBand="0" w:val="0020"/>
-      </w:tblPr>
-      <w:tblGrid>
-        <w:gridCol w:w="2520"/>
-        <w:gridCol w:w="3060"/>
-        <w:gridCol w:w="1620"/>
-        <w:gridCol w:w="720"/>
-      </w:tblGrid>
-      <w:tr>
-        <w:trPr>
-          <w:tblHeader w:val="on"/>
-        </w:trPr>
-        <w:tc>
-          <w:tcPr/>
-          <w:p>
-            <w:pPr>
-              <w:pStyle w:val="Compact"/>
-            </w:pPr>
-            <w:r>
-              <w:t xml:space="preserve">Requirement ID</w:t>
-            </w:r>
-          </w:p>
-        </w:tc>
-        <w:tc>
-          <w:tcPr/>
-          <w:p>
-            <w:pPr>
-              <w:pStyle w:val="Compact"/>
-            </w:pPr>
-            <w:r>
-              <w:t xml:space="preserve">Requirement Title</w:t>
-            </w:r>
-          </w:p>
-        </w:tc>
-        <w:tc>
-          <w:tcPr/>
-          <w:p>
-            <w:pPr>
-              <w:pStyle w:val="Compact"/>
-              <w:jc w:val="center"/>
-            </w:pPr>
-            <w:r>
-              <w:t xml:space="preserve">Threshold</w:t>
-            </w:r>
-          </w:p>
-        </w:tc>
-        <w:tc>
-          <w:tcPr/>
-          <w:p>
-            <w:pPr>
-              <w:pStyle w:val="Compact"/>
-              <w:jc w:val="center"/>
-            </w:pPr>
-            <w:r>
-              <w:t xml:space="preserve">Goal</w:t>
-            </w:r>
-          </w:p>
-        </w:tc>
-      </w:tr>
-      <w:tr>
-        <w:tc>
-          <w:tcPr/>
-          <w:p>
-            <w:pPr>
-              <w:pStyle w:val="Compact"/>
-            </w:pPr>
-            <w:r>
-              <w:rPr>
-                <w:rStyle w:val="VerbatimChar"/>
-              </w:rPr>
-              <w:t xml:space="preserve">pxl.metadata-machine-readability-per-pixel-optical</w:t>
-            </w:r>
-          </w:p>
-        </w:tc>
-        <w:tc>
-          <w:tcPr/>
-          <w:p>
-            <w:pPr>
-              <w:pStyle w:val="Compact"/>
-            </w:pPr>
-            <w:r>
-              <w:t xml:space="preserve">Metadata Machine Readability</w:t>
-            </w:r>
-          </w:p>
-        </w:tc>
-        <w:tc>
-          <w:tcPr/>
-          <w:p>
-            <w:pPr>
-              <w:pStyle w:val="Compact"/>
-            </w:pPr>
-          </w:p>
-        </w:tc>
-        <w:tc>
-          <w:tcPr/>
-          <w:p>
-            <w:pPr>
-              <w:pStyle w:val="Compact"/>
-              <w:jc w:val="center"/>
-            </w:pPr>
-            <w:r>
-              <w:rPr>
-                <w:i/>
-                <w:iCs/>
-              </w:rPr>
-              <w:t xml:space="preserve">as threshold</w:t>
-            </w:r>
-          </w:p>
-        </w:tc>
-      </w:tr>
-      <w:tr>
-        <w:tc>
-          <w:tcPr/>
-          <w:p>
-            <w:pPr>
-              <w:pStyle w:val="Compact"/>
-            </w:pPr>
-            <w:r>
-              <w:rPr>
-                <w:rStyle w:val="VerbatimChar"/>
-              </w:rPr>
-              <w:t xml:space="preserve">pxl.per-pixel-nodata</w:t>
-            </w:r>
-          </w:p>
-        </w:tc>
-        <w:tc>
-          <w:tcPr/>
-          <w:p>
-            <w:pPr>
-              <w:pStyle w:val="Compact"/>
-            </w:pPr>
-            <w:r>
-              <w:t xml:space="preserve">No Data</w:t>
-            </w:r>
-          </w:p>
-        </w:tc>
-        <w:tc>
-          <w:tcPr/>
-          <w:p>
-            <w:pPr>
-              <w:pStyle w:val="Compact"/>
-            </w:pPr>
-          </w:p>
-        </w:tc>
-        <w:tc>
-          <w:tcPr/>
-          <w:p>
-            <w:pPr>
-              <w:pStyle w:val="Compact"/>
-              <w:jc w:val="center"/>
-            </w:pPr>
-            <w:r>
-              <w:rPr>
-                <w:i/>
-                <w:iCs/>
-              </w:rPr>
-              <w:t xml:space="preserve">as threshold</w:t>
-            </w:r>
-          </w:p>
-        </w:tc>
-      </w:tr>
-      <w:tr>
-        <w:tc>
-          <w:tcPr/>
-          <w:p>
-            <w:pPr>
-              <w:pStyle w:val="Compact"/>
-            </w:pPr>
-            <w:r>
-              <w:rPr>
-                <w:rStyle w:val="VerbatimChar"/>
-              </w:rPr>
-              <w:t xml:space="preserve">pxl.per-pixel-incomplete-testing</w:t>
-            </w:r>
-          </w:p>
-        </w:tc>
-        <w:tc>
-          <w:tcPr/>
-          <w:p>
-            <w:pPr>
-              <w:pStyle w:val="Compact"/>
-            </w:pPr>
-            <w:r>
-              <w:t xml:space="preserve">Incomplete Testing</w:t>
-            </w:r>
-          </w:p>
-        </w:tc>
-        <w:tc>
-          <w:tcPr/>
-          <w:p>
-            <w:pPr>
-              <w:pStyle w:val="Compact"/>
-            </w:pPr>
-          </w:p>
-        </w:tc>
-        <w:tc>
-          <w:tcPr/>
-          <w:p>
-            <w:pPr>
-              <w:pStyle w:val="Compact"/>
-            </w:pPr>
-          </w:p>
-        </w:tc>
-      </w:tr>
-      <w:tr>
-        <w:tc>
-          <w:tcPr/>
-          <w:p>
-            <w:pPr>
-              <w:pStyle w:val="Compact"/>
-            </w:pPr>
-            <w:r>
-              <w:rPr>
-                <w:rStyle w:val="VerbatimChar"/>
-              </w:rPr>
-              <w:t xml:space="preserve">pxl.per-pixel-saturation</w:t>
-            </w:r>
-          </w:p>
-        </w:tc>
-        <w:tc>
-          <w:tcPr/>
-          <w:p>
-            <w:pPr>
-              <w:pStyle w:val="Compact"/>
-            </w:pPr>
-            <w:r>
-              <w:t xml:space="preserve">Saturation</w:t>
-            </w:r>
-          </w:p>
-        </w:tc>
-        <w:tc>
-          <w:tcPr/>
-          <w:p>
-            <w:pPr>
-              <w:pStyle w:val="Compact"/>
-            </w:pPr>
-          </w:p>
-        </w:tc>
-        <w:tc>
-          <w:tcPr/>
-          <w:p>
-            <w:pPr>
-              <w:pStyle w:val="Compact"/>
-            </w:pPr>
-          </w:p>
-        </w:tc>
-      </w:tr>
-      <w:tr>
-        <w:tc>
-          <w:tcPr/>
-          <w:p>
-            <w:pPr>
-              <w:pStyle w:val="Compact"/>
-            </w:pPr>
-            <w:r>
-              <w:rPr>
-                <w:rStyle w:val="VerbatimChar"/>
-              </w:rPr>
-              <w:t xml:space="preserve">pxl.per-pixel-cloud</w:t>
-            </w:r>
-          </w:p>
-        </w:tc>
-        <w:tc>
-          <w:tcPr/>
-          <w:p>
-            <w:pPr>
-              <w:pStyle w:val="Compact"/>
-            </w:pPr>
-            <w:r>
-              <w:t xml:space="preserve">Cloud</w:t>
-            </w:r>
-          </w:p>
-        </w:tc>
-        <w:tc>
-          <w:tcPr/>
-          <w:p>
-            <w:pPr>
-              <w:pStyle w:val="Compact"/>
-            </w:pPr>
-          </w:p>
-        </w:tc>
-        <w:tc>
-          <w:tcPr/>
-          <w:p>
-            <w:pPr>
-              <w:pStyle w:val="Compact"/>
-            </w:pPr>
-          </w:p>
-        </w:tc>
-      </w:tr>
-      <w:tr>
-        <w:tc>
-          <w:tcPr/>
-          <w:p>
-            <w:pPr>
-              <w:pStyle w:val="Compact"/>
-            </w:pPr>
-            <w:r>
-              <w:rPr>
-                <w:rStyle w:val="VerbatimChar"/>
-              </w:rPr>
-              <w:t xml:space="preserve">pxl.per-pixel-cloud-shadow-nlsr</w:t>
-            </w:r>
-          </w:p>
-        </w:tc>
-        <w:tc>
-          <w:tcPr/>
-          <w:p>
-            <w:pPr>
-              <w:pStyle w:val="Compact"/>
-            </w:pPr>
-            <w:r>
-              <w:t xml:space="preserve">Cloud Shadow</w:t>
-            </w:r>
-          </w:p>
-        </w:tc>
-        <w:tc>
-          <w:tcPr/>
-          <w:p>
-            <w:pPr>
-              <w:pStyle w:val="Compact"/>
-              <w:jc w:val="center"/>
-            </w:pPr>
-            <w:r>
-              <w:rPr>
-                <w:i/>
-                <w:iCs/>
-              </w:rPr>
-              <w:t xml:space="preserve">not required</w:t>
-            </w:r>
-          </w:p>
-        </w:tc>
-        <w:tc>
-          <w:tcPr/>
-          <w:p>
-            <w:pPr>
-              <w:pStyle w:val="Compact"/>
-            </w:pPr>
-          </w:p>
-        </w:tc>
-      </w:tr>
-      <w:tr>
-        <w:tc>
-          <w:tcPr/>
-          <w:p>
-            <w:pPr>
-              <w:pStyle w:val="Compact"/>
-            </w:pPr>
-            <w:r>
-              <w:rPr>
-                <w:rStyle w:val="VerbatimChar"/>
-              </w:rPr>
-              <w:t xml:space="preserve">pxl.per-pixel-land-water-nlsr</w:t>
-            </w:r>
-          </w:p>
-        </w:tc>
-        <w:tc>
-          <w:tcPr/>
-          <w:p>
-            <w:pPr>
-              <w:pStyle w:val="Compact"/>
-            </w:pPr>
-            <w:r>
-              <w:t xml:space="preserve">Land/Water Mask</w:t>
-            </w:r>
-          </w:p>
-        </w:tc>
-        <w:tc>
-          <w:tcPr/>
-          <w:p>
-            <w:pPr>
-              <w:pStyle w:val="Compact"/>
-            </w:pPr>
-          </w:p>
-        </w:tc>
-        <w:tc>
-          <w:tcPr/>
-          <w:p>
-            <w:pPr>
-              <w:pStyle w:val="Compact"/>
-            </w:pPr>
-          </w:p>
-        </w:tc>
-      </w:tr>
-      <w:tr>
-        <w:tc>
-          <w:tcPr/>
-          <w:p>
-            <w:pPr>
-              <w:pStyle w:val="Compact"/>
-            </w:pPr>
-            <w:r>
-              <w:rPr>
-                <w:rStyle w:val="VerbatimChar"/>
-              </w:rPr>
-              <w:t xml:space="preserve">pxl.per-pixel-snow-ice-nlsr</w:t>
-            </w:r>
-          </w:p>
-        </w:tc>
-        <w:tc>
-          <w:tcPr/>
-          <w:p>
-            <w:pPr>
-              <w:pStyle w:val="Compact"/>
-            </w:pPr>
-            <w:r>
-              <w:t xml:space="preserve">Snow/Ice Mask</w:t>
-            </w:r>
-          </w:p>
-        </w:tc>
-        <w:tc>
-          <w:tcPr/>
-          <w:p>
-            <w:pPr>
-              <w:pStyle w:val="Compact"/>
-            </w:pPr>
-          </w:p>
-        </w:tc>
-        <w:tc>
-          <w:tcPr/>
-          <w:p>
-            <w:pPr>
-              <w:pStyle w:val="Compact"/>
-            </w:pPr>
-          </w:p>
-        </w:tc>
-      </w:tr>
-      <w:tr>
-        <w:tc>
-          <w:tcPr/>
-          <w:p>
-            <w:pPr>
-              <w:pStyle w:val="Compact"/>
-            </w:pPr>
-            <w:r>
-              <w:rPr>
-                <w:rStyle w:val="VerbatimChar"/>
-              </w:rPr>
-              <w:t xml:space="preserve">pxl.per-pixel-terrain-shadow</w:t>
-            </w:r>
-          </w:p>
-        </w:tc>
-        <w:tc>
-          <w:tcPr/>
-          <w:p>
-            <w:pPr>
-              <w:pStyle w:val="Compact"/>
-            </w:pPr>
-            <w:r>
-              <w:t xml:space="preserve">Terrain Shadow Mask</w:t>
-            </w:r>
-          </w:p>
-        </w:tc>
-        <w:tc>
-          <w:tcPr/>
-          <w:p>
-            <w:pPr>
-              <w:pStyle w:val="Compact"/>
-              <w:jc w:val="center"/>
-            </w:pPr>
-            <w:r>
-              <w:rPr>
-                <w:i/>
-                <w:iCs/>
-              </w:rPr>
-              <w:t xml:space="preserve">not required</w:t>
-            </w:r>
-          </w:p>
-        </w:tc>
-        <w:tc>
-          <w:tcPr/>
-          <w:p>
-            <w:pPr>
-              <w:pStyle w:val="Compact"/>
-            </w:pPr>
-          </w:p>
-        </w:tc>
-      </w:tr>
-      <w:tr>
-        <w:tc>
-          <w:tcPr/>
-          <w:p>
-            <w:pPr>
-              <w:pStyle w:val="Compact"/>
-            </w:pPr>
-            <w:r>
-              <w:rPr>
-                <w:rStyle w:val="VerbatimChar"/>
-              </w:rPr>
-              <w:t xml:space="preserve">pxl.per-pixel-terrain-occlusion</w:t>
-            </w:r>
-          </w:p>
-        </w:tc>
-        <w:tc>
-          <w:tcPr/>
-          <w:p>
-            <w:pPr>
-              <w:pStyle w:val="Compact"/>
-            </w:pPr>
-            <w:r>
-              <w:t xml:space="preserve">Terrain Occlusion</w:t>
-            </w:r>
-          </w:p>
-        </w:tc>
-        <w:tc>
-          <w:tcPr/>
-          <w:p>
-            <w:pPr>
-              <w:pStyle w:val="Compact"/>
-              <w:jc w:val="center"/>
-            </w:pPr>
-            <w:r>
-              <w:rPr>
-                <w:i/>
-                <w:iCs/>
-              </w:rPr>
-              <w:t xml:space="preserve">not required</w:t>
-            </w:r>
-          </w:p>
-        </w:tc>
-        <w:tc>
-          <w:tcPr/>
-          <w:p>
-            <w:pPr>
-              <w:pStyle w:val="Compact"/>
-            </w:pPr>
-          </w:p>
-        </w:tc>
-      </w:tr>
-      <w:tr>
-        <w:tc>
-          <w:tcPr/>
-          <w:p>
-            <w:pPr>
-              <w:pStyle w:val="Compact"/>
-            </w:pPr>
-            <w:r>
-              <w:rPr>
-                <w:rStyle w:val="VerbatimChar"/>
-              </w:rPr>
-              <w:t xml:space="preserve">pxl.per-pixel-view-angles-lunar</w:t>
-            </w:r>
-          </w:p>
-        </w:tc>
-        <w:tc>
-          <w:tcPr/>
-          <w:p>
-            <w:pPr>
-              <w:pStyle w:val="Compact"/>
-            </w:pPr>
-            <w:r>
-              <w:t xml:space="preserve">Lunar and Viewing Geometry</w:t>
-            </w:r>
-          </w:p>
-        </w:tc>
-        <w:tc>
-          <w:tcPr/>
-          <w:p>
-            <w:pPr>
-              <w:pStyle w:val="Compact"/>
-            </w:pPr>
-          </w:p>
-        </w:tc>
-        <w:tc>
-          <w:tcPr/>
-          <w:p>
-            <w:pPr>
-              <w:pStyle w:val="Compact"/>
-            </w:pPr>
-          </w:p>
-        </w:tc>
-      </w:tr>
-      <w:tr>
-        <w:tc>
-          <w:tcPr/>
-          <w:p>
-            <w:pPr>
-              <w:pStyle w:val="Compact"/>
-            </w:pPr>
-            <w:r>
-              <w:rPr>
-                <w:rStyle w:val="VerbatimChar"/>
-              </w:rPr>
-              <w:t xml:space="preserve">pxl.per-pixel-terrain-illumination</w:t>
-            </w:r>
-          </w:p>
-        </w:tc>
-        <w:tc>
-          <w:tcPr/>
-          <w:p>
-            <w:pPr>
-              <w:pStyle w:val="Compact"/>
-            </w:pPr>
-            <w:r>
-              <w:t xml:space="preserve">Terrain Illumination Correction</w:t>
-            </w:r>
-          </w:p>
-        </w:tc>
-        <w:tc>
-          <w:tcPr/>
-          <w:p>
-            <w:pPr>
-              <w:pStyle w:val="Compact"/>
-              <w:jc w:val="center"/>
-            </w:pPr>
-            <w:r>
-              <w:rPr>
-                <w:i/>
-                <w:iCs/>
-              </w:rPr>
-              <w:t xml:space="preserve">not required</w:t>
-            </w:r>
-          </w:p>
-        </w:tc>
-        <w:tc>
-          <w:tcPr/>
-          <w:p>
-            <w:pPr>
-              <w:pStyle w:val="Compact"/>
-            </w:pPr>
-          </w:p>
-        </w:tc>
-      </w:tr>
-      <w:tr>
-        <w:tc>
-          <w:tcPr/>
-          <w:p>
-            <w:pPr>
-              <w:pStyle w:val="Compact"/>
-            </w:pPr>
-            <w:r>
-              <w:rPr>
-                <w:rStyle w:val="VerbatimChar"/>
-              </w:rPr>
-              <w:t xml:space="preserve">pxl.per-pixel-moon-illumination-fraction</w:t>
-            </w:r>
-          </w:p>
-        </w:tc>
-        <w:tc>
-          <w:tcPr/>
-          <w:p>
-            <w:pPr>
-              <w:pStyle w:val="Compact"/>
-            </w:pPr>
-            <w:r>
-              <w:t xml:space="preserve">Moon Illumination Fraction</w:t>
-            </w:r>
-          </w:p>
-        </w:tc>
-        <w:tc>
-          <w:tcPr/>
-          <w:p>
-            <w:pPr>
-              <w:pStyle w:val="Compact"/>
-            </w:pPr>
-          </w:p>
-        </w:tc>
-        <w:tc>
-          <w:tcPr/>
-          <w:p>
-            <w:pPr>
-              <w:pStyle w:val="Compact"/>
-            </w:pPr>
-          </w:p>
-        </w:tc>
-      </w:tr>
-      <w:tr>
-        <w:tc>
-          <w:tcPr/>
-          <w:p>
-            <w:pPr>
-              <w:pStyle w:val="Compact"/>
-            </w:pPr>
-            <w:r>
-              <w:rPr>
-                <w:rStyle w:val="VerbatimChar"/>
-              </w:rPr>
-              <w:t xml:space="preserve">pxl.per-pixel-brightness-temperature</w:t>
-            </w:r>
-          </w:p>
-        </w:tc>
-        <w:tc>
-          <w:tcPr/>
-          <w:p>
-            <w:pPr>
-              <w:pStyle w:val="Compact"/>
-            </w:pPr>
-            <w:r>
-              <w:t xml:space="preserve">Brightness Temperature</w:t>
-            </w:r>
-          </w:p>
-        </w:tc>
-        <w:tc>
-          <w:tcPr/>
-          <w:p>
-            <w:pPr>
-              <w:pStyle w:val="Compact"/>
-            </w:pPr>
-          </w:p>
-        </w:tc>
-        <w:tc>
-          <w:tcPr/>
-          <w:p>
-            <w:pPr>
-              <w:pStyle w:val="Compact"/>
-              <w:jc w:val="center"/>
-            </w:pPr>
-            <w:r>
-              <w:rPr>
-                <w:i/>
-                <w:iCs/>
-              </w:rPr>
-              <w:t xml:space="preserve">as threshold</w:t>
-            </w:r>
-          </w:p>
-        </w:tc>
-      </w:tr>
-      <w:tr>
-        <w:tc>
-          <w:tcPr/>
-          <w:p>
-            <w:pPr>
-              <w:pStyle w:val="Compact"/>
-            </w:pPr>
-            <w:r>
-              <w:rPr>
-                <w:rStyle w:val="VerbatimChar"/>
-              </w:rPr>
-              <w:t xml:space="preserve">pxl.per-pixel-solar-zenith-angle</w:t>
-            </w:r>
-          </w:p>
-        </w:tc>
-        <w:tc>
-          <w:tcPr/>
-          <w:p>
-            <w:pPr>
-              <w:pStyle w:val="Compact"/>
-            </w:pPr>
-            <w:r>
-              <w:t xml:space="preserve">Solar Zenith Angle</w:t>
-            </w:r>
-          </w:p>
-        </w:tc>
-        <w:tc>
-          <w:tcPr/>
-          <w:p>
-            <w:pPr>
-              <w:pStyle w:val="Compact"/>
-            </w:pPr>
-          </w:p>
-        </w:tc>
-        <w:tc>
-          <w:tcPr/>
-          <w:p>
-            <w:pPr>
-              <w:pStyle w:val="Compact"/>
-              <w:jc w:val="center"/>
-            </w:pPr>
-            <w:r>
-              <w:rPr>
-                <w:i/>
-                <w:iCs/>
-              </w:rPr>
-              <w:t xml:space="preserve">as threshold</w:t>
-            </w:r>
-          </w:p>
-        </w:tc>
-      </w:tr>
-    </w:tbl>
-    <w:bookmarkEnd w:id="193"/>
-    <w:bookmarkStart w:id="194" w:name="radiometric-and-atmospheric-corrections"/>
-    <w:p>
-      <w:pPr>
-        <w:pStyle w:val="berschrift3"/>
-      </w:pPr>
-      <w:r>
-        <w:t xml:space="preserve">Radiometric and Atmospheric Corrections</w:t>
-      </w:r>
-    </w:p>
-    <w:tbl>
-      <w:tblPr>
-        <w:tblStyle w:val="Table"/>
-        <w:tblW w:type="pct" w:w="5000"/>
-        <w:tblLayout w:type="fixed"/>
-        <w:tblLook w:firstRow="1" w:lastRow="0" w:firstColumn="0" w:lastColumn="0" w:noHBand="0" w:noVBand="0" w:val="0020"/>
-      </w:tblPr>
-      <w:tblGrid>
-        <w:gridCol w:w="2520"/>
-        <w:gridCol w:w="3060"/>
-        <w:gridCol w:w="1620"/>
-        <w:gridCol w:w="720"/>
-      </w:tblGrid>
-      <w:tr>
-        <w:trPr>
-          <w:tblHeader w:val="on"/>
-        </w:trPr>
-        <w:tc>
-          <w:tcPr/>
-          <w:p>
-            <w:pPr>
-              <w:pStyle w:val="Compact"/>
-            </w:pPr>
-            <w:r>
-              <w:t xml:space="preserve">Requirement ID</w:t>
-            </w:r>
-          </w:p>
-        </w:tc>
-        <w:tc>
-          <w:tcPr/>
-          <w:p>
-            <w:pPr>
-              <w:pStyle w:val="Compact"/>
-            </w:pPr>
-            <w:r>
-              <w:t xml:space="preserve">Requirement Title</w:t>
-            </w:r>
-          </w:p>
-        </w:tc>
-        <w:tc>
-          <w:tcPr/>
-          <w:p>
-            <w:pPr>
-              <w:pStyle w:val="Compact"/>
-              <w:jc w:val="center"/>
-            </w:pPr>
-            <w:r>
-              <w:t xml:space="preserve">Threshold</w:t>
-            </w:r>
-          </w:p>
-        </w:tc>
-        <w:tc>
-          <w:tcPr/>
-          <w:p>
-            <w:pPr>
-              <w:pStyle w:val="Compact"/>
-              <w:jc w:val="center"/>
-            </w:pPr>
-            <w:r>
-              <w:t xml:space="preserve">Goal</w:t>
-            </w:r>
-          </w:p>
-        </w:tc>
-      </w:tr>
-      <w:tr>
-        <w:tc>
-          <w:tcPr/>
-          <w:p>
-            <w:pPr>
-              <w:pStyle w:val="Compact"/>
-            </w:pPr>
-            <w:r>
-              <w:rPr>
-                <w:rStyle w:val="VerbatimChar"/>
-              </w:rPr>
-              <w:t xml:space="preserve">rac.measurements-measurement-nlsr</w:t>
-            </w:r>
-          </w:p>
-        </w:tc>
-        <w:tc>
-          <w:tcPr/>
-          <w:p>
-            <w:pPr>
-              <w:pStyle w:val="Compact"/>
-            </w:pPr>
-            <w:r>
-              <w:t xml:space="preserve">Measurement</w:t>
-            </w:r>
-          </w:p>
-        </w:tc>
-        <w:tc>
-          <w:tcPr/>
-          <w:p>
-            <w:pPr>
-              <w:pStyle w:val="Compact"/>
-            </w:pPr>
-          </w:p>
-        </w:tc>
-        <w:tc>
-          <w:tcPr/>
-          <w:p>
-            <w:pPr>
-              <w:pStyle w:val="Compact"/>
-            </w:pPr>
-          </w:p>
-        </w:tc>
-      </w:tr>
-      <w:tr>
-        <w:tc>
-          <w:tcPr/>
-          <w:p>
-            <w:pPr>
-              <w:pStyle w:val="Compact"/>
-            </w:pPr>
-            <w:r>
-              <w:rPr>
-                <w:rStyle w:val="VerbatimChar"/>
-              </w:rPr>
-              <w:t xml:space="preserve">rac.measurements-uncertainty-sr</w:t>
-            </w:r>
-          </w:p>
-        </w:tc>
-        <w:tc>
-          <w:tcPr/>
-          <w:p>
-            <w:pPr>
-              <w:pStyle w:val="Compact"/>
-            </w:pPr>
-            <w:r>
-              <w:t xml:space="preserve">Measurement Uncertainty</w:t>
-            </w:r>
-          </w:p>
-        </w:tc>
-        <w:tc>
-          <w:tcPr/>
-          <w:p>
-            <w:pPr>
-              <w:pStyle w:val="Compact"/>
-              <w:jc w:val="center"/>
-            </w:pPr>
-            <w:r>
-              <w:rPr>
-                <w:i/>
-                <w:iCs/>
-              </w:rPr>
-              <w:t xml:space="preserve">not required</w:t>
-            </w:r>
-          </w:p>
-        </w:tc>
-        <w:tc>
-          <w:tcPr/>
-          <w:p>
-            <w:pPr>
-              <w:pStyle w:val="Compact"/>
-            </w:pPr>
-          </w:p>
-        </w:tc>
-      </w:tr>
-      <w:tr>
-        <w:tc>
-          <w:tcPr/>
-          <w:p>
-            <w:pPr>
-              <w:pStyle w:val="Compact"/>
-            </w:pPr>
-            <w:r>
-              <w:rPr>
-                <w:rStyle w:val="VerbatimChar"/>
-              </w:rPr>
-              <w:t xml:space="preserve">rac.measurements-normalisation-nlsr</w:t>
-            </w:r>
-          </w:p>
-        </w:tc>
-        <w:tc>
-          <w:tcPr/>
-          <w:p>
-            <w:pPr>
-              <w:pStyle w:val="Compact"/>
-            </w:pPr>
-            <w:r>
-              <w:t xml:space="preserve">Measurement Normalisation</w:t>
-            </w:r>
-          </w:p>
-        </w:tc>
-        <w:tc>
-          <w:tcPr/>
-          <w:p>
-            <w:pPr>
-              <w:pStyle w:val="Compact"/>
-              <w:jc w:val="center"/>
-            </w:pPr>
-            <w:r>
-              <w:rPr>
-                <w:i/>
-                <w:iCs/>
-              </w:rPr>
-              <w:t xml:space="preserve">not required</w:t>
-            </w:r>
-          </w:p>
-        </w:tc>
-        <w:tc>
-          <w:tcPr/>
-          <w:p>
-            <w:pPr>
-              <w:pStyle w:val="Compact"/>
-            </w:pPr>
-          </w:p>
-        </w:tc>
-      </w:tr>
-      <w:tr>
-        <w:tc>
-          <w:tcPr/>
-          <w:p>
-            <w:pPr>
-              <w:pStyle w:val="Compact"/>
-            </w:pPr>
-            <w:r>
-              <w:rPr>
-                <w:rStyle w:val="VerbatimChar"/>
-              </w:rPr>
-              <w:t xml:space="preserve">rac.measurements-atmospheric-corrections</w:t>
-            </w:r>
-          </w:p>
-        </w:tc>
-        <w:tc>
-          <w:tcPr/>
-          <w:p>
-            <w:pPr>
-              <w:pStyle w:val="Compact"/>
-            </w:pPr>
-            <w:r>
-              <w:t xml:space="preserve">Atmospheric Corrections</w:t>
-            </w:r>
-          </w:p>
-        </w:tc>
-        <w:tc>
-          <w:tcPr/>
-          <w:p>
-            <w:pPr>
-              <w:pStyle w:val="Compact"/>
-            </w:pPr>
-          </w:p>
-        </w:tc>
-        <w:tc>
-          <w:tcPr/>
-          <w:p>
-            <w:pPr>
-              <w:pStyle w:val="Compact"/>
-              <w:jc w:val="center"/>
-            </w:pPr>
-            <w:r>
-              <w:rPr>
-                <w:i/>
-                <w:iCs/>
-              </w:rPr>
-              <w:t xml:space="preserve">as threshold</w:t>
-            </w:r>
-          </w:p>
-        </w:tc>
-      </w:tr>
-      <w:tr>
-        <w:tc>
-          <w:tcPr/>
-          <w:p>
-            <w:pPr>
-              <w:pStyle w:val="Compact"/>
-            </w:pPr>
-            <w:r>
-              <w:rPr>
-                <w:rStyle w:val="VerbatimChar"/>
-              </w:rPr>
-              <w:t xml:space="preserve">rac.corrections-lunar-radiance</w:t>
-            </w:r>
-          </w:p>
-        </w:tc>
-        <w:tc>
-          <w:tcPr/>
-          <w:p>
-            <w:pPr>
-              <w:pStyle w:val="Compact"/>
-            </w:pPr>
-            <w:r>
-              <w:t xml:space="preserve">Lunar Radiance Corrections</w:t>
-            </w:r>
-          </w:p>
-        </w:tc>
-        <w:tc>
-          <w:tcPr/>
-          <w:p>
-            <w:pPr>
-              <w:pStyle w:val="Compact"/>
-            </w:pPr>
-          </w:p>
-        </w:tc>
-        <w:tc>
-          <w:tcPr/>
-          <w:p>
-            <w:pPr>
-              <w:pStyle w:val="Compact"/>
-              <w:jc w:val="center"/>
-            </w:pPr>
-            <w:r>
-              <w:rPr>
-                <w:i/>
-                <w:iCs/>
-              </w:rPr>
-              <w:t xml:space="preserve">as threshold</w:t>
-            </w:r>
-          </w:p>
-        </w:tc>
-      </w:tr>
-      <w:tr>
-        <w:tc>
-          <w:tcPr/>
-          <w:p>
-            <w:pPr>
-              <w:pStyle w:val="Compact"/>
-            </w:pPr>
-            <w:r>
-              <w:rPr>
-                <w:rStyle w:val="VerbatimChar"/>
-              </w:rPr>
-              <w:t xml:space="preserve">rac.corrections-stray-light</w:t>
-            </w:r>
-          </w:p>
-        </w:tc>
-        <w:tc>
-          <w:tcPr/>
-          <w:p>
-            <w:pPr>
-              <w:pStyle w:val="Compact"/>
-            </w:pPr>
-            <w:r>
-              <w:t xml:space="preserve">Stray Light Corrections</w:t>
-            </w:r>
-          </w:p>
-        </w:tc>
-        <w:tc>
-          <w:tcPr/>
-          <w:p>
-            <w:pPr>
-              <w:pStyle w:val="Compact"/>
-            </w:pPr>
-          </w:p>
-        </w:tc>
-        <w:tc>
-          <w:tcPr/>
-          <w:p>
-            <w:pPr>
-              <w:pStyle w:val="Compact"/>
-              <w:jc w:val="center"/>
-            </w:pPr>
-            <w:r>
-              <w:rPr>
-                <w:i/>
-                <w:iCs/>
-              </w:rPr>
-              <w:t xml:space="preserve">as threshold</w:t>
-            </w:r>
-          </w:p>
-        </w:tc>
-      </w:tr>
-    </w:tbl>
-    <w:bookmarkEnd w:id="194"/>
-    <w:bookmarkStart w:id="195" w:name="geometric-corrections"/>
-    <w:p>
-      <w:pPr>
-        <w:pStyle w:val="berschrift3"/>
-      </w:pPr>
-      <w:r>
-        <w:t xml:space="preserve">Geometric Corrections</w:t>
       </w:r>
     </w:p>
     <w:tbl>
@@ -9082,7 +7209,2047 @@
               <w:rPr>
                 <w:rStyle w:val="VerbatimChar"/>
               </w:rPr>
-              <w:t xml:space="preserve">gcor.corrections-geometric-sr</w:t>
+              <w:t xml:space="preserve">meta-trcsr</w:t>
+            </w:r>
+          </w:p>
+        </w:tc>
+        <w:tc>
+          <w:tcPr/>
+          <w:p>
+            <w:pPr>
+              <w:pStyle w:val="Compact"/>
+            </w:pPr>
+            <w:r>
+              <w:t xml:space="preserve">Traceability</w:t>
+            </w:r>
+          </w:p>
+        </w:tc>
+        <w:tc>
+          <w:tcPr/>
+          <w:p>
+            <w:pPr>
+              <w:pStyle w:val="Compact"/>
+              <w:jc w:val="center"/>
+            </w:pPr>
+            <w:r>
+              <w:rPr>
+                <w:i/>
+                <w:iCs/>
+              </w:rPr>
+              <w:t xml:space="preserve">not required</w:t>
+            </w:r>
+          </w:p>
+        </w:tc>
+        <w:tc>
+          <w:tcPr/>
+          <w:p>
+            <w:pPr>
+              <w:pStyle w:val="Compact"/>
+            </w:pPr>
+          </w:p>
+        </w:tc>
+      </w:tr>
+      <w:tr>
+        <w:tc>
+          <w:tcPr/>
+          <w:p>
+            <w:pPr>
+              <w:pStyle w:val="Compact"/>
+            </w:pPr>
+            <w:r>
+              <w:rPr>
+                <w:rStyle w:val="VerbatimChar"/>
+              </w:rPr>
+              <w:t xml:space="preserve">meta-mrdopt</w:t>
+            </w:r>
+          </w:p>
+        </w:tc>
+        <w:tc>
+          <w:tcPr/>
+          <w:p>
+            <w:pPr>
+              <w:pStyle w:val="Compact"/>
+            </w:pPr>
+            <w:r>
+              <w:t xml:space="preserve">Metadata Machine Readability</w:t>
+            </w:r>
+          </w:p>
+        </w:tc>
+        <w:tc>
+          <w:tcPr/>
+          <w:p>
+            <w:pPr>
+              <w:pStyle w:val="Compact"/>
+            </w:pPr>
+          </w:p>
+        </w:tc>
+        <w:tc>
+          <w:tcPr/>
+          <w:p>
+            <w:pPr>
+              <w:pStyle w:val="Compact"/>
+            </w:pPr>
+          </w:p>
+        </w:tc>
+      </w:tr>
+      <w:tr>
+        <w:tc>
+          <w:tcPr/>
+          <w:p>
+            <w:pPr>
+              <w:pStyle w:val="Compact"/>
+            </w:pPr>
+            <w:r>
+              <w:rPr>
+                <w:rStyle w:val="VerbatimChar"/>
+              </w:rPr>
+              <w:t xml:space="preserve">meta-timsr</w:t>
+            </w:r>
+          </w:p>
+        </w:tc>
+        <w:tc>
+          <w:tcPr/>
+          <w:p>
+            <w:pPr>
+              <w:pStyle w:val="Compact"/>
+            </w:pPr>
+            <w:r>
+              <w:t xml:space="preserve">Data Collection Time</w:t>
+            </w:r>
+          </w:p>
+        </w:tc>
+        <w:tc>
+          <w:tcPr/>
+          <w:p>
+            <w:pPr>
+              <w:pStyle w:val="Compact"/>
+            </w:pPr>
+          </w:p>
+        </w:tc>
+        <w:tc>
+          <w:tcPr/>
+          <w:p>
+            <w:pPr>
+              <w:pStyle w:val="Compact"/>
+            </w:pPr>
+          </w:p>
+        </w:tc>
+      </w:tr>
+      <w:tr>
+        <w:tc>
+          <w:tcPr/>
+          <w:p>
+            <w:pPr>
+              <w:pStyle w:val="Compact"/>
+            </w:pPr>
+            <w:r>
+              <w:rPr>
+                <w:rStyle w:val="VerbatimChar"/>
+              </w:rPr>
+              <w:t xml:space="preserve">meta-geoasr</w:t>
+            </w:r>
+          </w:p>
+        </w:tc>
+        <w:tc>
+          <w:tcPr/>
+          <w:p>
+            <w:pPr>
+              <w:pStyle w:val="Compact"/>
+            </w:pPr>
+            <w:r>
+              <w:t xml:space="preserve">Geographical Area</w:t>
+            </w:r>
+          </w:p>
+        </w:tc>
+        <w:tc>
+          <w:tcPr/>
+          <w:p>
+            <w:pPr>
+              <w:pStyle w:val="Compact"/>
+            </w:pPr>
+          </w:p>
+        </w:tc>
+        <w:tc>
+          <w:tcPr/>
+          <w:p>
+            <w:pPr>
+              <w:pStyle w:val="Compact"/>
+            </w:pPr>
+          </w:p>
+        </w:tc>
+      </w:tr>
+      <w:tr>
+        <w:tc>
+          <w:tcPr/>
+          <w:p>
+            <w:pPr>
+              <w:pStyle w:val="Compact"/>
+            </w:pPr>
+            <w:r>
+              <w:rPr>
+                <w:rStyle w:val="VerbatimChar"/>
+              </w:rPr>
+              <w:t xml:space="preserve">meta-crsopt</w:t>
+            </w:r>
+          </w:p>
+        </w:tc>
+        <w:tc>
+          <w:tcPr/>
+          <w:p>
+            <w:pPr>
+              <w:pStyle w:val="Compact"/>
+            </w:pPr>
+            <w:r>
+              <w:t xml:space="preserve">Coordinate Reference System</w:t>
+            </w:r>
+          </w:p>
+        </w:tc>
+        <w:tc>
+          <w:tcPr/>
+          <w:p>
+            <w:pPr>
+              <w:pStyle w:val="Compact"/>
+            </w:pPr>
+          </w:p>
+        </w:tc>
+        <w:tc>
+          <w:tcPr/>
+          <w:p>
+            <w:pPr>
+              <w:pStyle w:val="Compact"/>
+              <w:jc w:val="center"/>
+            </w:pPr>
+            <w:r>
+              <w:rPr>
+                <w:i/>
+                <w:iCs/>
+              </w:rPr>
+              <w:t xml:space="preserve">as threshold</w:t>
+            </w:r>
+          </w:p>
+        </w:tc>
+      </w:tr>
+      <w:tr>
+        <w:tc>
+          <w:tcPr/>
+          <w:p>
+            <w:pPr>
+              <w:pStyle w:val="Compact"/>
+            </w:pPr>
+            <w:r>
+              <w:rPr>
+                <w:rStyle w:val="VerbatimChar"/>
+              </w:rPr>
+              <w:t xml:space="preserve">meta-mpnlsr</w:t>
+            </w:r>
+          </w:p>
+        </w:tc>
+        <w:tc>
+          <w:tcPr/>
+          <w:p>
+            <w:pPr>
+              <w:pStyle w:val="Compact"/>
+            </w:pPr>
+            <w:r>
+              <w:t xml:space="preserve">Map Projection</w:t>
+            </w:r>
+          </w:p>
+        </w:tc>
+        <w:tc>
+          <w:tcPr/>
+          <w:p>
+            <w:pPr>
+              <w:pStyle w:val="Compact"/>
+            </w:pPr>
+          </w:p>
+        </w:tc>
+        <w:tc>
+          <w:tcPr/>
+          <w:p>
+            <w:pPr>
+              <w:pStyle w:val="Compact"/>
+              <w:jc w:val="center"/>
+            </w:pPr>
+            <w:r>
+              <w:rPr>
+                <w:i/>
+                <w:iCs/>
+              </w:rPr>
+              <w:t xml:space="preserve">as threshold</w:t>
+            </w:r>
+          </w:p>
+        </w:tc>
+      </w:tr>
+      <w:tr>
+        <w:tc>
+          <w:tcPr/>
+          <w:p>
+            <w:pPr>
+              <w:pStyle w:val="Compact"/>
+            </w:pPr>
+            <w:r>
+              <w:rPr>
+                <w:rStyle w:val="VerbatimChar"/>
+              </w:rPr>
+              <w:t xml:space="preserve">meta-gmcmsr</w:t>
+            </w:r>
+          </w:p>
+        </w:tc>
+        <w:tc>
+          <w:tcPr/>
+          <w:p>
+            <w:pPr>
+              <w:pStyle w:val="Compact"/>
+            </w:pPr>
+            <w:r>
+              <w:t xml:space="preserve">Geometric Correction Methods</w:t>
+            </w:r>
+          </w:p>
+        </w:tc>
+        <w:tc>
+          <w:tcPr/>
+          <w:p>
+            <w:pPr>
+              <w:pStyle w:val="Compact"/>
+              <w:jc w:val="center"/>
+            </w:pPr>
+            <w:r>
+              <w:rPr>
+                <w:i/>
+                <w:iCs/>
+              </w:rPr>
+              <w:t xml:space="preserve">not required</w:t>
+            </w:r>
+          </w:p>
+        </w:tc>
+        <w:tc>
+          <w:tcPr/>
+          <w:p>
+            <w:pPr>
+              <w:pStyle w:val="Compact"/>
+            </w:pPr>
+          </w:p>
+        </w:tc>
+      </w:tr>
+      <w:tr>
+        <w:tc>
+          <w:tcPr/>
+          <w:p>
+            <w:pPr>
+              <w:pStyle w:val="Compact"/>
+            </w:pPr>
+            <w:r>
+              <w:rPr>
+                <w:rStyle w:val="VerbatimChar"/>
+              </w:rPr>
+              <w:t xml:space="preserve">meta-gmasr</w:t>
+            </w:r>
+          </w:p>
+        </w:tc>
+        <w:tc>
+          <w:tcPr/>
+          <w:p>
+            <w:pPr>
+              <w:pStyle w:val="Compact"/>
+            </w:pPr>
+            <w:r>
+              <w:t xml:space="preserve">Geometric Accuracy of the Data</w:t>
+            </w:r>
+          </w:p>
+        </w:tc>
+        <w:tc>
+          <w:tcPr/>
+          <w:p>
+            <w:pPr>
+              <w:pStyle w:val="Compact"/>
+              <w:jc w:val="center"/>
+            </w:pPr>
+            <w:r>
+              <w:rPr>
+                <w:i/>
+                <w:iCs/>
+              </w:rPr>
+              <w:t xml:space="preserve">not required</w:t>
+            </w:r>
+          </w:p>
+        </w:tc>
+        <w:tc>
+          <w:tcPr/>
+          <w:p>
+            <w:pPr>
+              <w:pStyle w:val="Compact"/>
+            </w:pPr>
+          </w:p>
+        </w:tc>
+      </w:tr>
+      <w:tr>
+        <w:tc>
+          <w:tcPr/>
+          <w:p>
+            <w:pPr>
+              <w:pStyle w:val="Compact"/>
+            </w:pPr>
+            <w:r>
+              <w:rPr>
+                <w:rStyle w:val="VerbatimChar"/>
+              </w:rPr>
+              <w:t xml:space="preserve">meta-insopt</w:t>
+            </w:r>
+          </w:p>
+        </w:tc>
+        <w:tc>
+          <w:tcPr/>
+          <w:p>
+            <w:pPr>
+              <w:pStyle w:val="Compact"/>
+            </w:pPr>
+            <w:r>
+              <w:t xml:space="preserve">Instrument</w:t>
+            </w:r>
+          </w:p>
+        </w:tc>
+        <w:tc>
+          <w:tcPr/>
+          <w:p>
+            <w:pPr>
+              <w:pStyle w:val="Compact"/>
+            </w:pPr>
+          </w:p>
+        </w:tc>
+        <w:tc>
+          <w:tcPr/>
+          <w:p>
+            <w:pPr>
+              <w:pStyle w:val="Compact"/>
+            </w:pPr>
+          </w:p>
+        </w:tc>
+      </w:tr>
+      <w:tr>
+        <w:tc>
+          <w:tcPr/>
+          <w:p>
+            <w:pPr>
+              <w:pStyle w:val="Compact"/>
+            </w:pPr>
+            <w:r>
+              <w:rPr>
+                <w:rStyle w:val="VerbatimChar"/>
+              </w:rPr>
+              <w:t xml:space="preserve">meta-spcbnd</w:t>
+            </w:r>
+          </w:p>
+        </w:tc>
+        <w:tc>
+          <w:tcPr/>
+          <w:p>
+            <w:pPr>
+              <w:pStyle w:val="Compact"/>
+            </w:pPr>
+            <w:r>
+              <w:t xml:space="preserve">Spectral Bands</w:t>
+            </w:r>
+          </w:p>
+        </w:tc>
+        <w:tc>
+          <w:tcPr/>
+          <w:p>
+            <w:pPr>
+              <w:pStyle w:val="Compact"/>
+            </w:pPr>
+          </w:p>
+        </w:tc>
+        <w:tc>
+          <w:tcPr/>
+          <w:p>
+            <w:pPr>
+              <w:pStyle w:val="Compact"/>
+            </w:pPr>
+          </w:p>
+        </w:tc>
+      </w:tr>
+      <w:tr>
+        <w:tc>
+          <w:tcPr/>
+          <w:p>
+            <w:pPr>
+              <w:pStyle w:val="Compact"/>
+            </w:pPr>
+            <w:r>
+              <w:rPr>
+                <w:rStyle w:val="VerbatimChar"/>
+              </w:rPr>
+              <w:t xml:space="preserve">meta-scaopt</w:t>
+            </w:r>
+          </w:p>
+        </w:tc>
+        <w:tc>
+          <w:tcPr/>
+          <w:p>
+            <w:pPr>
+              <w:pStyle w:val="Compact"/>
+            </w:pPr>
+            <w:r>
+              <w:t xml:space="preserve">Sensor Calibration</w:t>
+            </w:r>
+          </w:p>
+        </w:tc>
+        <w:tc>
+          <w:tcPr/>
+          <w:p>
+            <w:pPr>
+              <w:pStyle w:val="Compact"/>
+              <w:jc w:val="center"/>
+            </w:pPr>
+            <w:r>
+              <w:rPr>
+                <w:i/>
+                <w:iCs/>
+              </w:rPr>
+              <w:t xml:space="preserve">not required</w:t>
+            </w:r>
+          </w:p>
+        </w:tc>
+        <w:tc>
+          <w:tcPr/>
+          <w:p>
+            <w:pPr>
+              <w:pStyle w:val="Compact"/>
+            </w:pPr>
+          </w:p>
+        </w:tc>
+      </w:tr>
+      <w:tr>
+        <w:tc>
+          <w:tcPr/>
+          <w:p>
+            <w:pPr>
+              <w:pStyle w:val="Compact"/>
+            </w:pPr>
+            <w:r>
+              <w:rPr>
+                <w:rStyle w:val="VerbatimChar"/>
+              </w:rPr>
+              <w:t xml:space="preserve">meta-rmasr</w:t>
+            </w:r>
+          </w:p>
+        </w:tc>
+        <w:tc>
+          <w:tcPr/>
+          <w:p>
+            <w:pPr>
+              <w:pStyle w:val="Compact"/>
+            </w:pPr>
+            <w:r>
+              <w:t xml:space="preserve">Radiometric Accuracy</w:t>
+            </w:r>
+          </w:p>
+        </w:tc>
+        <w:tc>
+          <w:tcPr/>
+          <w:p>
+            <w:pPr>
+              <w:pStyle w:val="Compact"/>
+              <w:jc w:val="center"/>
+            </w:pPr>
+            <w:r>
+              <w:rPr>
+                <w:i/>
+                <w:iCs/>
+              </w:rPr>
+              <w:t xml:space="preserve">not required</w:t>
+            </w:r>
+          </w:p>
+        </w:tc>
+        <w:tc>
+          <w:tcPr/>
+          <w:p>
+            <w:pPr>
+              <w:pStyle w:val="Compact"/>
+            </w:pPr>
+          </w:p>
+        </w:tc>
+      </w:tr>
+      <w:tr>
+        <w:tc>
+          <w:tcPr/>
+          <w:p>
+            <w:pPr>
+              <w:pStyle w:val="Compact"/>
+            </w:pPr>
+            <w:r>
+              <w:rPr>
+                <w:rStyle w:val="VerbatimChar"/>
+              </w:rPr>
+              <w:t xml:space="preserve">meta-algosr</w:t>
+            </w:r>
+          </w:p>
+        </w:tc>
+        <w:tc>
+          <w:tcPr/>
+          <w:p>
+            <w:pPr>
+              <w:pStyle w:val="Compact"/>
+            </w:pPr>
+            <w:r>
+              <w:t xml:space="preserve">Algorithms</w:t>
+            </w:r>
+          </w:p>
+        </w:tc>
+        <w:tc>
+          <w:tcPr/>
+          <w:p>
+            <w:pPr>
+              <w:pStyle w:val="Compact"/>
+            </w:pPr>
+          </w:p>
+        </w:tc>
+        <w:tc>
+          <w:tcPr/>
+          <w:p>
+            <w:pPr>
+              <w:pStyle w:val="Compact"/>
+            </w:pPr>
+          </w:p>
+        </w:tc>
+      </w:tr>
+      <w:tr>
+        <w:tc>
+          <w:tcPr/>
+          <w:p>
+            <w:pPr>
+              <w:pStyle w:val="Compact"/>
+            </w:pPr>
+            <w:r>
+              <w:rPr>
+                <w:rStyle w:val="VerbatimChar"/>
+              </w:rPr>
+              <w:t xml:space="preserve">meta-auxopt</w:t>
+            </w:r>
+          </w:p>
+        </w:tc>
+        <w:tc>
+          <w:tcPr/>
+          <w:p>
+            <w:pPr>
+              <w:pStyle w:val="Compact"/>
+            </w:pPr>
+            <w:r>
+              <w:t xml:space="preserve">Auxiliary Data</w:t>
+            </w:r>
+          </w:p>
+        </w:tc>
+        <w:tc>
+          <w:tcPr/>
+          <w:p>
+            <w:pPr>
+              <w:pStyle w:val="Compact"/>
+            </w:pPr>
+          </w:p>
+        </w:tc>
+        <w:tc>
+          <w:tcPr/>
+          <w:p>
+            <w:pPr>
+              <w:pStyle w:val="Compact"/>
+            </w:pPr>
+          </w:p>
+        </w:tc>
+      </w:tr>
+      <w:tr>
+        <w:tc>
+          <w:tcPr/>
+          <w:p>
+            <w:pPr>
+              <w:pStyle w:val="Compact"/>
+            </w:pPr>
+            <w:r>
+              <w:rPr>
+                <w:rStyle w:val="VerbatimChar"/>
+              </w:rPr>
+              <w:t xml:space="preserve">meta-pcpnls</w:t>
+            </w:r>
+          </w:p>
+        </w:tc>
+        <w:tc>
+          <w:tcPr/>
+          <w:p>
+            <w:pPr>
+              <w:pStyle w:val="Compact"/>
+            </w:pPr>
+            <w:r>
+              <w:t xml:space="preserve">Processing Chain Provenance</w:t>
+            </w:r>
+          </w:p>
+        </w:tc>
+        <w:tc>
+          <w:tcPr/>
+          <w:p>
+            <w:pPr>
+              <w:pStyle w:val="Compact"/>
+              <w:jc w:val="center"/>
+            </w:pPr>
+            <w:r>
+              <w:rPr>
+                <w:i/>
+                <w:iCs/>
+              </w:rPr>
+              <w:t xml:space="preserve">not required</w:t>
+            </w:r>
+          </w:p>
+        </w:tc>
+        <w:tc>
+          <w:tcPr/>
+          <w:p>
+            <w:pPr>
+              <w:pStyle w:val="Compact"/>
+            </w:pPr>
+          </w:p>
+        </w:tc>
+      </w:tr>
+      <w:tr>
+        <w:tc>
+          <w:tcPr/>
+          <w:p>
+            <w:pPr>
+              <w:pStyle w:val="Compact"/>
+            </w:pPr>
+            <w:r>
+              <w:rPr>
+                <w:rStyle w:val="VerbatimChar"/>
+              </w:rPr>
+              <w:t xml:space="preserve">meta-dacces</w:t>
+            </w:r>
+          </w:p>
+        </w:tc>
+        <w:tc>
+          <w:tcPr/>
+          <w:p>
+            <w:pPr>
+              <w:pStyle w:val="Compact"/>
+            </w:pPr>
+            <w:r>
+              <w:t xml:space="preserve">Data Access</w:t>
+            </w:r>
+          </w:p>
+        </w:tc>
+        <w:tc>
+          <w:tcPr/>
+          <w:p>
+            <w:pPr>
+              <w:pStyle w:val="Compact"/>
+            </w:pPr>
+          </w:p>
+        </w:tc>
+        <w:tc>
+          <w:tcPr/>
+          <w:p>
+            <w:pPr>
+              <w:pStyle w:val="Compact"/>
+              <w:jc w:val="center"/>
+            </w:pPr>
+            <w:r>
+              <w:rPr>
+                <w:i/>
+                <w:iCs/>
+              </w:rPr>
+              <w:t xml:space="preserve">as threshold</w:t>
+            </w:r>
+          </w:p>
+        </w:tc>
+      </w:tr>
+      <w:tr>
+        <w:tc>
+          <w:tcPr/>
+          <w:p>
+            <w:pPr>
+              <w:pStyle w:val="Compact"/>
+            </w:pPr>
+            <w:r>
+              <w:rPr>
+                <w:rStyle w:val="VerbatimChar"/>
+              </w:rPr>
+              <w:t xml:space="preserve">meta-dqlsr</w:t>
+            </w:r>
+          </w:p>
+        </w:tc>
+        <w:tc>
+          <w:tcPr/>
+          <w:p>
+            <w:pPr>
+              <w:pStyle w:val="Compact"/>
+            </w:pPr>
+            <w:r>
+              <w:t xml:space="preserve">Overall Data Quality</w:t>
+            </w:r>
+          </w:p>
+        </w:tc>
+        <w:tc>
+          <w:tcPr/>
+          <w:p>
+            <w:pPr>
+              <w:pStyle w:val="Compact"/>
+              <w:jc w:val="center"/>
+            </w:pPr>
+            <w:r>
+              <w:rPr>
+                <w:i/>
+                <w:iCs/>
+              </w:rPr>
+              <w:t xml:space="preserve">not required</w:t>
+            </w:r>
+          </w:p>
+        </w:tc>
+        <w:tc>
+          <w:tcPr/>
+          <w:p>
+            <w:pPr>
+              <w:pStyle w:val="Compact"/>
+            </w:pPr>
+          </w:p>
+        </w:tc>
+      </w:tr>
+    </w:tbl>
+    <w:bookmarkEnd w:id="193"/>
+    <w:bookmarkStart w:id="194" w:name="per-pixel-metadata"/>
+    <w:p>
+      <w:pPr>
+        <w:pStyle w:val="berschrift3"/>
+      </w:pPr>
+      <w:r>
+        <w:t xml:space="preserve">Per-Pixel Metadata</w:t>
+      </w:r>
+    </w:p>
+    <w:tbl>
+      <w:tblPr>
+        <w:tblStyle w:val="Table"/>
+        <w:tblW w:type="auto" w:w="0"/>
+        <w:tblLook w:firstRow="1" w:lastRow="0" w:firstColumn="0" w:lastColumn="0" w:noHBand="0" w:noVBand="0" w:val="0020"/>
+      </w:tblPr>
+      <w:tblGrid>
+        <w:gridCol w:w="1980"/>
+        <w:gridCol w:w="1980"/>
+        <w:gridCol w:w="1980"/>
+        <w:gridCol w:w="1980"/>
+      </w:tblGrid>
+      <w:tr>
+        <w:trPr>
+          <w:tblHeader w:val="on"/>
+        </w:trPr>
+        <w:tc>
+          <w:tcPr/>
+          <w:p>
+            <w:pPr>
+              <w:pStyle w:val="Compact"/>
+            </w:pPr>
+            <w:r>
+              <w:t xml:space="preserve">Requirement ID</w:t>
+            </w:r>
+          </w:p>
+        </w:tc>
+        <w:tc>
+          <w:tcPr/>
+          <w:p>
+            <w:pPr>
+              <w:pStyle w:val="Compact"/>
+            </w:pPr>
+            <w:r>
+              <w:t xml:space="preserve">Requirement Title</w:t>
+            </w:r>
+          </w:p>
+        </w:tc>
+        <w:tc>
+          <w:tcPr/>
+          <w:p>
+            <w:pPr>
+              <w:pStyle w:val="Compact"/>
+              <w:jc w:val="center"/>
+            </w:pPr>
+            <w:r>
+              <w:t xml:space="preserve">Threshold</w:t>
+            </w:r>
+          </w:p>
+        </w:tc>
+        <w:tc>
+          <w:tcPr/>
+          <w:p>
+            <w:pPr>
+              <w:pStyle w:val="Compact"/>
+              <w:jc w:val="center"/>
+            </w:pPr>
+            <w:r>
+              <w:t xml:space="preserve">Goal</w:t>
+            </w:r>
+          </w:p>
+        </w:tc>
+      </w:tr>
+      <w:tr>
+        <w:tc>
+          <w:tcPr/>
+          <w:p>
+            <w:pPr>
+              <w:pStyle w:val="Compact"/>
+            </w:pPr>
+            <w:r>
+              <w:rPr>
+                <w:rStyle w:val="VerbatimChar"/>
+              </w:rPr>
+              <w:t xml:space="preserve">pxl-mrdppo</w:t>
+            </w:r>
+          </w:p>
+        </w:tc>
+        <w:tc>
+          <w:tcPr/>
+          <w:p>
+            <w:pPr>
+              <w:pStyle w:val="Compact"/>
+            </w:pPr>
+            <w:r>
+              <w:t xml:space="preserve">Metadata Machine Readability</w:t>
+            </w:r>
+          </w:p>
+        </w:tc>
+        <w:tc>
+          <w:tcPr/>
+          <w:p>
+            <w:pPr>
+              <w:pStyle w:val="Compact"/>
+            </w:pPr>
+          </w:p>
+        </w:tc>
+        <w:tc>
+          <w:tcPr/>
+          <w:p>
+            <w:pPr>
+              <w:pStyle w:val="Compact"/>
+              <w:jc w:val="center"/>
+            </w:pPr>
+            <w:r>
+              <w:rPr>
+                <w:i/>
+                <w:iCs/>
+              </w:rPr>
+              <w:t xml:space="preserve">as threshold</w:t>
+            </w:r>
+          </w:p>
+        </w:tc>
+      </w:tr>
+      <w:tr>
+        <w:tc>
+          <w:tcPr/>
+          <w:p>
+            <w:pPr>
+              <w:pStyle w:val="Compact"/>
+            </w:pPr>
+            <w:r>
+              <w:rPr>
+                <w:rStyle w:val="VerbatimChar"/>
+              </w:rPr>
+              <w:t xml:space="preserve">pxl-ppnodt</w:t>
+            </w:r>
+          </w:p>
+        </w:tc>
+        <w:tc>
+          <w:tcPr/>
+          <w:p>
+            <w:pPr>
+              <w:pStyle w:val="Compact"/>
+            </w:pPr>
+            <w:r>
+              <w:t xml:space="preserve">No Data</w:t>
+            </w:r>
+          </w:p>
+        </w:tc>
+        <w:tc>
+          <w:tcPr/>
+          <w:p>
+            <w:pPr>
+              <w:pStyle w:val="Compact"/>
+            </w:pPr>
+          </w:p>
+        </w:tc>
+        <w:tc>
+          <w:tcPr/>
+          <w:p>
+            <w:pPr>
+              <w:pStyle w:val="Compact"/>
+              <w:jc w:val="center"/>
+            </w:pPr>
+            <w:r>
+              <w:rPr>
+                <w:i/>
+                <w:iCs/>
+              </w:rPr>
+              <w:t xml:space="preserve">as threshold</w:t>
+            </w:r>
+          </w:p>
+        </w:tc>
+      </w:tr>
+      <w:tr>
+        <w:tc>
+          <w:tcPr/>
+          <w:p>
+            <w:pPr>
+              <w:pStyle w:val="Compact"/>
+            </w:pPr>
+            <w:r>
+              <w:rPr>
+                <w:rStyle w:val="VerbatimChar"/>
+              </w:rPr>
+              <w:t xml:space="preserve">pxl-ppinct</w:t>
+            </w:r>
+          </w:p>
+        </w:tc>
+        <w:tc>
+          <w:tcPr/>
+          <w:p>
+            <w:pPr>
+              <w:pStyle w:val="Compact"/>
+            </w:pPr>
+            <w:r>
+              <w:t xml:space="preserve">Incomplete Testing</w:t>
+            </w:r>
+          </w:p>
+        </w:tc>
+        <w:tc>
+          <w:tcPr/>
+          <w:p>
+            <w:pPr>
+              <w:pStyle w:val="Compact"/>
+            </w:pPr>
+          </w:p>
+        </w:tc>
+        <w:tc>
+          <w:tcPr/>
+          <w:p>
+            <w:pPr>
+              <w:pStyle w:val="Compact"/>
+            </w:pPr>
+          </w:p>
+        </w:tc>
+      </w:tr>
+      <w:tr>
+        <w:tc>
+          <w:tcPr/>
+          <w:p>
+            <w:pPr>
+              <w:pStyle w:val="Compact"/>
+            </w:pPr>
+            <w:r>
+              <w:rPr>
+                <w:rStyle w:val="VerbatimChar"/>
+              </w:rPr>
+              <w:t xml:space="preserve">pxl-ppsatn</w:t>
+            </w:r>
+          </w:p>
+        </w:tc>
+        <w:tc>
+          <w:tcPr/>
+          <w:p>
+            <w:pPr>
+              <w:pStyle w:val="Compact"/>
+            </w:pPr>
+            <w:r>
+              <w:t xml:space="preserve">Saturation</w:t>
+            </w:r>
+          </w:p>
+        </w:tc>
+        <w:tc>
+          <w:tcPr/>
+          <w:p>
+            <w:pPr>
+              <w:pStyle w:val="Compact"/>
+            </w:pPr>
+          </w:p>
+        </w:tc>
+        <w:tc>
+          <w:tcPr/>
+          <w:p>
+            <w:pPr>
+              <w:pStyle w:val="Compact"/>
+            </w:pPr>
+          </w:p>
+        </w:tc>
+      </w:tr>
+      <w:tr>
+        <w:tc>
+          <w:tcPr/>
+          <w:p>
+            <w:pPr>
+              <w:pStyle w:val="Compact"/>
+            </w:pPr>
+            <w:r>
+              <w:rPr>
+                <w:rStyle w:val="VerbatimChar"/>
+              </w:rPr>
+              <w:t xml:space="preserve">pxl-ppclod</w:t>
+            </w:r>
+          </w:p>
+        </w:tc>
+        <w:tc>
+          <w:tcPr/>
+          <w:p>
+            <w:pPr>
+              <w:pStyle w:val="Compact"/>
+            </w:pPr>
+            <w:r>
+              <w:t xml:space="preserve">Cloud</w:t>
+            </w:r>
+          </w:p>
+        </w:tc>
+        <w:tc>
+          <w:tcPr/>
+          <w:p>
+            <w:pPr>
+              <w:pStyle w:val="Compact"/>
+            </w:pPr>
+          </w:p>
+        </w:tc>
+        <w:tc>
+          <w:tcPr/>
+          <w:p>
+            <w:pPr>
+              <w:pStyle w:val="Compact"/>
+            </w:pPr>
+          </w:p>
+        </w:tc>
+      </w:tr>
+      <w:tr>
+        <w:tc>
+          <w:tcPr/>
+          <w:p>
+            <w:pPr>
+              <w:pStyle w:val="Compact"/>
+            </w:pPr>
+            <w:r>
+              <w:rPr>
+                <w:rStyle w:val="VerbatimChar"/>
+              </w:rPr>
+              <w:t xml:space="preserve">pxl-ppcsnl</w:t>
+            </w:r>
+          </w:p>
+        </w:tc>
+        <w:tc>
+          <w:tcPr/>
+          <w:p>
+            <w:pPr>
+              <w:pStyle w:val="Compact"/>
+            </w:pPr>
+            <w:r>
+              <w:t xml:space="preserve">Cloud Shadow</w:t>
+            </w:r>
+          </w:p>
+        </w:tc>
+        <w:tc>
+          <w:tcPr/>
+          <w:p>
+            <w:pPr>
+              <w:pStyle w:val="Compact"/>
+              <w:jc w:val="center"/>
+            </w:pPr>
+            <w:r>
+              <w:rPr>
+                <w:i/>
+                <w:iCs/>
+              </w:rPr>
+              <w:t xml:space="preserve">not required</w:t>
+            </w:r>
+          </w:p>
+        </w:tc>
+        <w:tc>
+          <w:tcPr/>
+          <w:p>
+            <w:pPr>
+              <w:pStyle w:val="Compact"/>
+            </w:pPr>
+          </w:p>
+        </w:tc>
+      </w:tr>
+      <w:tr>
+        <w:tc>
+          <w:tcPr/>
+          <w:p>
+            <w:pPr>
+              <w:pStyle w:val="Compact"/>
+            </w:pPr>
+            <w:r>
+              <w:rPr>
+                <w:rStyle w:val="VerbatimChar"/>
+              </w:rPr>
+              <w:t xml:space="preserve">pxl-pplwnl</w:t>
+            </w:r>
+          </w:p>
+        </w:tc>
+        <w:tc>
+          <w:tcPr/>
+          <w:p>
+            <w:pPr>
+              <w:pStyle w:val="Compact"/>
+            </w:pPr>
+            <w:r>
+              <w:t xml:space="preserve">Land/Water Mask</w:t>
+            </w:r>
+          </w:p>
+        </w:tc>
+        <w:tc>
+          <w:tcPr/>
+          <w:p>
+            <w:pPr>
+              <w:pStyle w:val="Compact"/>
+            </w:pPr>
+          </w:p>
+        </w:tc>
+        <w:tc>
+          <w:tcPr/>
+          <w:p>
+            <w:pPr>
+              <w:pStyle w:val="Compact"/>
+            </w:pPr>
+          </w:p>
+        </w:tc>
+      </w:tr>
+      <w:tr>
+        <w:tc>
+          <w:tcPr/>
+          <w:p>
+            <w:pPr>
+              <w:pStyle w:val="Compact"/>
+            </w:pPr>
+            <w:r>
+              <w:rPr>
+                <w:rStyle w:val="VerbatimChar"/>
+              </w:rPr>
+              <w:t xml:space="preserve">pxl-ppsinl</w:t>
+            </w:r>
+          </w:p>
+        </w:tc>
+        <w:tc>
+          <w:tcPr/>
+          <w:p>
+            <w:pPr>
+              <w:pStyle w:val="Compact"/>
+            </w:pPr>
+            <w:r>
+              <w:t xml:space="preserve">Snow/Ice Mask</w:t>
+            </w:r>
+          </w:p>
+        </w:tc>
+        <w:tc>
+          <w:tcPr/>
+          <w:p>
+            <w:pPr>
+              <w:pStyle w:val="Compact"/>
+            </w:pPr>
+          </w:p>
+        </w:tc>
+        <w:tc>
+          <w:tcPr/>
+          <w:p>
+            <w:pPr>
+              <w:pStyle w:val="Compact"/>
+            </w:pPr>
+          </w:p>
+        </w:tc>
+      </w:tr>
+      <w:tr>
+        <w:tc>
+          <w:tcPr/>
+          <w:p>
+            <w:pPr>
+              <w:pStyle w:val="Compact"/>
+            </w:pPr>
+            <w:r>
+              <w:rPr>
+                <w:rStyle w:val="VerbatimChar"/>
+              </w:rPr>
+              <w:t xml:space="preserve">pxl-pptshr</w:t>
+            </w:r>
+          </w:p>
+        </w:tc>
+        <w:tc>
+          <w:tcPr/>
+          <w:p>
+            <w:pPr>
+              <w:pStyle w:val="Compact"/>
+            </w:pPr>
+            <w:r>
+              <w:t xml:space="preserve">Terrain Shadow Mask</w:t>
+            </w:r>
+          </w:p>
+        </w:tc>
+        <w:tc>
+          <w:tcPr/>
+          <w:p>
+            <w:pPr>
+              <w:pStyle w:val="Compact"/>
+              <w:jc w:val="center"/>
+            </w:pPr>
+            <w:r>
+              <w:rPr>
+                <w:i/>
+                <w:iCs/>
+              </w:rPr>
+              <w:t xml:space="preserve">not required</w:t>
+            </w:r>
+          </w:p>
+        </w:tc>
+        <w:tc>
+          <w:tcPr/>
+          <w:p>
+            <w:pPr>
+              <w:pStyle w:val="Compact"/>
+            </w:pPr>
+          </w:p>
+        </w:tc>
+      </w:tr>
+      <w:tr>
+        <w:tc>
+          <w:tcPr/>
+          <w:p>
+            <w:pPr>
+              <w:pStyle w:val="Compact"/>
+            </w:pPr>
+            <w:r>
+              <w:rPr>
+                <w:rStyle w:val="VerbatimChar"/>
+              </w:rPr>
+              <w:t xml:space="preserve">pxl-pptocc</w:t>
+            </w:r>
+          </w:p>
+        </w:tc>
+        <w:tc>
+          <w:tcPr/>
+          <w:p>
+            <w:pPr>
+              <w:pStyle w:val="Compact"/>
+            </w:pPr>
+            <w:r>
+              <w:t xml:space="preserve">Terrain Occlusion</w:t>
+            </w:r>
+          </w:p>
+        </w:tc>
+        <w:tc>
+          <w:tcPr/>
+          <w:p>
+            <w:pPr>
+              <w:pStyle w:val="Compact"/>
+              <w:jc w:val="center"/>
+            </w:pPr>
+            <w:r>
+              <w:rPr>
+                <w:i/>
+                <w:iCs/>
+              </w:rPr>
+              <w:t xml:space="preserve">not required</w:t>
+            </w:r>
+          </w:p>
+        </w:tc>
+        <w:tc>
+          <w:tcPr/>
+          <w:p>
+            <w:pPr>
+              <w:pStyle w:val="Compact"/>
+            </w:pPr>
+          </w:p>
+        </w:tc>
+      </w:tr>
+      <w:tr>
+        <w:tc>
+          <w:tcPr/>
+          <w:p>
+            <w:pPr>
+              <w:pStyle w:val="Compact"/>
+            </w:pPr>
+            <w:r>
+              <w:rPr>
+                <w:rStyle w:val="VerbatimChar"/>
+              </w:rPr>
+              <w:t xml:space="preserve">pxl-ppvalu</w:t>
+            </w:r>
+          </w:p>
+        </w:tc>
+        <w:tc>
+          <w:tcPr/>
+          <w:p>
+            <w:pPr>
+              <w:pStyle w:val="Compact"/>
+            </w:pPr>
+            <w:r>
+              <w:t xml:space="preserve">Lunar and Viewing Geometry</w:t>
+            </w:r>
+          </w:p>
+        </w:tc>
+        <w:tc>
+          <w:tcPr/>
+          <w:p>
+            <w:pPr>
+              <w:pStyle w:val="Compact"/>
+            </w:pPr>
+          </w:p>
+        </w:tc>
+        <w:tc>
+          <w:tcPr/>
+          <w:p>
+            <w:pPr>
+              <w:pStyle w:val="Compact"/>
+            </w:pPr>
+          </w:p>
+        </w:tc>
+      </w:tr>
+      <w:tr>
+        <w:tc>
+          <w:tcPr/>
+          <w:p>
+            <w:pPr>
+              <w:pStyle w:val="Compact"/>
+            </w:pPr>
+            <w:r>
+              <w:rPr>
+                <w:rStyle w:val="VerbatimChar"/>
+              </w:rPr>
+              <w:t xml:space="preserve">pxl-pptill</w:t>
+            </w:r>
+          </w:p>
+        </w:tc>
+        <w:tc>
+          <w:tcPr/>
+          <w:p>
+            <w:pPr>
+              <w:pStyle w:val="Compact"/>
+            </w:pPr>
+            <w:r>
+              <w:t xml:space="preserve">Terrain Illumination Correction</w:t>
+            </w:r>
+          </w:p>
+        </w:tc>
+        <w:tc>
+          <w:tcPr/>
+          <w:p>
+            <w:pPr>
+              <w:pStyle w:val="Compact"/>
+              <w:jc w:val="center"/>
+            </w:pPr>
+            <w:r>
+              <w:rPr>
+                <w:i/>
+                <w:iCs/>
+              </w:rPr>
+              <w:t xml:space="preserve">not required</w:t>
+            </w:r>
+          </w:p>
+        </w:tc>
+        <w:tc>
+          <w:tcPr/>
+          <w:p>
+            <w:pPr>
+              <w:pStyle w:val="Compact"/>
+            </w:pPr>
+          </w:p>
+        </w:tc>
+      </w:tr>
+      <w:tr>
+        <w:tc>
+          <w:tcPr/>
+          <w:p>
+            <w:pPr>
+              <w:pStyle w:val="Compact"/>
+            </w:pPr>
+            <w:r>
+              <w:rPr>
+                <w:rStyle w:val="VerbatimChar"/>
+              </w:rPr>
+              <w:t xml:space="preserve">pxl-ppmoon</w:t>
+            </w:r>
+          </w:p>
+        </w:tc>
+        <w:tc>
+          <w:tcPr/>
+          <w:p>
+            <w:pPr>
+              <w:pStyle w:val="Compact"/>
+            </w:pPr>
+            <w:r>
+              <w:t xml:space="preserve">Moon Illumination Fraction</w:t>
+            </w:r>
+          </w:p>
+        </w:tc>
+        <w:tc>
+          <w:tcPr/>
+          <w:p>
+            <w:pPr>
+              <w:pStyle w:val="Compact"/>
+            </w:pPr>
+          </w:p>
+        </w:tc>
+        <w:tc>
+          <w:tcPr/>
+          <w:p>
+            <w:pPr>
+              <w:pStyle w:val="Compact"/>
+            </w:pPr>
+          </w:p>
+        </w:tc>
+      </w:tr>
+      <w:tr>
+        <w:tc>
+          <w:tcPr/>
+          <w:p>
+            <w:pPr>
+              <w:pStyle w:val="Compact"/>
+            </w:pPr>
+            <w:r>
+              <w:rPr>
+                <w:rStyle w:val="VerbatimChar"/>
+              </w:rPr>
+              <w:t xml:space="preserve">pxl-ppbrtt</w:t>
+            </w:r>
+          </w:p>
+        </w:tc>
+        <w:tc>
+          <w:tcPr/>
+          <w:p>
+            <w:pPr>
+              <w:pStyle w:val="Compact"/>
+            </w:pPr>
+            <w:r>
+              <w:t xml:space="preserve">Brightness Temperature</w:t>
+            </w:r>
+          </w:p>
+        </w:tc>
+        <w:tc>
+          <w:tcPr/>
+          <w:p>
+            <w:pPr>
+              <w:pStyle w:val="Compact"/>
+            </w:pPr>
+          </w:p>
+        </w:tc>
+        <w:tc>
+          <w:tcPr/>
+          <w:p>
+            <w:pPr>
+              <w:pStyle w:val="Compact"/>
+              <w:jc w:val="center"/>
+            </w:pPr>
+            <w:r>
+              <w:rPr>
+                <w:i/>
+                <w:iCs/>
+              </w:rPr>
+              <w:t xml:space="preserve">as threshold</w:t>
+            </w:r>
+          </w:p>
+        </w:tc>
+      </w:tr>
+      <w:tr>
+        <w:tc>
+          <w:tcPr/>
+          <w:p>
+            <w:pPr>
+              <w:pStyle w:val="Compact"/>
+            </w:pPr>
+            <w:r>
+              <w:rPr>
+                <w:rStyle w:val="VerbatimChar"/>
+              </w:rPr>
+              <w:t xml:space="preserve">pxl-ppsza</w:t>
+            </w:r>
+          </w:p>
+        </w:tc>
+        <w:tc>
+          <w:tcPr/>
+          <w:p>
+            <w:pPr>
+              <w:pStyle w:val="Compact"/>
+            </w:pPr>
+            <w:r>
+              <w:t xml:space="preserve">Solar Zenith Angle</w:t>
+            </w:r>
+          </w:p>
+        </w:tc>
+        <w:tc>
+          <w:tcPr/>
+          <w:p>
+            <w:pPr>
+              <w:pStyle w:val="Compact"/>
+            </w:pPr>
+          </w:p>
+        </w:tc>
+        <w:tc>
+          <w:tcPr/>
+          <w:p>
+            <w:pPr>
+              <w:pStyle w:val="Compact"/>
+              <w:jc w:val="center"/>
+            </w:pPr>
+            <w:r>
+              <w:rPr>
+                <w:i/>
+                <w:iCs/>
+              </w:rPr>
+              <w:t xml:space="preserve">as threshold</w:t>
+            </w:r>
+          </w:p>
+        </w:tc>
+      </w:tr>
+    </w:tbl>
+    <w:bookmarkEnd w:id="194"/>
+    <w:bookmarkStart w:id="195" w:name="radiometric-and-atmospheric-corrections"/>
+    <w:p>
+      <w:pPr>
+        <w:pStyle w:val="berschrift3"/>
+      </w:pPr>
+      <w:r>
+        <w:t xml:space="preserve">Radiometric and Atmospheric Corrections</w:t>
+      </w:r>
+    </w:p>
+    <w:tbl>
+      <w:tblPr>
+        <w:tblStyle w:val="Table"/>
+        <w:tblW w:type="auto" w:w="0"/>
+        <w:tblLook w:firstRow="1" w:lastRow="0" w:firstColumn="0" w:lastColumn="0" w:noHBand="0" w:noVBand="0" w:val="0020"/>
+      </w:tblPr>
+      <w:tblGrid>
+        <w:gridCol w:w="1980"/>
+        <w:gridCol w:w="1980"/>
+        <w:gridCol w:w="1980"/>
+        <w:gridCol w:w="1980"/>
+      </w:tblGrid>
+      <w:tr>
+        <w:trPr>
+          <w:tblHeader w:val="on"/>
+        </w:trPr>
+        <w:tc>
+          <w:tcPr/>
+          <w:p>
+            <w:pPr>
+              <w:pStyle w:val="Compact"/>
+            </w:pPr>
+            <w:r>
+              <w:t xml:space="preserve">Requirement ID</w:t>
+            </w:r>
+          </w:p>
+        </w:tc>
+        <w:tc>
+          <w:tcPr/>
+          <w:p>
+            <w:pPr>
+              <w:pStyle w:val="Compact"/>
+            </w:pPr>
+            <w:r>
+              <w:t xml:space="preserve">Requirement Title</w:t>
+            </w:r>
+          </w:p>
+        </w:tc>
+        <w:tc>
+          <w:tcPr/>
+          <w:p>
+            <w:pPr>
+              <w:pStyle w:val="Compact"/>
+              <w:jc w:val="center"/>
+            </w:pPr>
+            <w:r>
+              <w:t xml:space="preserve">Threshold</w:t>
+            </w:r>
+          </w:p>
+        </w:tc>
+        <w:tc>
+          <w:tcPr/>
+          <w:p>
+            <w:pPr>
+              <w:pStyle w:val="Compact"/>
+              <w:jc w:val="center"/>
+            </w:pPr>
+            <w:r>
+              <w:t xml:space="preserve">Goal</w:t>
+            </w:r>
+          </w:p>
+        </w:tc>
+      </w:tr>
+      <w:tr>
+        <w:tc>
+          <w:tcPr/>
+          <w:p>
+            <w:pPr>
+              <w:pStyle w:val="Compact"/>
+            </w:pPr>
+            <w:r>
+              <w:rPr>
+                <w:rStyle w:val="VerbatimChar"/>
+              </w:rPr>
+              <w:t xml:space="preserve">rac-msnlsr</w:t>
+            </w:r>
+          </w:p>
+        </w:tc>
+        <w:tc>
+          <w:tcPr/>
+          <w:p>
+            <w:pPr>
+              <w:pStyle w:val="Compact"/>
+            </w:pPr>
+            <w:r>
+              <w:t xml:space="preserve">Measurement</w:t>
+            </w:r>
+          </w:p>
+        </w:tc>
+        <w:tc>
+          <w:tcPr/>
+          <w:p>
+            <w:pPr>
+              <w:pStyle w:val="Compact"/>
+            </w:pPr>
+          </w:p>
+        </w:tc>
+        <w:tc>
+          <w:tcPr/>
+          <w:p>
+            <w:pPr>
+              <w:pStyle w:val="Compact"/>
+            </w:pPr>
+          </w:p>
+        </w:tc>
+      </w:tr>
+      <w:tr>
+        <w:tc>
+          <w:tcPr/>
+          <w:p>
+            <w:pPr>
+              <w:pStyle w:val="Compact"/>
+            </w:pPr>
+            <w:r>
+              <w:rPr>
+                <w:rStyle w:val="VerbatimChar"/>
+              </w:rPr>
+              <w:t xml:space="preserve">rac-uncsr</w:t>
+            </w:r>
+          </w:p>
+        </w:tc>
+        <w:tc>
+          <w:tcPr/>
+          <w:p>
+            <w:pPr>
+              <w:pStyle w:val="Compact"/>
+            </w:pPr>
+            <w:r>
+              <w:t xml:space="preserve">Measurement Uncertainty</w:t>
+            </w:r>
+          </w:p>
+        </w:tc>
+        <w:tc>
+          <w:tcPr/>
+          <w:p>
+            <w:pPr>
+              <w:pStyle w:val="Compact"/>
+              <w:jc w:val="center"/>
+            </w:pPr>
+            <w:r>
+              <w:rPr>
+                <w:i/>
+                <w:iCs/>
+              </w:rPr>
+              <w:t xml:space="preserve">not required</w:t>
+            </w:r>
+          </w:p>
+        </w:tc>
+        <w:tc>
+          <w:tcPr/>
+          <w:p>
+            <w:pPr>
+              <w:pStyle w:val="Compact"/>
+            </w:pPr>
+          </w:p>
+        </w:tc>
+      </w:tr>
+      <w:tr>
+        <w:tc>
+          <w:tcPr/>
+          <w:p>
+            <w:pPr>
+              <w:pStyle w:val="Compact"/>
+            </w:pPr>
+            <w:r>
+              <w:rPr>
+                <w:rStyle w:val="VerbatimChar"/>
+              </w:rPr>
+              <w:t xml:space="preserve">rac-nrmnls</w:t>
+            </w:r>
+          </w:p>
+        </w:tc>
+        <w:tc>
+          <w:tcPr/>
+          <w:p>
+            <w:pPr>
+              <w:pStyle w:val="Compact"/>
+            </w:pPr>
+            <w:r>
+              <w:t xml:space="preserve">Measurement Normalisation</w:t>
+            </w:r>
+          </w:p>
+        </w:tc>
+        <w:tc>
+          <w:tcPr/>
+          <w:p>
+            <w:pPr>
+              <w:pStyle w:val="Compact"/>
+              <w:jc w:val="center"/>
+            </w:pPr>
+            <w:r>
+              <w:rPr>
+                <w:i/>
+                <w:iCs/>
+              </w:rPr>
+              <w:t xml:space="preserve">not required</w:t>
+            </w:r>
+          </w:p>
+        </w:tc>
+        <w:tc>
+          <w:tcPr/>
+          <w:p>
+            <w:pPr>
+              <w:pStyle w:val="Compact"/>
+            </w:pPr>
+          </w:p>
+        </w:tc>
+      </w:tr>
+      <w:tr>
+        <w:tc>
+          <w:tcPr/>
+          <w:p>
+            <w:pPr>
+              <w:pStyle w:val="Compact"/>
+            </w:pPr>
+            <w:r>
+              <w:rPr>
+                <w:rStyle w:val="VerbatimChar"/>
+              </w:rPr>
+              <w:t xml:space="preserve">rac-atmcor</w:t>
+            </w:r>
+          </w:p>
+        </w:tc>
+        <w:tc>
+          <w:tcPr/>
+          <w:p>
+            <w:pPr>
+              <w:pStyle w:val="Compact"/>
+            </w:pPr>
+            <w:r>
+              <w:t xml:space="preserve">Atmospheric Corrections</w:t>
+            </w:r>
+          </w:p>
+        </w:tc>
+        <w:tc>
+          <w:tcPr/>
+          <w:p>
+            <w:pPr>
+              <w:pStyle w:val="Compact"/>
+            </w:pPr>
+          </w:p>
+        </w:tc>
+        <w:tc>
+          <w:tcPr/>
+          <w:p>
+            <w:pPr>
+              <w:pStyle w:val="Compact"/>
+              <w:jc w:val="center"/>
+            </w:pPr>
+            <w:r>
+              <w:rPr>
+                <w:i/>
+                <w:iCs/>
+              </w:rPr>
+              <w:t xml:space="preserve">as threshold</w:t>
+            </w:r>
+          </w:p>
+        </w:tc>
+      </w:tr>
+      <w:tr>
+        <w:tc>
+          <w:tcPr/>
+          <w:p>
+            <w:pPr>
+              <w:pStyle w:val="Compact"/>
+            </w:pPr>
+            <w:r>
+              <w:rPr>
+                <w:rStyle w:val="VerbatimChar"/>
+              </w:rPr>
+              <w:t xml:space="preserve">rac-lunrad</w:t>
+            </w:r>
+          </w:p>
+        </w:tc>
+        <w:tc>
+          <w:tcPr/>
+          <w:p>
+            <w:pPr>
+              <w:pStyle w:val="Compact"/>
+            </w:pPr>
+            <w:r>
+              <w:t xml:space="preserve">Lunar Radiance Corrections</w:t>
+            </w:r>
+          </w:p>
+        </w:tc>
+        <w:tc>
+          <w:tcPr/>
+          <w:p>
+            <w:pPr>
+              <w:pStyle w:val="Compact"/>
+            </w:pPr>
+          </w:p>
+        </w:tc>
+        <w:tc>
+          <w:tcPr/>
+          <w:p>
+            <w:pPr>
+              <w:pStyle w:val="Compact"/>
+              <w:jc w:val="center"/>
+            </w:pPr>
+            <w:r>
+              <w:rPr>
+                <w:i/>
+                <w:iCs/>
+              </w:rPr>
+              <w:t xml:space="preserve">as threshold</w:t>
+            </w:r>
+          </w:p>
+        </w:tc>
+      </w:tr>
+      <w:tr>
+        <w:tc>
+          <w:tcPr/>
+          <w:p>
+            <w:pPr>
+              <w:pStyle w:val="Compact"/>
+            </w:pPr>
+            <w:r>
+              <w:rPr>
+                <w:rStyle w:val="VerbatimChar"/>
+              </w:rPr>
+              <w:t xml:space="preserve">rac-strlit</w:t>
+            </w:r>
+          </w:p>
+        </w:tc>
+        <w:tc>
+          <w:tcPr/>
+          <w:p>
+            <w:pPr>
+              <w:pStyle w:val="Compact"/>
+            </w:pPr>
+            <w:r>
+              <w:t xml:space="preserve">Stray Light Corrections</w:t>
+            </w:r>
+          </w:p>
+        </w:tc>
+        <w:tc>
+          <w:tcPr/>
+          <w:p>
+            <w:pPr>
+              <w:pStyle w:val="Compact"/>
+            </w:pPr>
+          </w:p>
+        </w:tc>
+        <w:tc>
+          <w:tcPr/>
+          <w:p>
+            <w:pPr>
+              <w:pStyle w:val="Compact"/>
+              <w:jc w:val="center"/>
+            </w:pPr>
+            <w:r>
+              <w:rPr>
+                <w:i/>
+                <w:iCs/>
+              </w:rPr>
+              <w:t xml:space="preserve">as threshold</w:t>
+            </w:r>
+          </w:p>
+        </w:tc>
+      </w:tr>
+    </w:tbl>
+    <w:bookmarkEnd w:id="195"/>
+    <w:bookmarkStart w:id="196" w:name="geometric-corrections"/>
+    <w:p>
+      <w:pPr>
+        <w:pStyle w:val="berschrift3"/>
+      </w:pPr>
+      <w:r>
+        <w:t xml:space="preserve">Geometric Corrections</w:t>
+      </w:r>
+    </w:p>
+    <w:tbl>
+      <w:tblPr>
+        <w:tblStyle w:val="Table"/>
+        <w:tblW w:type="auto" w:w="0"/>
+        <w:tblLook w:firstRow="1" w:lastRow="0" w:firstColumn="0" w:lastColumn="0" w:noHBand="0" w:noVBand="0" w:val="0020"/>
+      </w:tblPr>
+      <w:tblGrid>
+        <w:gridCol w:w="1980"/>
+        <w:gridCol w:w="1980"/>
+        <w:gridCol w:w="1980"/>
+        <w:gridCol w:w="1980"/>
+      </w:tblGrid>
+      <w:tr>
+        <w:trPr>
+          <w:tblHeader w:val="on"/>
+        </w:trPr>
+        <w:tc>
+          <w:tcPr/>
+          <w:p>
+            <w:pPr>
+              <w:pStyle w:val="Compact"/>
+            </w:pPr>
+            <w:r>
+              <w:t xml:space="preserve">Requirement ID</w:t>
+            </w:r>
+          </w:p>
+        </w:tc>
+        <w:tc>
+          <w:tcPr/>
+          <w:p>
+            <w:pPr>
+              <w:pStyle w:val="Compact"/>
+            </w:pPr>
+            <w:r>
+              <w:t xml:space="preserve">Requirement Title</w:t>
+            </w:r>
+          </w:p>
+        </w:tc>
+        <w:tc>
+          <w:tcPr/>
+          <w:p>
+            <w:pPr>
+              <w:pStyle w:val="Compact"/>
+              <w:jc w:val="center"/>
+            </w:pPr>
+            <w:r>
+              <w:t xml:space="preserve">Threshold</w:t>
+            </w:r>
+          </w:p>
+        </w:tc>
+        <w:tc>
+          <w:tcPr/>
+          <w:p>
+            <w:pPr>
+              <w:pStyle w:val="Compact"/>
+              <w:jc w:val="center"/>
+            </w:pPr>
+            <w:r>
+              <w:t xml:space="preserve">Goal</w:t>
+            </w:r>
+          </w:p>
+        </w:tc>
+      </w:tr>
+      <w:tr>
+        <w:tc>
+          <w:tcPr/>
+          <w:p>
+            <w:pPr>
+              <w:pStyle w:val="Compact"/>
+            </w:pPr>
+            <w:r>
+              <w:rPr>
+                <w:rStyle w:val="VerbatimChar"/>
+              </w:rPr>
+              <w:t xml:space="preserve">gcor-geocsr</w:t>
             </w:r>
           </w:p>
         </w:tc>
@@ -9120,9 +9287,9 @@
         <w:br w:type="page"/>
       </w:r>
     </w:p>
-    <w:bookmarkEnd w:id="195"/>
     <w:bookmarkEnd w:id="196"/>
-    <w:bookmarkStart w:id="201" w:name="introduction"/>
+    <w:bookmarkEnd w:id="197"/>
+    <w:bookmarkStart w:id="202" w:name="introduction"/>
     <w:p>
       <w:pPr>
         <w:pStyle w:val="berschrift2"/>
@@ -9151,7 +9318,7 @@
         <w:t xml:space="preserve">This Guidance material does not replace or override the specifications.</w:t>
       </w:r>
     </w:p>
-    <w:bookmarkStart w:id="197" w:name="sec:intro-what-are-ceos-ard-products"/>
+    <w:bookmarkStart w:id="198" w:name="sec:intro-what-are-ceos-ard-products"/>
     <w:p>
       <w:pPr>
         <w:pStyle w:val="berschrift3"/>
@@ -9210,8 +9377,8 @@
         <w:t xml:space="preserve">for other types of satellite products.</w:t>
       </w:r>
     </w:p>
-    <w:bookmarkEnd w:id="197"/>
-    <w:bookmarkStart w:id="199" w:name="sec:intro-when-is-a-product-ceos-ard"/>
+    <w:bookmarkEnd w:id="198"/>
+    <w:bookmarkStart w:id="200" w:name="sec:intro-when-is-a-product-ceos-ard"/>
     <w:p>
       <w:pPr>
         <w:pStyle w:val="berschrift3"/>
@@ -9233,7 +9400,7 @@
         <w:pStyle w:val="Compact"/>
         <w:numPr>
           <w:ilvl w:val="0"/>
-          <w:numId w:val="1063"/>
+          <w:numId w:val="1064"/>
         </w:numPr>
       </w:pPr>
       <w:r>
@@ -9245,7 +9412,7 @@
         <w:pStyle w:val="Compact"/>
         <w:numPr>
           <w:ilvl w:val="0"/>
-          <w:numId w:val="1063"/>
+          <w:numId w:val="1064"/>
         </w:numPr>
       </w:pPr>
       <w:r>
@@ -9262,7 +9429,7 @@
       <w:r>
         <w:t xml:space="preserve"> </w:t>
       </w:r>
-      <w:hyperlink r:id="rId198">
+      <w:hyperlink r:id="rId199">
         <w:r>
           <w:rPr>
             <w:rStyle w:val="Hyperlink"/>
@@ -9282,8 +9449,8 @@
         <w:t xml:space="preserve">A product can continue to use CEOS-ARD branding as long as its generation and distribution remain consistent with the peer-reviewed assessment.</w:t>
       </w:r>
     </w:p>
-    <w:bookmarkEnd w:id="199"/>
-    <w:bookmarkStart w:id="200" w:name="sec:intro-difference-threshold-goal"/>
+    <w:bookmarkEnd w:id="200"/>
+    <w:bookmarkStart w:id="201" w:name="sec:intro-difference-threshold-goal"/>
     <w:p>
       <w:pPr>
         <w:pStyle w:val="berschrift3"/>
@@ -9486,9 +9653,9 @@
         <w:br w:type="page"/>
       </w:r>
     </w:p>
-    <w:bookmarkEnd w:id="200"/>
     <w:bookmarkEnd w:id="201"/>
-    <w:bookmarkStart w:id="212" w:name="references"/>
+    <w:bookmarkEnd w:id="202"/>
+    <w:bookmarkStart w:id="213" w:name="references"/>
     <w:p>
       <w:pPr>
         <w:pStyle w:val="berschrift2"/>
@@ -9497,8 +9664,8 @@
         <w:t xml:space="preserve">References</w:t>
       </w:r>
     </w:p>
-    <w:bookmarkStart w:id="211" w:name="refs"/>
-    <w:bookmarkStart w:id="202" w:name="ref-iso19115_2_2009"/>
+    <w:bookmarkStart w:id="212" w:name="refs"/>
+    <w:bookmarkStart w:id="203" w:name="ref-iso19115_2_2009"/>
     <w:p>
       <w:pPr>
         <w:pStyle w:val="Literaturverzeichnis"/>
@@ -9525,8 +9692,8 @@
         <w:t xml:space="preserve">Standard. Geneva, CH: International Organization for Standardization.</w:t>
       </w:r>
     </w:p>
-    <w:bookmarkEnd w:id="202"/>
-    <w:bookmarkStart w:id="204" w:name="ref-mills2014"/>
+    <w:bookmarkEnd w:id="203"/>
+    <w:bookmarkStart w:id="205" w:name="ref-mills2014"/>
     <w:p>
       <w:pPr>
         <w:pStyle w:val="Literaturverzeichnis"/>
@@ -9559,7 +9726,7 @@
       <w:r>
         <w:t xml:space="preserve"> </w:t>
       </w:r>
-      <w:hyperlink r:id="rId203">
+      <w:hyperlink r:id="rId204">
         <w:r>
           <w:rPr>
             <w:rStyle w:val="Hyperlink"/>
@@ -9571,8 +9738,8 @@
         <w:t xml:space="preserve">.</w:t>
       </w:r>
     </w:p>
-    <w:bookmarkEnd w:id="204"/>
-    <w:bookmarkStart w:id="206" w:name="ref-roman2018"/>
+    <w:bookmarkEnd w:id="205"/>
+    <w:bookmarkStart w:id="207" w:name="ref-roman2018"/>
     <w:p>
       <w:pPr>
         <w:pStyle w:val="Literaturverzeichnis"/>
@@ -9602,7 +9769,7 @@
       <w:r>
         <w:t xml:space="preserve">210: 113–43. https://doi.org/</w:t>
       </w:r>
-      <w:hyperlink r:id="rId205">
+      <w:hyperlink r:id="rId206">
         <w:r>
           <w:rPr>
             <w:rStyle w:val="Hyperlink"/>
@@ -9614,8 +9781,8 @@
         <w:t xml:space="preserve">.</w:t>
       </w:r>
     </w:p>
-    <w:bookmarkEnd w:id="206"/>
-    <w:bookmarkStart w:id="208" w:name="ref-ryan2019"/>
+    <w:bookmarkEnd w:id="207"/>
+    <w:bookmarkStart w:id="209" w:name="ref-ryan2019"/>
     <w:p>
       <w:pPr>
         <w:pStyle w:val="Literaturverzeichnis"/>
@@ -9648,7 +9815,7 @@
       <w:r>
         <w:t xml:space="preserve"> </w:t>
       </w:r>
-      <w:hyperlink r:id="rId207">
+      <w:hyperlink r:id="rId208">
         <w:r>
           <w:rPr>
             <w:rStyle w:val="Hyperlink"/>
@@ -9660,8 +9827,8 @@
         <w:t xml:space="preserve">.</w:t>
       </w:r>
     </w:p>
-    <w:bookmarkEnd w:id="208"/>
-    <w:bookmarkStart w:id="210" w:name="ref-wang2021"/>
+    <w:bookmarkEnd w:id="209"/>
+    <w:bookmarkStart w:id="211" w:name="ref-wang2021"/>
     <w:p>
       <w:pPr>
         <w:pStyle w:val="Literaturverzeichnis"/>
@@ -9691,7 +9858,7 @@
       <w:r>
         <w:t xml:space="preserve">263: 112557. https://doi.org/</w:t>
       </w:r>
-      <w:hyperlink r:id="rId209">
+      <w:hyperlink r:id="rId210">
         <w:r>
           <w:rPr>
             <w:rStyle w:val="Hyperlink"/>
@@ -9703,10 +9870,10 @@
         <w:t xml:space="preserve">.</w:t>
       </w:r>
     </w:p>
-    <w:bookmarkEnd w:id="210"/>
     <w:bookmarkEnd w:id="211"/>
     <w:bookmarkEnd w:id="212"/>
     <w:bookmarkEnd w:id="213"/>
+    <w:bookmarkEnd w:id="214"/>
     <w:sectPr>
       <w:headerReference r:id="rId11" w:type="even"/>
       <w:headerReference r:id="rId10" w:type="default"/>
@@ -10283,6 +10450,9 @@
     <w:abstractNumId w:val="991"/>
   </w:num>
   <w:num w:numId="1002">
+    <w:abstractNumId w:val="991"/>
+  </w:num>
+  <w:num w:numId="1003">
     <w:abstractNumId w:val="99411"/>
     <w:lvlOverride w:ilvl="0">
       <w:startOverride w:val="1"/>
@@ -10311,9 +10481,6 @@
     <w:lvlOverride w:ilvl="8">
       <w:startOverride w:val="1"/>
     </w:lvlOverride>
-  </w:num>
-  <w:num w:numId="1003">
-    <w:abstractNumId w:val="991"/>
   </w:num>
   <w:num w:numId="1004">
     <w:abstractNumId w:val="991"/>
@@ -10334,6 +10501,9 @@
     <w:abstractNumId w:val="991"/>
   </w:num>
   <w:num w:numId="1010">
+    <w:abstractNumId w:val="991"/>
+  </w:num>
+  <w:num w:numId="1011">
     <w:abstractNumId w:val="99411"/>
     <w:lvlOverride w:ilvl="0">
       <w:startOverride w:val="1"/>
@@ -10362,14 +10532,14 @@
     <w:lvlOverride w:ilvl="8">
       <w:startOverride w:val="1"/>
     </w:lvlOverride>
-  </w:num>
-  <w:num w:numId="1011">
-    <w:abstractNumId w:val="991"/>
   </w:num>
   <w:num w:numId="1012">
     <w:abstractNumId w:val="991"/>
   </w:num>
   <w:num w:numId="1013">
+    <w:abstractNumId w:val="991"/>
+  </w:num>
+  <w:num w:numId="1014">
     <w:abstractNumId w:val="99411"/>
     <w:lvlOverride w:ilvl="0">
       <w:startOverride w:val="1"/>
@@ -10399,10 +10569,10 @@
       <w:startOverride w:val="1"/>
     </w:lvlOverride>
   </w:num>
-  <w:num w:numId="1014">
+  <w:num w:numId="1015">
     <w:abstractNumId w:val="991"/>
   </w:num>
-  <w:num w:numId="1015">
+  <w:num w:numId="1016">
     <w:abstractNumId w:val="99411"/>
     <w:lvlOverride w:ilvl="0">
       <w:startOverride w:val="1"/>
@@ -10432,10 +10602,10 @@
       <w:startOverride w:val="1"/>
     </w:lvlOverride>
   </w:num>
-  <w:num w:numId="1016">
+  <w:num w:numId="1017">
     <w:abstractNumId w:val="991"/>
   </w:num>
-  <w:num w:numId="1017">
+  <w:num w:numId="1018">
     <w:abstractNumId w:val="99411"/>
     <w:lvlOverride w:ilvl="0">
       <w:startOverride w:val="1"/>
@@ -10465,38 +10635,8 @@
       <w:startOverride w:val="1"/>
     </w:lvlOverride>
   </w:num>
-  <w:num w:numId="1018">
+  <w:num w:numId="1019">
     <w:abstractNumId w:val="991"/>
-  </w:num>
-  <w:num w:numId="1019">
-    <w:abstractNumId w:val="99411"/>
-    <w:lvlOverride w:ilvl="0">
-      <w:startOverride w:val="1"/>
-    </w:lvlOverride>
-    <w:lvlOverride w:ilvl="1">
-      <w:startOverride w:val="1"/>
-    </w:lvlOverride>
-    <w:lvlOverride w:ilvl="2">
-      <w:startOverride w:val="1"/>
-    </w:lvlOverride>
-    <w:lvlOverride w:ilvl="3">
-      <w:startOverride w:val="1"/>
-    </w:lvlOverride>
-    <w:lvlOverride w:ilvl="4">
-      <w:startOverride w:val="1"/>
-    </w:lvlOverride>
-    <w:lvlOverride w:ilvl="5">
-      <w:startOverride w:val="1"/>
-    </w:lvlOverride>
-    <w:lvlOverride w:ilvl="6">
-      <w:startOverride w:val="1"/>
-    </w:lvlOverride>
-    <w:lvlOverride w:ilvl="7">
-      <w:startOverride w:val="1"/>
-    </w:lvlOverride>
-    <w:lvlOverride w:ilvl="8">
-      <w:startOverride w:val="1"/>
-    </w:lvlOverride>
   </w:num>
   <w:num w:numId="1020">
     <w:abstractNumId w:val="99411"/>
@@ -10529,9 +10669,39 @@
     </w:lvlOverride>
   </w:num>
   <w:num w:numId="1021">
+    <w:abstractNumId w:val="99411"/>
+    <w:lvlOverride w:ilvl="0">
+      <w:startOverride w:val="1"/>
+    </w:lvlOverride>
+    <w:lvlOverride w:ilvl="1">
+      <w:startOverride w:val="1"/>
+    </w:lvlOverride>
+    <w:lvlOverride w:ilvl="2">
+      <w:startOverride w:val="1"/>
+    </w:lvlOverride>
+    <w:lvlOverride w:ilvl="3">
+      <w:startOverride w:val="1"/>
+    </w:lvlOverride>
+    <w:lvlOverride w:ilvl="4">
+      <w:startOverride w:val="1"/>
+    </w:lvlOverride>
+    <w:lvlOverride w:ilvl="5">
+      <w:startOverride w:val="1"/>
+    </w:lvlOverride>
+    <w:lvlOverride w:ilvl="6">
+      <w:startOverride w:val="1"/>
+    </w:lvlOverride>
+    <w:lvlOverride w:ilvl="7">
+      <w:startOverride w:val="1"/>
+    </w:lvlOverride>
+    <w:lvlOverride w:ilvl="8">
+      <w:startOverride w:val="1"/>
+    </w:lvlOverride>
+  </w:num>
+  <w:num w:numId="1022">
     <w:abstractNumId w:val="991"/>
   </w:num>
-  <w:num w:numId="1022">
+  <w:num w:numId="1023">
     <w:abstractNumId w:val="99411"/>
     <w:lvlOverride w:ilvl="0">
       <w:startOverride w:val="1"/>
@@ -10560,14 +10730,14 @@
     <w:lvlOverride w:ilvl="8">
       <w:startOverride w:val="1"/>
     </w:lvlOverride>
-  </w:num>
-  <w:num w:numId="1023">
-    <w:abstractNumId w:val="991"/>
   </w:num>
   <w:num w:numId="1024">
     <w:abstractNumId w:val="991"/>
   </w:num>
   <w:num w:numId="1025">
+    <w:abstractNumId w:val="991"/>
+  </w:num>
+  <w:num w:numId="1026">
     <w:abstractNumId w:val="99411"/>
     <w:lvlOverride w:ilvl="0">
       <w:startOverride w:val="1"/>
@@ -10596,9 +10766,6 @@
     <w:lvlOverride w:ilvl="8">
       <w:startOverride w:val="1"/>
     </w:lvlOverride>
-  </w:num>
-  <w:num w:numId="1026">
-    <w:abstractNumId w:val="991"/>
   </w:num>
   <w:num w:numId="1027">
     <w:abstractNumId w:val="991"/>
@@ -10613,6 +10780,9 @@
     <w:abstractNumId w:val="991"/>
   </w:num>
   <w:num w:numId="1031">
+    <w:abstractNumId w:val="991"/>
+  </w:num>
+  <w:num w:numId="1032">
     <w:abstractNumId w:val="99411"/>
     <w:lvlOverride w:ilvl="0">
       <w:startOverride w:val="1"/>
@@ -10641,9 +10811,6 @@
     <w:lvlOverride w:ilvl="8">
       <w:startOverride w:val="1"/>
     </w:lvlOverride>
-  </w:num>
-  <w:num w:numId="1032">
-    <w:abstractNumId w:val="991"/>
   </w:num>
   <w:num w:numId="1033">
     <w:abstractNumId w:val="991"/>
@@ -10682,6 +10849,9 @@
     <w:abstractNumId w:val="991"/>
   </w:num>
   <w:num w:numId="1045">
+    <w:abstractNumId w:val="991"/>
+  </w:num>
+  <w:num w:numId="1046">
     <w:abstractNumId w:val="99411"/>
     <w:lvlOverride w:ilvl="0">
       <w:startOverride w:val="1"/>
@@ -10711,10 +10881,10 @@
       <w:startOverride w:val="1"/>
     </w:lvlOverride>
   </w:num>
-  <w:num w:numId="1046">
+  <w:num w:numId="1047">
     <w:abstractNumId w:val="991"/>
   </w:num>
-  <w:num w:numId="1047">
+  <w:num w:numId="1048">
     <w:abstractNumId w:val="99411"/>
     <w:lvlOverride w:ilvl="0">
       <w:startOverride w:val="1"/>
@@ -10744,10 +10914,10 @@
       <w:startOverride w:val="1"/>
     </w:lvlOverride>
   </w:num>
-  <w:num w:numId="1048">
+  <w:num w:numId="1049">
     <w:abstractNumId w:val="991"/>
   </w:num>
-  <w:num w:numId="1049">
+  <w:num w:numId="1050">
     <w:abstractNumId w:val="99411"/>
     <w:lvlOverride w:ilvl="0">
       <w:startOverride w:val="1"/>
@@ -10776,14 +10946,14 @@
     <w:lvlOverride w:ilvl="8">
       <w:startOverride w:val="1"/>
     </w:lvlOverride>
-  </w:num>
-  <w:num w:numId="1050">
-    <w:abstractNumId w:val="991"/>
   </w:num>
   <w:num w:numId="1051">
     <w:abstractNumId w:val="991"/>
   </w:num>
   <w:num w:numId="1052">
+    <w:abstractNumId w:val="991"/>
+  </w:num>
+  <w:num w:numId="1053">
     <w:abstractNumId w:val="99411"/>
     <w:lvlOverride w:ilvl="0">
       <w:startOverride w:val="1"/>
@@ -10812,14 +10982,14 @@
     <w:lvlOverride w:ilvl="8">
       <w:startOverride w:val="1"/>
     </w:lvlOverride>
-  </w:num>
-  <w:num w:numId="1053">
-    <w:abstractNumId w:val="991"/>
   </w:num>
   <w:num w:numId="1054">
     <w:abstractNumId w:val="991"/>
   </w:num>
   <w:num w:numId="1055">
+    <w:abstractNumId w:val="991"/>
+  </w:num>
+  <w:num w:numId="1056">
     <w:abstractNumId w:val="99411"/>
     <w:lvlOverride w:ilvl="0">
       <w:startOverride w:val="1"/>
@@ -10848,14 +11018,14 @@
     <w:lvlOverride w:ilvl="8">
       <w:startOverride w:val="1"/>
     </w:lvlOverride>
-  </w:num>
-  <w:num w:numId="1056">
-    <w:abstractNumId w:val="991"/>
   </w:num>
   <w:num w:numId="1057">
     <w:abstractNumId w:val="991"/>
   </w:num>
   <w:num w:numId="1058">
+    <w:abstractNumId w:val="991"/>
+  </w:num>
+  <w:num w:numId="1059">
     <w:abstractNumId w:val="99411"/>
     <w:lvlOverride w:ilvl="0">
       <w:startOverride w:val="1"/>
@@ -10885,38 +11055,8 @@
       <w:startOverride w:val="1"/>
     </w:lvlOverride>
   </w:num>
-  <w:num w:numId="1059">
+  <w:num w:numId="1060">
     <w:abstractNumId w:val="991"/>
-  </w:num>
-  <w:num w:numId="1060">
-    <w:abstractNumId w:val="99411"/>
-    <w:lvlOverride w:ilvl="0">
-      <w:startOverride w:val="1"/>
-    </w:lvlOverride>
-    <w:lvlOverride w:ilvl="1">
-      <w:startOverride w:val="1"/>
-    </w:lvlOverride>
-    <w:lvlOverride w:ilvl="2">
-      <w:startOverride w:val="1"/>
-    </w:lvlOverride>
-    <w:lvlOverride w:ilvl="3">
-      <w:startOverride w:val="1"/>
-    </w:lvlOverride>
-    <w:lvlOverride w:ilvl="4">
-      <w:startOverride w:val="1"/>
-    </w:lvlOverride>
-    <w:lvlOverride w:ilvl="5">
-      <w:startOverride w:val="1"/>
-    </w:lvlOverride>
-    <w:lvlOverride w:ilvl="6">
-      <w:startOverride w:val="1"/>
-    </w:lvlOverride>
-    <w:lvlOverride w:ilvl="7">
-      <w:startOverride w:val="1"/>
-    </w:lvlOverride>
-    <w:lvlOverride w:ilvl="8">
-      <w:startOverride w:val="1"/>
-    </w:lvlOverride>
   </w:num>
   <w:num w:numId="1061">
     <w:abstractNumId w:val="99411"/>
@@ -10949,9 +11089,39 @@
     </w:lvlOverride>
   </w:num>
   <w:num w:numId="1062">
+    <w:abstractNumId w:val="99411"/>
+    <w:lvlOverride w:ilvl="0">
+      <w:startOverride w:val="1"/>
+    </w:lvlOverride>
+    <w:lvlOverride w:ilvl="1">
+      <w:startOverride w:val="1"/>
+    </w:lvlOverride>
+    <w:lvlOverride w:ilvl="2">
+      <w:startOverride w:val="1"/>
+    </w:lvlOverride>
+    <w:lvlOverride w:ilvl="3">
+      <w:startOverride w:val="1"/>
+    </w:lvlOverride>
+    <w:lvlOverride w:ilvl="4">
+      <w:startOverride w:val="1"/>
+    </w:lvlOverride>
+    <w:lvlOverride w:ilvl="5">
+      <w:startOverride w:val="1"/>
+    </w:lvlOverride>
+    <w:lvlOverride w:ilvl="6">
+      <w:startOverride w:val="1"/>
+    </w:lvlOverride>
+    <w:lvlOverride w:ilvl="7">
+      <w:startOverride w:val="1"/>
+    </w:lvlOverride>
+    <w:lvlOverride w:ilvl="8">
+      <w:startOverride w:val="1"/>
+    </w:lvlOverride>
+  </w:num>
+  <w:num w:numId="1063">
     <w:abstractNumId w:val="991"/>
   </w:num>
-  <w:num w:numId="1063">
+  <w:num w:numId="1064">
     <w:abstractNumId w:val="991"/>
   </w:num>
 </w:numbering>

--- a/latest/NLSR.docx
+++ b/latest/NLSR.docx
@@ -123,18 +123,6 @@
     </w:p>
     <w:p>
       <w:pPr>
-        <w:pStyle w:val="FirstParagraph"/>
-      </w:pPr>
-      <w:r>
-        <w:rPr>
-          <w:b/>
-          <w:bCs/>
-        </w:rPr>
-        <w:t xml:space="preserve">This is a breaking change!</w:t>
-      </w:r>
-    </w:p>
-    <w:p>
-      <w:pPr>
         <w:pStyle w:val="Compact"/>
         <w:numPr>
           <w:ilvl w:val="0"/>
@@ -179,30 +167,6 @@
       </w:pPr>
       <w:r>
         <w:t xml:space="preserve">Numerical identifiers were rotated and are deprecated; new textual identifiers have been added</w:t>
-      </w:r>
-    </w:p>
-    <w:p>
-      <w:pPr>
-        <w:pStyle w:val="Compact"/>
-        <w:numPr>
-          <w:ilvl w:val="0"/>
-          <w:numId w:val="1001"/>
-        </w:numPr>
-      </w:pPr>
-      <w:r>
-        <w:t xml:space="preserve">The requirement</w:t>
-      </w:r>
-      <w:r>
-        <w:t xml:space="preserve"> </w:t>
-      </w:r>
-      <w:r>
-        <w:t xml:space="preserve">“Cloud optimized file formats are recommended.”</w:t>
-      </w:r>
-      <w:r>
-        <w:t xml:space="preserve"> </w:t>
-      </w:r>
-      <w:r>
-        <w:t xml:space="preserve">has been moved from the category description to a separate requirement.</w:t>
       </w:r>
     </w:p>
     <w:p>

--- a/latest/NLSR.docx
+++ b/latest/NLSR.docx
@@ -378,7 +378,7 @@
         <w:t xml:space="preserve"> </w:t>
       </w:r>
       <w:r>
-        <w:t xml:space="preserve">1.0-draft</w:t>
+        <w:t xml:space="preserve">1.0.0-draft</w:t>
       </w:r>
     </w:p>
     <w:p>

--- a/latest/NLSR.docx
+++ b/latest/NLSR.docx
@@ -49,13 +49,13 @@
         </w:drawing>
       </w:r>
     </w:p>
-    <w:bookmarkStart w:id="214" w:name="Xce600f72cb23def82478a30d868cf03fbc410f5"/>
+    <w:bookmarkStart w:id="214" w:name="Xace07e6e84a20a798737796089e457c2649c17a"/>
     <w:p>
       <w:pPr>
         <w:pStyle w:val="berschrift1"/>
       </w:pPr>
       <w:r>
-        <w:t xml:space="preserve">CEOS-ARD - Optical - Nighttime Light Surface Radiance</w:t>
+        <w:t xml:space="preserve">CEOS-ARD - Optical - Nighttime Lights Surface Radiance</w:t>
       </w:r>
     </w:p>
     <w:p>
@@ -80,7 +80,7 @@
         <w:pStyle w:val="FirstParagraph"/>
       </w:pPr>
       <w:r>
-        <w:t xml:space="preserve">Product Family Specification, Optical, Nighttime Light Surface Radiance</w:t>
+        <w:t xml:space="preserve">Product Family Specification, Optical, Nighttime Lights Surface Radiance</w:t>
       </w:r>
     </w:p>
     <w:p>
@@ -154,7 +154,7 @@
         </w:numPr>
       </w:pPr>
       <w:r>
-        <w:t xml:space="preserve">Document history has ben reset. Check the previous versions for details</w:t>
+        <w:t xml:space="preserve">Document history has been reset. Check the previous versions for details</w:t>
       </w:r>
     </w:p>
     <w:p>
@@ -232,7 +232,7 @@
         <w:t xml:space="preserve"> </w:t>
       </w:r>
       <w:r>
-        <w:t xml:space="preserve">Migration to the new CEOS-ARD building block.</w:t>
+        <w:t xml:space="preserve">Migration to building blocks.</w:t>
       </w:r>
     </w:p>
     <w:p>
@@ -360,7 +360,7 @@
         <w:t xml:space="preserve"> </w:t>
       </w:r>
       <w:r>
-        <w:t xml:space="preserve">Optical, Nighttime Light Surface Radiance (NLSR)</w:t>
+        <w:t xml:space="preserve">Optical, Nighttime Lights Surface Radiance (NLSR)</w:t>
       </w:r>
     </w:p>
     <w:p>
@@ -396,7 +396,7 @@
         <w:t xml:space="preserve"> </w:t>
       </w:r>
       <w:r>
-        <w:t xml:space="preserve">Data collected by Optical sensors</w:t>
+        <w:t xml:space="preserve">Data collected by Synthetic Aperture Radar sensors</w:t>
       </w:r>
     </w:p>
     <w:bookmarkEnd w:id="29"/>
@@ -585,7 +585,7 @@
         <w:pStyle w:val="Definition"/>
       </w:pPr>
       <w:r>
-        <w:t xml:space="preserve">Nighttime Light Surface Radiance</w:t>
+        <w:t xml:space="preserve">Nighttime Lights Surface Radiance</w:t>
       </w:r>
     </w:p>
     <w:p>
@@ -799,7 +799,7 @@
         <w:t xml:space="preserve">suitability of the dataset, and must meet the requirements listed below.</w:t>
       </w:r>
     </w:p>
-    <w:bookmarkStart w:id="35" w:name="sec:meta-trcsr"/>
+    <w:bookmarkStart w:id="35" w:name="sec:meta-trace-sr"/>
     <w:p>
       <w:pPr>
         <w:pStyle w:val="berschrift4"/>
@@ -831,7 +831,7 @@
         <w:rPr>
           <w:rStyle w:val="VerbatimChar"/>
         </w:rPr>
-        <w:t xml:space="preserve">meta-trcsr</w:t>
+        <w:t xml:space="preserve">meta-trace-sr</w:t>
       </w:r>
     </w:p>
     <w:bookmarkStart w:id="32" w:name="threshold-requirements"/>
@@ -894,7 +894,7 @@
       <w:r>
         <w:t xml:space="preserve">“</w:t>
       </w:r>
-      <w:hyperlink w:anchor="sec:rac-uncsr">
+      <w:hyperlink w:anchor="sec:rac-muncer-sr">
         <w:r>
           <w:rPr>
             <w:rStyle w:val="Hyperlink"/>
@@ -988,7 +988,7 @@
     </w:p>
     <w:bookmarkEnd w:id="34"/>
     <w:bookmarkEnd w:id="35"/>
-    <w:bookmarkStart w:id="39" w:name="sec:meta-mrdopt"/>
+    <w:bookmarkStart w:id="39" w:name="sec:meta-memare-optical"/>
     <w:p>
       <w:pPr>
         <w:pStyle w:val="berschrift4"/>
@@ -1020,7 +1020,7 @@
         <w:rPr>
           <w:rStyle w:val="VerbatimChar"/>
         </w:rPr>
-        <w:t xml:space="preserve">meta-mrdopt</w:t>
+        <w:t xml:space="preserve">meta-memare-optical</w:t>
       </w:r>
     </w:p>
     <w:bookmarkStart w:id="36" w:name="threshold-requirements-1"/>
@@ -1125,7 +1125,7 @@
     </w:p>
     <w:bookmarkEnd w:id="38"/>
     <w:bookmarkEnd w:id="39"/>
-    <w:bookmarkStart w:id="43" w:name="sec:meta-timsr"/>
+    <w:bookmarkStart w:id="43" w:name="sec:meta-time-sr"/>
     <w:p>
       <w:pPr>
         <w:pStyle w:val="berschrift4"/>
@@ -1157,7 +1157,7 @@
         <w:rPr>
           <w:rStyle w:val="VerbatimChar"/>
         </w:rPr>
-        <w:t xml:space="preserve">meta-timsr</w:t>
+        <w:t xml:space="preserve">meta-time-sr</w:t>
       </w:r>
     </w:p>
     <w:bookmarkStart w:id="40" w:name="threshold-requirements-2"/>
@@ -1262,7 +1262,7 @@
     </w:p>
     <w:bookmarkEnd w:id="42"/>
     <w:bookmarkEnd w:id="43"/>
-    <w:bookmarkStart w:id="47" w:name="sec:meta-geoasr"/>
+    <w:bookmarkStart w:id="47" w:name="sec:meta-geoarea-optical"/>
     <w:p>
       <w:pPr>
         <w:pStyle w:val="berschrift4"/>
@@ -1294,7 +1294,7 @@
         <w:rPr>
           <w:rStyle w:val="VerbatimChar"/>
         </w:rPr>
-        <w:t xml:space="preserve">meta-geoasr</w:t>
+        <w:t xml:space="preserve">meta-geoarea-optical</w:t>
       </w:r>
     </w:p>
     <w:bookmarkStart w:id="44" w:name="threshold-requirements-3"/>
@@ -1311,7 +1311,7 @@
         <w:pStyle w:val="FirstParagraph"/>
       </w:pPr>
       <w:r>
-        <w:t xml:space="preserve">The surface location to which the data relate is identified, typically as a series of four corner points, expressed in an accepted coordinate reference system (e.g., WGS84).</w:t>
+        <w:t xml:space="preserve">The surface location to which the data relates is identified, typically as a series of four corner points, expressed in an accepted coordinate reference system (e.g., WGS84).</w:t>
       </w:r>
     </w:p>
     <w:bookmarkEnd w:id="44"/>
@@ -1399,7 +1399,7 @@
     </w:p>
     <w:bookmarkEnd w:id="46"/>
     <w:bookmarkEnd w:id="47"/>
-    <w:bookmarkStart w:id="51" w:name="sec:meta-crsopt"/>
+    <w:bookmarkStart w:id="51" w:name="sec:meta-crs-optical"/>
     <w:p>
       <w:pPr>
         <w:pStyle w:val="berschrift4"/>
@@ -1431,7 +1431,7 @@
         <w:rPr>
           <w:rStyle w:val="VerbatimChar"/>
         </w:rPr>
-        <w:t xml:space="preserve">meta-crsopt</w:t>
+        <w:t xml:space="preserve">meta-crs-optical</w:t>
       </w:r>
     </w:p>
     <w:bookmarkStart w:id="48" w:name="threshold-requirements-4"/>
@@ -1539,7 +1539,7 @@
     </w:p>
     <w:bookmarkEnd w:id="50"/>
     <w:bookmarkEnd w:id="51"/>
-    <w:bookmarkStart w:id="55" w:name="sec:meta-mpnlsr"/>
+    <w:bookmarkStart w:id="55" w:name="sec:meta-mapproj-nlsr"/>
     <w:p>
       <w:pPr>
         <w:pStyle w:val="berschrift4"/>
@@ -1571,7 +1571,7 @@
         <w:rPr>
           <w:rStyle w:val="VerbatimChar"/>
         </w:rPr>
-        <w:t xml:space="preserve">meta-mpnlsr</w:t>
+        <w:t xml:space="preserve">meta-mapproj-nlsr</w:t>
       </w:r>
     </w:p>
     <w:bookmarkStart w:id="52" w:name="threshold-requirements-5"/>
@@ -1679,7 +1679,7 @@
     </w:p>
     <w:bookmarkEnd w:id="54"/>
     <w:bookmarkEnd w:id="55"/>
-    <w:bookmarkStart w:id="59" w:name="sec:meta-gmcmsr"/>
+    <w:bookmarkStart w:id="59" w:name="sec:meta-geocorm-sr"/>
     <w:p>
       <w:pPr>
         <w:pStyle w:val="berschrift4"/>
@@ -1711,7 +1711,7 @@
         <w:rPr>
           <w:rStyle w:val="VerbatimChar"/>
         </w:rPr>
-        <w:t xml:space="preserve">meta-gmcmsr</w:t>
+        <w:t xml:space="preserve">meta-geocorm-sr</w:t>
       </w:r>
     </w:p>
     <w:bookmarkStart w:id="56" w:name="threshold-requirements-6"/>
@@ -1819,7 +1819,7 @@
     </w:p>
     <w:bookmarkEnd w:id="58"/>
     <w:bookmarkEnd w:id="59"/>
-    <w:bookmarkStart w:id="63" w:name="sec:meta-gmasr"/>
+    <w:bookmarkStart w:id="63" w:name="sec:meta-geoacc-sr"/>
     <w:p>
       <w:pPr>
         <w:pStyle w:val="berschrift4"/>
@@ -1851,7 +1851,7 @@
         <w:rPr>
           <w:rStyle w:val="VerbatimChar"/>
         </w:rPr>
-        <w:t xml:space="preserve">meta-gmasr</w:t>
+        <w:t xml:space="preserve">meta-geoacc-sr</w:t>
       </w:r>
     </w:p>
     <w:bookmarkStart w:id="60" w:name="threshold-requirements-7"/>
@@ -1909,7 +1909,7 @@
         <w:pStyle w:val="Textkrper"/>
       </w:pPr>
       <w:r>
-        <w:t xml:space="preserve">Notes:</w:t>
+        <w:t xml:space="preserve">Note:</w:t>
       </w:r>
     </w:p>
     <w:p>
@@ -1991,7 +1991,7 @@
     </w:p>
     <w:bookmarkEnd w:id="62"/>
     <w:bookmarkEnd w:id="63"/>
-    <w:bookmarkStart w:id="67" w:name="sec:meta-insopt"/>
+    <w:bookmarkStart w:id="67" w:name="sec:meta-instru-optical"/>
     <w:p>
       <w:pPr>
         <w:pStyle w:val="berschrift4"/>
@@ -2023,7 +2023,7 @@
         <w:rPr>
           <w:rStyle w:val="VerbatimChar"/>
         </w:rPr>
-        <w:t xml:space="preserve">meta-insopt</w:t>
+        <w:t xml:space="preserve">meta-instru-optical</w:t>
       </w:r>
     </w:p>
     <w:bookmarkStart w:id="64" w:name="threshold-requirements-8"/>
@@ -2128,7 +2128,7 @@
     </w:p>
     <w:bookmarkEnd w:id="66"/>
     <w:bookmarkEnd w:id="67"/>
-    <w:bookmarkStart w:id="71" w:name="sec:meta-spcbnd"/>
+    <w:bookmarkStart w:id="71" w:name="sec:meta-specband"/>
     <w:p>
       <w:pPr>
         <w:pStyle w:val="berschrift4"/>
@@ -2160,7 +2160,7 @@
         <w:rPr>
           <w:rStyle w:val="VerbatimChar"/>
         </w:rPr>
-        <w:t xml:space="preserve">meta-spcbnd</w:t>
+        <w:t xml:space="preserve">meta-specband</w:t>
       </w:r>
     </w:p>
     <w:bookmarkStart w:id="68" w:name="threshold-requirements-9"/>
@@ -2209,7 +2209,7 @@
         <w:pStyle w:val="Textkrper"/>
       </w:pPr>
       <w:r>
-        <w:t xml:space="preserve">Notes:</w:t>
+        <w:t xml:space="preserve">Note:</w:t>
       </w:r>
     </w:p>
     <w:p>
@@ -2291,7 +2291,7 @@
     </w:p>
     <w:bookmarkEnd w:id="70"/>
     <w:bookmarkEnd w:id="71"/>
-    <w:bookmarkStart w:id="75" w:name="sec:meta-scaopt"/>
+    <w:bookmarkStart w:id="75" w:name="sec:meta-sencal-optical"/>
     <w:p>
       <w:pPr>
         <w:pStyle w:val="berschrift4"/>
@@ -2323,7 +2323,7 @@
         <w:rPr>
           <w:rStyle w:val="VerbatimChar"/>
         </w:rPr>
-        <w:t xml:space="preserve">meta-scaopt</w:t>
+        <w:t xml:space="preserve">meta-sencal-optical</w:t>
       </w:r>
     </w:p>
     <w:bookmarkStart w:id="72" w:name="threshold-requirements-10"/>
@@ -2375,7 +2375,7 @@
         <w:pStyle w:val="Textkrper"/>
       </w:pPr>
       <w:r>
-        <w:t xml:space="preserve">Notes:</w:t>
+        <w:t xml:space="preserve">Note:</w:t>
       </w:r>
     </w:p>
     <w:p>
@@ -2457,7 +2457,7 @@
     </w:p>
     <w:bookmarkEnd w:id="74"/>
     <w:bookmarkEnd w:id="75"/>
-    <w:bookmarkStart w:id="79" w:name="sec:meta-rmasr"/>
+    <w:bookmarkStart w:id="79" w:name="sec:meta-radacc-sr"/>
     <w:p>
       <w:pPr>
         <w:pStyle w:val="berschrift4"/>
@@ -2489,7 +2489,7 @@
         <w:rPr>
           <w:rStyle w:val="VerbatimChar"/>
         </w:rPr>
-        <w:t xml:space="preserve">meta-rmasr</w:t>
+        <w:t xml:space="preserve">meta-radacc-sr</w:t>
       </w:r>
     </w:p>
     <w:bookmarkStart w:id="76" w:name="threshold-requirements-11"/>
@@ -2535,7 +2535,7 @@
         <w:pStyle w:val="Textkrper"/>
       </w:pPr>
       <w:r>
-        <w:t xml:space="preserve">Notes:</w:t>
+        <w:t xml:space="preserve">Note:</w:t>
       </w:r>
     </w:p>
     <w:p>
@@ -2617,7 +2617,7 @@
     </w:p>
     <w:bookmarkEnd w:id="78"/>
     <w:bookmarkEnd w:id="79"/>
-    <w:bookmarkStart w:id="83" w:name="sec:meta-algosr"/>
+    <w:bookmarkStart w:id="83" w:name="sec:meta-malgos-sr"/>
     <w:p>
       <w:pPr>
         <w:pStyle w:val="berschrift4"/>
@@ -2649,7 +2649,7 @@
         <w:rPr>
           <w:rStyle w:val="VerbatimChar"/>
         </w:rPr>
-        <w:t xml:space="preserve">meta-algosr</w:t>
+        <w:t xml:space="preserve">meta-malgos-sr</w:t>
       </w:r>
     </w:p>
     <w:bookmarkStart w:id="80" w:name="threshold-requirements-12"/>
@@ -2680,7 +2680,7 @@
         <w:pStyle w:val="Textkrper"/>
       </w:pPr>
       <w:r>
-        <w:t xml:space="preserve">Notes:</w:t>
+        <w:t xml:space="preserve">Note:</w:t>
       </w:r>
     </w:p>
     <w:p>
@@ -2812,7 +2812,7 @@
     </w:p>
     <w:bookmarkEnd w:id="82"/>
     <w:bookmarkEnd w:id="83"/>
-    <w:bookmarkStart w:id="87" w:name="sec:meta-auxopt"/>
+    <w:bookmarkStart w:id="87" w:name="sec:meta-auxdat-optical"/>
     <w:p>
       <w:pPr>
         <w:pStyle w:val="berschrift4"/>
@@ -2844,7 +2844,7 @@
         <w:rPr>
           <w:rStyle w:val="VerbatimChar"/>
         </w:rPr>
-        <w:t xml:space="preserve">meta-auxopt</w:t>
+        <w:t xml:space="preserve">meta-auxdat-optical</w:t>
       </w:r>
     </w:p>
     <w:bookmarkStart w:id="84" w:name="threshold-requirements-13"/>
@@ -2869,7 +2869,7 @@
         <w:pStyle w:val="Textkrper"/>
       </w:pPr>
       <w:r>
-        <w:t xml:space="preserve">Notes:</w:t>
+        <w:t xml:space="preserve">Note:</w:t>
       </w:r>
     </w:p>
     <w:p>
@@ -2969,7 +2969,7 @@
     </w:p>
     <w:bookmarkEnd w:id="86"/>
     <w:bookmarkEnd w:id="87"/>
-    <w:bookmarkStart w:id="91" w:name="sec:meta-pcpnls"/>
+    <w:bookmarkStart w:id="91" w:name="sec:meta-proprov-nlsr"/>
     <w:p>
       <w:pPr>
         <w:pStyle w:val="berschrift4"/>
@@ -3001,7 +3001,7 @@
         <w:rPr>
           <w:rStyle w:val="VerbatimChar"/>
         </w:rPr>
-        <w:t xml:space="preserve">meta-pcpnls</w:t>
+        <w:t xml:space="preserve">meta-proprov-nlsr</w:t>
       </w:r>
     </w:p>
     <w:bookmarkStart w:id="88" w:name="threshold-requirements-14"/>
@@ -3109,7 +3109,7 @@
     </w:p>
     <w:bookmarkEnd w:id="90"/>
     <w:bookmarkEnd w:id="91"/>
-    <w:bookmarkStart w:id="95" w:name="sec:meta-dacces"/>
+    <w:bookmarkStart w:id="95" w:name="sec:meta-daccess"/>
     <w:p>
       <w:pPr>
         <w:pStyle w:val="berschrift4"/>
@@ -3141,7 +3141,7 @@
         <w:rPr>
           <w:rStyle w:val="VerbatimChar"/>
         </w:rPr>
-        <w:t xml:space="preserve">meta-dacces</w:t>
+        <w:t xml:space="preserve">meta-daccess</w:t>
       </w:r>
     </w:p>
     <w:bookmarkStart w:id="92" w:name="threshold-requirements-15"/>
@@ -3166,7 +3166,7 @@
         <w:pStyle w:val="Textkrper"/>
       </w:pPr>
       <w:r>
-        <w:t xml:space="preserve">Notes:</w:t>
+        <w:t xml:space="preserve">Note:</w:t>
       </w:r>
     </w:p>
     <w:p>
@@ -3269,7 +3269,7 @@
     </w:p>
     <w:bookmarkEnd w:id="94"/>
     <w:bookmarkEnd w:id="95"/>
-    <w:bookmarkStart w:id="99" w:name="sec:meta-dqlsr"/>
+    <w:bookmarkStart w:id="99" w:name="sec:meta-odqual-sr"/>
     <w:p>
       <w:pPr>
         <w:pStyle w:val="berschrift4"/>
@@ -3301,7 +3301,7 @@
         <w:rPr>
           <w:rStyle w:val="VerbatimChar"/>
         </w:rPr>
-        <w:t xml:space="preserve">meta-dqlsr</w:t>
+        <w:t xml:space="preserve">meta-odqual-sr</w:t>
       </w:r>
     </w:p>
     <w:bookmarkStart w:id="96" w:name="threshold-requirements-16"/>
@@ -3444,16 +3444,32 @@
         <w:t xml:space="preserve"> </w:t>
       </w:r>
       <w:r>
-        <w:t xml:space="preserve">Whether the metadata are provided in a single record relevant to all pixels or separately for each pixel is at the discretion of the data provider.</w:t>
-      </w:r>
-      <w:r>
-        <w:t xml:space="preserve"> </w:t>
-      </w:r>
-      <w:r>
-        <w:t xml:space="preserve">Per-pixel metadata should allow users to discriminate between (choose) observations on the basis of their individual suitability for applications.</w:t>
-      </w:r>
-    </w:p>
-    <w:bookmarkStart w:id="104" w:name="sec:pxl-mrdppo"/>
+        <w:t xml:space="preserve">Whether the metadata is provided in a single record relevant to all pixels, or separately for each pixel, is at the discretion of the data provider.</w:t>
+      </w:r>
+      <w:r>
+        <w:t xml:space="preserve"> </w:t>
+      </w:r>
+      <w:r>
+        <w:t xml:space="preserve">Per-pixel metadata should allow users to</w:t>
+      </w:r>
+      <w:r>
+        <w:t xml:space="preserve"> </w:t>
+      </w:r>
+      <w:r>
+        <w:rPr>
+          <w:b/>
+          <w:bCs/>
+        </w:rPr>
+        <w:t xml:space="preserve">discriminate between</w:t>
+      </w:r>
+      <w:r>
+        <w:t xml:space="preserve"> </w:t>
+      </w:r>
+      <w:r>
+        <w:t xml:space="preserve">(choose) observations on the basis of their individual suitability for application.</w:t>
+      </w:r>
+    </w:p>
+    <w:bookmarkStart w:id="104" w:name="sec:pxl-pimemare"/>
     <w:p>
       <w:pPr>
         <w:pStyle w:val="berschrift4"/>
@@ -3485,7 +3501,7 @@
         <w:rPr>
           <w:rStyle w:val="VerbatimChar"/>
         </w:rPr>
-        <w:t xml:space="preserve">pxl-mrdppo</w:t>
+        <w:t xml:space="preserve">pxl-pimemare</w:t>
       </w:r>
     </w:p>
     <w:bookmarkStart w:id="101" w:name="threshold-requirements-17"/>
@@ -3593,7 +3609,7 @@
     </w:p>
     <w:bookmarkEnd w:id="103"/>
     <w:bookmarkEnd w:id="104"/>
-    <w:bookmarkStart w:id="108" w:name="sec:pxl-ppnodt"/>
+    <w:bookmarkStart w:id="108" w:name="sec:pxl-pinodat"/>
     <w:p>
       <w:pPr>
         <w:pStyle w:val="berschrift4"/>
@@ -3625,7 +3641,7 @@
         <w:rPr>
           <w:rStyle w:val="VerbatimChar"/>
         </w:rPr>
-        <w:t xml:space="preserve">pxl-ppnodt</w:t>
+        <w:t xml:space="preserve">pxl-pinodat</w:t>
       </w:r>
     </w:p>
     <w:bookmarkStart w:id="105" w:name="threshold-requirements-18"/>
@@ -3739,7 +3755,7 @@
     </w:p>
     <w:bookmarkEnd w:id="107"/>
     <w:bookmarkEnd w:id="108"/>
-    <w:bookmarkStart w:id="112" w:name="sec:pxl-ppinct"/>
+    <w:bookmarkStart w:id="112" w:name="sec:pxl-pincot"/>
     <w:p>
       <w:pPr>
         <w:pStyle w:val="berschrift4"/>
@@ -3771,7 +3787,7 @@
         <w:rPr>
           <w:rStyle w:val="VerbatimChar"/>
         </w:rPr>
-        <w:t xml:space="preserve">pxl-ppinct</w:t>
+        <w:t xml:space="preserve">pxl-pincot</w:t>
       </w:r>
     </w:p>
     <w:bookmarkStart w:id="109" w:name="threshold-requirements-19"/>
@@ -3796,7 +3812,7 @@
         <w:pStyle w:val="Textkrper"/>
       </w:pPr>
       <w:r>
-        <w:t xml:space="preserve">Notes:</w:t>
+        <w:t xml:space="preserve">Note:</w:t>
       </w:r>
     </w:p>
     <w:p>
@@ -3896,7 +3912,7 @@
     </w:p>
     <w:bookmarkEnd w:id="111"/>
     <w:bookmarkEnd w:id="112"/>
-    <w:bookmarkStart w:id="116" w:name="sec:pxl-ppsatn"/>
+    <w:bookmarkStart w:id="116" w:name="sec:pxl-pisatur"/>
     <w:p>
       <w:pPr>
         <w:pStyle w:val="berschrift4"/>
@@ -3928,7 +3944,7 @@
         <w:rPr>
           <w:rStyle w:val="VerbatimChar"/>
         </w:rPr>
-        <w:t xml:space="preserve">pxl-ppsatn</w:t>
+        <w:t xml:space="preserve">pxl-pisatur</w:t>
       </w:r>
     </w:p>
     <w:bookmarkStart w:id="113" w:name="threshold-requirements-20"/>
@@ -4033,7 +4049,7 @@
     </w:p>
     <w:bookmarkEnd w:id="115"/>
     <w:bookmarkEnd w:id="116"/>
-    <w:bookmarkStart w:id="120" w:name="sec:pxl-ppclod"/>
+    <w:bookmarkStart w:id="120" w:name="sec:pxl-picloud"/>
     <w:p>
       <w:pPr>
         <w:pStyle w:val="berschrift4"/>
@@ -4065,7 +4081,7 @@
         <w:rPr>
           <w:rStyle w:val="VerbatimChar"/>
         </w:rPr>
-        <w:t xml:space="preserve">pxl-ppclod</w:t>
+        <w:t xml:space="preserve">pxl-picloud</w:t>
       </w:r>
     </w:p>
     <w:bookmarkStart w:id="117" w:name="threshold-requirements-21"/>
@@ -4170,7 +4186,7 @@
     </w:p>
     <w:bookmarkEnd w:id="119"/>
     <w:bookmarkEnd w:id="120"/>
-    <w:bookmarkStart w:id="124" w:name="sec:pxl-ppcsnl"/>
+    <w:bookmarkStart w:id="124" w:name="sec:pxl-picloudsh-nlsr"/>
     <w:p>
       <w:pPr>
         <w:pStyle w:val="berschrift4"/>
@@ -4202,7 +4218,7 @@
         <w:rPr>
           <w:rStyle w:val="VerbatimChar"/>
         </w:rPr>
-        <w:t xml:space="preserve">pxl-ppcsnl</w:t>
+        <w:t xml:space="preserve">pxl-picloudsh-nlsr</w:t>
       </w:r>
     </w:p>
     <w:bookmarkStart w:id="121" w:name="threshold-requirements-22"/>
@@ -4316,7 +4332,7 @@
     </w:p>
     <w:bookmarkEnd w:id="123"/>
     <w:bookmarkEnd w:id="124"/>
-    <w:bookmarkStart w:id="128" w:name="sec:pxl-pplwnl"/>
+    <w:bookmarkStart w:id="128" w:name="sec:pxl-lawama-nlsr"/>
     <w:p>
       <w:pPr>
         <w:pStyle w:val="berschrift4"/>
@@ -4348,7 +4364,7 @@
         <w:rPr>
           <w:rStyle w:val="VerbatimChar"/>
         </w:rPr>
-        <w:t xml:space="preserve">pxl-pplwnl</w:t>
+        <w:t xml:space="preserve">pxl-lawama-nlsr</w:t>
       </w:r>
     </w:p>
     <w:bookmarkStart w:id="125" w:name="threshold-requirements-23"/>
@@ -4453,7 +4469,7 @@
     </w:p>
     <w:bookmarkEnd w:id="127"/>
     <w:bookmarkEnd w:id="128"/>
-    <w:bookmarkStart w:id="132" w:name="sec:pxl-ppsinl"/>
+    <w:bookmarkStart w:id="132" w:name="sec:pxl-snowice-nlsr"/>
     <w:p>
       <w:pPr>
         <w:pStyle w:val="berschrift4"/>
@@ -4485,7 +4501,7 @@
         <w:rPr>
           <w:rStyle w:val="VerbatimChar"/>
         </w:rPr>
-        <w:t xml:space="preserve">pxl-ppsinl</w:t>
+        <w:t xml:space="preserve">pxl-snowice-nlsr</w:t>
       </w:r>
     </w:p>
     <w:bookmarkStart w:id="129" w:name="threshold-requirements-24"/>
@@ -4590,7 +4606,7 @@
     </w:p>
     <w:bookmarkEnd w:id="131"/>
     <w:bookmarkEnd w:id="132"/>
-    <w:bookmarkStart w:id="136" w:name="sec:pxl-pptshr"/>
+    <w:bookmarkStart w:id="136" w:name="sec:pxl-tershad"/>
     <w:p>
       <w:pPr>
         <w:pStyle w:val="berschrift4"/>
@@ -4622,7 +4638,7 @@
         <w:rPr>
           <w:rStyle w:val="VerbatimChar"/>
         </w:rPr>
-        <w:t xml:space="preserve">pxl-pptshr</w:t>
+        <w:t xml:space="preserve">pxl-tershad</w:t>
       </w:r>
     </w:p>
     <w:bookmarkStart w:id="133" w:name="threshold-requirements-25"/>
@@ -4730,7 +4746,7 @@
     </w:p>
     <w:bookmarkEnd w:id="135"/>
     <w:bookmarkEnd w:id="136"/>
-    <w:bookmarkStart w:id="140" w:name="sec:pxl-pptocc"/>
+    <w:bookmarkStart w:id="140" w:name="sec:pxl-terocc"/>
     <w:p>
       <w:pPr>
         <w:pStyle w:val="berschrift4"/>
@@ -4762,7 +4778,7 @@
         <w:rPr>
           <w:rStyle w:val="VerbatimChar"/>
         </w:rPr>
-        <w:t xml:space="preserve">pxl-pptocc</w:t>
+        <w:t xml:space="preserve">pxl-terocc</w:t>
       </w:r>
     </w:p>
     <w:bookmarkStart w:id="137" w:name="threshold-requirements-26"/>
@@ -4870,7 +4886,7 @@
     </w:p>
     <w:bookmarkEnd w:id="139"/>
     <w:bookmarkEnd w:id="140"/>
-    <w:bookmarkStart w:id="144" w:name="sec:pxl-ppvalu"/>
+    <w:bookmarkStart w:id="144" w:name="sec:pxl-vigelu"/>
     <w:p>
       <w:pPr>
         <w:pStyle w:val="berschrift4"/>
@@ -4902,7 +4918,7 @@
         <w:rPr>
           <w:rStyle w:val="VerbatimChar"/>
         </w:rPr>
-        <w:t xml:space="preserve">pxl-ppvalu</w:t>
+        <w:t xml:space="preserve">pxl-vigelu</w:t>
       </w:r>
     </w:p>
     <w:bookmarkStart w:id="141" w:name="threshold-requirements-27"/>
@@ -5007,7 +5023,7 @@
     </w:p>
     <w:bookmarkEnd w:id="143"/>
     <w:bookmarkEnd w:id="144"/>
-    <w:bookmarkStart w:id="148" w:name="sec:pxl-pptill"/>
+    <w:bookmarkStart w:id="148" w:name="sec:pxl-piteric"/>
     <w:p>
       <w:pPr>
         <w:pStyle w:val="berschrift4"/>
@@ -5039,7 +5055,7 @@
         <w:rPr>
           <w:rStyle w:val="VerbatimChar"/>
         </w:rPr>
-        <w:t xml:space="preserve">pxl-pptill</w:t>
+        <w:t xml:space="preserve">pxl-piteric</w:t>
       </w:r>
     </w:p>
     <w:bookmarkStart w:id="145" w:name="threshold-requirements-28"/>
@@ -5147,7 +5163,7 @@
     </w:p>
     <w:bookmarkEnd w:id="147"/>
     <w:bookmarkEnd w:id="148"/>
-    <w:bookmarkStart w:id="152" w:name="sec:pxl-ppmoon"/>
+    <w:bookmarkStart w:id="152" w:name="sec:pxl-moonilf"/>
     <w:p>
       <w:pPr>
         <w:pStyle w:val="berschrift4"/>
@@ -5179,7 +5195,7 @@
         <w:rPr>
           <w:rStyle w:val="VerbatimChar"/>
         </w:rPr>
-        <w:t xml:space="preserve">pxl-ppmoon</w:t>
+        <w:t xml:space="preserve">pxl-moonilf</w:t>
       </w:r>
     </w:p>
     <w:bookmarkStart w:id="149" w:name="threshold-requirements-29"/>
@@ -5284,7 +5300,7 @@
     </w:p>
     <w:bookmarkEnd w:id="151"/>
     <w:bookmarkEnd w:id="152"/>
-    <w:bookmarkStart w:id="156" w:name="sec:pxl-ppbrtt"/>
+    <w:bookmarkStart w:id="156" w:name="sec:pxl-britemp"/>
     <w:p>
       <w:pPr>
         <w:pStyle w:val="berschrift4"/>
@@ -5316,7 +5332,7 @@
         <w:rPr>
           <w:rStyle w:val="VerbatimChar"/>
         </w:rPr>
-        <w:t xml:space="preserve">pxl-ppbrtt</w:t>
+        <w:t xml:space="preserve">pxl-britemp</w:t>
       </w:r>
     </w:p>
     <w:bookmarkStart w:id="153" w:name="threshold-requirements-30"/>
@@ -5424,7 +5440,7 @@
     </w:p>
     <w:bookmarkEnd w:id="155"/>
     <w:bookmarkEnd w:id="156"/>
-    <w:bookmarkStart w:id="160" w:name="sec:pxl-ppsza"/>
+    <w:bookmarkStart w:id="160" w:name="sec:pxl-pisozea"/>
     <w:p>
       <w:pPr>
         <w:pStyle w:val="berschrift4"/>
@@ -5456,7 +5472,7 @@
         <w:rPr>
           <w:rStyle w:val="VerbatimChar"/>
         </w:rPr>
-        <w:t xml:space="preserve">pxl-ppsza</w:t>
+        <w:t xml:space="preserve">pxl-pisozea</w:t>
       </w:r>
     </w:p>
     <w:bookmarkStart w:id="157" w:name="threshold-requirements-31"/>
@@ -5478,7 +5494,7 @@
       <w:r>
         <w:t xml:space="preserve">“</w:t>
       </w:r>
-      <w:hyperlink w:anchor="sec:rac-strlit">
+      <w:hyperlink w:anchor="sec:rac-strali">
         <w:r>
           <w:rPr>
             <w:rStyle w:val="Hyperlink"/>
@@ -5607,7 +5623,7 @@
         <w:t xml:space="preserve">The requirements indicate both the necessary outcomes and the minimum steps necessary to be deemed to have achieved those outcomes.</w:t>
       </w:r>
     </w:p>
-    <w:bookmarkStart w:id="165" w:name="sec:rac-msnlsr"/>
+    <w:bookmarkStart w:id="165" w:name="sec:rac-measur-nlsr"/>
     <w:p>
       <w:pPr>
         <w:pStyle w:val="berschrift4"/>
@@ -5639,7 +5655,7 @@
         <w:rPr>
           <w:rStyle w:val="VerbatimChar"/>
         </w:rPr>
-        <w:t xml:space="preserve">rac-msnlsr</w:t>
+        <w:t xml:space="preserve">rac-measur-nlsr</w:t>
       </w:r>
     </w:p>
     <w:bookmarkStart w:id="162" w:name="threshold-requirements-32"/>
@@ -5664,7 +5680,7 @@
         <w:pStyle w:val="Textkrper"/>
       </w:pPr>
       <w:r>
-        <w:t xml:space="preserve">Notes:</w:t>
+        <w:t xml:space="preserve">Note:</w:t>
       </w:r>
     </w:p>
     <w:p>
@@ -5699,7 +5715,7 @@
       <w:r>
         <w:t xml:space="preserve">“</w:t>
       </w:r>
-      <w:hyperlink w:anchor="sec:meta-trcsr">
+      <w:hyperlink w:anchor="sec:meta-trace-sr">
         <w:r>
           <w:rPr>
             <w:rStyle w:val="Hyperlink"/>
@@ -5781,7 +5797,7 @@
     </w:p>
     <w:bookmarkEnd w:id="164"/>
     <w:bookmarkEnd w:id="165"/>
-    <w:bookmarkStart w:id="169" w:name="sec:rac-uncsr"/>
+    <w:bookmarkStart w:id="169" w:name="sec:rac-muncer-sr"/>
     <w:p>
       <w:pPr>
         <w:pStyle w:val="berschrift4"/>
@@ -5813,7 +5829,7 @@
         <w:rPr>
           <w:rStyle w:val="VerbatimChar"/>
         </w:rPr>
-        <w:t xml:space="preserve">rac-uncsr</w:t>
+        <w:t xml:space="preserve">rac-muncer-sr</w:t>
       </w:r>
     </w:p>
     <w:p>
@@ -5884,7 +5900,7 @@
       <w:r>
         <w:t xml:space="preserve">“</w:t>
       </w:r>
-      <w:hyperlink w:anchor="sec:meta-trcsr">
+      <w:hyperlink w:anchor="sec:meta-trace-sr">
         <w:r>
           <w:rPr>
             <w:rStyle w:val="Hyperlink"/>
@@ -5978,7 +5994,7 @@
     </w:p>
     <w:bookmarkEnd w:id="168"/>
     <w:bookmarkEnd w:id="169"/>
-    <w:bookmarkStart w:id="173" w:name="sec:rac-nrmnls"/>
+    <w:bookmarkStart w:id="173" w:name="sec:rac-mnormal-nlsr"/>
     <w:p>
       <w:pPr>
         <w:pStyle w:val="berschrift4"/>
@@ -6010,7 +6026,7 @@
         <w:rPr>
           <w:rStyle w:val="VerbatimChar"/>
         </w:rPr>
-        <w:t xml:space="preserve">rac-nrmnls</w:t>
+        <w:t xml:space="preserve">rac-mnormal-nlsr</w:t>
       </w:r>
     </w:p>
     <w:bookmarkStart w:id="170" w:name="threshold-requirements-34"/>
@@ -6062,7 +6078,7 @@
         <w:pStyle w:val="Textkrper"/>
       </w:pPr>
       <w:r>
-        <w:t xml:space="preserve">Notes:</w:t>
+        <w:t xml:space="preserve">Note:</w:t>
       </w:r>
     </w:p>
     <w:p>
@@ -6144,7 +6160,7 @@
     </w:p>
     <w:bookmarkEnd w:id="172"/>
     <w:bookmarkEnd w:id="173"/>
-    <w:bookmarkStart w:id="177" w:name="sec:rac-atmcor"/>
+    <w:bookmarkStart w:id="177" w:name="sec:rac-catcor"/>
     <w:p>
       <w:pPr>
         <w:pStyle w:val="berschrift4"/>
@@ -6176,7 +6192,7 @@
         <w:rPr>
           <w:rStyle w:val="VerbatimChar"/>
         </w:rPr>
-        <w:t xml:space="preserve">rac-atmcor</w:t>
+        <w:t xml:space="preserve">rac-catcor</w:t>
       </w:r>
     </w:p>
     <w:bookmarkStart w:id="174" w:name="threshold-requirements-35"/>
@@ -6245,7 +6261,7 @@
         <w:pStyle w:val="FirstParagraph"/>
       </w:pPr>
       <w:r>
-        <w:t xml:space="preserve">Notes:</w:t>
+        <w:t xml:space="preserve">Note:</w:t>
       </w:r>
     </w:p>
     <w:p>
@@ -6437,7 +6453,7 @@
         <w:pStyle w:val="FirstParagraph"/>
       </w:pPr>
       <w:r>
-        <w:t xml:space="preserve">Notes:</w:t>
+        <w:t xml:space="preserve">Note:</w:t>
       </w:r>
     </w:p>
     <w:p>
@@ -6540,7 +6556,7 @@
     </w:p>
     <w:bookmarkEnd w:id="180"/>
     <w:bookmarkEnd w:id="181"/>
-    <w:bookmarkStart w:id="185" w:name="sec:rac-strlit"/>
+    <w:bookmarkStart w:id="185" w:name="sec:rac-strali"/>
     <w:p>
       <w:pPr>
         <w:pStyle w:val="berschrift4"/>
@@ -6572,7 +6588,7 @@
         <w:rPr>
           <w:rStyle w:val="VerbatimChar"/>
         </w:rPr>
-        <w:t xml:space="preserve">rac-strlit</w:t>
+        <w:t xml:space="preserve">rac-strali</w:t>
       </w:r>
     </w:p>
     <w:bookmarkStart w:id="182" w:name="threshold-requirements-37"/>
@@ -6629,7 +6645,7 @@
         <w:pStyle w:val="FirstParagraph"/>
       </w:pPr>
       <w:r>
-        <w:t xml:space="preserve">Notes:</w:t>
+        <w:t xml:space="preserve">Note:</w:t>
       </w:r>
     </w:p>
     <w:p>
@@ -6758,7 +6774,7 @@
         <w:t xml:space="preserve">This section specifies any geometric correction requirements that must be met in order for the data to be analysis ready.</w:t>
       </w:r>
     </w:p>
-    <w:bookmarkStart w:id="190" w:name="sec:gcor-geocsr"/>
+    <w:bookmarkStart w:id="190" w:name="sec:gcor-geocorr-sr"/>
     <w:p>
       <w:pPr>
         <w:pStyle w:val="berschrift4"/>
@@ -6790,7 +6806,7 @@
         <w:rPr>
           <w:rStyle w:val="VerbatimChar"/>
         </w:rPr>
-        <w:t xml:space="preserve">gcor-geocsr</w:t>
+        <w:t xml:space="preserve">gcor-geocorr-sr</w:t>
       </w:r>
     </w:p>
     <w:bookmarkStart w:id="187" w:name="threshold-requirements-38"/>
@@ -6852,7 +6868,7 @@
       <w:r>
         <w:t xml:space="preserve">“</w:t>
       </w:r>
-      <w:hyperlink w:anchor="sec:meta-gmasr">
+      <w:hyperlink w:anchor="sec:meta-geoacc-sr">
         <w:r>
           <w:rPr>
             <w:rStyle w:val="Hyperlink"/>
@@ -6872,7 +6888,7 @@
       <w:r>
         <w:t xml:space="preserve">“</w:t>
       </w:r>
-      <w:hyperlink w:anchor="sec:meta-insopt">
+      <w:hyperlink w:anchor="sec:meta-instru-optical">
         <w:r>
           <w:rPr>
             <w:rStyle w:val="Hyperlink"/>
@@ -6892,7 +6908,7 @@
         <w:pStyle w:val="Textkrper"/>
       </w:pPr>
       <w:r>
-        <w:t xml:space="preserve">Notes:</w:t>
+        <w:t xml:space="preserve">Note:</w:t>
       </w:r>
     </w:p>
     <w:p>
@@ -6959,7 +6975,7 @@
       <w:r>
         <w:t xml:space="preserve">“</w:t>
       </w:r>
-      <w:hyperlink w:anchor="sec:meta-gmasr">
+      <w:hyperlink w:anchor="sec:meta-geoacc-sr">
         <w:r>
           <w:rPr>
             <w:rStyle w:val="Hyperlink"/>
@@ -6979,7 +6995,7 @@
       <w:r>
         <w:t xml:space="preserve">“</w:t>
       </w:r>
-      <w:hyperlink w:anchor="sec:meta-insopt">
+      <w:hyperlink w:anchor="sec:meta-instru-optical">
         <w:r>
           <w:rPr>
             <w:rStyle w:val="Hyperlink"/>
@@ -6999,7 +7015,7 @@
         <w:pStyle w:val="Textkrper"/>
       </w:pPr>
       <w:r>
-        <w:t xml:space="preserve">Notes:</w:t>
+        <w:t xml:space="preserve">Note:</w:t>
       </w:r>
     </w:p>
     <w:p>
@@ -7097,6 +7113,892 @@
       </w:pPr>
       <w:r>
         <w:t xml:space="preserve">General Metadata</w:t>
+      </w:r>
+    </w:p>
+    <w:tbl>
+      <w:tblPr>
+        <w:tblStyle w:val="Table"/>
+        <w:tblW w:type="pct" w:w="5000"/>
+        <w:tblLayout w:type="fixed"/>
+        <w:tblLook w:firstRow="1" w:lastRow="0" w:firstColumn="0" w:lastColumn="0" w:noHBand="0" w:noVBand="0" w:val="0020"/>
+      </w:tblPr>
+      <w:tblGrid>
+        <w:gridCol w:w="2520"/>
+        <w:gridCol w:w="3060"/>
+        <w:gridCol w:w="1620"/>
+        <w:gridCol w:w="720"/>
+      </w:tblGrid>
+      <w:tr>
+        <w:trPr>
+          <w:tblHeader w:val="on"/>
+        </w:trPr>
+        <w:tc>
+          <w:tcPr/>
+          <w:p>
+            <w:pPr>
+              <w:pStyle w:val="Compact"/>
+            </w:pPr>
+            <w:r>
+              <w:t xml:space="preserve">Requirement ID</w:t>
+            </w:r>
+          </w:p>
+        </w:tc>
+        <w:tc>
+          <w:tcPr/>
+          <w:p>
+            <w:pPr>
+              <w:pStyle w:val="Compact"/>
+            </w:pPr>
+            <w:r>
+              <w:t xml:space="preserve">Requirement Title</w:t>
+            </w:r>
+          </w:p>
+        </w:tc>
+        <w:tc>
+          <w:tcPr/>
+          <w:p>
+            <w:pPr>
+              <w:pStyle w:val="Compact"/>
+              <w:jc w:val="center"/>
+            </w:pPr>
+            <w:r>
+              <w:t xml:space="preserve">Threshold</w:t>
+            </w:r>
+          </w:p>
+        </w:tc>
+        <w:tc>
+          <w:tcPr/>
+          <w:p>
+            <w:pPr>
+              <w:pStyle w:val="Compact"/>
+              <w:jc w:val="center"/>
+            </w:pPr>
+            <w:r>
+              <w:t xml:space="preserve">Goal</w:t>
+            </w:r>
+          </w:p>
+        </w:tc>
+      </w:tr>
+      <w:tr>
+        <w:tc>
+          <w:tcPr/>
+          <w:p>
+            <w:pPr>
+              <w:pStyle w:val="Compact"/>
+            </w:pPr>
+            <w:r>
+              <w:rPr>
+                <w:rStyle w:val="VerbatimChar"/>
+              </w:rPr>
+              <w:t xml:space="preserve">meta-trace-sr</w:t>
+            </w:r>
+          </w:p>
+        </w:tc>
+        <w:tc>
+          <w:tcPr/>
+          <w:p>
+            <w:pPr>
+              <w:pStyle w:val="Compact"/>
+            </w:pPr>
+            <w:r>
+              <w:t xml:space="preserve">Traceability</w:t>
+            </w:r>
+          </w:p>
+        </w:tc>
+        <w:tc>
+          <w:tcPr/>
+          <w:p>
+            <w:pPr>
+              <w:pStyle w:val="Compact"/>
+              <w:jc w:val="center"/>
+            </w:pPr>
+            <w:r>
+              <w:rPr>
+                <w:i/>
+                <w:iCs/>
+              </w:rPr>
+              <w:t xml:space="preserve">not required</w:t>
+            </w:r>
+          </w:p>
+        </w:tc>
+        <w:tc>
+          <w:tcPr/>
+          <w:p>
+            <w:pPr>
+              <w:pStyle w:val="Compact"/>
+            </w:pPr>
+          </w:p>
+        </w:tc>
+      </w:tr>
+      <w:tr>
+        <w:tc>
+          <w:tcPr/>
+          <w:p>
+            <w:pPr>
+              <w:pStyle w:val="Compact"/>
+            </w:pPr>
+            <w:r>
+              <w:rPr>
+                <w:rStyle w:val="VerbatimChar"/>
+              </w:rPr>
+              <w:t xml:space="preserve">meta-memare-optical</w:t>
+            </w:r>
+          </w:p>
+        </w:tc>
+        <w:tc>
+          <w:tcPr/>
+          <w:p>
+            <w:pPr>
+              <w:pStyle w:val="Compact"/>
+            </w:pPr>
+            <w:r>
+              <w:t xml:space="preserve">Metadata Machine Readability</w:t>
+            </w:r>
+          </w:p>
+        </w:tc>
+        <w:tc>
+          <w:tcPr/>
+          <w:p>
+            <w:pPr>
+              <w:pStyle w:val="Compact"/>
+            </w:pPr>
+          </w:p>
+        </w:tc>
+        <w:tc>
+          <w:tcPr/>
+          <w:p>
+            <w:pPr>
+              <w:pStyle w:val="Compact"/>
+            </w:pPr>
+          </w:p>
+        </w:tc>
+      </w:tr>
+      <w:tr>
+        <w:tc>
+          <w:tcPr/>
+          <w:p>
+            <w:pPr>
+              <w:pStyle w:val="Compact"/>
+            </w:pPr>
+            <w:r>
+              <w:rPr>
+                <w:rStyle w:val="VerbatimChar"/>
+              </w:rPr>
+              <w:t xml:space="preserve">meta-time-sr</w:t>
+            </w:r>
+          </w:p>
+        </w:tc>
+        <w:tc>
+          <w:tcPr/>
+          <w:p>
+            <w:pPr>
+              <w:pStyle w:val="Compact"/>
+            </w:pPr>
+            <w:r>
+              <w:t xml:space="preserve">Data Collection Time</w:t>
+            </w:r>
+          </w:p>
+        </w:tc>
+        <w:tc>
+          <w:tcPr/>
+          <w:p>
+            <w:pPr>
+              <w:pStyle w:val="Compact"/>
+            </w:pPr>
+          </w:p>
+        </w:tc>
+        <w:tc>
+          <w:tcPr/>
+          <w:p>
+            <w:pPr>
+              <w:pStyle w:val="Compact"/>
+            </w:pPr>
+          </w:p>
+        </w:tc>
+      </w:tr>
+      <w:tr>
+        <w:tc>
+          <w:tcPr/>
+          <w:p>
+            <w:pPr>
+              <w:pStyle w:val="Compact"/>
+            </w:pPr>
+            <w:r>
+              <w:rPr>
+                <w:rStyle w:val="VerbatimChar"/>
+              </w:rPr>
+              <w:t xml:space="preserve">meta-geoarea-optical</w:t>
+            </w:r>
+          </w:p>
+        </w:tc>
+        <w:tc>
+          <w:tcPr/>
+          <w:p>
+            <w:pPr>
+              <w:pStyle w:val="Compact"/>
+            </w:pPr>
+            <w:r>
+              <w:t xml:space="preserve">Geographical Area</w:t>
+            </w:r>
+          </w:p>
+        </w:tc>
+        <w:tc>
+          <w:tcPr/>
+          <w:p>
+            <w:pPr>
+              <w:pStyle w:val="Compact"/>
+            </w:pPr>
+          </w:p>
+        </w:tc>
+        <w:tc>
+          <w:tcPr/>
+          <w:p>
+            <w:pPr>
+              <w:pStyle w:val="Compact"/>
+            </w:pPr>
+          </w:p>
+        </w:tc>
+      </w:tr>
+      <w:tr>
+        <w:tc>
+          <w:tcPr/>
+          <w:p>
+            <w:pPr>
+              <w:pStyle w:val="Compact"/>
+            </w:pPr>
+            <w:r>
+              <w:rPr>
+                <w:rStyle w:val="VerbatimChar"/>
+              </w:rPr>
+              <w:t xml:space="preserve">meta-crs-optical</w:t>
+            </w:r>
+          </w:p>
+        </w:tc>
+        <w:tc>
+          <w:tcPr/>
+          <w:p>
+            <w:pPr>
+              <w:pStyle w:val="Compact"/>
+            </w:pPr>
+            <w:r>
+              <w:t xml:space="preserve">Coordinate Reference System</w:t>
+            </w:r>
+          </w:p>
+        </w:tc>
+        <w:tc>
+          <w:tcPr/>
+          <w:p>
+            <w:pPr>
+              <w:pStyle w:val="Compact"/>
+            </w:pPr>
+          </w:p>
+        </w:tc>
+        <w:tc>
+          <w:tcPr/>
+          <w:p>
+            <w:pPr>
+              <w:pStyle w:val="Compact"/>
+              <w:jc w:val="center"/>
+            </w:pPr>
+            <w:r>
+              <w:rPr>
+                <w:i/>
+                <w:iCs/>
+              </w:rPr>
+              <w:t xml:space="preserve">as threshold</w:t>
+            </w:r>
+          </w:p>
+        </w:tc>
+      </w:tr>
+      <w:tr>
+        <w:tc>
+          <w:tcPr/>
+          <w:p>
+            <w:pPr>
+              <w:pStyle w:val="Compact"/>
+            </w:pPr>
+            <w:r>
+              <w:rPr>
+                <w:rStyle w:val="VerbatimChar"/>
+              </w:rPr>
+              <w:t xml:space="preserve">meta-mapproj-nlsr</w:t>
+            </w:r>
+          </w:p>
+        </w:tc>
+        <w:tc>
+          <w:tcPr/>
+          <w:p>
+            <w:pPr>
+              <w:pStyle w:val="Compact"/>
+            </w:pPr>
+            <w:r>
+              <w:t xml:space="preserve">Map Projection</w:t>
+            </w:r>
+          </w:p>
+        </w:tc>
+        <w:tc>
+          <w:tcPr/>
+          <w:p>
+            <w:pPr>
+              <w:pStyle w:val="Compact"/>
+            </w:pPr>
+          </w:p>
+        </w:tc>
+        <w:tc>
+          <w:tcPr/>
+          <w:p>
+            <w:pPr>
+              <w:pStyle w:val="Compact"/>
+              <w:jc w:val="center"/>
+            </w:pPr>
+            <w:r>
+              <w:rPr>
+                <w:i/>
+                <w:iCs/>
+              </w:rPr>
+              <w:t xml:space="preserve">as threshold</w:t>
+            </w:r>
+          </w:p>
+        </w:tc>
+      </w:tr>
+      <w:tr>
+        <w:tc>
+          <w:tcPr/>
+          <w:p>
+            <w:pPr>
+              <w:pStyle w:val="Compact"/>
+            </w:pPr>
+            <w:r>
+              <w:rPr>
+                <w:rStyle w:val="VerbatimChar"/>
+              </w:rPr>
+              <w:t xml:space="preserve">meta-geocorm-sr</w:t>
+            </w:r>
+          </w:p>
+        </w:tc>
+        <w:tc>
+          <w:tcPr/>
+          <w:p>
+            <w:pPr>
+              <w:pStyle w:val="Compact"/>
+            </w:pPr>
+            <w:r>
+              <w:t xml:space="preserve">Geometric Correction Methods</w:t>
+            </w:r>
+          </w:p>
+        </w:tc>
+        <w:tc>
+          <w:tcPr/>
+          <w:p>
+            <w:pPr>
+              <w:pStyle w:val="Compact"/>
+              <w:jc w:val="center"/>
+            </w:pPr>
+            <w:r>
+              <w:rPr>
+                <w:i/>
+                <w:iCs/>
+              </w:rPr>
+              <w:t xml:space="preserve">not required</w:t>
+            </w:r>
+          </w:p>
+        </w:tc>
+        <w:tc>
+          <w:tcPr/>
+          <w:p>
+            <w:pPr>
+              <w:pStyle w:val="Compact"/>
+            </w:pPr>
+          </w:p>
+        </w:tc>
+      </w:tr>
+      <w:tr>
+        <w:tc>
+          <w:tcPr/>
+          <w:p>
+            <w:pPr>
+              <w:pStyle w:val="Compact"/>
+            </w:pPr>
+            <w:r>
+              <w:rPr>
+                <w:rStyle w:val="VerbatimChar"/>
+              </w:rPr>
+              <w:t xml:space="preserve">meta-geoacc-sr</w:t>
+            </w:r>
+          </w:p>
+        </w:tc>
+        <w:tc>
+          <w:tcPr/>
+          <w:p>
+            <w:pPr>
+              <w:pStyle w:val="Compact"/>
+            </w:pPr>
+            <w:r>
+              <w:t xml:space="preserve">Geometric Accuracy of the Data</w:t>
+            </w:r>
+          </w:p>
+        </w:tc>
+        <w:tc>
+          <w:tcPr/>
+          <w:p>
+            <w:pPr>
+              <w:pStyle w:val="Compact"/>
+              <w:jc w:val="center"/>
+            </w:pPr>
+            <w:r>
+              <w:rPr>
+                <w:i/>
+                <w:iCs/>
+              </w:rPr>
+              <w:t xml:space="preserve">not required</w:t>
+            </w:r>
+          </w:p>
+        </w:tc>
+        <w:tc>
+          <w:tcPr/>
+          <w:p>
+            <w:pPr>
+              <w:pStyle w:val="Compact"/>
+            </w:pPr>
+          </w:p>
+        </w:tc>
+      </w:tr>
+      <w:tr>
+        <w:tc>
+          <w:tcPr/>
+          <w:p>
+            <w:pPr>
+              <w:pStyle w:val="Compact"/>
+            </w:pPr>
+            <w:r>
+              <w:rPr>
+                <w:rStyle w:val="VerbatimChar"/>
+              </w:rPr>
+              <w:t xml:space="preserve">meta-instru-optical</w:t>
+            </w:r>
+          </w:p>
+        </w:tc>
+        <w:tc>
+          <w:tcPr/>
+          <w:p>
+            <w:pPr>
+              <w:pStyle w:val="Compact"/>
+            </w:pPr>
+            <w:r>
+              <w:t xml:space="preserve">Instrument</w:t>
+            </w:r>
+          </w:p>
+        </w:tc>
+        <w:tc>
+          <w:tcPr/>
+          <w:p>
+            <w:pPr>
+              <w:pStyle w:val="Compact"/>
+            </w:pPr>
+          </w:p>
+        </w:tc>
+        <w:tc>
+          <w:tcPr/>
+          <w:p>
+            <w:pPr>
+              <w:pStyle w:val="Compact"/>
+            </w:pPr>
+          </w:p>
+        </w:tc>
+      </w:tr>
+      <w:tr>
+        <w:tc>
+          <w:tcPr/>
+          <w:p>
+            <w:pPr>
+              <w:pStyle w:val="Compact"/>
+            </w:pPr>
+            <w:r>
+              <w:rPr>
+                <w:rStyle w:val="VerbatimChar"/>
+              </w:rPr>
+              <w:t xml:space="preserve">meta-specband</w:t>
+            </w:r>
+          </w:p>
+        </w:tc>
+        <w:tc>
+          <w:tcPr/>
+          <w:p>
+            <w:pPr>
+              <w:pStyle w:val="Compact"/>
+            </w:pPr>
+            <w:r>
+              <w:t xml:space="preserve">Spectral Bands</w:t>
+            </w:r>
+          </w:p>
+        </w:tc>
+        <w:tc>
+          <w:tcPr/>
+          <w:p>
+            <w:pPr>
+              <w:pStyle w:val="Compact"/>
+            </w:pPr>
+          </w:p>
+        </w:tc>
+        <w:tc>
+          <w:tcPr/>
+          <w:p>
+            <w:pPr>
+              <w:pStyle w:val="Compact"/>
+            </w:pPr>
+          </w:p>
+        </w:tc>
+      </w:tr>
+      <w:tr>
+        <w:tc>
+          <w:tcPr/>
+          <w:p>
+            <w:pPr>
+              <w:pStyle w:val="Compact"/>
+            </w:pPr>
+            <w:r>
+              <w:rPr>
+                <w:rStyle w:val="VerbatimChar"/>
+              </w:rPr>
+              <w:t xml:space="preserve">meta-sencal-optical</w:t>
+            </w:r>
+          </w:p>
+        </w:tc>
+        <w:tc>
+          <w:tcPr/>
+          <w:p>
+            <w:pPr>
+              <w:pStyle w:val="Compact"/>
+            </w:pPr>
+            <w:r>
+              <w:t xml:space="preserve">Sensor Calibration</w:t>
+            </w:r>
+          </w:p>
+        </w:tc>
+        <w:tc>
+          <w:tcPr/>
+          <w:p>
+            <w:pPr>
+              <w:pStyle w:val="Compact"/>
+              <w:jc w:val="center"/>
+            </w:pPr>
+            <w:r>
+              <w:rPr>
+                <w:i/>
+                <w:iCs/>
+              </w:rPr>
+              <w:t xml:space="preserve">not required</w:t>
+            </w:r>
+          </w:p>
+        </w:tc>
+        <w:tc>
+          <w:tcPr/>
+          <w:p>
+            <w:pPr>
+              <w:pStyle w:val="Compact"/>
+            </w:pPr>
+          </w:p>
+        </w:tc>
+      </w:tr>
+      <w:tr>
+        <w:tc>
+          <w:tcPr/>
+          <w:p>
+            <w:pPr>
+              <w:pStyle w:val="Compact"/>
+            </w:pPr>
+            <w:r>
+              <w:rPr>
+                <w:rStyle w:val="VerbatimChar"/>
+              </w:rPr>
+              <w:t xml:space="preserve">meta-radacc-sr</w:t>
+            </w:r>
+          </w:p>
+        </w:tc>
+        <w:tc>
+          <w:tcPr/>
+          <w:p>
+            <w:pPr>
+              <w:pStyle w:val="Compact"/>
+            </w:pPr>
+            <w:r>
+              <w:t xml:space="preserve">Radiometric Accuracy</w:t>
+            </w:r>
+          </w:p>
+        </w:tc>
+        <w:tc>
+          <w:tcPr/>
+          <w:p>
+            <w:pPr>
+              <w:pStyle w:val="Compact"/>
+              <w:jc w:val="center"/>
+            </w:pPr>
+            <w:r>
+              <w:rPr>
+                <w:i/>
+                <w:iCs/>
+              </w:rPr>
+              <w:t xml:space="preserve">not required</w:t>
+            </w:r>
+          </w:p>
+        </w:tc>
+        <w:tc>
+          <w:tcPr/>
+          <w:p>
+            <w:pPr>
+              <w:pStyle w:val="Compact"/>
+            </w:pPr>
+          </w:p>
+        </w:tc>
+      </w:tr>
+      <w:tr>
+        <w:tc>
+          <w:tcPr/>
+          <w:p>
+            <w:pPr>
+              <w:pStyle w:val="Compact"/>
+            </w:pPr>
+            <w:r>
+              <w:rPr>
+                <w:rStyle w:val="VerbatimChar"/>
+              </w:rPr>
+              <w:t xml:space="preserve">meta-malgos-sr</w:t>
+            </w:r>
+          </w:p>
+        </w:tc>
+        <w:tc>
+          <w:tcPr/>
+          <w:p>
+            <w:pPr>
+              <w:pStyle w:val="Compact"/>
+            </w:pPr>
+            <w:r>
+              <w:t xml:space="preserve">Algorithms</w:t>
+            </w:r>
+          </w:p>
+        </w:tc>
+        <w:tc>
+          <w:tcPr/>
+          <w:p>
+            <w:pPr>
+              <w:pStyle w:val="Compact"/>
+            </w:pPr>
+          </w:p>
+        </w:tc>
+        <w:tc>
+          <w:tcPr/>
+          <w:p>
+            <w:pPr>
+              <w:pStyle w:val="Compact"/>
+            </w:pPr>
+          </w:p>
+        </w:tc>
+      </w:tr>
+      <w:tr>
+        <w:tc>
+          <w:tcPr/>
+          <w:p>
+            <w:pPr>
+              <w:pStyle w:val="Compact"/>
+            </w:pPr>
+            <w:r>
+              <w:rPr>
+                <w:rStyle w:val="VerbatimChar"/>
+              </w:rPr>
+              <w:t xml:space="preserve">meta-auxdat-optical</w:t>
+            </w:r>
+          </w:p>
+        </w:tc>
+        <w:tc>
+          <w:tcPr/>
+          <w:p>
+            <w:pPr>
+              <w:pStyle w:val="Compact"/>
+            </w:pPr>
+            <w:r>
+              <w:t xml:space="preserve">Auxiliary Data</w:t>
+            </w:r>
+          </w:p>
+        </w:tc>
+        <w:tc>
+          <w:tcPr/>
+          <w:p>
+            <w:pPr>
+              <w:pStyle w:val="Compact"/>
+            </w:pPr>
+          </w:p>
+        </w:tc>
+        <w:tc>
+          <w:tcPr/>
+          <w:p>
+            <w:pPr>
+              <w:pStyle w:val="Compact"/>
+            </w:pPr>
+          </w:p>
+        </w:tc>
+      </w:tr>
+      <w:tr>
+        <w:tc>
+          <w:tcPr/>
+          <w:p>
+            <w:pPr>
+              <w:pStyle w:val="Compact"/>
+            </w:pPr>
+            <w:r>
+              <w:rPr>
+                <w:rStyle w:val="VerbatimChar"/>
+              </w:rPr>
+              <w:t xml:space="preserve">meta-proprov-nlsr</w:t>
+            </w:r>
+          </w:p>
+        </w:tc>
+        <w:tc>
+          <w:tcPr/>
+          <w:p>
+            <w:pPr>
+              <w:pStyle w:val="Compact"/>
+            </w:pPr>
+            <w:r>
+              <w:t xml:space="preserve">Processing Chain Provenance</w:t>
+            </w:r>
+          </w:p>
+        </w:tc>
+        <w:tc>
+          <w:tcPr/>
+          <w:p>
+            <w:pPr>
+              <w:pStyle w:val="Compact"/>
+              <w:jc w:val="center"/>
+            </w:pPr>
+            <w:r>
+              <w:rPr>
+                <w:i/>
+                <w:iCs/>
+              </w:rPr>
+              <w:t xml:space="preserve">not required</w:t>
+            </w:r>
+          </w:p>
+        </w:tc>
+        <w:tc>
+          <w:tcPr/>
+          <w:p>
+            <w:pPr>
+              <w:pStyle w:val="Compact"/>
+            </w:pPr>
+          </w:p>
+        </w:tc>
+      </w:tr>
+      <w:tr>
+        <w:tc>
+          <w:tcPr/>
+          <w:p>
+            <w:pPr>
+              <w:pStyle w:val="Compact"/>
+            </w:pPr>
+            <w:r>
+              <w:rPr>
+                <w:rStyle w:val="VerbatimChar"/>
+              </w:rPr>
+              <w:t xml:space="preserve">meta-daccess</w:t>
+            </w:r>
+          </w:p>
+        </w:tc>
+        <w:tc>
+          <w:tcPr/>
+          <w:p>
+            <w:pPr>
+              <w:pStyle w:val="Compact"/>
+            </w:pPr>
+            <w:r>
+              <w:t xml:space="preserve">Data Access</w:t>
+            </w:r>
+          </w:p>
+        </w:tc>
+        <w:tc>
+          <w:tcPr/>
+          <w:p>
+            <w:pPr>
+              <w:pStyle w:val="Compact"/>
+            </w:pPr>
+          </w:p>
+        </w:tc>
+        <w:tc>
+          <w:tcPr/>
+          <w:p>
+            <w:pPr>
+              <w:pStyle w:val="Compact"/>
+              <w:jc w:val="center"/>
+            </w:pPr>
+            <w:r>
+              <w:rPr>
+                <w:i/>
+                <w:iCs/>
+              </w:rPr>
+              <w:t xml:space="preserve">as threshold</w:t>
+            </w:r>
+          </w:p>
+        </w:tc>
+      </w:tr>
+      <w:tr>
+        <w:tc>
+          <w:tcPr/>
+          <w:p>
+            <w:pPr>
+              <w:pStyle w:val="Compact"/>
+            </w:pPr>
+            <w:r>
+              <w:rPr>
+                <w:rStyle w:val="VerbatimChar"/>
+              </w:rPr>
+              <w:t xml:space="preserve">meta-odqual-sr</w:t>
+            </w:r>
+          </w:p>
+        </w:tc>
+        <w:tc>
+          <w:tcPr/>
+          <w:p>
+            <w:pPr>
+              <w:pStyle w:val="Compact"/>
+            </w:pPr>
+            <w:r>
+              <w:t xml:space="preserve">Overall Data Quality</w:t>
+            </w:r>
+          </w:p>
+        </w:tc>
+        <w:tc>
+          <w:tcPr/>
+          <w:p>
+            <w:pPr>
+              <w:pStyle w:val="Compact"/>
+              <w:jc w:val="center"/>
+            </w:pPr>
+            <w:r>
+              <w:rPr>
+                <w:i/>
+                <w:iCs/>
+              </w:rPr>
+              <w:t xml:space="preserve">not required</w:t>
+            </w:r>
+          </w:p>
+        </w:tc>
+        <w:tc>
+          <w:tcPr/>
+          <w:p>
+            <w:pPr>
+              <w:pStyle w:val="Compact"/>
+            </w:pPr>
+          </w:p>
+        </w:tc>
+      </w:tr>
+    </w:tbl>
+    <w:bookmarkEnd w:id="193"/>
+    <w:bookmarkStart w:id="194" w:name="per-pixel-metadata"/>
+    <w:p>
+      <w:pPr>
+        <w:pStyle w:val="berschrift3"/>
+      </w:pPr>
+      <w:r>
+        <w:t xml:space="preserve">Per-Pixel Metadata</w:t>
       </w:r>
     </w:p>
     <w:tbl>
@@ -7173,7 +8075,7 @@
               <w:rPr>
                 <w:rStyle w:val="VerbatimChar"/>
               </w:rPr>
-              <w:t xml:space="preserve">meta-trcsr</w:t>
+              <w:t xml:space="preserve">pxl-pimemare</w:t>
             </w:r>
           </w:p>
         </w:tc>
@@ -7184,7 +8086,238 @@
               <w:pStyle w:val="Compact"/>
             </w:pPr>
             <w:r>
-              <w:t xml:space="preserve">Traceability</w:t>
+              <w:t xml:space="preserve">Metadata Machine Readability</w:t>
+            </w:r>
+          </w:p>
+        </w:tc>
+        <w:tc>
+          <w:tcPr/>
+          <w:p>
+            <w:pPr>
+              <w:pStyle w:val="Compact"/>
+            </w:pPr>
+          </w:p>
+        </w:tc>
+        <w:tc>
+          <w:tcPr/>
+          <w:p>
+            <w:pPr>
+              <w:pStyle w:val="Compact"/>
+              <w:jc w:val="center"/>
+            </w:pPr>
+            <w:r>
+              <w:rPr>
+                <w:i/>
+                <w:iCs/>
+              </w:rPr>
+              <w:t xml:space="preserve">as threshold</w:t>
+            </w:r>
+          </w:p>
+        </w:tc>
+      </w:tr>
+      <w:tr>
+        <w:tc>
+          <w:tcPr/>
+          <w:p>
+            <w:pPr>
+              <w:pStyle w:val="Compact"/>
+            </w:pPr>
+            <w:r>
+              <w:rPr>
+                <w:rStyle w:val="VerbatimChar"/>
+              </w:rPr>
+              <w:t xml:space="preserve">pxl-pinodat</w:t>
+            </w:r>
+          </w:p>
+        </w:tc>
+        <w:tc>
+          <w:tcPr/>
+          <w:p>
+            <w:pPr>
+              <w:pStyle w:val="Compact"/>
+            </w:pPr>
+            <w:r>
+              <w:t xml:space="preserve">No Data</w:t>
+            </w:r>
+          </w:p>
+        </w:tc>
+        <w:tc>
+          <w:tcPr/>
+          <w:p>
+            <w:pPr>
+              <w:pStyle w:val="Compact"/>
+            </w:pPr>
+          </w:p>
+        </w:tc>
+        <w:tc>
+          <w:tcPr/>
+          <w:p>
+            <w:pPr>
+              <w:pStyle w:val="Compact"/>
+              <w:jc w:val="center"/>
+            </w:pPr>
+            <w:r>
+              <w:rPr>
+                <w:i/>
+                <w:iCs/>
+              </w:rPr>
+              <w:t xml:space="preserve">as threshold</w:t>
+            </w:r>
+          </w:p>
+        </w:tc>
+      </w:tr>
+      <w:tr>
+        <w:tc>
+          <w:tcPr/>
+          <w:p>
+            <w:pPr>
+              <w:pStyle w:val="Compact"/>
+            </w:pPr>
+            <w:r>
+              <w:rPr>
+                <w:rStyle w:val="VerbatimChar"/>
+              </w:rPr>
+              <w:t xml:space="preserve">pxl-pincot</w:t>
+            </w:r>
+          </w:p>
+        </w:tc>
+        <w:tc>
+          <w:tcPr/>
+          <w:p>
+            <w:pPr>
+              <w:pStyle w:val="Compact"/>
+            </w:pPr>
+            <w:r>
+              <w:t xml:space="preserve">Incomplete Testing</w:t>
+            </w:r>
+          </w:p>
+        </w:tc>
+        <w:tc>
+          <w:tcPr/>
+          <w:p>
+            <w:pPr>
+              <w:pStyle w:val="Compact"/>
+            </w:pPr>
+          </w:p>
+        </w:tc>
+        <w:tc>
+          <w:tcPr/>
+          <w:p>
+            <w:pPr>
+              <w:pStyle w:val="Compact"/>
+            </w:pPr>
+          </w:p>
+        </w:tc>
+      </w:tr>
+      <w:tr>
+        <w:tc>
+          <w:tcPr/>
+          <w:p>
+            <w:pPr>
+              <w:pStyle w:val="Compact"/>
+            </w:pPr>
+            <w:r>
+              <w:rPr>
+                <w:rStyle w:val="VerbatimChar"/>
+              </w:rPr>
+              <w:t xml:space="preserve">pxl-pisatur</w:t>
+            </w:r>
+          </w:p>
+        </w:tc>
+        <w:tc>
+          <w:tcPr/>
+          <w:p>
+            <w:pPr>
+              <w:pStyle w:val="Compact"/>
+            </w:pPr>
+            <w:r>
+              <w:t xml:space="preserve">Saturation</w:t>
+            </w:r>
+          </w:p>
+        </w:tc>
+        <w:tc>
+          <w:tcPr/>
+          <w:p>
+            <w:pPr>
+              <w:pStyle w:val="Compact"/>
+            </w:pPr>
+          </w:p>
+        </w:tc>
+        <w:tc>
+          <w:tcPr/>
+          <w:p>
+            <w:pPr>
+              <w:pStyle w:val="Compact"/>
+            </w:pPr>
+          </w:p>
+        </w:tc>
+      </w:tr>
+      <w:tr>
+        <w:tc>
+          <w:tcPr/>
+          <w:p>
+            <w:pPr>
+              <w:pStyle w:val="Compact"/>
+            </w:pPr>
+            <w:r>
+              <w:rPr>
+                <w:rStyle w:val="VerbatimChar"/>
+              </w:rPr>
+              <w:t xml:space="preserve">pxl-picloud</w:t>
+            </w:r>
+          </w:p>
+        </w:tc>
+        <w:tc>
+          <w:tcPr/>
+          <w:p>
+            <w:pPr>
+              <w:pStyle w:val="Compact"/>
+            </w:pPr>
+            <w:r>
+              <w:t xml:space="preserve">Cloud</w:t>
+            </w:r>
+          </w:p>
+        </w:tc>
+        <w:tc>
+          <w:tcPr/>
+          <w:p>
+            <w:pPr>
+              <w:pStyle w:val="Compact"/>
+            </w:pPr>
+          </w:p>
+        </w:tc>
+        <w:tc>
+          <w:tcPr/>
+          <w:p>
+            <w:pPr>
+              <w:pStyle w:val="Compact"/>
+            </w:pPr>
+          </w:p>
+        </w:tc>
+      </w:tr>
+      <w:tr>
+        <w:tc>
+          <w:tcPr/>
+          <w:p>
+            <w:pPr>
+              <w:pStyle w:val="Compact"/>
+            </w:pPr>
+            <w:r>
+              <w:rPr>
+                <w:rStyle w:val="VerbatimChar"/>
+              </w:rPr>
+              <w:t xml:space="preserve">pxl-picloudsh-nlsr</w:t>
+            </w:r>
+          </w:p>
+        </w:tc>
+        <w:tc>
+          <w:tcPr/>
+          <w:p>
+            <w:pPr>
+              <w:pStyle w:val="Compact"/>
+            </w:pPr>
+            <w:r>
+              <w:t xml:space="preserve">Cloud Shadow</w:t>
             </w:r>
           </w:p>
         </w:tc>
@@ -7224,7 +8357,7 @@
               <w:rPr>
                 <w:rStyle w:val="VerbatimChar"/>
               </w:rPr>
-              <w:t xml:space="preserve">meta-mrdopt</w:t>
+              <w:t xml:space="preserve">pxl-lawama-nlsr</w:t>
             </w:r>
           </w:p>
         </w:tc>
@@ -7235,7 +8368,7 @@
               <w:pStyle w:val="Compact"/>
             </w:pPr>
             <w:r>
-              <w:t xml:space="preserve">Metadata Machine Readability</w:t>
+              <w:t xml:space="preserve">Land/Water Mask</w:t>
             </w:r>
           </w:p>
         </w:tc>
@@ -7267,7 +8400,7 @@
               <w:rPr>
                 <w:rStyle w:val="VerbatimChar"/>
               </w:rPr>
-              <w:t xml:space="preserve">meta-timsr</w:t>
+              <w:t xml:space="preserve">pxl-snowice-nlsr</w:t>
             </w:r>
           </w:p>
         </w:tc>
@@ -7278,7 +8411,7 @@
               <w:pStyle w:val="Compact"/>
             </w:pPr>
             <w:r>
-              <w:t xml:space="preserve">Data Collection Time</w:t>
+              <w:t xml:space="preserve">Snow/Ice Mask</w:t>
             </w:r>
           </w:p>
         </w:tc>
@@ -7310,7 +8443,7 @@
               <w:rPr>
                 <w:rStyle w:val="VerbatimChar"/>
               </w:rPr>
-              <w:t xml:space="preserve">meta-geoasr</w:t>
+              <w:t xml:space="preserve">pxl-tershad</w:t>
             </w:r>
           </w:p>
         </w:tc>
@@ -7321,7 +8454,7 @@
               <w:pStyle w:val="Compact"/>
             </w:pPr>
             <w:r>
-              <w:t xml:space="preserve">Geographical Area</w:t>
+              <w:t xml:space="preserve">Terrain Shadow Mask</w:t>
             </w:r>
           </w:p>
         </w:tc>
@@ -7330,7 +8463,15 @@
           <w:p>
             <w:pPr>
               <w:pStyle w:val="Compact"/>
-            </w:pPr>
+              <w:jc w:val="center"/>
+            </w:pPr>
+            <w:r>
+              <w:rPr>
+                <w:i/>
+                <w:iCs/>
+              </w:rPr>
+              <w:t xml:space="preserve">not required</w:t>
+            </w:r>
           </w:p>
         </w:tc>
         <w:tc>
@@ -7353,7 +8494,7 @@
               <w:rPr>
                 <w:rStyle w:val="VerbatimChar"/>
               </w:rPr>
-              <w:t xml:space="preserve">meta-crsopt</w:t>
+              <w:t xml:space="preserve">pxl-terocc</w:t>
             </w:r>
           </w:p>
         </w:tc>
@@ -7364,7 +8505,195 @@
               <w:pStyle w:val="Compact"/>
             </w:pPr>
             <w:r>
-              <w:t xml:space="preserve">Coordinate Reference System</w:t>
+              <w:t xml:space="preserve">Terrain Occlusion</w:t>
+            </w:r>
+          </w:p>
+        </w:tc>
+        <w:tc>
+          <w:tcPr/>
+          <w:p>
+            <w:pPr>
+              <w:pStyle w:val="Compact"/>
+              <w:jc w:val="center"/>
+            </w:pPr>
+            <w:r>
+              <w:rPr>
+                <w:i/>
+                <w:iCs/>
+              </w:rPr>
+              <w:t xml:space="preserve">not required</w:t>
+            </w:r>
+          </w:p>
+        </w:tc>
+        <w:tc>
+          <w:tcPr/>
+          <w:p>
+            <w:pPr>
+              <w:pStyle w:val="Compact"/>
+            </w:pPr>
+          </w:p>
+        </w:tc>
+      </w:tr>
+      <w:tr>
+        <w:tc>
+          <w:tcPr/>
+          <w:p>
+            <w:pPr>
+              <w:pStyle w:val="Compact"/>
+            </w:pPr>
+            <w:r>
+              <w:rPr>
+                <w:rStyle w:val="VerbatimChar"/>
+              </w:rPr>
+              <w:t xml:space="preserve">pxl-vigelu</w:t>
+            </w:r>
+          </w:p>
+        </w:tc>
+        <w:tc>
+          <w:tcPr/>
+          <w:p>
+            <w:pPr>
+              <w:pStyle w:val="Compact"/>
+            </w:pPr>
+            <w:r>
+              <w:t xml:space="preserve">Lunar and Viewing Geometry</w:t>
+            </w:r>
+          </w:p>
+        </w:tc>
+        <w:tc>
+          <w:tcPr/>
+          <w:p>
+            <w:pPr>
+              <w:pStyle w:val="Compact"/>
+            </w:pPr>
+          </w:p>
+        </w:tc>
+        <w:tc>
+          <w:tcPr/>
+          <w:p>
+            <w:pPr>
+              <w:pStyle w:val="Compact"/>
+            </w:pPr>
+          </w:p>
+        </w:tc>
+      </w:tr>
+      <w:tr>
+        <w:tc>
+          <w:tcPr/>
+          <w:p>
+            <w:pPr>
+              <w:pStyle w:val="Compact"/>
+            </w:pPr>
+            <w:r>
+              <w:rPr>
+                <w:rStyle w:val="VerbatimChar"/>
+              </w:rPr>
+              <w:t xml:space="preserve">pxl-piteric</w:t>
+            </w:r>
+          </w:p>
+        </w:tc>
+        <w:tc>
+          <w:tcPr/>
+          <w:p>
+            <w:pPr>
+              <w:pStyle w:val="Compact"/>
+            </w:pPr>
+            <w:r>
+              <w:t xml:space="preserve">Terrain Illumination Correction</w:t>
+            </w:r>
+          </w:p>
+        </w:tc>
+        <w:tc>
+          <w:tcPr/>
+          <w:p>
+            <w:pPr>
+              <w:pStyle w:val="Compact"/>
+              <w:jc w:val="center"/>
+            </w:pPr>
+            <w:r>
+              <w:rPr>
+                <w:i/>
+                <w:iCs/>
+              </w:rPr>
+              <w:t xml:space="preserve">not required</w:t>
+            </w:r>
+          </w:p>
+        </w:tc>
+        <w:tc>
+          <w:tcPr/>
+          <w:p>
+            <w:pPr>
+              <w:pStyle w:val="Compact"/>
+            </w:pPr>
+          </w:p>
+        </w:tc>
+      </w:tr>
+      <w:tr>
+        <w:tc>
+          <w:tcPr/>
+          <w:p>
+            <w:pPr>
+              <w:pStyle w:val="Compact"/>
+            </w:pPr>
+            <w:r>
+              <w:rPr>
+                <w:rStyle w:val="VerbatimChar"/>
+              </w:rPr>
+              <w:t xml:space="preserve">pxl-moonilf</w:t>
+            </w:r>
+          </w:p>
+        </w:tc>
+        <w:tc>
+          <w:tcPr/>
+          <w:p>
+            <w:pPr>
+              <w:pStyle w:val="Compact"/>
+            </w:pPr>
+            <w:r>
+              <w:t xml:space="preserve">Moon Illumination Fraction</w:t>
+            </w:r>
+          </w:p>
+        </w:tc>
+        <w:tc>
+          <w:tcPr/>
+          <w:p>
+            <w:pPr>
+              <w:pStyle w:val="Compact"/>
+            </w:pPr>
+          </w:p>
+        </w:tc>
+        <w:tc>
+          <w:tcPr/>
+          <w:p>
+            <w:pPr>
+              <w:pStyle w:val="Compact"/>
+            </w:pPr>
+          </w:p>
+        </w:tc>
+      </w:tr>
+      <w:tr>
+        <w:tc>
+          <w:tcPr/>
+          <w:p>
+            <w:pPr>
+              <w:pStyle w:val="Compact"/>
+            </w:pPr>
+            <w:r>
+              <w:rPr>
+                <w:rStyle w:val="VerbatimChar"/>
+              </w:rPr>
+              <w:t xml:space="preserve">pxl-britemp</w:t>
+            </w:r>
+          </w:p>
+        </w:tc>
+        <w:tc>
+          <w:tcPr/>
+          <w:p>
+            <w:pPr>
+              <w:pStyle w:val="Compact"/>
+            </w:pPr>
+            <w:r>
+              <w:t xml:space="preserve">Brightness Temperature</w:t>
             </w:r>
           </w:p>
         </w:tc>
@@ -7404,7 +8733,7 @@
               <w:rPr>
                 <w:rStyle w:val="VerbatimChar"/>
               </w:rPr>
-              <w:t xml:space="preserve">meta-mpnlsr</w:t>
+              <w:t xml:space="preserve">pxl-pisozea</w:t>
             </w:r>
           </w:p>
         </w:tc>
@@ -7415,7 +8744,7 @@
               <w:pStyle w:val="Compact"/>
             </w:pPr>
             <w:r>
-              <w:t xml:space="preserve">Map Projection</w:t>
+              <w:t xml:space="preserve">Solar Zenith Angle</w:t>
             </w:r>
           </w:p>
         </w:tc>
@@ -7444,544 +8773,15 @@
           </w:p>
         </w:tc>
       </w:tr>
-      <w:tr>
-        <w:tc>
-          <w:tcPr/>
-          <w:p>
-            <w:pPr>
-              <w:pStyle w:val="Compact"/>
-            </w:pPr>
-            <w:r>
-              <w:rPr>
-                <w:rStyle w:val="VerbatimChar"/>
-              </w:rPr>
-              <w:t xml:space="preserve">meta-gmcmsr</w:t>
-            </w:r>
-          </w:p>
-        </w:tc>
-        <w:tc>
-          <w:tcPr/>
-          <w:p>
-            <w:pPr>
-              <w:pStyle w:val="Compact"/>
-            </w:pPr>
-            <w:r>
-              <w:t xml:space="preserve">Geometric Correction Methods</w:t>
-            </w:r>
-          </w:p>
-        </w:tc>
-        <w:tc>
-          <w:tcPr/>
-          <w:p>
-            <w:pPr>
-              <w:pStyle w:val="Compact"/>
-              <w:jc w:val="center"/>
-            </w:pPr>
-            <w:r>
-              <w:rPr>
-                <w:i/>
-                <w:iCs/>
-              </w:rPr>
-              <w:t xml:space="preserve">not required</w:t>
-            </w:r>
-          </w:p>
-        </w:tc>
-        <w:tc>
-          <w:tcPr/>
-          <w:p>
-            <w:pPr>
-              <w:pStyle w:val="Compact"/>
-            </w:pPr>
-          </w:p>
-        </w:tc>
-      </w:tr>
-      <w:tr>
-        <w:tc>
-          <w:tcPr/>
-          <w:p>
-            <w:pPr>
-              <w:pStyle w:val="Compact"/>
-            </w:pPr>
-            <w:r>
-              <w:rPr>
-                <w:rStyle w:val="VerbatimChar"/>
-              </w:rPr>
-              <w:t xml:space="preserve">meta-gmasr</w:t>
-            </w:r>
-          </w:p>
-        </w:tc>
-        <w:tc>
-          <w:tcPr/>
-          <w:p>
-            <w:pPr>
-              <w:pStyle w:val="Compact"/>
-            </w:pPr>
-            <w:r>
-              <w:t xml:space="preserve">Geometric Accuracy of the Data</w:t>
-            </w:r>
-          </w:p>
-        </w:tc>
-        <w:tc>
-          <w:tcPr/>
-          <w:p>
-            <w:pPr>
-              <w:pStyle w:val="Compact"/>
-              <w:jc w:val="center"/>
-            </w:pPr>
-            <w:r>
-              <w:rPr>
-                <w:i/>
-                <w:iCs/>
-              </w:rPr>
-              <w:t xml:space="preserve">not required</w:t>
-            </w:r>
-          </w:p>
-        </w:tc>
-        <w:tc>
-          <w:tcPr/>
-          <w:p>
-            <w:pPr>
-              <w:pStyle w:val="Compact"/>
-            </w:pPr>
-          </w:p>
-        </w:tc>
-      </w:tr>
-      <w:tr>
-        <w:tc>
-          <w:tcPr/>
-          <w:p>
-            <w:pPr>
-              <w:pStyle w:val="Compact"/>
-            </w:pPr>
-            <w:r>
-              <w:rPr>
-                <w:rStyle w:val="VerbatimChar"/>
-              </w:rPr>
-              <w:t xml:space="preserve">meta-insopt</w:t>
-            </w:r>
-          </w:p>
-        </w:tc>
-        <w:tc>
-          <w:tcPr/>
-          <w:p>
-            <w:pPr>
-              <w:pStyle w:val="Compact"/>
-            </w:pPr>
-            <w:r>
-              <w:t xml:space="preserve">Instrument</w:t>
-            </w:r>
-          </w:p>
-        </w:tc>
-        <w:tc>
-          <w:tcPr/>
-          <w:p>
-            <w:pPr>
-              <w:pStyle w:val="Compact"/>
-            </w:pPr>
-          </w:p>
-        </w:tc>
-        <w:tc>
-          <w:tcPr/>
-          <w:p>
-            <w:pPr>
-              <w:pStyle w:val="Compact"/>
-            </w:pPr>
-          </w:p>
-        </w:tc>
-      </w:tr>
-      <w:tr>
-        <w:tc>
-          <w:tcPr/>
-          <w:p>
-            <w:pPr>
-              <w:pStyle w:val="Compact"/>
-            </w:pPr>
-            <w:r>
-              <w:rPr>
-                <w:rStyle w:val="VerbatimChar"/>
-              </w:rPr>
-              <w:t xml:space="preserve">meta-spcbnd</w:t>
-            </w:r>
-          </w:p>
-        </w:tc>
-        <w:tc>
-          <w:tcPr/>
-          <w:p>
-            <w:pPr>
-              <w:pStyle w:val="Compact"/>
-            </w:pPr>
-            <w:r>
-              <w:t xml:space="preserve">Spectral Bands</w:t>
-            </w:r>
-          </w:p>
-        </w:tc>
-        <w:tc>
-          <w:tcPr/>
-          <w:p>
-            <w:pPr>
-              <w:pStyle w:val="Compact"/>
-            </w:pPr>
-          </w:p>
-        </w:tc>
-        <w:tc>
-          <w:tcPr/>
-          <w:p>
-            <w:pPr>
-              <w:pStyle w:val="Compact"/>
-            </w:pPr>
-          </w:p>
-        </w:tc>
-      </w:tr>
-      <w:tr>
-        <w:tc>
-          <w:tcPr/>
-          <w:p>
-            <w:pPr>
-              <w:pStyle w:val="Compact"/>
-            </w:pPr>
-            <w:r>
-              <w:rPr>
-                <w:rStyle w:val="VerbatimChar"/>
-              </w:rPr>
-              <w:t xml:space="preserve">meta-scaopt</w:t>
-            </w:r>
-          </w:p>
-        </w:tc>
-        <w:tc>
-          <w:tcPr/>
-          <w:p>
-            <w:pPr>
-              <w:pStyle w:val="Compact"/>
-            </w:pPr>
-            <w:r>
-              <w:t xml:space="preserve">Sensor Calibration</w:t>
-            </w:r>
-          </w:p>
-        </w:tc>
-        <w:tc>
-          <w:tcPr/>
-          <w:p>
-            <w:pPr>
-              <w:pStyle w:val="Compact"/>
-              <w:jc w:val="center"/>
-            </w:pPr>
-            <w:r>
-              <w:rPr>
-                <w:i/>
-                <w:iCs/>
-              </w:rPr>
-              <w:t xml:space="preserve">not required</w:t>
-            </w:r>
-          </w:p>
-        </w:tc>
-        <w:tc>
-          <w:tcPr/>
-          <w:p>
-            <w:pPr>
-              <w:pStyle w:val="Compact"/>
-            </w:pPr>
-          </w:p>
-        </w:tc>
-      </w:tr>
-      <w:tr>
-        <w:tc>
-          <w:tcPr/>
-          <w:p>
-            <w:pPr>
-              <w:pStyle w:val="Compact"/>
-            </w:pPr>
-            <w:r>
-              <w:rPr>
-                <w:rStyle w:val="VerbatimChar"/>
-              </w:rPr>
-              <w:t xml:space="preserve">meta-rmasr</w:t>
-            </w:r>
-          </w:p>
-        </w:tc>
-        <w:tc>
-          <w:tcPr/>
-          <w:p>
-            <w:pPr>
-              <w:pStyle w:val="Compact"/>
-            </w:pPr>
-            <w:r>
-              <w:t xml:space="preserve">Radiometric Accuracy</w:t>
-            </w:r>
-          </w:p>
-        </w:tc>
-        <w:tc>
-          <w:tcPr/>
-          <w:p>
-            <w:pPr>
-              <w:pStyle w:val="Compact"/>
-              <w:jc w:val="center"/>
-            </w:pPr>
-            <w:r>
-              <w:rPr>
-                <w:i/>
-                <w:iCs/>
-              </w:rPr>
-              <w:t xml:space="preserve">not required</w:t>
-            </w:r>
-          </w:p>
-        </w:tc>
-        <w:tc>
-          <w:tcPr/>
-          <w:p>
-            <w:pPr>
-              <w:pStyle w:val="Compact"/>
-            </w:pPr>
-          </w:p>
-        </w:tc>
-      </w:tr>
-      <w:tr>
-        <w:tc>
-          <w:tcPr/>
-          <w:p>
-            <w:pPr>
-              <w:pStyle w:val="Compact"/>
-            </w:pPr>
-            <w:r>
-              <w:rPr>
-                <w:rStyle w:val="VerbatimChar"/>
-              </w:rPr>
-              <w:t xml:space="preserve">meta-algosr</w:t>
-            </w:r>
-          </w:p>
-        </w:tc>
-        <w:tc>
-          <w:tcPr/>
-          <w:p>
-            <w:pPr>
-              <w:pStyle w:val="Compact"/>
-            </w:pPr>
-            <w:r>
-              <w:t xml:space="preserve">Algorithms</w:t>
-            </w:r>
-          </w:p>
-        </w:tc>
-        <w:tc>
-          <w:tcPr/>
-          <w:p>
-            <w:pPr>
-              <w:pStyle w:val="Compact"/>
-            </w:pPr>
-          </w:p>
-        </w:tc>
-        <w:tc>
-          <w:tcPr/>
-          <w:p>
-            <w:pPr>
-              <w:pStyle w:val="Compact"/>
-            </w:pPr>
-          </w:p>
-        </w:tc>
-      </w:tr>
-      <w:tr>
-        <w:tc>
-          <w:tcPr/>
-          <w:p>
-            <w:pPr>
-              <w:pStyle w:val="Compact"/>
-            </w:pPr>
-            <w:r>
-              <w:rPr>
-                <w:rStyle w:val="VerbatimChar"/>
-              </w:rPr>
-              <w:t xml:space="preserve">meta-auxopt</w:t>
-            </w:r>
-          </w:p>
-        </w:tc>
-        <w:tc>
-          <w:tcPr/>
-          <w:p>
-            <w:pPr>
-              <w:pStyle w:val="Compact"/>
-            </w:pPr>
-            <w:r>
-              <w:t xml:space="preserve">Auxiliary Data</w:t>
-            </w:r>
-          </w:p>
-        </w:tc>
-        <w:tc>
-          <w:tcPr/>
-          <w:p>
-            <w:pPr>
-              <w:pStyle w:val="Compact"/>
-            </w:pPr>
-          </w:p>
-        </w:tc>
-        <w:tc>
-          <w:tcPr/>
-          <w:p>
-            <w:pPr>
-              <w:pStyle w:val="Compact"/>
-            </w:pPr>
-          </w:p>
-        </w:tc>
-      </w:tr>
-      <w:tr>
-        <w:tc>
-          <w:tcPr/>
-          <w:p>
-            <w:pPr>
-              <w:pStyle w:val="Compact"/>
-            </w:pPr>
-            <w:r>
-              <w:rPr>
-                <w:rStyle w:val="VerbatimChar"/>
-              </w:rPr>
-              <w:t xml:space="preserve">meta-pcpnls</w:t>
-            </w:r>
-          </w:p>
-        </w:tc>
-        <w:tc>
-          <w:tcPr/>
-          <w:p>
-            <w:pPr>
-              <w:pStyle w:val="Compact"/>
-            </w:pPr>
-            <w:r>
-              <w:t xml:space="preserve">Processing Chain Provenance</w:t>
-            </w:r>
-          </w:p>
-        </w:tc>
-        <w:tc>
-          <w:tcPr/>
-          <w:p>
-            <w:pPr>
-              <w:pStyle w:val="Compact"/>
-              <w:jc w:val="center"/>
-            </w:pPr>
-            <w:r>
-              <w:rPr>
-                <w:i/>
-                <w:iCs/>
-              </w:rPr>
-              <w:t xml:space="preserve">not required</w:t>
-            </w:r>
-          </w:p>
-        </w:tc>
-        <w:tc>
-          <w:tcPr/>
-          <w:p>
-            <w:pPr>
-              <w:pStyle w:val="Compact"/>
-            </w:pPr>
-          </w:p>
-        </w:tc>
-      </w:tr>
-      <w:tr>
-        <w:tc>
-          <w:tcPr/>
-          <w:p>
-            <w:pPr>
-              <w:pStyle w:val="Compact"/>
-            </w:pPr>
-            <w:r>
-              <w:rPr>
-                <w:rStyle w:val="VerbatimChar"/>
-              </w:rPr>
-              <w:t xml:space="preserve">meta-dacces</w:t>
-            </w:r>
-          </w:p>
-        </w:tc>
-        <w:tc>
-          <w:tcPr/>
-          <w:p>
-            <w:pPr>
-              <w:pStyle w:val="Compact"/>
-            </w:pPr>
-            <w:r>
-              <w:t xml:space="preserve">Data Access</w:t>
-            </w:r>
-          </w:p>
-        </w:tc>
-        <w:tc>
-          <w:tcPr/>
-          <w:p>
-            <w:pPr>
-              <w:pStyle w:val="Compact"/>
-            </w:pPr>
-          </w:p>
-        </w:tc>
-        <w:tc>
-          <w:tcPr/>
-          <w:p>
-            <w:pPr>
-              <w:pStyle w:val="Compact"/>
-              <w:jc w:val="center"/>
-            </w:pPr>
-            <w:r>
-              <w:rPr>
-                <w:i/>
-                <w:iCs/>
-              </w:rPr>
-              <w:t xml:space="preserve">as threshold</w:t>
-            </w:r>
-          </w:p>
-        </w:tc>
-      </w:tr>
-      <w:tr>
-        <w:tc>
-          <w:tcPr/>
-          <w:p>
-            <w:pPr>
-              <w:pStyle w:val="Compact"/>
-            </w:pPr>
-            <w:r>
-              <w:rPr>
-                <w:rStyle w:val="VerbatimChar"/>
-              </w:rPr>
-              <w:t xml:space="preserve">meta-dqlsr</w:t>
-            </w:r>
-          </w:p>
-        </w:tc>
-        <w:tc>
-          <w:tcPr/>
-          <w:p>
-            <w:pPr>
-              <w:pStyle w:val="Compact"/>
-            </w:pPr>
-            <w:r>
-              <w:t xml:space="preserve">Overall Data Quality</w:t>
-            </w:r>
-          </w:p>
-        </w:tc>
-        <w:tc>
-          <w:tcPr/>
-          <w:p>
-            <w:pPr>
-              <w:pStyle w:val="Compact"/>
-              <w:jc w:val="center"/>
-            </w:pPr>
-            <w:r>
-              <w:rPr>
-                <w:i/>
-                <w:iCs/>
-              </w:rPr>
-              <w:t xml:space="preserve">not required</w:t>
-            </w:r>
-          </w:p>
-        </w:tc>
-        <w:tc>
-          <w:tcPr/>
-          <w:p>
-            <w:pPr>
-              <w:pStyle w:val="Compact"/>
-            </w:pPr>
-          </w:p>
-        </w:tc>
-      </w:tr>
     </w:tbl>
-    <w:bookmarkEnd w:id="193"/>
-    <w:bookmarkStart w:id="194" w:name="per-pixel-metadata"/>
+    <w:bookmarkEnd w:id="194"/>
+    <w:bookmarkStart w:id="195" w:name="radiometric-and-atmospheric-corrections"/>
     <w:p>
       <w:pPr>
         <w:pStyle w:val="berschrift3"/>
       </w:pPr>
       <w:r>
-        <w:t xml:space="preserve">Per-Pixel Metadata</w:t>
+        <w:t xml:space="preserve">Radiometric and Atmospheric Corrections</w:t>
       </w:r>
     </w:p>
     <w:tbl>
@@ -8058,7 +8858,7 @@
               <w:rPr>
                 <w:rStyle w:val="VerbatimChar"/>
               </w:rPr>
-              <w:t xml:space="preserve">pxl-mrdppo</w:t>
+              <w:t xml:space="preserve">rac-measur-nlsr</w:t>
             </w:r>
           </w:p>
         </w:tc>
@@ -8069,7 +8869,152 @@
               <w:pStyle w:val="Compact"/>
             </w:pPr>
             <w:r>
-              <w:t xml:space="preserve">Metadata Machine Readability</w:t>
+              <w:t xml:space="preserve">Measurement</w:t>
+            </w:r>
+          </w:p>
+        </w:tc>
+        <w:tc>
+          <w:tcPr/>
+          <w:p>
+            <w:pPr>
+              <w:pStyle w:val="Compact"/>
+            </w:pPr>
+          </w:p>
+        </w:tc>
+        <w:tc>
+          <w:tcPr/>
+          <w:p>
+            <w:pPr>
+              <w:pStyle w:val="Compact"/>
+            </w:pPr>
+          </w:p>
+        </w:tc>
+      </w:tr>
+      <w:tr>
+        <w:tc>
+          <w:tcPr/>
+          <w:p>
+            <w:pPr>
+              <w:pStyle w:val="Compact"/>
+            </w:pPr>
+            <w:r>
+              <w:rPr>
+                <w:rStyle w:val="VerbatimChar"/>
+              </w:rPr>
+              <w:t xml:space="preserve">rac-muncer-sr</w:t>
+            </w:r>
+          </w:p>
+        </w:tc>
+        <w:tc>
+          <w:tcPr/>
+          <w:p>
+            <w:pPr>
+              <w:pStyle w:val="Compact"/>
+            </w:pPr>
+            <w:r>
+              <w:t xml:space="preserve">Measurement Uncertainty</w:t>
+            </w:r>
+          </w:p>
+        </w:tc>
+        <w:tc>
+          <w:tcPr/>
+          <w:p>
+            <w:pPr>
+              <w:pStyle w:val="Compact"/>
+              <w:jc w:val="center"/>
+            </w:pPr>
+            <w:r>
+              <w:rPr>
+                <w:i/>
+                <w:iCs/>
+              </w:rPr>
+              <w:t xml:space="preserve">not required</w:t>
+            </w:r>
+          </w:p>
+        </w:tc>
+        <w:tc>
+          <w:tcPr/>
+          <w:p>
+            <w:pPr>
+              <w:pStyle w:val="Compact"/>
+            </w:pPr>
+          </w:p>
+        </w:tc>
+      </w:tr>
+      <w:tr>
+        <w:tc>
+          <w:tcPr/>
+          <w:p>
+            <w:pPr>
+              <w:pStyle w:val="Compact"/>
+            </w:pPr>
+            <w:r>
+              <w:rPr>
+                <w:rStyle w:val="VerbatimChar"/>
+              </w:rPr>
+              <w:t xml:space="preserve">rac-mnormal-nlsr</w:t>
+            </w:r>
+          </w:p>
+        </w:tc>
+        <w:tc>
+          <w:tcPr/>
+          <w:p>
+            <w:pPr>
+              <w:pStyle w:val="Compact"/>
+            </w:pPr>
+            <w:r>
+              <w:t xml:space="preserve">Measurement Normalisation</w:t>
+            </w:r>
+          </w:p>
+        </w:tc>
+        <w:tc>
+          <w:tcPr/>
+          <w:p>
+            <w:pPr>
+              <w:pStyle w:val="Compact"/>
+              <w:jc w:val="center"/>
+            </w:pPr>
+            <w:r>
+              <w:rPr>
+                <w:i/>
+                <w:iCs/>
+              </w:rPr>
+              <w:t xml:space="preserve">not required</w:t>
+            </w:r>
+          </w:p>
+        </w:tc>
+        <w:tc>
+          <w:tcPr/>
+          <w:p>
+            <w:pPr>
+              <w:pStyle w:val="Compact"/>
+            </w:pPr>
+          </w:p>
+        </w:tc>
+      </w:tr>
+      <w:tr>
+        <w:tc>
+          <w:tcPr/>
+          <w:p>
+            <w:pPr>
+              <w:pStyle w:val="Compact"/>
+            </w:pPr>
+            <w:r>
+              <w:rPr>
+                <w:rStyle w:val="VerbatimChar"/>
+              </w:rPr>
+              <w:t xml:space="preserve">rac-catcor</w:t>
+            </w:r>
+          </w:p>
+        </w:tc>
+        <w:tc>
+          <w:tcPr/>
+          <w:p>
+            <w:pPr>
+              <w:pStyle w:val="Compact"/>
+            </w:pPr>
+            <w:r>
+              <w:t xml:space="preserve">Atmospheric Corrections</w:t>
             </w:r>
           </w:p>
         </w:tc>
@@ -8109,7 +9054,7 @@
               <w:rPr>
                 <w:rStyle w:val="VerbatimChar"/>
               </w:rPr>
-              <w:t xml:space="preserve">pxl-ppnodt</w:t>
+              <w:t xml:space="preserve">rac-lunrad</w:t>
             </w:r>
           </w:p>
         </w:tc>
@@ -8120,7 +9065,7 @@
               <w:pStyle w:val="Compact"/>
             </w:pPr>
             <w:r>
-              <w:t xml:space="preserve">No Data</w:t>
+              <w:t xml:space="preserve">Lunar Radiance Corrections</w:t>
             </w:r>
           </w:p>
         </w:tc>
@@ -8160,7 +9105,7 @@
               <w:rPr>
                 <w:rStyle w:val="VerbatimChar"/>
               </w:rPr>
-              <w:t xml:space="preserve">pxl-ppinct</w:t>
+              <w:t xml:space="preserve">rac-strali</w:t>
             </w:r>
           </w:p>
         </w:tc>
@@ -8171,512 +9116,7 @@
               <w:pStyle w:val="Compact"/>
             </w:pPr>
             <w:r>
-              <w:t xml:space="preserve">Incomplete Testing</w:t>
-            </w:r>
-          </w:p>
-        </w:tc>
-        <w:tc>
-          <w:tcPr/>
-          <w:p>
-            <w:pPr>
-              <w:pStyle w:val="Compact"/>
-            </w:pPr>
-          </w:p>
-        </w:tc>
-        <w:tc>
-          <w:tcPr/>
-          <w:p>
-            <w:pPr>
-              <w:pStyle w:val="Compact"/>
-            </w:pPr>
-          </w:p>
-        </w:tc>
-      </w:tr>
-      <w:tr>
-        <w:tc>
-          <w:tcPr/>
-          <w:p>
-            <w:pPr>
-              <w:pStyle w:val="Compact"/>
-            </w:pPr>
-            <w:r>
-              <w:rPr>
-                <w:rStyle w:val="VerbatimChar"/>
-              </w:rPr>
-              <w:t xml:space="preserve">pxl-ppsatn</w:t>
-            </w:r>
-          </w:p>
-        </w:tc>
-        <w:tc>
-          <w:tcPr/>
-          <w:p>
-            <w:pPr>
-              <w:pStyle w:val="Compact"/>
-            </w:pPr>
-            <w:r>
-              <w:t xml:space="preserve">Saturation</w:t>
-            </w:r>
-          </w:p>
-        </w:tc>
-        <w:tc>
-          <w:tcPr/>
-          <w:p>
-            <w:pPr>
-              <w:pStyle w:val="Compact"/>
-            </w:pPr>
-          </w:p>
-        </w:tc>
-        <w:tc>
-          <w:tcPr/>
-          <w:p>
-            <w:pPr>
-              <w:pStyle w:val="Compact"/>
-            </w:pPr>
-          </w:p>
-        </w:tc>
-      </w:tr>
-      <w:tr>
-        <w:tc>
-          <w:tcPr/>
-          <w:p>
-            <w:pPr>
-              <w:pStyle w:val="Compact"/>
-            </w:pPr>
-            <w:r>
-              <w:rPr>
-                <w:rStyle w:val="VerbatimChar"/>
-              </w:rPr>
-              <w:t xml:space="preserve">pxl-ppclod</w:t>
-            </w:r>
-          </w:p>
-        </w:tc>
-        <w:tc>
-          <w:tcPr/>
-          <w:p>
-            <w:pPr>
-              <w:pStyle w:val="Compact"/>
-            </w:pPr>
-            <w:r>
-              <w:t xml:space="preserve">Cloud</w:t>
-            </w:r>
-          </w:p>
-        </w:tc>
-        <w:tc>
-          <w:tcPr/>
-          <w:p>
-            <w:pPr>
-              <w:pStyle w:val="Compact"/>
-            </w:pPr>
-          </w:p>
-        </w:tc>
-        <w:tc>
-          <w:tcPr/>
-          <w:p>
-            <w:pPr>
-              <w:pStyle w:val="Compact"/>
-            </w:pPr>
-          </w:p>
-        </w:tc>
-      </w:tr>
-      <w:tr>
-        <w:tc>
-          <w:tcPr/>
-          <w:p>
-            <w:pPr>
-              <w:pStyle w:val="Compact"/>
-            </w:pPr>
-            <w:r>
-              <w:rPr>
-                <w:rStyle w:val="VerbatimChar"/>
-              </w:rPr>
-              <w:t xml:space="preserve">pxl-ppcsnl</w:t>
-            </w:r>
-          </w:p>
-        </w:tc>
-        <w:tc>
-          <w:tcPr/>
-          <w:p>
-            <w:pPr>
-              <w:pStyle w:val="Compact"/>
-            </w:pPr>
-            <w:r>
-              <w:t xml:space="preserve">Cloud Shadow</w:t>
-            </w:r>
-          </w:p>
-        </w:tc>
-        <w:tc>
-          <w:tcPr/>
-          <w:p>
-            <w:pPr>
-              <w:pStyle w:val="Compact"/>
-              <w:jc w:val="center"/>
-            </w:pPr>
-            <w:r>
-              <w:rPr>
-                <w:i/>
-                <w:iCs/>
-              </w:rPr>
-              <w:t xml:space="preserve">not required</w:t>
-            </w:r>
-          </w:p>
-        </w:tc>
-        <w:tc>
-          <w:tcPr/>
-          <w:p>
-            <w:pPr>
-              <w:pStyle w:val="Compact"/>
-            </w:pPr>
-          </w:p>
-        </w:tc>
-      </w:tr>
-      <w:tr>
-        <w:tc>
-          <w:tcPr/>
-          <w:p>
-            <w:pPr>
-              <w:pStyle w:val="Compact"/>
-            </w:pPr>
-            <w:r>
-              <w:rPr>
-                <w:rStyle w:val="VerbatimChar"/>
-              </w:rPr>
-              <w:t xml:space="preserve">pxl-pplwnl</w:t>
-            </w:r>
-          </w:p>
-        </w:tc>
-        <w:tc>
-          <w:tcPr/>
-          <w:p>
-            <w:pPr>
-              <w:pStyle w:val="Compact"/>
-            </w:pPr>
-            <w:r>
-              <w:t xml:space="preserve">Land/Water Mask</w:t>
-            </w:r>
-          </w:p>
-        </w:tc>
-        <w:tc>
-          <w:tcPr/>
-          <w:p>
-            <w:pPr>
-              <w:pStyle w:val="Compact"/>
-            </w:pPr>
-          </w:p>
-        </w:tc>
-        <w:tc>
-          <w:tcPr/>
-          <w:p>
-            <w:pPr>
-              <w:pStyle w:val="Compact"/>
-            </w:pPr>
-          </w:p>
-        </w:tc>
-      </w:tr>
-      <w:tr>
-        <w:tc>
-          <w:tcPr/>
-          <w:p>
-            <w:pPr>
-              <w:pStyle w:val="Compact"/>
-            </w:pPr>
-            <w:r>
-              <w:rPr>
-                <w:rStyle w:val="VerbatimChar"/>
-              </w:rPr>
-              <w:t xml:space="preserve">pxl-ppsinl</w:t>
-            </w:r>
-          </w:p>
-        </w:tc>
-        <w:tc>
-          <w:tcPr/>
-          <w:p>
-            <w:pPr>
-              <w:pStyle w:val="Compact"/>
-            </w:pPr>
-            <w:r>
-              <w:t xml:space="preserve">Snow/Ice Mask</w:t>
-            </w:r>
-          </w:p>
-        </w:tc>
-        <w:tc>
-          <w:tcPr/>
-          <w:p>
-            <w:pPr>
-              <w:pStyle w:val="Compact"/>
-            </w:pPr>
-          </w:p>
-        </w:tc>
-        <w:tc>
-          <w:tcPr/>
-          <w:p>
-            <w:pPr>
-              <w:pStyle w:val="Compact"/>
-            </w:pPr>
-          </w:p>
-        </w:tc>
-      </w:tr>
-      <w:tr>
-        <w:tc>
-          <w:tcPr/>
-          <w:p>
-            <w:pPr>
-              <w:pStyle w:val="Compact"/>
-            </w:pPr>
-            <w:r>
-              <w:rPr>
-                <w:rStyle w:val="VerbatimChar"/>
-              </w:rPr>
-              <w:t xml:space="preserve">pxl-pptshr</w:t>
-            </w:r>
-          </w:p>
-        </w:tc>
-        <w:tc>
-          <w:tcPr/>
-          <w:p>
-            <w:pPr>
-              <w:pStyle w:val="Compact"/>
-            </w:pPr>
-            <w:r>
-              <w:t xml:space="preserve">Terrain Shadow Mask</w:t>
-            </w:r>
-          </w:p>
-        </w:tc>
-        <w:tc>
-          <w:tcPr/>
-          <w:p>
-            <w:pPr>
-              <w:pStyle w:val="Compact"/>
-              <w:jc w:val="center"/>
-            </w:pPr>
-            <w:r>
-              <w:rPr>
-                <w:i/>
-                <w:iCs/>
-              </w:rPr>
-              <w:t xml:space="preserve">not required</w:t>
-            </w:r>
-          </w:p>
-        </w:tc>
-        <w:tc>
-          <w:tcPr/>
-          <w:p>
-            <w:pPr>
-              <w:pStyle w:val="Compact"/>
-            </w:pPr>
-          </w:p>
-        </w:tc>
-      </w:tr>
-      <w:tr>
-        <w:tc>
-          <w:tcPr/>
-          <w:p>
-            <w:pPr>
-              <w:pStyle w:val="Compact"/>
-            </w:pPr>
-            <w:r>
-              <w:rPr>
-                <w:rStyle w:val="VerbatimChar"/>
-              </w:rPr>
-              <w:t xml:space="preserve">pxl-pptocc</w:t>
-            </w:r>
-          </w:p>
-        </w:tc>
-        <w:tc>
-          <w:tcPr/>
-          <w:p>
-            <w:pPr>
-              <w:pStyle w:val="Compact"/>
-            </w:pPr>
-            <w:r>
-              <w:t xml:space="preserve">Terrain Occlusion</w:t>
-            </w:r>
-          </w:p>
-        </w:tc>
-        <w:tc>
-          <w:tcPr/>
-          <w:p>
-            <w:pPr>
-              <w:pStyle w:val="Compact"/>
-              <w:jc w:val="center"/>
-            </w:pPr>
-            <w:r>
-              <w:rPr>
-                <w:i/>
-                <w:iCs/>
-              </w:rPr>
-              <w:t xml:space="preserve">not required</w:t>
-            </w:r>
-          </w:p>
-        </w:tc>
-        <w:tc>
-          <w:tcPr/>
-          <w:p>
-            <w:pPr>
-              <w:pStyle w:val="Compact"/>
-            </w:pPr>
-          </w:p>
-        </w:tc>
-      </w:tr>
-      <w:tr>
-        <w:tc>
-          <w:tcPr/>
-          <w:p>
-            <w:pPr>
-              <w:pStyle w:val="Compact"/>
-            </w:pPr>
-            <w:r>
-              <w:rPr>
-                <w:rStyle w:val="VerbatimChar"/>
-              </w:rPr>
-              <w:t xml:space="preserve">pxl-ppvalu</w:t>
-            </w:r>
-          </w:p>
-        </w:tc>
-        <w:tc>
-          <w:tcPr/>
-          <w:p>
-            <w:pPr>
-              <w:pStyle w:val="Compact"/>
-            </w:pPr>
-            <w:r>
-              <w:t xml:space="preserve">Lunar and Viewing Geometry</w:t>
-            </w:r>
-          </w:p>
-        </w:tc>
-        <w:tc>
-          <w:tcPr/>
-          <w:p>
-            <w:pPr>
-              <w:pStyle w:val="Compact"/>
-            </w:pPr>
-          </w:p>
-        </w:tc>
-        <w:tc>
-          <w:tcPr/>
-          <w:p>
-            <w:pPr>
-              <w:pStyle w:val="Compact"/>
-            </w:pPr>
-          </w:p>
-        </w:tc>
-      </w:tr>
-      <w:tr>
-        <w:tc>
-          <w:tcPr/>
-          <w:p>
-            <w:pPr>
-              <w:pStyle w:val="Compact"/>
-            </w:pPr>
-            <w:r>
-              <w:rPr>
-                <w:rStyle w:val="VerbatimChar"/>
-              </w:rPr>
-              <w:t xml:space="preserve">pxl-pptill</w:t>
-            </w:r>
-          </w:p>
-        </w:tc>
-        <w:tc>
-          <w:tcPr/>
-          <w:p>
-            <w:pPr>
-              <w:pStyle w:val="Compact"/>
-            </w:pPr>
-            <w:r>
-              <w:t xml:space="preserve">Terrain Illumination Correction</w:t>
-            </w:r>
-          </w:p>
-        </w:tc>
-        <w:tc>
-          <w:tcPr/>
-          <w:p>
-            <w:pPr>
-              <w:pStyle w:val="Compact"/>
-              <w:jc w:val="center"/>
-            </w:pPr>
-            <w:r>
-              <w:rPr>
-                <w:i/>
-                <w:iCs/>
-              </w:rPr>
-              <w:t xml:space="preserve">not required</w:t>
-            </w:r>
-          </w:p>
-        </w:tc>
-        <w:tc>
-          <w:tcPr/>
-          <w:p>
-            <w:pPr>
-              <w:pStyle w:val="Compact"/>
-            </w:pPr>
-          </w:p>
-        </w:tc>
-      </w:tr>
-      <w:tr>
-        <w:tc>
-          <w:tcPr/>
-          <w:p>
-            <w:pPr>
-              <w:pStyle w:val="Compact"/>
-            </w:pPr>
-            <w:r>
-              <w:rPr>
-                <w:rStyle w:val="VerbatimChar"/>
-              </w:rPr>
-              <w:t xml:space="preserve">pxl-ppmoon</w:t>
-            </w:r>
-          </w:p>
-        </w:tc>
-        <w:tc>
-          <w:tcPr/>
-          <w:p>
-            <w:pPr>
-              <w:pStyle w:val="Compact"/>
-            </w:pPr>
-            <w:r>
-              <w:t xml:space="preserve">Moon Illumination Fraction</w:t>
-            </w:r>
-          </w:p>
-        </w:tc>
-        <w:tc>
-          <w:tcPr/>
-          <w:p>
-            <w:pPr>
-              <w:pStyle w:val="Compact"/>
-            </w:pPr>
-          </w:p>
-        </w:tc>
-        <w:tc>
-          <w:tcPr/>
-          <w:p>
-            <w:pPr>
-              <w:pStyle w:val="Compact"/>
-            </w:pPr>
-          </w:p>
-        </w:tc>
-      </w:tr>
-      <w:tr>
-        <w:tc>
-          <w:tcPr/>
-          <w:p>
-            <w:pPr>
-              <w:pStyle w:val="Compact"/>
-            </w:pPr>
-            <w:r>
-              <w:rPr>
-                <w:rStyle w:val="VerbatimChar"/>
-              </w:rPr>
-              <w:t xml:space="preserve">pxl-ppbrtt</w:t>
-            </w:r>
-          </w:p>
-        </w:tc>
-        <w:tc>
-          <w:tcPr/>
-          <w:p>
-            <w:pPr>
-              <w:pStyle w:val="Compact"/>
-            </w:pPr>
-            <w:r>
-              <w:t xml:space="preserve">Brightness Temperature</w:t>
+              <w:t xml:space="preserve">Stray Light Corrections</w:t>
             </w:r>
           </w:p>
         </w:tc>
@@ -8705,66 +9145,15 @@
           </w:p>
         </w:tc>
       </w:tr>
-      <w:tr>
-        <w:tc>
-          <w:tcPr/>
-          <w:p>
-            <w:pPr>
-              <w:pStyle w:val="Compact"/>
-            </w:pPr>
-            <w:r>
-              <w:rPr>
-                <w:rStyle w:val="VerbatimChar"/>
-              </w:rPr>
-              <w:t xml:space="preserve">pxl-ppsza</w:t>
-            </w:r>
-          </w:p>
-        </w:tc>
-        <w:tc>
-          <w:tcPr/>
-          <w:p>
-            <w:pPr>
-              <w:pStyle w:val="Compact"/>
-            </w:pPr>
-            <w:r>
-              <w:t xml:space="preserve">Solar Zenith Angle</w:t>
-            </w:r>
-          </w:p>
-        </w:tc>
-        <w:tc>
-          <w:tcPr/>
-          <w:p>
-            <w:pPr>
-              <w:pStyle w:val="Compact"/>
-            </w:pPr>
-          </w:p>
-        </w:tc>
-        <w:tc>
-          <w:tcPr/>
-          <w:p>
-            <w:pPr>
-              <w:pStyle w:val="Compact"/>
-              <w:jc w:val="center"/>
-            </w:pPr>
-            <w:r>
-              <w:rPr>
-                <w:i/>
-                <w:iCs/>
-              </w:rPr>
-              <w:t xml:space="preserve">as threshold</w:t>
-            </w:r>
-          </w:p>
-        </w:tc>
-      </w:tr>
     </w:tbl>
-    <w:bookmarkEnd w:id="194"/>
-    <w:bookmarkStart w:id="195" w:name="radiometric-and-atmospheric-corrections"/>
+    <w:bookmarkEnd w:id="195"/>
+    <w:bookmarkStart w:id="196" w:name="geometric-corrections"/>
     <w:p>
       <w:pPr>
         <w:pStyle w:val="berschrift3"/>
       </w:pPr>
       <w:r>
-        <w:t xml:space="preserve">Radiometric and Atmospheric Corrections</w:t>
+        <w:t xml:space="preserve">Geometric Corrections</w:t>
       </w:r>
     </w:p>
     <w:tbl>
@@ -8841,379 +9230,7 @@
               <w:rPr>
                 <w:rStyle w:val="VerbatimChar"/>
               </w:rPr>
-              <w:t xml:space="preserve">rac-msnlsr</w:t>
-            </w:r>
-          </w:p>
-        </w:tc>
-        <w:tc>
-          <w:tcPr/>
-          <w:p>
-            <w:pPr>
-              <w:pStyle w:val="Compact"/>
-            </w:pPr>
-            <w:r>
-              <w:t xml:space="preserve">Measurement</w:t>
-            </w:r>
-          </w:p>
-        </w:tc>
-        <w:tc>
-          <w:tcPr/>
-          <w:p>
-            <w:pPr>
-              <w:pStyle w:val="Compact"/>
-            </w:pPr>
-          </w:p>
-        </w:tc>
-        <w:tc>
-          <w:tcPr/>
-          <w:p>
-            <w:pPr>
-              <w:pStyle w:val="Compact"/>
-            </w:pPr>
-          </w:p>
-        </w:tc>
-      </w:tr>
-      <w:tr>
-        <w:tc>
-          <w:tcPr/>
-          <w:p>
-            <w:pPr>
-              <w:pStyle w:val="Compact"/>
-            </w:pPr>
-            <w:r>
-              <w:rPr>
-                <w:rStyle w:val="VerbatimChar"/>
-              </w:rPr>
-              <w:t xml:space="preserve">rac-uncsr</w:t>
-            </w:r>
-          </w:p>
-        </w:tc>
-        <w:tc>
-          <w:tcPr/>
-          <w:p>
-            <w:pPr>
-              <w:pStyle w:val="Compact"/>
-            </w:pPr>
-            <w:r>
-              <w:t xml:space="preserve">Measurement Uncertainty</w:t>
-            </w:r>
-          </w:p>
-        </w:tc>
-        <w:tc>
-          <w:tcPr/>
-          <w:p>
-            <w:pPr>
-              <w:pStyle w:val="Compact"/>
-              <w:jc w:val="center"/>
-            </w:pPr>
-            <w:r>
-              <w:rPr>
-                <w:i/>
-                <w:iCs/>
-              </w:rPr>
-              <w:t xml:space="preserve">not required</w:t>
-            </w:r>
-          </w:p>
-        </w:tc>
-        <w:tc>
-          <w:tcPr/>
-          <w:p>
-            <w:pPr>
-              <w:pStyle w:val="Compact"/>
-            </w:pPr>
-          </w:p>
-        </w:tc>
-      </w:tr>
-      <w:tr>
-        <w:tc>
-          <w:tcPr/>
-          <w:p>
-            <w:pPr>
-              <w:pStyle w:val="Compact"/>
-            </w:pPr>
-            <w:r>
-              <w:rPr>
-                <w:rStyle w:val="VerbatimChar"/>
-              </w:rPr>
-              <w:t xml:space="preserve">rac-nrmnls</w:t>
-            </w:r>
-          </w:p>
-        </w:tc>
-        <w:tc>
-          <w:tcPr/>
-          <w:p>
-            <w:pPr>
-              <w:pStyle w:val="Compact"/>
-            </w:pPr>
-            <w:r>
-              <w:t xml:space="preserve">Measurement Normalisation</w:t>
-            </w:r>
-          </w:p>
-        </w:tc>
-        <w:tc>
-          <w:tcPr/>
-          <w:p>
-            <w:pPr>
-              <w:pStyle w:val="Compact"/>
-              <w:jc w:val="center"/>
-            </w:pPr>
-            <w:r>
-              <w:rPr>
-                <w:i/>
-                <w:iCs/>
-              </w:rPr>
-              <w:t xml:space="preserve">not required</w:t>
-            </w:r>
-          </w:p>
-        </w:tc>
-        <w:tc>
-          <w:tcPr/>
-          <w:p>
-            <w:pPr>
-              <w:pStyle w:val="Compact"/>
-            </w:pPr>
-          </w:p>
-        </w:tc>
-      </w:tr>
-      <w:tr>
-        <w:tc>
-          <w:tcPr/>
-          <w:p>
-            <w:pPr>
-              <w:pStyle w:val="Compact"/>
-            </w:pPr>
-            <w:r>
-              <w:rPr>
-                <w:rStyle w:val="VerbatimChar"/>
-              </w:rPr>
-              <w:t xml:space="preserve">rac-atmcor</w:t>
-            </w:r>
-          </w:p>
-        </w:tc>
-        <w:tc>
-          <w:tcPr/>
-          <w:p>
-            <w:pPr>
-              <w:pStyle w:val="Compact"/>
-            </w:pPr>
-            <w:r>
-              <w:t xml:space="preserve">Atmospheric Corrections</w:t>
-            </w:r>
-          </w:p>
-        </w:tc>
-        <w:tc>
-          <w:tcPr/>
-          <w:p>
-            <w:pPr>
-              <w:pStyle w:val="Compact"/>
-            </w:pPr>
-          </w:p>
-        </w:tc>
-        <w:tc>
-          <w:tcPr/>
-          <w:p>
-            <w:pPr>
-              <w:pStyle w:val="Compact"/>
-              <w:jc w:val="center"/>
-            </w:pPr>
-            <w:r>
-              <w:rPr>
-                <w:i/>
-                <w:iCs/>
-              </w:rPr>
-              <w:t xml:space="preserve">as threshold</w:t>
-            </w:r>
-          </w:p>
-        </w:tc>
-      </w:tr>
-      <w:tr>
-        <w:tc>
-          <w:tcPr/>
-          <w:p>
-            <w:pPr>
-              <w:pStyle w:val="Compact"/>
-            </w:pPr>
-            <w:r>
-              <w:rPr>
-                <w:rStyle w:val="VerbatimChar"/>
-              </w:rPr>
-              <w:t xml:space="preserve">rac-lunrad</w:t>
-            </w:r>
-          </w:p>
-        </w:tc>
-        <w:tc>
-          <w:tcPr/>
-          <w:p>
-            <w:pPr>
-              <w:pStyle w:val="Compact"/>
-            </w:pPr>
-            <w:r>
-              <w:t xml:space="preserve">Lunar Radiance Corrections</w:t>
-            </w:r>
-          </w:p>
-        </w:tc>
-        <w:tc>
-          <w:tcPr/>
-          <w:p>
-            <w:pPr>
-              <w:pStyle w:val="Compact"/>
-            </w:pPr>
-          </w:p>
-        </w:tc>
-        <w:tc>
-          <w:tcPr/>
-          <w:p>
-            <w:pPr>
-              <w:pStyle w:val="Compact"/>
-              <w:jc w:val="center"/>
-            </w:pPr>
-            <w:r>
-              <w:rPr>
-                <w:i/>
-                <w:iCs/>
-              </w:rPr>
-              <w:t xml:space="preserve">as threshold</w:t>
-            </w:r>
-          </w:p>
-        </w:tc>
-      </w:tr>
-      <w:tr>
-        <w:tc>
-          <w:tcPr/>
-          <w:p>
-            <w:pPr>
-              <w:pStyle w:val="Compact"/>
-            </w:pPr>
-            <w:r>
-              <w:rPr>
-                <w:rStyle w:val="VerbatimChar"/>
-              </w:rPr>
-              <w:t xml:space="preserve">rac-strlit</w:t>
-            </w:r>
-          </w:p>
-        </w:tc>
-        <w:tc>
-          <w:tcPr/>
-          <w:p>
-            <w:pPr>
-              <w:pStyle w:val="Compact"/>
-            </w:pPr>
-            <w:r>
-              <w:t xml:space="preserve">Stray Light Corrections</w:t>
-            </w:r>
-          </w:p>
-        </w:tc>
-        <w:tc>
-          <w:tcPr/>
-          <w:p>
-            <w:pPr>
-              <w:pStyle w:val="Compact"/>
-            </w:pPr>
-          </w:p>
-        </w:tc>
-        <w:tc>
-          <w:tcPr/>
-          <w:p>
-            <w:pPr>
-              <w:pStyle w:val="Compact"/>
-              <w:jc w:val="center"/>
-            </w:pPr>
-            <w:r>
-              <w:rPr>
-                <w:i/>
-                <w:iCs/>
-              </w:rPr>
-              <w:t xml:space="preserve">as threshold</w:t>
-            </w:r>
-          </w:p>
-        </w:tc>
-      </w:tr>
-    </w:tbl>
-    <w:bookmarkEnd w:id="195"/>
-    <w:bookmarkStart w:id="196" w:name="geometric-corrections"/>
-    <w:p>
-      <w:pPr>
-        <w:pStyle w:val="berschrift3"/>
-      </w:pPr>
-      <w:r>
-        <w:t xml:space="preserve">Geometric Corrections</w:t>
-      </w:r>
-    </w:p>
-    <w:tbl>
-      <w:tblPr>
-        <w:tblStyle w:val="Table"/>
-        <w:tblW w:type="auto" w:w="0"/>
-        <w:tblLook w:firstRow="1" w:lastRow="0" w:firstColumn="0" w:lastColumn="0" w:noHBand="0" w:noVBand="0" w:val="0020"/>
-      </w:tblPr>
-      <w:tblGrid>
-        <w:gridCol w:w="1980"/>
-        <w:gridCol w:w="1980"/>
-        <w:gridCol w:w="1980"/>
-        <w:gridCol w:w="1980"/>
-      </w:tblGrid>
-      <w:tr>
-        <w:trPr>
-          <w:tblHeader w:val="on"/>
-        </w:trPr>
-        <w:tc>
-          <w:tcPr/>
-          <w:p>
-            <w:pPr>
-              <w:pStyle w:val="Compact"/>
-            </w:pPr>
-            <w:r>
-              <w:t xml:space="preserve">Requirement ID</w:t>
-            </w:r>
-          </w:p>
-        </w:tc>
-        <w:tc>
-          <w:tcPr/>
-          <w:p>
-            <w:pPr>
-              <w:pStyle w:val="Compact"/>
-            </w:pPr>
-            <w:r>
-              <w:t xml:space="preserve">Requirement Title</w:t>
-            </w:r>
-          </w:p>
-        </w:tc>
-        <w:tc>
-          <w:tcPr/>
-          <w:p>
-            <w:pPr>
-              <w:pStyle w:val="Compact"/>
-              <w:jc w:val="center"/>
-            </w:pPr>
-            <w:r>
-              <w:t xml:space="preserve">Threshold</w:t>
-            </w:r>
-          </w:p>
-        </w:tc>
-        <w:tc>
-          <w:tcPr/>
-          <w:p>
-            <w:pPr>
-              <w:pStyle w:val="Compact"/>
-              <w:jc w:val="center"/>
-            </w:pPr>
-            <w:r>
-              <w:t xml:space="preserve">Goal</w:t>
-            </w:r>
-          </w:p>
-        </w:tc>
-      </w:tr>
-      <w:tr>
-        <w:tc>
-          <w:tcPr/>
-          <w:p>
-            <w:pPr>
-              <w:pStyle w:val="Compact"/>
-            </w:pPr>
-            <w:r>
-              <w:rPr>
-                <w:rStyle w:val="VerbatimChar"/>
-              </w:rPr>
-              <w:t xml:space="preserve">gcor-geocsr</w:t>
+              <w:t xml:space="preserve">gcor-geocorr-sr</w:t>
             </w:r>
           </w:p>
         </w:tc>

--- a/latest/NLSR.docx
+++ b/latest/NLSR.docx
@@ -49,7 +49,7 @@
         </w:drawing>
       </w:r>
     </w:p>
-    <w:bookmarkStart w:id="214" w:name="Xace07e6e84a20a798737796089e457c2649c17a"/>
+    <w:bookmarkStart w:id="216" w:name="Xace07e6e84a20a798737796089e457c2649c17a"/>
     <w:p>
       <w:pPr>
         <w:pStyle w:val="berschrift1"/>
@@ -66,12 +66,53 @@
         <w:t xml:space="preserve"> </w:t>
       </w:r>
     </w:p>
-    <w:bookmarkStart w:id="24" w:name="document-status"/>
+    <w:bookmarkStart w:id="24" w:name="draft-version"/>
     <w:p>
       <w:pPr>
         <w:pStyle w:val="berschrift2"/>
       </w:pPr>
       <w:r>
+        <w:t xml:space="preserve">Draft Version</w:t>
+      </w:r>
+    </w:p>
+    <w:p>
+      <w:pPr>
+        <w:pStyle w:val="FirstParagraph"/>
+      </w:pPr>
+      <w:r>
+        <w:t xml:space="preserve">This is a draft version.</w:t>
+      </w:r>
+      <w:r>
+        <w:t xml:space="preserve"> </w:t>
+      </w:r>
+      <w:r>
+        <w:t xml:space="preserve">Please visit the</w:t>
+      </w:r>
+      <w:r>
+        <w:t xml:space="preserve"> </w:t>
+      </w:r>
+      <w:hyperlink r:id="rId23">
+        <w:r>
+          <w:rPr>
+            <w:rStyle w:val="Hyperlink"/>
+          </w:rPr>
+          <w:t xml:space="preserve">CEOS-ARD website</w:t>
+        </w:r>
+      </w:hyperlink>
+      <w:r>
+        <w:t xml:space="preserve"> </w:t>
+      </w:r>
+      <w:r>
+        <w:t xml:space="preserve">for the latest endorsed version of this document.</w:t>
+      </w:r>
+    </w:p>
+    <w:bookmarkEnd w:id="24"/>
+    <w:bookmarkStart w:id="26" w:name="document-status"/>
+    <w:p>
+      <w:pPr>
+        <w:pStyle w:val="berschrift2"/>
+      </w:pPr>
+      <w:r>
         <w:t xml:space="preserve">Document Status</w:t>
       </w:r>
     </w:p>
@@ -93,7 +134,7 @@
       <w:r>
         <w:t xml:space="preserve"> </w:t>
       </w:r>
-      <w:hyperlink r:id="rId23">
+      <w:hyperlink r:id="rId25">
         <w:r>
           <w:rPr>
             <w:rStyle w:val="Hyperlink"/>
@@ -102,8 +143,8 @@
         </w:r>
       </w:hyperlink>
     </w:p>
-    <w:bookmarkEnd w:id="24"/>
-    <w:bookmarkStart w:id="26" w:name="document-history"/>
+    <w:bookmarkEnd w:id="26"/>
+    <w:bookmarkStart w:id="28" w:name="document-history"/>
     <w:p>
       <w:pPr>
         <w:pStyle w:val="berschrift2"/>
@@ -112,7 +153,7 @@
         <w:t xml:space="preserve">Document History</w:t>
       </w:r>
     </w:p>
-    <w:bookmarkStart w:id="25" w:name="patch"/>
+    <w:bookmarkStart w:id="27" w:name="patch"/>
     <w:p>
       <w:pPr>
         <w:pStyle w:val="berschrift3"/>
@@ -253,9 +294,9 @@
         <w:t xml:space="preserve">Matthias Mohr</w:t>
       </w:r>
     </w:p>
-    <w:bookmarkEnd w:id="25"/>
-    <w:bookmarkEnd w:id="26"/>
-    <w:bookmarkStart w:id="27" w:name="contributing-authors"/>
+    <w:bookmarkEnd w:id="27"/>
+    <w:bookmarkEnd w:id="28"/>
+    <w:bookmarkStart w:id="29" w:name="contributing-authors"/>
     <w:p>
       <w:pPr>
         <w:pStyle w:val="berschrift2"/>
@@ -317,8 +358,8 @@
         <w:br w:type="page"/>
       </w:r>
     </w:p>
-    <w:bookmarkEnd w:id="27"/>
-    <w:bookmarkStart w:id="28" w:name="ceos-analysis-ready-data-definition"/>
+    <w:bookmarkEnd w:id="29"/>
+    <w:bookmarkStart w:id="30" w:name="ceos-analysis-ready-data-definition"/>
     <w:p>
       <w:pPr>
         <w:pStyle w:val="berschrift2"/>
@@ -335,8 +376,8 @@
         <w:t xml:space="preserve">CEOS Analysis Ready Data (CEOS-ARD) are satellite data that have been processed to a minimum set of requirements and organized into a form that allows immediate analysis with a minimum of additional user effort and interoperability both through time and with other datasets.</w:t>
       </w:r>
     </w:p>
-    <w:bookmarkEnd w:id="28"/>
-    <w:bookmarkStart w:id="29" w:name="description"/>
+    <w:bookmarkEnd w:id="30"/>
+    <w:bookmarkStart w:id="31" w:name="description"/>
     <w:p>
       <w:pPr>
         <w:pStyle w:val="berschrift2"/>
@@ -378,7 +419,7 @@
         <w:t xml:space="preserve"> </w:t>
       </w:r>
       <w:r>
-        <w:t xml:space="preserve">1.0.0-draft</w:t>
+        <w:t xml:space="preserve">1.0.1-draft</w:t>
       </w:r>
     </w:p>
     <w:p>
@@ -399,8 +440,8 @@
         <w:t xml:space="preserve">Data collected by Synthetic Aperture Radar sensors</w:t>
       </w:r>
     </w:p>
-    <w:bookmarkEnd w:id="29"/>
-    <w:bookmarkStart w:id="30" w:name="background"/>
+    <w:bookmarkEnd w:id="31"/>
+    <w:bookmarkStart w:id="32" w:name="background"/>
     <w:p>
       <w:pPr>
         <w:pStyle w:val="berschrift2"/>
@@ -434,8 +475,8 @@
         <w:br w:type="page"/>
       </w:r>
     </w:p>
-    <w:bookmarkEnd w:id="30"/>
-    <w:bookmarkStart w:id="31" w:name="definitions-and-abbreviations"/>
+    <w:bookmarkEnd w:id="32"/>
+    <w:bookmarkStart w:id="33" w:name="definitions-and-abbreviations"/>
     <w:p>
       <w:pPr>
         <w:pStyle w:val="berschrift2"/>
@@ -689,8 +730,8 @@
         <w:br w:type="page"/>
       </w:r>
     </w:p>
-    <w:bookmarkEnd w:id="31"/>
-    <w:bookmarkStart w:id="192" w:name="requirements"/>
+    <w:bookmarkEnd w:id="33"/>
+    <w:bookmarkStart w:id="194" w:name="requirements"/>
     <w:p>
       <w:pPr>
         <w:pStyle w:val="berschrift2"/>
@@ -745,7 +786,7 @@
         <w:t xml:space="preserve">Instead, use the textual identifier that is provided below the title.</w:t>
       </w:r>
     </w:p>
-    <w:bookmarkStart w:id="100" w:name="sec:meta"/>
+    <w:bookmarkStart w:id="102" w:name="sec:meta"/>
     <w:p>
       <w:pPr>
         <w:pStyle w:val="berschrift3"/>
@@ -799,7 +840,7 @@
         <w:t xml:space="preserve">suitability of the dataset, and must meet the requirements listed below.</w:t>
       </w:r>
     </w:p>
-    <w:bookmarkStart w:id="35" w:name="sec:meta-trace-sr"/>
+    <w:bookmarkStart w:id="37" w:name="sec:meta-trace-sr"/>
     <w:p>
       <w:pPr>
         <w:pStyle w:val="berschrift4"/>
@@ -834,7 +875,7 @@
         <w:t xml:space="preserve">meta-trace-sr</w:t>
       </w:r>
     </w:p>
-    <w:bookmarkStart w:id="32" w:name="threshold-requirements"/>
+    <w:bookmarkStart w:id="34" w:name="threshold-requirements"/>
     <w:p>
       <w:pPr>
         <w:pStyle w:val="berschrift5"/>
@@ -854,8 +895,8 @@
         <w:t xml:space="preserve"> </w:t>
       </w:r>
     </w:p>
-    <w:bookmarkEnd w:id="32"/>
-    <w:bookmarkStart w:id="33" w:name="goal-requirements"/>
+    <w:bookmarkEnd w:id="34"/>
+    <w:bookmarkStart w:id="35" w:name="goal-requirements"/>
     <w:p>
       <w:pPr>
         <w:pStyle w:val="berschrift5"/>
@@ -921,8 +962,8 @@
         <w:t xml:space="preserve">Information on traceability should be available in the metadata as a single DOI landing page.</w:t>
       </w:r>
     </w:p>
-    <w:bookmarkEnd w:id="33"/>
-    <w:bookmarkStart w:id="34" w:name="assessment"/>
+    <w:bookmarkEnd w:id="35"/>
+    <w:bookmarkStart w:id="36" w:name="assessment"/>
     <w:p>
       <w:pPr>
         <w:pStyle w:val="berschrift5"/>
@@ -986,9 +1027,9 @@
         </w:pict>
       </w:r>
     </w:p>
-    <w:bookmarkEnd w:id="34"/>
-    <w:bookmarkEnd w:id="35"/>
-    <w:bookmarkStart w:id="39" w:name="sec:meta-memare-optical"/>
+    <w:bookmarkEnd w:id="36"/>
+    <w:bookmarkEnd w:id="37"/>
+    <w:bookmarkStart w:id="41" w:name="sec:meta-memare-optical"/>
     <w:p>
       <w:pPr>
         <w:pStyle w:val="berschrift4"/>
@@ -1023,7 +1064,7 @@
         <w:t xml:space="preserve">meta-memare-optical</w:t>
       </w:r>
     </w:p>
-    <w:bookmarkStart w:id="36" w:name="threshold-requirements-1"/>
+    <w:bookmarkStart w:id="38" w:name="threshold-requirements-1"/>
     <w:p>
       <w:pPr>
         <w:pStyle w:val="berschrift5"/>
@@ -1040,8 +1081,8 @@
         <w:t xml:space="preserve">Metadata is provided in a structure that enables a computer algorithm to be used to consistently and automatically identify and extract each component part for further use.</w:t>
       </w:r>
     </w:p>
-    <w:bookmarkEnd w:id="36"/>
-    <w:bookmarkStart w:id="37" w:name="goal-requirements-1"/>
+    <w:bookmarkEnd w:id="38"/>
+    <w:bookmarkStart w:id="39" w:name="goal-requirements-1"/>
     <w:p>
       <w:pPr>
         <w:pStyle w:val="berschrift5"/>
@@ -1058,8 +1099,8 @@
         <w:t xml:space="preserve">As threshold, but metadata should be provided in a community endorsed standard that facilitates machine-readability, such as ISO 19115-2.</w:t>
       </w:r>
     </w:p>
-    <w:bookmarkEnd w:id="37"/>
-    <w:bookmarkStart w:id="38" w:name="assessment-1"/>
+    <w:bookmarkEnd w:id="39"/>
+    <w:bookmarkStart w:id="40" w:name="assessment-1"/>
     <w:p>
       <w:pPr>
         <w:pStyle w:val="berschrift5"/>
@@ -1123,9 +1164,9 @@
         </w:pict>
       </w:r>
     </w:p>
-    <w:bookmarkEnd w:id="38"/>
-    <w:bookmarkEnd w:id="39"/>
-    <w:bookmarkStart w:id="43" w:name="sec:meta-time-sr"/>
+    <w:bookmarkEnd w:id="40"/>
+    <w:bookmarkEnd w:id="41"/>
+    <w:bookmarkStart w:id="45" w:name="sec:meta-time-sr"/>
     <w:p>
       <w:pPr>
         <w:pStyle w:val="berschrift4"/>
@@ -1160,7 +1201,7 @@
         <w:t xml:space="preserve">meta-time-sr</w:t>
       </w:r>
     </w:p>
-    <w:bookmarkStart w:id="40" w:name="threshold-requirements-2"/>
+    <w:bookmarkStart w:id="42" w:name="threshold-requirements-2"/>
     <w:p>
       <w:pPr>
         <w:pStyle w:val="berschrift5"/>
@@ -1177,8 +1218,8 @@
         <w:t xml:space="preserve">The data collection time is identified in the metadata, expressed in date/time, to the second, with the time offset from UTC unambiguously identified.</w:t>
       </w:r>
     </w:p>
-    <w:bookmarkEnd w:id="40"/>
-    <w:bookmarkStart w:id="41" w:name="goal-requirements-2"/>
+    <w:bookmarkEnd w:id="42"/>
+    <w:bookmarkStart w:id="43" w:name="goal-requirements-2"/>
     <w:p>
       <w:pPr>
         <w:pStyle w:val="berschrift5"/>
@@ -1195,8 +1236,8 @@
         <w:t xml:space="preserve">Acquisition time for each pixel is identified (or can be reliably determined) in the metadata, expressed in date/time at UTC, to the second.</w:t>
       </w:r>
     </w:p>
-    <w:bookmarkEnd w:id="41"/>
-    <w:bookmarkStart w:id="42" w:name="assessment-2"/>
+    <w:bookmarkEnd w:id="43"/>
+    <w:bookmarkStart w:id="44" w:name="assessment-2"/>
     <w:p>
       <w:pPr>
         <w:pStyle w:val="berschrift5"/>
@@ -1260,9 +1301,9 @@
         </w:pict>
       </w:r>
     </w:p>
-    <w:bookmarkEnd w:id="42"/>
-    <w:bookmarkEnd w:id="43"/>
-    <w:bookmarkStart w:id="47" w:name="sec:meta-geoarea-optical"/>
+    <w:bookmarkEnd w:id="44"/>
+    <w:bookmarkEnd w:id="45"/>
+    <w:bookmarkStart w:id="49" w:name="sec:meta-geoarea-optical"/>
     <w:p>
       <w:pPr>
         <w:pStyle w:val="berschrift4"/>
@@ -1297,7 +1338,7 @@
         <w:t xml:space="preserve">meta-geoarea-optical</w:t>
       </w:r>
     </w:p>
-    <w:bookmarkStart w:id="44" w:name="threshold-requirements-3"/>
+    <w:bookmarkStart w:id="46" w:name="threshold-requirements-3"/>
     <w:p>
       <w:pPr>
         <w:pStyle w:val="berschrift5"/>
@@ -1314,8 +1355,8 @@
         <w:t xml:space="preserve">The surface location to which the data relates is identified, typically as a series of four corner points, expressed in an accepted coordinate reference system (e.g., WGS84).</w:t>
       </w:r>
     </w:p>
-    <w:bookmarkEnd w:id="44"/>
-    <w:bookmarkStart w:id="45" w:name="goal-requirements-3"/>
+    <w:bookmarkEnd w:id="46"/>
+    <w:bookmarkStart w:id="47" w:name="goal-requirements-3"/>
     <w:p>
       <w:pPr>
         <w:pStyle w:val="berschrift5"/>
@@ -1332,8 +1373,8 @@
         <w:t xml:space="preserve">The geographic area covered by the observations is identified specifically, such as through a set of coordinates of a closely bounding polygon. The location to which each pixel refers is identified (or can be reliably determined) with the projection system (if any) and reference datum provided.</w:t>
       </w:r>
     </w:p>
-    <w:bookmarkEnd w:id="45"/>
-    <w:bookmarkStart w:id="46" w:name="assessment-3"/>
+    <w:bookmarkEnd w:id="47"/>
+    <w:bookmarkStart w:id="48" w:name="assessment-3"/>
     <w:p>
       <w:pPr>
         <w:pStyle w:val="berschrift5"/>
@@ -1397,9 +1438,9 @@
         </w:pict>
       </w:r>
     </w:p>
-    <w:bookmarkEnd w:id="46"/>
-    <w:bookmarkEnd w:id="47"/>
-    <w:bookmarkStart w:id="51" w:name="sec:meta-crs-optical"/>
+    <w:bookmarkEnd w:id="48"/>
+    <w:bookmarkEnd w:id="49"/>
+    <w:bookmarkStart w:id="53" w:name="sec:meta-crs-optical"/>
     <w:p>
       <w:pPr>
         <w:pStyle w:val="berschrift4"/>
@@ -1434,7 +1475,7 @@
         <w:t xml:space="preserve">meta-crs-optical</w:t>
       </w:r>
     </w:p>
-    <w:bookmarkStart w:id="48" w:name="threshold-requirements-4"/>
+    <w:bookmarkStart w:id="50" w:name="threshold-requirements-4"/>
     <w:p>
       <w:pPr>
         <w:pStyle w:val="berschrift5"/>
@@ -1451,8 +1492,8 @@
         <w:t xml:space="preserve">The metadata lists the coordinate reference system that has been used.</w:t>
       </w:r>
     </w:p>
-    <w:bookmarkEnd w:id="48"/>
-    <w:bookmarkStart w:id="49" w:name="goal-requirements-4"/>
+    <w:bookmarkEnd w:id="50"/>
+    <w:bookmarkStart w:id="51" w:name="goal-requirements-4"/>
     <w:p>
       <w:pPr>
         <w:pStyle w:val="berschrift5"/>
@@ -1472,8 +1513,8 @@
         <w:t xml:space="preserve"> </w:t>
       </w:r>
     </w:p>
-    <w:bookmarkEnd w:id="49"/>
-    <w:bookmarkStart w:id="50" w:name="assessment-4"/>
+    <w:bookmarkEnd w:id="51"/>
+    <w:bookmarkStart w:id="52" w:name="assessment-4"/>
     <w:p>
       <w:pPr>
         <w:pStyle w:val="berschrift5"/>
@@ -1537,9 +1578,9 @@
         </w:pict>
       </w:r>
     </w:p>
-    <w:bookmarkEnd w:id="50"/>
-    <w:bookmarkEnd w:id="51"/>
-    <w:bookmarkStart w:id="55" w:name="sec:meta-mapproj-nlsr"/>
+    <w:bookmarkEnd w:id="52"/>
+    <w:bookmarkEnd w:id="53"/>
+    <w:bookmarkStart w:id="57" w:name="sec:meta-mapproj-nlsr"/>
     <w:p>
       <w:pPr>
         <w:pStyle w:val="berschrift4"/>
@@ -1574,7 +1615,7 @@
         <w:t xml:space="preserve">meta-mapproj-nlsr</w:t>
       </w:r>
     </w:p>
-    <w:bookmarkStart w:id="52" w:name="threshold-requirements-5"/>
+    <w:bookmarkStart w:id="54" w:name="threshold-requirements-5"/>
     <w:p>
       <w:pPr>
         <w:pStyle w:val="berschrift5"/>
@@ -1591,8 +1632,8 @@
         <w:t xml:space="preserve">The metadata lists the map projection that has been used and any relevant parameters required in relation to use of data in that map projection.</w:t>
       </w:r>
     </w:p>
-    <w:bookmarkEnd w:id="52"/>
-    <w:bookmarkStart w:id="53" w:name="goal-requirements-5"/>
+    <w:bookmarkEnd w:id="54"/>
+    <w:bookmarkStart w:id="55" w:name="goal-requirements-5"/>
     <w:p>
       <w:pPr>
         <w:pStyle w:val="berschrift5"/>
@@ -1612,8 +1653,8 @@
         <w:t xml:space="preserve"> </w:t>
       </w:r>
     </w:p>
-    <w:bookmarkEnd w:id="53"/>
-    <w:bookmarkStart w:id="54" w:name="assessment-5"/>
+    <w:bookmarkEnd w:id="55"/>
+    <w:bookmarkStart w:id="56" w:name="assessment-5"/>
     <w:p>
       <w:pPr>
         <w:pStyle w:val="berschrift5"/>
@@ -1677,9 +1718,9 @@
         </w:pict>
       </w:r>
     </w:p>
-    <w:bookmarkEnd w:id="54"/>
-    <w:bookmarkEnd w:id="55"/>
-    <w:bookmarkStart w:id="59" w:name="sec:meta-geocorm-sr"/>
+    <w:bookmarkEnd w:id="56"/>
+    <w:bookmarkEnd w:id="57"/>
+    <w:bookmarkStart w:id="61" w:name="sec:meta-geocorm-sr"/>
     <w:p>
       <w:pPr>
         <w:pStyle w:val="berschrift4"/>
@@ -1714,7 +1755,7 @@
         <w:t xml:space="preserve">meta-geocorm-sr</w:t>
       </w:r>
     </w:p>
-    <w:bookmarkStart w:id="56" w:name="threshold-requirements-6"/>
+    <w:bookmarkStart w:id="58" w:name="threshold-requirements-6"/>
     <w:p>
       <w:pPr>
         <w:pStyle w:val="berschrift5"/>
@@ -1734,8 +1775,8 @@
         <w:t xml:space="preserve"> </w:t>
       </w:r>
     </w:p>
-    <w:bookmarkEnd w:id="56"/>
-    <w:bookmarkStart w:id="57" w:name="goal-requirements-6"/>
+    <w:bookmarkEnd w:id="58"/>
+    <w:bookmarkStart w:id="59" w:name="goal-requirements-6"/>
     <w:p>
       <w:pPr>
         <w:pStyle w:val="berschrift5"/>
@@ -1752,8 +1793,8 @@
         <w:t xml:space="preserve">Information on geometric correction methods should be available in the metadata as a single DOI landing page, including reference database and auxiliary data such as elevation model(s) and reference chip-sets.</w:t>
       </w:r>
     </w:p>
-    <w:bookmarkEnd w:id="57"/>
-    <w:bookmarkStart w:id="58" w:name="assessment-6"/>
+    <w:bookmarkEnd w:id="59"/>
+    <w:bookmarkStart w:id="60" w:name="assessment-6"/>
     <w:p>
       <w:pPr>
         <w:pStyle w:val="berschrift5"/>
@@ -1817,9 +1858,9 @@
         </w:pict>
       </w:r>
     </w:p>
-    <w:bookmarkEnd w:id="58"/>
-    <w:bookmarkEnd w:id="59"/>
-    <w:bookmarkStart w:id="63" w:name="sec:meta-geoacc-sr"/>
+    <w:bookmarkEnd w:id="60"/>
+    <w:bookmarkEnd w:id="61"/>
+    <w:bookmarkStart w:id="65" w:name="sec:meta-geoacc-sr"/>
     <w:p>
       <w:pPr>
         <w:pStyle w:val="berschrift4"/>
@@ -1854,7 +1895,7 @@
         <w:t xml:space="preserve">meta-geoacc-sr</w:t>
       </w:r>
     </w:p>
-    <w:bookmarkStart w:id="60" w:name="threshold-requirements-7"/>
+    <w:bookmarkStart w:id="62" w:name="threshold-requirements-7"/>
     <w:p>
       <w:pPr>
         <w:pStyle w:val="berschrift5"/>
@@ -1874,8 +1915,8 @@
         <w:t xml:space="preserve"> </w:t>
       </w:r>
     </w:p>
-    <w:bookmarkEnd w:id="60"/>
-    <w:bookmarkStart w:id="61" w:name="goal-requirements-7"/>
+    <w:bookmarkEnd w:id="62"/>
+    <w:bookmarkStart w:id="63" w:name="goal-requirements-7"/>
     <w:p>
       <w:pPr>
         <w:pStyle w:val="berschrift5"/>
@@ -1924,8 +1965,8 @@
         <w:t xml:space="preserve">Information on geometric accuracy of the data should be available in the metadata as a single DOI landing page.</w:t>
       </w:r>
     </w:p>
-    <w:bookmarkEnd w:id="61"/>
-    <w:bookmarkStart w:id="62" w:name="assessment-7"/>
+    <w:bookmarkEnd w:id="63"/>
+    <w:bookmarkStart w:id="64" w:name="assessment-7"/>
     <w:p>
       <w:pPr>
         <w:pStyle w:val="berschrift5"/>
@@ -1989,9 +2030,9 @@
         </w:pict>
       </w:r>
     </w:p>
-    <w:bookmarkEnd w:id="62"/>
-    <w:bookmarkEnd w:id="63"/>
-    <w:bookmarkStart w:id="67" w:name="sec:meta-instru-optical"/>
+    <w:bookmarkEnd w:id="64"/>
+    <w:bookmarkEnd w:id="65"/>
+    <w:bookmarkStart w:id="69" w:name="sec:meta-instru-optical"/>
     <w:p>
       <w:pPr>
         <w:pStyle w:val="berschrift4"/>
@@ -2026,7 +2067,7 @@
         <w:t xml:space="preserve">meta-instru-optical</w:t>
       </w:r>
     </w:p>
-    <w:bookmarkStart w:id="64" w:name="threshold-requirements-8"/>
+    <w:bookmarkStart w:id="66" w:name="threshold-requirements-8"/>
     <w:p>
       <w:pPr>
         <w:pStyle w:val="berschrift5"/>
@@ -2043,8 +2084,8 @@
         <w:t xml:space="preserve">The instrument used to collect the data is identified in the metadata.</w:t>
       </w:r>
     </w:p>
-    <w:bookmarkEnd w:id="64"/>
-    <w:bookmarkStart w:id="65" w:name="goal-requirements-8"/>
+    <w:bookmarkEnd w:id="66"/>
+    <w:bookmarkStart w:id="67" w:name="goal-requirements-8"/>
     <w:p>
       <w:pPr>
         <w:pStyle w:val="berschrift5"/>
@@ -2061,8 +2102,8 @@
         <w:t xml:space="preserve">As threshold, but information should be available in the metadata as a single DOI landing page with references to the relevant CEOS Missions, Instruments, and Measurements Database record.</w:t>
       </w:r>
     </w:p>
-    <w:bookmarkEnd w:id="65"/>
-    <w:bookmarkStart w:id="66" w:name="assessment-8"/>
+    <w:bookmarkEnd w:id="67"/>
+    <w:bookmarkStart w:id="68" w:name="assessment-8"/>
     <w:p>
       <w:pPr>
         <w:pStyle w:val="berschrift5"/>
@@ -2126,9 +2167,9 @@
         </w:pict>
       </w:r>
     </w:p>
-    <w:bookmarkEnd w:id="66"/>
-    <w:bookmarkEnd w:id="67"/>
-    <w:bookmarkStart w:id="71" w:name="sec:meta-specband"/>
+    <w:bookmarkEnd w:id="68"/>
+    <w:bookmarkEnd w:id="69"/>
+    <w:bookmarkStart w:id="73" w:name="sec:meta-specband"/>
     <w:p>
       <w:pPr>
         <w:pStyle w:val="berschrift4"/>
@@ -2163,7 +2204,7 @@
         <w:t xml:space="preserve">meta-specband</w:t>
       </w:r>
     </w:p>
-    <w:bookmarkStart w:id="68" w:name="threshold-requirements-9"/>
+    <w:bookmarkStart w:id="70" w:name="threshold-requirements-9"/>
     <w:p>
       <w:pPr>
         <w:pStyle w:val="berschrift5"/>
@@ -2180,8 +2221,8 @@
         <w:t xml:space="preserve">The central wavelength for each band for which data is included is identified in the metadata, expressed in SI units.</w:t>
       </w:r>
     </w:p>
-    <w:bookmarkEnd w:id="68"/>
-    <w:bookmarkStart w:id="69" w:name="goal-requirements-9"/>
+    <w:bookmarkEnd w:id="70"/>
+    <w:bookmarkStart w:id="71" w:name="goal-requirements-9"/>
     <w:p>
       <w:pPr>
         <w:pStyle w:val="berschrift5"/>
@@ -2224,8 +2265,8 @@
         <w:t xml:space="preserve">Information on spectral bands should be available in the metadata as a single DOI landing page.</w:t>
       </w:r>
     </w:p>
-    <w:bookmarkEnd w:id="69"/>
-    <w:bookmarkStart w:id="70" w:name="assessment-9"/>
+    <w:bookmarkEnd w:id="71"/>
+    <w:bookmarkStart w:id="72" w:name="assessment-9"/>
     <w:p>
       <w:pPr>
         <w:pStyle w:val="berschrift5"/>
@@ -2289,9 +2330,9 @@
         </w:pict>
       </w:r>
     </w:p>
-    <w:bookmarkEnd w:id="70"/>
-    <w:bookmarkEnd w:id="71"/>
-    <w:bookmarkStart w:id="75" w:name="sec:meta-sencal-optical"/>
+    <w:bookmarkEnd w:id="72"/>
+    <w:bookmarkEnd w:id="73"/>
+    <w:bookmarkStart w:id="77" w:name="sec:meta-sencal-optical"/>
     <w:p>
       <w:pPr>
         <w:pStyle w:val="berschrift4"/>
@@ -2326,7 +2367,7 @@
         <w:t xml:space="preserve">meta-sencal-optical</w:t>
       </w:r>
     </w:p>
-    <w:bookmarkStart w:id="72" w:name="threshold-requirements-10"/>
+    <w:bookmarkStart w:id="74" w:name="threshold-requirements-10"/>
     <w:p>
       <w:pPr>
         <w:pStyle w:val="berschrift5"/>
@@ -2346,8 +2387,8 @@
         <w:t xml:space="preserve"> </w:t>
       </w:r>
     </w:p>
-    <w:bookmarkEnd w:id="72"/>
-    <w:bookmarkStart w:id="73" w:name="goal-requirements-10"/>
+    <w:bookmarkEnd w:id="74"/>
+    <w:bookmarkStart w:id="75" w:name="goal-requirements-10"/>
     <w:p>
       <w:pPr>
         <w:pStyle w:val="berschrift5"/>
@@ -2390,8 +2431,8 @@
         <w:t xml:space="preserve">Information on sensory calibration should be available in the metadata as a single DOI landing page.</w:t>
       </w:r>
     </w:p>
-    <w:bookmarkEnd w:id="73"/>
-    <w:bookmarkStart w:id="74" w:name="assessment-10"/>
+    <w:bookmarkEnd w:id="75"/>
+    <w:bookmarkStart w:id="76" w:name="assessment-10"/>
     <w:p>
       <w:pPr>
         <w:pStyle w:val="berschrift5"/>
@@ -2455,9 +2496,9 @@
         </w:pict>
       </w:r>
     </w:p>
-    <w:bookmarkEnd w:id="74"/>
-    <w:bookmarkEnd w:id="75"/>
-    <w:bookmarkStart w:id="79" w:name="sec:meta-radacc-sr"/>
+    <w:bookmarkEnd w:id="76"/>
+    <w:bookmarkEnd w:id="77"/>
+    <w:bookmarkStart w:id="81" w:name="sec:meta-radacc-sr"/>
     <w:p>
       <w:pPr>
         <w:pStyle w:val="berschrift4"/>
@@ -2492,7 +2533,7 @@
         <w:t xml:space="preserve">meta-radacc-sr</w:t>
       </w:r>
     </w:p>
-    <w:bookmarkStart w:id="76" w:name="threshold-requirements-11"/>
+    <w:bookmarkStart w:id="78" w:name="threshold-requirements-11"/>
     <w:p>
       <w:pPr>
         <w:pStyle w:val="berschrift5"/>
@@ -2512,8 +2553,8 @@
         <w:t xml:space="preserve"> </w:t>
       </w:r>
     </w:p>
-    <w:bookmarkEnd w:id="76"/>
-    <w:bookmarkStart w:id="77" w:name="goal-requirements-11"/>
+    <w:bookmarkEnd w:id="78"/>
+    <w:bookmarkStart w:id="79" w:name="goal-requirements-11"/>
     <w:p>
       <w:pPr>
         <w:pStyle w:val="berschrift5"/>
@@ -2550,8 +2591,8 @@
         <w:t xml:space="preserve">Information on radiometric accuracy should be available in the metadata as a single DOI landing page.</w:t>
       </w:r>
     </w:p>
-    <w:bookmarkEnd w:id="77"/>
-    <w:bookmarkStart w:id="78" w:name="assessment-11"/>
+    <w:bookmarkEnd w:id="79"/>
+    <w:bookmarkStart w:id="80" w:name="assessment-11"/>
     <w:p>
       <w:pPr>
         <w:pStyle w:val="berschrift5"/>
@@ -2615,9 +2656,9 @@
         </w:pict>
       </w:r>
     </w:p>
-    <w:bookmarkEnd w:id="78"/>
-    <w:bookmarkEnd w:id="79"/>
-    <w:bookmarkStart w:id="83" w:name="sec:meta-malgos-sr"/>
+    <w:bookmarkEnd w:id="80"/>
+    <w:bookmarkEnd w:id="81"/>
+    <w:bookmarkStart w:id="85" w:name="sec:meta-malgos-sr"/>
     <w:p>
       <w:pPr>
         <w:pStyle w:val="berschrift4"/>
@@ -2652,7 +2693,7 @@
         <w:t xml:space="preserve">meta-malgos-sr</w:t>
       </w:r>
     </w:p>
-    <w:bookmarkStart w:id="80" w:name="threshold-requirements-12"/>
+    <w:bookmarkStart w:id="82" w:name="threshold-requirements-12"/>
     <w:p>
       <w:pPr>
         <w:pStyle w:val="berschrift5"/>
@@ -2695,8 +2736,8 @@
         <w:t xml:space="preserve">Information on algorithms should be available in the metadata as a single DOI landing page.</w:t>
       </w:r>
     </w:p>
-    <w:bookmarkEnd w:id="80"/>
-    <w:bookmarkStart w:id="81" w:name="goal-requirements-12"/>
+    <w:bookmarkEnd w:id="82"/>
+    <w:bookmarkStart w:id="83" w:name="goal-requirements-12"/>
     <w:p>
       <w:pPr>
         <w:pStyle w:val="berschrift5"/>
@@ -2745,8 +2786,8 @@
         <w:t xml:space="preserve">Information on algorithms should be available in the metadata as a single DOI landing page.</w:t>
       </w:r>
     </w:p>
-    <w:bookmarkEnd w:id="81"/>
-    <w:bookmarkStart w:id="82" w:name="assessment-12"/>
+    <w:bookmarkEnd w:id="83"/>
+    <w:bookmarkStart w:id="84" w:name="assessment-12"/>
     <w:p>
       <w:pPr>
         <w:pStyle w:val="berschrift5"/>
@@ -2810,9 +2851,9 @@
         </w:pict>
       </w:r>
     </w:p>
-    <w:bookmarkEnd w:id="82"/>
-    <w:bookmarkEnd w:id="83"/>
-    <w:bookmarkStart w:id="87" w:name="sec:meta-auxdat-optical"/>
+    <w:bookmarkEnd w:id="84"/>
+    <w:bookmarkEnd w:id="85"/>
+    <w:bookmarkStart w:id="89" w:name="sec:meta-auxdat-optical"/>
     <w:p>
       <w:pPr>
         <w:pStyle w:val="berschrift4"/>
@@ -2847,7 +2888,7 @@
         <w:t xml:space="preserve">meta-auxdat-optical</w:t>
       </w:r>
     </w:p>
-    <w:bookmarkStart w:id="84" w:name="threshold-requirements-13"/>
+    <w:bookmarkStart w:id="86" w:name="threshold-requirements-13"/>
     <w:p>
       <w:pPr>
         <w:pStyle w:val="berschrift5"/>
@@ -2884,8 +2925,8 @@
         <w:t xml:space="preserve">Auxiliary data includes DEMs, aerosols, etc. data sources.</w:t>
       </w:r>
     </w:p>
-    <w:bookmarkEnd w:id="84"/>
-    <w:bookmarkStart w:id="85" w:name="goal-requirements-13"/>
+    <w:bookmarkEnd w:id="86"/>
+    <w:bookmarkStart w:id="87" w:name="goal-requirements-13"/>
     <w:p>
       <w:pPr>
         <w:pStyle w:val="berschrift5"/>
@@ -2902,8 +2943,8 @@
         <w:t xml:space="preserve">As threshold, but information on auxiliary data should be available in the metadata as a single DOI landing page and is also available for free online download, contemporaneously with the product or through a link to the source.</w:t>
       </w:r>
     </w:p>
-    <w:bookmarkEnd w:id="85"/>
-    <w:bookmarkStart w:id="86" w:name="assessment-13"/>
+    <w:bookmarkEnd w:id="87"/>
+    <w:bookmarkStart w:id="88" w:name="assessment-13"/>
     <w:p>
       <w:pPr>
         <w:pStyle w:val="berschrift5"/>
@@ -2967,9 +3008,9 @@
         </w:pict>
       </w:r>
     </w:p>
-    <w:bookmarkEnd w:id="86"/>
-    <w:bookmarkEnd w:id="87"/>
-    <w:bookmarkStart w:id="91" w:name="sec:meta-proprov-nlsr"/>
+    <w:bookmarkEnd w:id="88"/>
+    <w:bookmarkEnd w:id="89"/>
+    <w:bookmarkStart w:id="93" w:name="sec:meta-proprov-nlsr"/>
     <w:p>
       <w:pPr>
         <w:pStyle w:val="berschrift4"/>
@@ -3004,7 +3045,7 @@
         <w:t xml:space="preserve">meta-proprov-nlsr</w:t>
       </w:r>
     </w:p>
-    <w:bookmarkStart w:id="88" w:name="threshold-requirements-14"/>
+    <w:bookmarkStart w:id="90" w:name="threshold-requirements-14"/>
     <w:p>
       <w:pPr>
         <w:pStyle w:val="berschrift5"/>
@@ -3024,8 +3065,8 @@
         <w:t xml:space="preserve"> </w:t>
       </w:r>
     </w:p>
-    <w:bookmarkEnd w:id="88"/>
-    <w:bookmarkStart w:id="89" w:name="goal-requirements-14"/>
+    <w:bookmarkEnd w:id="90"/>
+    <w:bookmarkStart w:id="91" w:name="goal-requirements-14"/>
     <w:p>
       <w:pPr>
         <w:pStyle w:val="berschrift5"/>
@@ -3042,8 +3083,8 @@
         <w:t xml:space="preserve">Information on processing chain provenance should be available in the metadata as a single DOI landing page containing detailed description of the processing steps used to generate the product, the organization that performed the processing, and the versions of software used, giving full transparency to the users.</w:t>
       </w:r>
     </w:p>
-    <w:bookmarkEnd w:id="89"/>
-    <w:bookmarkStart w:id="90" w:name="assessment-14"/>
+    <w:bookmarkEnd w:id="91"/>
+    <w:bookmarkStart w:id="92" w:name="assessment-14"/>
     <w:p>
       <w:pPr>
         <w:pStyle w:val="berschrift5"/>
@@ -3107,9 +3148,9 @@
         </w:pict>
       </w:r>
     </w:p>
-    <w:bookmarkEnd w:id="90"/>
-    <w:bookmarkEnd w:id="91"/>
-    <w:bookmarkStart w:id="95" w:name="sec:meta-daccess"/>
+    <w:bookmarkEnd w:id="92"/>
+    <w:bookmarkEnd w:id="93"/>
+    <w:bookmarkStart w:id="97" w:name="sec:meta-daccess"/>
     <w:p>
       <w:pPr>
         <w:pStyle w:val="berschrift4"/>
@@ -3144,7 +3185,7 @@
         <w:t xml:space="preserve">meta-daccess</w:t>
       </w:r>
     </w:p>
-    <w:bookmarkStart w:id="92" w:name="threshold-requirements-15"/>
+    <w:bookmarkStart w:id="94" w:name="threshold-requirements-15"/>
     <w:p>
       <w:pPr>
         <w:pStyle w:val="berschrift5"/>
@@ -3181,8 +3222,8 @@
         <w:t xml:space="preserve">Manual and offline interaction action (e.g., login) may be required.</w:t>
       </w:r>
     </w:p>
-    <w:bookmarkEnd w:id="92"/>
-    <w:bookmarkStart w:id="93" w:name="goal-requirements-15"/>
+    <w:bookmarkEnd w:id="94"/>
+    <w:bookmarkStart w:id="95" w:name="goal-requirements-15"/>
     <w:p>
       <w:pPr>
         <w:pStyle w:val="berschrift5"/>
@@ -3202,8 +3243,8 @@
         <w:t xml:space="preserve"> </w:t>
       </w:r>
     </w:p>
-    <w:bookmarkEnd w:id="93"/>
-    <w:bookmarkStart w:id="94" w:name="assessment-15"/>
+    <w:bookmarkEnd w:id="95"/>
+    <w:bookmarkStart w:id="96" w:name="assessment-15"/>
     <w:p>
       <w:pPr>
         <w:pStyle w:val="berschrift5"/>
@@ -3267,9 +3308,9 @@
         </w:pict>
       </w:r>
     </w:p>
-    <w:bookmarkEnd w:id="94"/>
-    <w:bookmarkEnd w:id="95"/>
-    <w:bookmarkStart w:id="99" w:name="sec:meta-odqual-sr"/>
+    <w:bookmarkEnd w:id="96"/>
+    <w:bookmarkEnd w:id="97"/>
+    <w:bookmarkStart w:id="101" w:name="sec:meta-odqual-sr"/>
     <w:p>
       <w:pPr>
         <w:pStyle w:val="berschrift4"/>
@@ -3304,7 +3345,7 @@
         <w:t xml:space="preserve">meta-odqual-sr</w:t>
       </w:r>
     </w:p>
-    <w:bookmarkStart w:id="96" w:name="threshold-requirements-16"/>
+    <w:bookmarkStart w:id="98" w:name="threshold-requirements-16"/>
     <w:p>
       <w:pPr>
         <w:pStyle w:val="berschrift5"/>
@@ -3324,8 +3365,8 @@
         <w:t xml:space="preserve"> </w:t>
       </w:r>
     </w:p>
-    <w:bookmarkEnd w:id="96"/>
-    <w:bookmarkStart w:id="97" w:name="goal-requirements-16"/>
+    <w:bookmarkEnd w:id="98"/>
+    <w:bookmarkStart w:id="99" w:name="goal-requirements-16"/>
     <w:p>
       <w:pPr>
         <w:pStyle w:val="berschrift5"/>
@@ -3354,8 +3395,8 @@
         <w:t xml:space="preserve">Proportion of observations over land (c.f. ocean) affected by non-target phenomena, e.g., cloud and cloud shadows</w:t>
       </w:r>
     </w:p>
-    <w:bookmarkEnd w:id="97"/>
-    <w:bookmarkStart w:id="98" w:name="assessment-16"/>
+    <w:bookmarkEnd w:id="99"/>
+    <w:bookmarkStart w:id="100" w:name="assessment-16"/>
     <w:p>
       <w:pPr>
         <w:pStyle w:val="berschrift5"/>
@@ -3412,10 +3453,10 @@
         <w:t xml:space="preserve">Recommended Requirement Modification:</w:t>
       </w:r>
     </w:p>
-    <w:bookmarkEnd w:id="98"/>
-    <w:bookmarkEnd w:id="99"/>
     <w:bookmarkEnd w:id="100"/>
-    <w:bookmarkStart w:id="161" w:name="sec:pxl"/>
+    <w:bookmarkEnd w:id="101"/>
+    <w:bookmarkEnd w:id="102"/>
+    <w:bookmarkStart w:id="163" w:name="sec:pxl"/>
     <w:p>
       <w:pPr>
         <w:pStyle w:val="berschrift3"/>
@@ -3469,7 +3510,7 @@
         <w:t xml:space="preserve">(choose) observations on the basis of their individual suitability for application.</w:t>
       </w:r>
     </w:p>
-    <w:bookmarkStart w:id="104" w:name="sec:pxl-pimemare"/>
+    <w:bookmarkStart w:id="106" w:name="sec:pxl-pimemare"/>
     <w:p>
       <w:pPr>
         <w:pStyle w:val="berschrift4"/>
@@ -3504,7 +3545,7 @@
         <w:t xml:space="preserve">pxl-pimemare</w:t>
       </w:r>
     </w:p>
-    <w:bookmarkStart w:id="101" w:name="threshold-requirements-17"/>
+    <w:bookmarkStart w:id="103" w:name="threshold-requirements-17"/>
     <w:p>
       <w:pPr>
         <w:pStyle w:val="berschrift5"/>
@@ -3521,8 +3562,8 @@
         <w:t xml:space="preserve">Metadata is provided in a structure that enables a computer algorithm to be used to consistently and automatically identify and extract each component part for further use.</w:t>
       </w:r>
     </w:p>
-    <w:bookmarkEnd w:id="101"/>
-    <w:bookmarkStart w:id="102" w:name="goal-requirements-17"/>
+    <w:bookmarkEnd w:id="103"/>
+    <w:bookmarkStart w:id="104" w:name="goal-requirements-17"/>
     <w:p>
       <w:pPr>
         <w:pStyle w:val="berschrift5"/>
@@ -3542,8 +3583,8 @@
         <w:t xml:space="preserve"> </w:t>
       </w:r>
     </w:p>
-    <w:bookmarkEnd w:id="102"/>
-    <w:bookmarkStart w:id="103" w:name="assessment-17"/>
+    <w:bookmarkEnd w:id="104"/>
+    <w:bookmarkStart w:id="105" w:name="assessment-17"/>
     <w:p>
       <w:pPr>
         <w:pStyle w:val="berschrift5"/>
@@ -3607,9 +3648,9 @@
         </w:pict>
       </w:r>
     </w:p>
-    <w:bookmarkEnd w:id="103"/>
-    <w:bookmarkEnd w:id="104"/>
-    <w:bookmarkStart w:id="108" w:name="sec:pxl-pinodat"/>
+    <w:bookmarkEnd w:id="105"/>
+    <w:bookmarkEnd w:id="106"/>
+    <w:bookmarkStart w:id="110" w:name="sec:pxl-pinodat"/>
     <w:p>
       <w:pPr>
         <w:pStyle w:val="berschrift4"/>
@@ -3644,7 +3685,7 @@
         <w:t xml:space="preserve">pxl-pinodat</w:t>
       </w:r>
     </w:p>
-    <w:bookmarkStart w:id="105" w:name="threshold-requirements-18"/>
+    <w:bookmarkStart w:id="107" w:name="threshold-requirements-18"/>
     <w:p>
       <w:pPr>
         <w:pStyle w:val="berschrift5"/>
@@ -3667,8 +3708,8 @@
         <w:t xml:space="preserve">) are flagged.</w:t>
       </w:r>
     </w:p>
-    <w:bookmarkEnd w:id="105"/>
-    <w:bookmarkStart w:id="106" w:name="goal-requirements-18"/>
+    <w:bookmarkEnd w:id="107"/>
+    <w:bookmarkStart w:id="108" w:name="goal-requirements-18"/>
     <w:p>
       <w:pPr>
         <w:pStyle w:val="berschrift5"/>
@@ -3688,8 +3729,8 @@
         <w:t xml:space="preserve"> </w:t>
       </w:r>
     </w:p>
-    <w:bookmarkEnd w:id="106"/>
-    <w:bookmarkStart w:id="107" w:name="assessment-18"/>
+    <w:bookmarkEnd w:id="108"/>
+    <w:bookmarkStart w:id="109" w:name="assessment-18"/>
     <w:p>
       <w:pPr>
         <w:pStyle w:val="berschrift5"/>
@@ -3753,9 +3794,9 @@
         </w:pict>
       </w:r>
     </w:p>
-    <w:bookmarkEnd w:id="107"/>
-    <w:bookmarkEnd w:id="108"/>
-    <w:bookmarkStart w:id="112" w:name="sec:pxl-pincot"/>
+    <w:bookmarkEnd w:id="109"/>
+    <w:bookmarkEnd w:id="110"/>
+    <w:bookmarkStart w:id="114" w:name="sec:pxl-pincot"/>
     <w:p>
       <w:pPr>
         <w:pStyle w:val="berschrift4"/>
@@ -3790,7 +3831,7 @@
         <w:t xml:space="preserve">pxl-pincot</w:t>
       </w:r>
     </w:p>
-    <w:bookmarkStart w:id="109" w:name="threshold-requirements-19"/>
+    <w:bookmarkStart w:id="111" w:name="threshold-requirements-19"/>
     <w:p>
       <w:pPr>
         <w:pStyle w:val="berschrift5"/>
@@ -3827,8 +3868,8 @@
         <w:t xml:space="preserve">This may be the result of missing ancillary data for a subset of the pixels.</w:t>
       </w:r>
     </w:p>
-    <w:bookmarkEnd w:id="109"/>
-    <w:bookmarkStart w:id="110" w:name="goal-requirements-19"/>
+    <w:bookmarkEnd w:id="111"/>
+    <w:bookmarkStart w:id="112" w:name="goal-requirements-19"/>
     <w:p>
       <w:pPr>
         <w:pStyle w:val="berschrift5"/>
@@ -3845,8 +3886,8 @@
         <w:t xml:space="preserve">The metadata identifies which tests have, and have not, been successfully completed for each pixel.</w:t>
       </w:r>
     </w:p>
-    <w:bookmarkEnd w:id="110"/>
-    <w:bookmarkStart w:id="111" w:name="assessment-19"/>
+    <w:bookmarkEnd w:id="112"/>
+    <w:bookmarkStart w:id="113" w:name="assessment-19"/>
     <w:p>
       <w:pPr>
         <w:pStyle w:val="berschrift5"/>
@@ -3910,9 +3951,9 @@
         </w:pict>
       </w:r>
     </w:p>
-    <w:bookmarkEnd w:id="111"/>
-    <w:bookmarkEnd w:id="112"/>
-    <w:bookmarkStart w:id="116" w:name="sec:pxl-pisatur"/>
+    <w:bookmarkEnd w:id="113"/>
+    <w:bookmarkEnd w:id="114"/>
+    <w:bookmarkStart w:id="118" w:name="sec:pxl-pisatur"/>
     <w:p>
       <w:pPr>
         <w:pStyle w:val="berschrift4"/>
@@ -3947,7 +3988,7 @@
         <w:t xml:space="preserve">pxl-pisatur</w:t>
       </w:r>
     </w:p>
-    <w:bookmarkStart w:id="113" w:name="threshold-requirements-20"/>
+    <w:bookmarkStart w:id="115" w:name="threshold-requirements-20"/>
     <w:p>
       <w:pPr>
         <w:pStyle w:val="berschrift5"/>
@@ -3964,8 +4005,8 @@
         <w:t xml:space="preserve">Metadata indicates where one or more pixel in the input spectral bands are saturated.</w:t>
       </w:r>
     </w:p>
-    <w:bookmarkEnd w:id="113"/>
-    <w:bookmarkStart w:id="114" w:name="goal-requirements-20"/>
+    <w:bookmarkEnd w:id="115"/>
+    <w:bookmarkStart w:id="116" w:name="goal-requirements-20"/>
     <w:p>
       <w:pPr>
         <w:pStyle w:val="berschrift5"/>
@@ -3982,8 +4023,8 @@
         <w:t xml:space="preserve">Metadata indicates which pixels are saturated for each spectral band.</w:t>
       </w:r>
     </w:p>
-    <w:bookmarkEnd w:id="114"/>
-    <w:bookmarkStart w:id="115" w:name="assessment-20"/>
+    <w:bookmarkEnd w:id="116"/>
+    <w:bookmarkStart w:id="117" w:name="assessment-20"/>
     <w:p>
       <w:pPr>
         <w:pStyle w:val="berschrift5"/>
@@ -4047,9 +4088,9 @@
         </w:pict>
       </w:r>
     </w:p>
-    <w:bookmarkEnd w:id="115"/>
-    <w:bookmarkEnd w:id="116"/>
-    <w:bookmarkStart w:id="120" w:name="sec:pxl-picloud"/>
+    <w:bookmarkEnd w:id="117"/>
+    <w:bookmarkEnd w:id="118"/>
+    <w:bookmarkStart w:id="122" w:name="sec:pxl-picloud"/>
     <w:p>
       <w:pPr>
         <w:pStyle w:val="berschrift4"/>
@@ -4084,7 +4125,7 @@
         <w:t xml:space="preserve">pxl-picloud</w:t>
       </w:r>
     </w:p>
-    <w:bookmarkStart w:id="117" w:name="threshold-requirements-21"/>
+    <w:bookmarkStart w:id="119" w:name="threshold-requirements-21"/>
     <w:p>
       <w:pPr>
         <w:pStyle w:val="berschrift5"/>
@@ -4101,8 +4142,8 @@
         <w:t xml:space="preserve">Metadata indicates whether a pixel is assessed as being cloud.</w:t>
       </w:r>
     </w:p>
-    <w:bookmarkEnd w:id="117"/>
-    <w:bookmarkStart w:id="118" w:name="goal-requirements-21"/>
+    <w:bookmarkEnd w:id="119"/>
+    <w:bookmarkStart w:id="120" w:name="goal-requirements-21"/>
     <w:p>
       <w:pPr>
         <w:pStyle w:val="berschrift5"/>
@@ -4119,8 +4160,8 @@
         <w:t xml:space="preserve">As threshold, but information on cloud detection should be available in the metadata as a single DOI landing page.</w:t>
       </w:r>
     </w:p>
-    <w:bookmarkEnd w:id="118"/>
-    <w:bookmarkStart w:id="119" w:name="assessment-21"/>
+    <w:bookmarkEnd w:id="120"/>
+    <w:bookmarkStart w:id="121" w:name="assessment-21"/>
     <w:p>
       <w:pPr>
         <w:pStyle w:val="berschrift5"/>
@@ -4184,9 +4225,9 @@
         </w:pict>
       </w:r>
     </w:p>
-    <w:bookmarkEnd w:id="119"/>
-    <w:bookmarkEnd w:id="120"/>
-    <w:bookmarkStart w:id="124" w:name="sec:pxl-picloudsh-nlsr"/>
+    <w:bookmarkEnd w:id="121"/>
+    <w:bookmarkEnd w:id="122"/>
+    <w:bookmarkStart w:id="126" w:name="sec:pxl-picloudsh-nlsr"/>
     <w:p>
       <w:pPr>
         <w:pStyle w:val="berschrift4"/>
@@ -4221,7 +4262,7 @@
         <w:t xml:space="preserve">pxl-picloudsh-nlsr</w:t>
       </w:r>
     </w:p>
-    <w:bookmarkStart w:id="121" w:name="threshold-requirements-22"/>
+    <w:bookmarkStart w:id="123" w:name="threshold-requirements-22"/>
     <w:p>
       <w:pPr>
         <w:pStyle w:val="berschrift5"/>
@@ -4241,8 +4282,8 @@
         <w:t xml:space="preserve"> </w:t>
       </w:r>
     </w:p>
-    <w:bookmarkEnd w:id="121"/>
-    <w:bookmarkStart w:id="122" w:name="goal-requirements-22"/>
+    <w:bookmarkEnd w:id="123"/>
+    <w:bookmarkStart w:id="124" w:name="goal-requirements-22"/>
     <w:p>
       <w:pPr>
         <w:pStyle w:val="berschrift5"/>
@@ -4265,8 +4306,8 @@
         <w:t xml:space="preserve">Information on cloud shadow detection should be available in the metadata as a single DOI landing page.</w:t>
       </w:r>
     </w:p>
-    <w:bookmarkEnd w:id="122"/>
-    <w:bookmarkStart w:id="123" w:name="assessment-22"/>
+    <w:bookmarkEnd w:id="124"/>
+    <w:bookmarkStart w:id="125" w:name="assessment-22"/>
     <w:p>
       <w:pPr>
         <w:pStyle w:val="berschrift5"/>
@@ -4330,9 +4371,9 @@
         </w:pict>
       </w:r>
     </w:p>
-    <w:bookmarkEnd w:id="123"/>
-    <w:bookmarkEnd w:id="124"/>
-    <w:bookmarkStart w:id="128" w:name="sec:pxl-lawama-nlsr"/>
+    <w:bookmarkEnd w:id="125"/>
+    <w:bookmarkEnd w:id="126"/>
+    <w:bookmarkStart w:id="130" w:name="sec:pxl-lawama-nlsr"/>
     <w:p>
       <w:pPr>
         <w:pStyle w:val="berschrift4"/>
@@ -4367,7 +4408,7 @@
         <w:t xml:space="preserve">pxl-lawama-nlsr</w:t>
       </w:r>
     </w:p>
-    <w:bookmarkStart w:id="125" w:name="threshold-requirements-23"/>
+    <w:bookmarkStart w:id="127" w:name="threshold-requirements-23"/>
     <w:p>
       <w:pPr>
         <w:pStyle w:val="berschrift5"/>
@@ -4384,8 +4425,8 @@
         <w:t xml:space="preserve">Metadata indicates whether a pixel is land or water.</w:t>
       </w:r>
     </w:p>
-    <w:bookmarkEnd w:id="125"/>
-    <w:bookmarkStart w:id="126" w:name="goal-requirements-23"/>
+    <w:bookmarkEnd w:id="127"/>
+    <w:bookmarkStart w:id="128" w:name="goal-requirements-23"/>
     <w:p>
       <w:pPr>
         <w:pStyle w:val="berschrift5"/>
@@ -4402,8 +4443,8 @@
         <w:t xml:space="preserve">As threshold, information on land/water mask should be available in the metadata as a single DOI landing page.</w:t>
       </w:r>
     </w:p>
-    <w:bookmarkEnd w:id="126"/>
-    <w:bookmarkStart w:id="127" w:name="assessment-23"/>
+    <w:bookmarkEnd w:id="128"/>
+    <w:bookmarkStart w:id="129" w:name="assessment-23"/>
     <w:p>
       <w:pPr>
         <w:pStyle w:val="berschrift5"/>
@@ -4467,9 +4508,9 @@
         </w:pict>
       </w:r>
     </w:p>
-    <w:bookmarkEnd w:id="127"/>
-    <w:bookmarkEnd w:id="128"/>
-    <w:bookmarkStart w:id="132" w:name="sec:pxl-snowice-nlsr"/>
+    <w:bookmarkEnd w:id="129"/>
+    <w:bookmarkEnd w:id="130"/>
+    <w:bookmarkStart w:id="134" w:name="sec:pxl-snowice-nlsr"/>
     <w:p>
       <w:pPr>
         <w:pStyle w:val="berschrift4"/>
@@ -4504,7 +4545,7 @@
         <w:t xml:space="preserve">pxl-snowice-nlsr</w:t>
       </w:r>
     </w:p>
-    <w:bookmarkStart w:id="129" w:name="threshold-requirements-24"/>
+    <w:bookmarkStart w:id="131" w:name="threshold-requirements-24"/>
     <w:p>
       <w:pPr>
         <w:pStyle w:val="berschrift5"/>
@@ -4521,8 +4562,8 @@
         <w:t xml:space="preserve">Metadata indicates whether a pixel is snow/ice.</w:t>
       </w:r>
     </w:p>
-    <w:bookmarkEnd w:id="129"/>
-    <w:bookmarkStart w:id="130" w:name="goal-requirements-24"/>
+    <w:bookmarkEnd w:id="131"/>
+    <w:bookmarkStart w:id="132" w:name="goal-requirements-24"/>
     <w:p>
       <w:pPr>
         <w:pStyle w:val="berschrift5"/>
@@ -4539,8 +4580,8 @@
         <w:t xml:space="preserve">As threshold, information on snow/ice mask should be available in the metadata as a single DOI landing page.</w:t>
       </w:r>
     </w:p>
-    <w:bookmarkEnd w:id="130"/>
-    <w:bookmarkStart w:id="131" w:name="assessment-24"/>
+    <w:bookmarkEnd w:id="132"/>
+    <w:bookmarkStart w:id="133" w:name="assessment-24"/>
     <w:p>
       <w:pPr>
         <w:pStyle w:val="berschrift5"/>
@@ -4604,9 +4645,9 @@
         </w:pict>
       </w:r>
     </w:p>
-    <w:bookmarkEnd w:id="131"/>
-    <w:bookmarkEnd w:id="132"/>
-    <w:bookmarkStart w:id="136" w:name="sec:pxl-tershad"/>
+    <w:bookmarkEnd w:id="133"/>
+    <w:bookmarkEnd w:id="134"/>
+    <w:bookmarkStart w:id="138" w:name="sec:pxl-tershad"/>
     <w:p>
       <w:pPr>
         <w:pStyle w:val="berschrift4"/>
@@ -4641,7 +4682,7 @@
         <w:t xml:space="preserve">pxl-tershad</w:t>
       </w:r>
     </w:p>
-    <w:bookmarkStart w:id="133" w:name="threshold-requirements-25"/>
+    <w:bookmarkStart w:id="135" w:name="threshold-requirements-25"/>
     <w:p>
       <w:pPr>
         <w:pStyle w:val="berschrift5"/>
@@ -4661,8 +4702,8 @@
         <w:t xml:space="preserve"> </w:t>
       </w:r>
     </w:p>
-    <w:bookmarkEnd w:id="133"/>
-    <w:bookmarkStart w:id="134" w:name="goal-requirements-25"/>
+    <w:bookmarkEnd w:id="135"/>
+    <w:bookmarkStart w:id="136" w:name="goal-requirements-25"/>
     <w:p>
       <w:pPr>
         <w:pStyle w:val="berschrift5"/>
@@ -4679,8 +4720,8 @@
         <w:t xml:space="preserve">The metadata indicates pixels that are not directly illuminated due to terrain shadowing.</w:t>
       </w:r>
     </w:p>
-    <w:bookmarkEnd w:id="134"/>
-    <w:bookmarkStart w:id="135" w:name="assessment-25"/>
+    <w:bookmarkEnd w:id="136"/>
+    <w:bookmarkStart w:id="137" w:name="assessment-25"/>
     <w:p>
       <w:pPr>
         <w:pStyle w:val="berschrift5"/>
@@ -4744,9 +4785,9 @@
         </w:pict>
       </w:r>
     </w:p>
-    <w:bookmarkEnd w:id="135"/>
-    <w:bookmarkEnd w:id="136"/>
-    <w:bookmarkStart w:id="140" w:name="sec:pxl-terocc"/>
+    <w:bookmarkEnd w:id="137"/>
+    <w:bookmarkEnd w:id="138"/>
+    <w:bookmarkStart w:id="142" w:name="sec:pxl-terocc"/>
     <w:p>
       <w:pPr>
         <w:pStyle w:val="berschrift4"/>
@@ -4781,7 +4822,7 @@
         <w:t xml:space="preserve">pxl-terocc</w:t>
       </w:r>
     </w:p>
-    <w:bookmarkStart w:id="137" w:name="threshold-requirements-26"/>
+    <w:bookmarkStart w:id="139" w:name="threshold-requirements-26"/>
     <w:p>
       <w:pPr>
         <w:pStyle w:val="berschrift5"/>
@@ -4801,8 +4842,8 @@
         <w:t xml:space="preserve"> </w:t>
       </w:r>
     </w:p>
-    <w:bookmarkEnd w:id="137"/>
-    <w:bookmarkStart w:id="138" w:name="goal-requirements-26"/>
+    <w:bookmarkEnd w:id="139"/>
+    <w:bookmarkStart w:id="140" w:name="goal-requirements-26"/>
     <w:p>
       <w:pPr>
         <w:pStyle w:val="berschrift5"/>
@@ -4819,8 +4860,8 @@
         <w:t xml:space="preserve">The metadata indicates pixels that are not visible to the sensor due to terrain occlusion during off-nadir viewing.</w:t>
       </w:r>
     </w:p>
-    <w:bookmarkEnd w:id="138"/>
-    <w:bookmarkStart w:id="139" w:name="assessment-26"/>
+    <w:bookmarkEnd w:id="140"/>
+    <w:bookmarkStart w:id="141" w:name="assessment-26"/>
     <w:p>
       <w:pPr>
         <w:pStyle w:val="berschrift5"/>
@@ -4884,9 +4925,9 @@
         </w:pict>
       </w:r>
     </w:p>
-    <w:bookmarkEnd w:id="139"/>
-    <w:bookmarkEnd w:id="140"/>
-    <w:bookmarkStart w:id="144" w:name="sec:pxl-vigelu"/>
+    <w:bookmarkEnd w:id="141"/>
+    <w:bookmarkEnd w:id="142"/>
+    <w:bookmarkStart w:id="146" w:name="sec:pxl-vigelu"/>
     <w:p>
       <w:pPr>
         <w:pStyle w:val="berschrift4"/>
@@ -4921,7 +4962,7 @@
         <w:t xml:space="preserve">pxl-vigelu</w:t>
       </w:r>
     </w:p>
-    <w:bookmarkStart w:id="141" w:name="threshold-requirements-27"/>
+    <w:bookmarkStart w:id="143" w:name="threshold-requirements-27"/>
     <w:p>
       <w:pPr>
         <w:pStyle w:val="berschrift5"/>
@@ -4938,8 +4979,8 @@
         <w:t xml:space="preserve">Provide average lunar and sensor viewing azimuth and zenith angles.</w:t>
       </w:r>
     </w:p>
-    <w:bookmarkEnd w:id="141"/>
-    <w:bookmarkStart w:id="142" w:name="goal-requirements-27"/>
+    <w:bookmarkEnd w:id="143"/>
+    <w:bookmarkStart w:id="144" w:name="goal-requirements-27"/>
     <w:p>
       <w:pPr>
         <w:pStyle w:val="berschrift5"/>
@@ -4956,8 +4997,8 @@
         <w:t xml:space="preserve">Provide per-pixel lunar and sensor viewing azimuth and zenith angles.</w:t>
       </w:r>
     </w:p>
-    <w:bookmarkEnd w:id="142"/>
-    <w:bookmarkStart w:id="143" w:name="assessment-27"/>
+    <w:bookmarkEnd w:id="144"/>
+    <w:bookmarkStart w:id="145" w:name="assessment-27"/>
     <w:p>
       <w:pPr>
         <w:pStyle w:val="berschrift5"/>
@@ -5021,9 +5062,9 @@
         </w:pict>
       </w:r>
     </w:p>
-    <w:bookmarkEnd w:id="143"/>
-    <w:bookmarkEnd w:id="144"/>
-    <w:bookmarkStart w:id="148" w:name="sec:pxl-piteric"/>
+    <w:bookmarkEnd w:id="145"/>
+    <w:bookmarkEnd w:id="146"/>
+    <w:bookmarkStart w:id="150" w:name="sec:pxl-piteric"/>
     <w:p>
       <w:pPr>
         <w:pStyle w:val="berschrift4"/>
@@ -5058,7 +5099,7 @@
         <w:t xml:space="preserve">pxl-piteric</w:t>
       </w:r>
     </w:p>
-    <w:bookmarkStart w:id="145" w:name="threshold-requirements-28"/>
+    <w:bookmarkStart w:id="147" w:name="threshold-requirements-28"/>
     <w:p>
       <w:pPr>
         <w:pStyle w:val="berschrift5"/>
@@ -5078,8 +5119,8 @@
         <w:t xml:space="preserve"> </w:t>
       </w:r>
     </w:p>
-    <w:bookmarkEnd w:id="145"/>
-    <w:bookmarkStart w:id="146" w:name="goal-requirements-28"/>
+    <w:bookmarkEnd w:id="147"/>
+    <w:bookmarkStart w:id="148" w:name="goal-requirements-28"/>
     <w:p>
       <w:pPr>
         <w:pStyle w:val="berschrift5"/>
@@ -5096,8 +5137,8 @@
         <w:t xml:space="preserve">Coefficients used for terrain illumination correction are provided for each pixel.</w:t>
       </w:r>
     </w:p>
-    <w:bookmarkEnd w:id="146"/>
-    <w:bookmarkStart w:id="147" w:name="assessment-28"/>
+    <w:bookmarkEnd w:id="148"/>
+    <w:bookmarkStart w:id="149" w:name="assessment-28"/>
     <w:p>
       <w:pPr>
         <w:pStyle w:val="berschrift5"/>
@@ -5161,9 +5202,9 @@
         </w:pict>
       </w:r>
     </w:p>
-    <w:bookmarkEnd w:id="147"/>
-    <w:bookmarkEnd w:id="148"/>
-    <w:bookmarkStart w:id="152" w:name="sec:pxl-moonilf"/>
+    <w:bookmarkEnd w:id="149"/>
+    <w:bookmarkEnd w:id="150"/>
+    <w:bookmarkStart w:id="154" w:name="sec:pxl-moonilf"/>
     <w:p>
       <w:pPr>
         <w:pStyle w:val="berschrift4"/>
@@ -5198,7 +5239,7 @@
         <w:t xml:space="preserve">pxl-moonilf</w:t>
       </w:r>
     </w:p>
-    <w:bookmarkStart w:id="149" w:name="threshold-requirements-29"/>
+    <w:bookmarkStart w:id="151" w:name="threshold-requirements-29"/>
     <w:p>
       <w:pPr>
         <w:pStyle w:val="berschrift5"/>
@@ -5215,8 +5256,8 @@
         <w:t xml:space="preserve">Provide average moon illumination fraction.</w:t>
       </w:r>
     </w:p>
-    <w:bookmarkEnd w:id="149"/>
-    <w:bookmarkStart w:id="150" w:name="goal-requirements-29"/>
+    <w:bookmarkEnd w:id="151"/>
+    <w:bookmarkStart w:id="152" w:name="goal-requirements-29"/>
     <w:p>
       <w:pPr>
         <w:pStyle w:val="berschrift5"/>
@@ -5233,8 +5274,8 @@
         <w:t xml:space="preserve">Provide per-pixel moon illumination fraction</w:t>
       </w:r>
     </w:p>
-    <w:bookmarkEnd w:id="150"/>
-    <w:bookmarkStart w:id="151" w:name="assessment-29"/>
+    <w:bookmarkEnd w:id="152"/>
+    <w:bookmarkStart w:id="153" w:name="assessment-29"/>
     <w:p>
       <w:pPr>
         <w:pStyle w:val="berschrift5"/>
@@ -5298,9 +5339,9 @@
         </w:pict>
       </w:r>
     </w:p>
-    <w:bookmarkEnd w:id="151"/>
-    <w:bookmarkEnd w:id="152"/>
-    <w:bookmarkStart w:id="156" w:name="sec:pxl-britemp"/>
+    <w:bookmarkEnd w:id="153"/>
+    <w:bookmarkEnd w:id="154"/>
+    <w:bookmarkStart w:id="158" w:name="sec:pxl-britemp"/>
     <w:p>
       <w:pPr>
         <w:pStyle w:val="berschrift4"/>
@@ -5335,7 +5376,7 @@
         <w:t xml:space="preserve">pxl-britemp</w:t>
       </w:r>
     </w:p>
-    <w:bookmarkStart w:id="153" w:name="threshold-requirements-30"/>
+    <w:bookmarkStart w:id="155" w:name="threshold-requirements-30"/>
     <w:p>
       <w:pPr>
         <w:pStyle w:val="berschrift5"/>
@@ -5352,8 +5393,8 @@
         <w:t xml:space="preserve">Provide brightness temperature from thermal bands.</w:t>
       </w:r>
     </w:p>
-    <w:bookmarkEnd w:id="153"/>
-    <w:bookmarkStart w:id="154" w:name="goal-requirements-30"/>
+    <w:bookmarkEnd w:id="155"/>
+    <w:bookmarkStart w:id="156" w:name="goal-requirements-30"/>
     <w:p>
       <w:pPr>
         <w:pStyle w:val="berschrift5"/>
@@ -5373,8 +5414,8 @@
         <w:t xml:space="preserve"> </w:t>
       </w:r>
     </w:p>
-    <w:bookmarkEnd w:id="154"/>
-    <w:bookmarkStart w:id="155" w:name="assessment-30"/>
+    <w:bookmarkEnd w:id="156"/>
+    <w:bookmarkStart w:id="157" w:name="assessment-30"/>
     <w:p>
       <w:pPr>
         <w:pStyle w:val="berschrift5"/>
@@ -5438,9 +5479,9 @@
         </w:pict>
       </w:r>
     </w:p>
-    <w:bookmarkEnd w:id="155"/>
-    <w:bookmarkEnd w:id="156"/>
-    <w:bookmarkStart w:id="160" w:name="sec:pxl-pisozea"/>
+    <w:bookmarkEnd w:id="157"/>
+    <w:bookmarkEnd w:id="158"/>
+    <w:bookmarkStart w:id="162" w:name="sec:pxl-pisozea"/>
     <w:p>
       <w:pPr>
         <w:pStyle w:val="berschrift4"/>
@@ -5475,7 +5516,7 @@
         <w:t xml:space="preserve">pxl-pisozea</w:t>
       </w:r>
     </w:p>
-    <w:bookmarkStart w:id="157" w:name="threshold-requirements-31"/>
+    <w:bookmarkStart w:id="159" w:name="threshold-requirements-31"/>
     <w:p>
       <w:pPr>
         <w:pStyle w:val="berschrift5"/>
@@ -5509,8 +5550,8 @@
         <w:t xml:space="preserve">).</w:t>
       </w:r>
     </w:p>
-    <w:bookmarkEnd w:id="157"/>
-    <w:bookmarkStart w:id="158" w:name="goal-requirements-31"/>
+    <w:bookmarkEnd w:id="159"/>
+    <w:bookmarkStart w:id="160" w:name="goal-requirements-31"/>
     <w:p>
       <w:pPr>
         <w:pStyle w:val="berschrift5"/>
@@ -5530,8 +5571,8 @@
         <w:t xml:space="preserve"> </w:t>
       </w:r>
     </w:p>
-    <w:bookmarkEnd w:id="158"/>
-    <w:bookmarkStart w:id="159" w:name="assessment-31"/>
+    <w:bookmarkEnd w:id="160"/>
+    <w:bookmarkStart w:id="161" w:name="assessment-31"/>
     <w:p>
       <w:pPr>
         <w:pStyle w:val="berschrift5"/>
@@ -5588,10 +5629,10 @@
         <w:t xml:space="preserve">Recommended Requirement Modification:</w:t>
       </w:r>
     </w:p>
-    <w:bookmarkEnd w:id="159"/>
-    <w:bookmarkEnd w:id="160"/>
     <w:bookmarkEnd w:id="161"/>
-    <w:bookmarkStart w:id="186" w:name="sec:rac"/>
+    <w:bookmarkEnd w:id="162"/>
+    <w:bookmarkEnd w:id="163"/>
+    <w:bookmarkStart w:id="188" w:name="sec:rac"/>
     <w:p>
       <w:pPr>
         <w:pStyle w:val="berschrift3"/>
@@ -5623,7 +5664,7 @@
         <w:t xml:space="preserve">The requirements indicate both the necessary outcomes and the minimum steps necessary to be deemed to have achieved those outcomes.</w:t>
       </w:r>
     </w:p>
-    <w:bookmarkStart w:id="165" w:name="sec:rac-measur-nlsr"/>
+    <w:bookmarkStart w:id="167" w:name="sec:rac-measur-nlsr"/>
     <w:p>
       <w:pPr>
         <w:pStyle w:val="berschrift4"/>
@@ -5658,7 +5699,7 @@
         <w:t xml:space="preserve">rac-measur-nlsr</w:t>
       </w:r>
     </w:p>
-    <w:bookmarkStart w:id="162" w:name="threshold-requirements-32"/>
+    <w:bookmarkStart w:id="164" w:name="threshold-requirements-32"/>
     <w:p>
       <w:pPr>
         <w:pStyle w:val="berschrift5"/>
@@ -5695,8 +5736,8 @@
         <w:t xml:space="preserve">Radiometric corrections must lead to a valid measurement of surface reflectance.</w:t>
       </w:r>
     </w:p>
-    <w:bookmarkEnd w:id="162"/>
-    <w:bookmarkStart w:id="163" w:name="goal-requirements-32"/>
+    <w:bookmarkEnd w:id="164"/>
+    <w:bookmarkStart w:id="165" w:name="goal-requirements-32"/>
     <w:p>
       <w:pPr>
         <w:pStyle w:val="berschrift5"/>
@@ -5730,8 +5771,8 @@
         <w:t xml:space="preserve">).</w:t>
       </w:r>
     </w:p>
-    <w:bookmarkEnd w:id="163"/>
-    <w:bookmarkStart w:id="164" w:name="assessment-32"/>
+    <w:bookmarkEnd w:id="165"/>
+    <w:bookmarkStart w:id="166" w:name="assessment-32"/>
     <w:p>
       <w:pPr>
         <w:pStyle w:val="berschrift5"/>
@@ -5795,9 +5836,9 @@
         </w:pict>
       </w:r>
     </w:p>
-    <w:bookmarkEnd w:id="164"/>
-    <w:bookmarkEnd w:id="165"/>
-    <w:bookmarkStart w:id="169" w:name="sec:rac-muncer-sr"/>
+    <w:bookmarkEnd w:id="166"/>
+    <w:bookmarkEnd w:id="167"/>
+    <w:bookmarkStart w:id="171" w:name="sec:rac-muncer-sr"/>
     <w:p>
       <w:pPr>
         <w:pStyle w:val="berschrift4"/>
@@ -5840,7 +5881,7 @@
         <w:t xml:space="preserve">Note: In current practice, users determine fitness for purpose based on knowledge of the lineage of the data, rather than on a specific estimate of measurement uncertainty.</w:t>
       </w:r>
     </w:p>
-    <w:bookmarkStart w:id="166" w:name="threshold-requirements-33"/>
+    <w:bookmarkStart w:id="168" w:name="threshold-requirements-33"/>
     <w:p>
       <w:pPr>
         <w:pStyle w:val="berschrift5"/>
@@ -5860,8 +5901,8 @@
         <w:t xml:space="preserve"> </w:t>
       </w:r>
     </w:p>
-    <w:bookmarkEnd w:id="166"/>
-    <w:bookmarkStart w:id="167" w:name="goal-requirements-33"/>
+    <w:bookmarkEnd w:id="168"/>
+    <w:bookmarkStart w:id="169" w:name="goal-requirements-33"/>
     <w:p>
       <w:pPr>
         <w:pStyle w:val="berschrift5"/>
@@ -5927,8 +5968,8 @@
         <w:t xml:space="preserve">Information on measurement uncertainty should be available in the metadata as a single DOI landing page.</w:t>
       </w:r>
     </w:p>
-    <w:bookmarkEnd w:id="167"/>
-    <w:bookmarkStart w:id="168" w:name="assessment-33"/>
+    <w:bookmarkEnd w:id="169"/>
+    <w:bookmarkStart w:id="170" w:name="assessment-33"/>
     <w:p>
       <w:pPr>
         <w:pStyle w:val="berschrift5"/>
@@ -5992,9 +6033,9 @@
         </w:pict>
       </w:r>
     </w:p>
-    <w:bookmarkEnd w:id="168"/>
-    <w:bookmarkEnd w:id="169"/>
-    <w:bookmarkStart w:id="173" w:name="sec:rac-mnormal-nlsr"/>
+    <w:bookmarkEnd w:id="170"/>
+    <w:bookmarkEnd w:id="171"/>
+    <w:bookmarkStart w:id="175" w:name="sec:rac-mnormal-nlsr"/>
     <w:p>
       <w:pPr>
         <w:pStyle w:val="berschrift4"/>
@@ -6029,7 +6070,7 @@
         <w:t xml:space="preserve">rac-mnormal-nlsr</w:t>
       </w:r>
     </w:p>
-    <w:bookmarkStart w:id="170" w:name="threshold-requirements-34"/>
+    <w:bookmarkStart w:id="172" w:name="threshold-requirements-34"/>
     <w:p>
       <w:pPr>
         <w:pStyle w:val="berschrift5"/>
@@ -6049,8 +6090,8 @@
         <w:t xml:space="preserve"> </w:t>
       </w:r>
     </w:p>
-    <w:bookmarkEnd w:id="170"/>
-    <w:bookmarkStart w:id="171" w:name="goal-requirements-34"/>
+    <w:bookmarkEnd w:id="172"/>
+    <w:bookmarkStart w:id="173" w:name="goal-requirements-34"/>
     <w:p>
       <w:pPr>
         <w:pStyle w:val="berschrift5"/>
@@ -6093,8 +6134,8 @@
         <w:t xml:space="preserve">Information on measurement normalisation should be available in the metadata as a single DOI landing page.</w:t>
       </w:r>
     </w:p>
-    <w:bookmarkEnd w:id="171"/>
-    <w:bookmarkStart w:id="172" w:name="assessment-34"/>
+    <w:bookmarkEnd w:id="173"/>
+    <w:bookmarkStart w:id="174" w:name="assessment-34"/>
     <w:p>
       <w:pPr>
         <w:pStyle w:val="berschrift5"/>
@@ -6158,9 +6199,9 @@
         </w:pict>
       </w:r>
     </w:p>
-    <w:bookmarkEnd w:id="172"/>
-    <w:bookmarkEnd w:id="173"/>
-    <w:bookmarkStart w:id="177" w:name="sec:rac-catcor"/>
+    <w:bookmarkEnd w:id="174"/>
+    <w:bookmarkEnd w:id="175"/>
+    <w:bookmarkStart w:id="179" w:name="sec:rac-catcor"/>
     <w:p>
       <w:pPr>
         <w:pStyle w:val="berschrift4"/>
@@ -6195,7 +6236,7 @@
         <w:t xml:space="preserve">rac-catcor</w:t>
       </w:r>
     </w:p>
-    <w:bookmarkStart w:id="174" w:name="threshold-requirements-35"/>
+    <w:bookmarkStart w:id="176" w:name="threshold-requirements-35"/>
     <w:p>
       <w:pPr>
         <w:pStyle w:val="berschrift5"/>
@@ -6276,8 +6317,8 @@
         <w:t xml:space="preserve">Examples of technical documentation include an Algorithm Theoretical Basis Document, product user guide, etc.</w:t>
       </w:r>
     </w:p>
-    <w:bookmarkEnd w:id="174"/>
-    <w:bookmarkStart w:id="175" w:name="goal-requirements-35"/>
+    <w:bookmarkEnd w:id="176"/>
+    <w:bookmarkStart w:id="177" w:name="goal-requirements-35"/>
     <w:p>
       <w:pPr>
         <w:pStyle w:val="berschrift5"/>
@@ -6297,8 +6338,8 @@
         <w:t xml:space="preserve"> </w:t>
       </w:r>
     </w:p>
-    <w:bookmarkEnd w:id="175"/>
-    <w:bookmarkStart w:id="176" w:name="assessment-35"/>
+    <w:bookmarkEnd w:id="177"/>
+    <w:bookmarkStart w:id="178" w:name="assessment-35"/>
     <w:p>
       <w:pPr>
         <w:pStyle w:val="berschrift5"/>
@@ -6362,9 +6403,9 @@
         </w:pict>
       </w:r>
     </w:p>
-    <w:bookmarkEnd w:id="176"/>
-    <w:bookmarkEnd w:id="177"/>
-    <w:bookmarkStart w:id="181" w:name="sec:rac-lunrad"/>
+    <w:bookmarkEnd w:id="178"/>
+    <w:bookmarkEnd w:id="179"/>
+    <w:bookmarkStart w:id="183" w:name="sec:rac-lunrad"/>
     <w:p>
       <w:pPr>
         <w:pStyle w:val="berschrift4"/>
@@ -6399,7 +6440,7 @@
         <w:t xml:space="preserve">rac-lunrad</w:t>
       </w:r>
     </w:p>
-    <w:bookmarkStart w:id="178" w:name="threshold-requirements-36"/>
+    <w:bookmarkStart w:id="180" w:name="threshold-requirements-36"/>
     <w:p>
       <w:pPr>
         <w:pStyle w:val="berschrift5"/>
@@ -6468,8 +6509,8 @@
         <w:t xml:space="preserve">Examples of technical documentation include an Algorithm Theoretical Basis Document, product user guide, etc.</w:t>
       </w:r>
     </w:p>
-    <w:bookmarkEnd w:id="178"/>
-    <w:bookmarkStart w:id="179" w:name="goal-requirements-36"/>
+    <w:bookmarkEnd w:id="180"/>
+    <w:bookmarkStart w:id="181" w:name="goal-requirements-36"/>
     <w:p>
       <w:pPr>
         <w:pStyle w:val="berschrift5"/>
@@ -6489,8 +6530,8 @@
         <w:t xml:space="preserve"> </w:t>
       </w:r>
     </w:p>
-    <w:bookmarkEnd w:id="179"/>
-    <w:bookmarkStart w:id="180" w:name="assessment-36"/>
+    <w:bookmarkEnd w:id="181"/>
+    <w:bookmarkStart w:id="182" w:name="assessment-36"/>
     <w:p>
       <w:pPr>
         <w:pStyle w:val="berschrift5"/>
@@ -6554,9 +6595,9 @@
         </w:pict>
       </w:r>
     </w:p>
-    <w:bookmarkEnd w:id="180"/>
-    <w:bookmarkEnd w:id="181"/>
-    <w:bookmarkStart w:id="185" w:name="sec:rac-strali"/>
+    <w:bookmarkEnd w:id="182"/>
+    <w:bookmarkEnd w:id="183"/>
+    <w:bookmarkStart w:id="187" w:name="sec:rac-strali"/>
     <w:p>
       <w:pPr>
         <w:pStyle w:val="berschrift4"/>
@@ -6591,7 +6632,7 @@
         <w:t xml:space="preserve">rac-strali</w:t>
       </w:r>
     </w:p>
-    <w:bookmarkStart w:id="182" w:name="threshold-requirements-37"/>
+    <w:bookmarkStart w:id="184" w:name="threshold-requirements-37"/>
     <w:p>
       <w:pPr>
         <w:pStyle w:val="berschrift5"/>
@@ -6660,8 +6701,8 @@
         <w:t xml:space="preserve">Examples of technical documentation include an Algorithm Theoretical Basis Document, product user guide, etc.</w:t>
       </w:r>
     </w:p>
-    <w:bookmarkEnd w:id="182"/>
-    <w:bookmarkStart w:id="183" w:name="goal-requirements-37"/>
+    <w:bookmarkEnd w:id="184"/>
+    <w:bookmarkStart w:id="185" w:name="goal-requirements-37"/>
     <w:p>
       <w:pPr>
         <w:pStyle w:val="berschrift5"/>
@@ -6681,8 +6722,8 @@
         <w:t xml:space="preserve"> </w:t>
       </w:r>
     </w:p>
-    <w:bookmarkEnd w:id="183"/>
-    <w:bookmarkStart w:id="184" w:name="assessment-37"/>
+    <w:bookmarkEnd w:id="185"/>
+    <w:bookmarkStart w:id="186" w:name="assessment-37"/>
     <w:p>
       <w:pPr>
         <w:pStyle w:val="berschrift5"/>
@@ -6739,10 +6780,10 @@
         <w:t xml:space="preserve">Recommended Requirement Modification:</w:t>
       </w:r>
     </w:p>
-    <w:bookmarkEnd w:id="184"/>
-    <w:bookmarkEnd w:id="185"/>
     <w:bookmarkEnd w:id="186"/>
-    <w:bookmarkStart w:id="191" w:name="sec:gcor"/>
+    <w:bookmarkEnd w:id="187"/>
+    <w:bookmarkEnd w:id="188"/>
+    <w:bookmarkStart w:id="193" w:name="sec:gcor"/>
     <w:p>
       <w:pPr>
         <w:pStyle w:val="berschrift3"/>
@@ -6774,7 +6815,7 @@
         <w:t xml:space="preserve">This section specifies any geometric correction requirements that must be met in order for the data to be analysis ready.</w:t>
       </w:r>
     </w:p>
-    <w:bookmarkStart w:id="190" w:name="sec:gcor-geocorr-sr"/>
+    <w:bookmarkStart w:id="192" w:name="sec:gcor-geocorr-sr"/>
     <w:p>
       <w:pPr>
         <w:pStyle w:val="berschrift4"/>
@@ -6809,7 +6850,7 @@
         <w:t xml:space="preserve">gcor-geocorr-sr</w:t>
       </w:r>
     </w:p>
-    <w:bookmarkStart w:id="187" w:name="threshold-requirements-38"/>
+    <w:bookmarkStart w:id="189" w:name="threshold-requirements-38"/>
     <w:p>
       <w:pPr>
         <w:pStyle w:val="berschrift5"/>
@@ -6939,8 +6980,8 @@
         <w:t xml:space="preserve">sources as the geometric corrections for each of the sources may differ.</w:t>
       </w:r>
     </w:p>
-    <w:bookmarkEnd w:id="187"/>
-    <w:bookmarkStart w:id="188" w:name="goal-requirements-38"/>
+    <w:bookmarkEnd w:id="189"/>
+    <w:bookmarkStart w:id="190" w:name="goal-requirements-38"/>
     <w:p>
       <w:pPr>
         <w:pStyle w:val="berschrift5"/>
@@ -7030,8 +7071,8 @@
         <w:t xml:space="preserve">This requirement is intended to enable interoperability between imagery from different platforms that meet this level of correction, and with non-image spatial data such as GIS layers and terrain models.</w:t>
       </w:r>
     </w:p>
-    <w:bookmarkEnd w:id="188"/>
-    <w:bookmarkStart w:id="189" w:name="assessment-38"/>
+    <w:bookmarkEnd w:id="190"/>
+    <w:bookmarkStart w:id="191" w:name="assessment-38"/>
     <w:p>
       <w:pPr>
         <w:pStyle w:val="berschrift5"/>
@@ -7093,11 +7134,11 @@
         <w:br w:type="page"/>
       </w:r>
     </w:p>
-    <w:bookmarkEnd w:id="189"/>
-    <w:bookmarkEnd w:id="190"/>
     <w:bookmarkEnd w:id="191"/>
     <w:bookmarkEnd w:id="192"/>
-    <w:bookmarkStart w:id="197" w:name="summary-self-assessment-table"/>
+    <w:bookmarkEnd w:id="193"/>
+    <w:bookmarkEnd w:id="194"/>
+    <w:bookmarkStart w:id="199" w:name="summary-self-assessment-table"/>
     <w:p>
       <w:pPr>
         <w:pStyle w:val="berschrift2"/>
@@ -7106,7 +7147,7 @@
         <w:t xml:space="preserve">Summary Self-Assessment Table</w:t>
       </w:r>
     </w:p>
-    <w:bookmarkStart w:id="193" w:name="general-metadata"/>
+    <w:bookmarkStart w:id="195" w:name="general-metadata"/>
     <w:p>
       <w:pPr>
         <w:pStyle w:val="berschrift3"/>
@@ -7991,8 +8032,8 @@
         </w:tc>
       </w:tr>
     </w:tbl>
-    <w:bookmarkEnd w:id="193"/>
-    <w:bookmarkStart w:id="194" w:name="per-pixel-metadata"/>
+    <w:bookmarkEnd w:id="195"/>
+    <w:bookmarkStart w:id="196" w:name="per-pixel-metadata"/>
     <w:p>
       <w:pPr>
         <w:pStyle w:val="berschrift3"/>
@@ -8774,8 +8815,8 @@
         </w:tc>
       </w:tr>
     </w:tbl>
-    <w:bookmarkEnd w:id="194"/>
-    <w:bookmarkStart w:id="195" w:name="radiometric-and-atmospheric-corrections"/>
+    <w:bookmarkEnd w:id="196"/>
+    <w:bookmarkStart w:id="197" w:name="radiometric-and-atmospheric-corrections"/>
     <w:p>
       <w:pPr>
         <w:pStyle w:val="berschrift3"/>
@@ -9146,8 +9187,8 @@
         </w:tc>
       </w:tr>
     </w:tbl>
-    <w:bookmarkEnd w:id="195"/>
-    <w:bookmarkStart w:id="196" w:name="geometric-corrections"/>
+    <w:bookmarkEnd w:id="197"/>
+    <w:bookmarkStart w:id="198" w:name="geometric-corrections"/>
     <w:p>
       <w:pPr>
         <w:pStyle w:val="berschrift3"/>
@@ -9268,9 +9309,9 @@
         <w:br w:type="page"/>
       </w:r>
     </w:p>
-    <w:bookmarkEnd w:id="196"/>
-    <w:bookmarkEnd w:id="197"/>
-    <w:bookmarkStart w:id="202" w:name="introduction"/>
+    <w:bookmarkEnd w:id="198"/>
+    <w:bookmarkEnd w:id="199"/>
+    <w:bookmarkStart w:id="204" w:name="introduction"/>
     <w:p>
       <w:pPr>
         <w:pStyle w:val="berschrift2"/>
@@ -9299,7 +9340,7 @@
         <w:t xml:space="preserve">This Guidance material does not replace or override the specifications.</w:t>
       </w:r>
     </w:p>
-    <w:bookmarkStart w:id="198" w:name="sec:intro-what-are-ceos-ard-products"/>
+    <w:bookmarkStart w:id="200" w:name="sec:intro-what-are-ceos-ard-products"/>
     <w:p>
       <w:pPr>
         <w:pStyle w:val="berschrift3"/>
@@ -9358,8 +9399,8 @@
         <w:t xml:space="preserve">for other types of satellite products.</w:t>
       </w:r>
     </w:p>
-    <w:bookmarkEnd w:id="198"/>
-    <w:bookmarkStart w:id="200" w:name="sec:intro-when-is-a-product-ceos-ard"/>
+    <w:bookmarkEnd w:id="200"/>
+    <w:bookmarkStart w:id="202" w:name="sec:intro-when-is-a-product-ceos-ard"/>
     <w:p>
       <w:pPr>
         <w:pStyle w:val="berschrift3"/>
@@ -9410,7 +9451,7 @@
       <w:r>
         <w:t xml:space="preserve"> </w:t>
       </w:r>
-      <w:hyperlink r:id="rId199">
+      <w:hyperlink r:id="rId201">
         <w:r>
           <w:rPr>
             <w:rStyle w:val="Hyperlink"/>
@@ -9430,8 +9471,8 @@
         <w:t xml:space="preserve">A product can continue to use CEOS-ARD branding as long as its generation and distribution remain consistent with the peer-reviewed assessment.</w:t>
       </w:r>
     </w:p>
-    <w:bookmarkEnd w:id="200"/>
-    <w:bookmarkStart w:id="201" w:name="sec:intro-difference-threshold-goal"/>
+    <w:bookmarkEnd w:id="202"/>
+    <w:bookmarkStart w:id="203" w:name="sec:intro-difference-threshold-goal"/>
     <w:p>
       <w:pPr>
         <w:pStyle w:val="berschrift3"/>
@@ -9634,9 +9675,9 @@
         <w:br w:type="page"/>
       </w:r>
     </w:p>
-    <w:bookmarkEnd w:id="201"/>
-    <w:bookmarkEnd w:id="202"/>
-    <w:bookmarkStart w:id="213" w:name="references"/>
+    <w:bookmarkEnd w:id="203"/>
+    <w:bookmarkEnd w:id="204"/>
+    <w:bookmarkStart w:id="215" w:name="references"/>
     <w:p>
       <w:pPr>
         <w:pStyle w:val="berschrift2"/>
@@ -9645,8 +9686,8 @@
         <w:t xml:space="preserve">References</w:t>
       </w:r>
     </w:p>
-    <w:bookmarkStart w:id="212" w:name="refs"/>
-    <w:bookmarkStart w:id="203" w:name="ref-iso19115_2_2009"/>
+    <w:bookmarkStart w:id="214" w:name="refs"/>
+    <w:bookmarkStart w:id="205" w:name="ref-iso19115_2_2009"/>
     <w:p>
       <w:pPr>
         <w:pStyle w:val="Literaturverzeichnis"/>
@@ -9673,8 +9714,8 @@
         <w:t xml:space="preserve">Standard. Geneva, CH: International Organization for Standardization.</w:t>
       </w:r>
     </w:p>
-    <w:bookmarkEnd w:id="203"/>
-    <w:bookmarkStart w:id="205" w:name="ref-mills2014"/>
+    <w:bookmarkEnd w:id="205"/>
+    <w:bookmarkStart w:id="207" w:name="ref-mills2014"/>
     <w:p>
       <w:pPr>
         <w:pStyle w:val="Literaturverzeichnis"/>
@@ -9707,7 +9748,7 @@
       <w:r>
         <w:t xml:space="preserve"> </w:t>
       </w:r>
-      <w:hyperlink r:id="rId204">
+      <w:hyperlink r:id="rId206">
         <w:r>
           <w:rPr>
             <w:rStyle w:val="Hyperlink"/>
@@ -9719,8 +9760,8 @@
         <w:t xml:space="preserve">.</w:t>
       </w:r>
     </w:p>
-    <w:bookmarkEnd w:id="205"/>
-    <w:bookmarkStart w:id="207" w:name="ref-roman2018"/>
+    <w:bookmarkEnd w:id="207"/>
+    <w:bookmarkStart w:id="209" w:name="ref-roman2018"/>
     <w:p>
       <w:pPr>
         <w:pStyle w:val="Literaturverzeichnis"/>
@@ -9750,7 +9791,7 @@
       <w:r>
         <w:t xml:space="preserve">210: 113–43. https://doi.org/</w:t>
       </w:r>
-      <w:hyperlink r:id="rId206">
+      <w:hyperlink r:id="rId208">
         <w:r>
           <w:rPr>
             <w:rStyle w:val="Hyperlink"/>
@@ -9762,8 +9803,8 @@
         <w:t xml:space="preserve">.</w:t>
       </w:r>
     </w:p>
-    <w:bookmarkEnd w:id="207"/>
-    <w:bookmarkStart w:id="209" w:name="ref-ryan2019"/>
+    <w:bookmarkEnd w:id="209"/>
+    <w:bookmarkStart w:id="211" w:name="ref-ryan2019"/>
     <w:p>
       <w:pPr>
         <w:pStyle w:val="Literaturverzeichnis"/>
@@ -9796,7 +9837,7 @@
       <w:r>
         <w:t xml:space="preserve"> </w:t>
       </w:r>
-      <w:hyperlink r:id="rId208">
+      <w:hyperlink r:id="rId210">
         <w:r>
           <w:rPr>
             <w:rStyle w:val="Hyperlink"/>
@@ -9808,8 +9849,8 @@
         <w:t xml:space="preserve">.</w:t>
       </w:r>
     </w:p>
-    <w:bookmarkEnd w:id="209"/>
-    <w:bookmarkStart w:id="211" w:name="ref-wang2021"/>
+    <w:bookmarkEnd w:id="211"/>
+    <w:bookmarkStart w:id="213" w:name="ref-wang2021"/>
     <w:p>
       <w:pPr>
         <w:pStyle w:val="Literaturverzeichnis"/>
@@ -9839,7 +9880,7 @@
       <w:r>
         <w:t xml:space="preserve">263: 112557. https://doi.org/</w:t>
       </w:r>
-      <w:hyperlink r:id="rId210">
+      <w:hyperlink r:id="rId212">
         <w:r>
           <w:rPr>
             <w:rStyle w:val="Hyperlink"/>
@@ -9851,10 +9892,10 @@
         <w:t xml:space="preserve">.</w:t>
       </w:r>
     </w:p>
-    <w:bookmarkEnd w:id="211"/>
-    <w:bookmarkEnd w:id="212"/>
     <w:bookmarkEnd w:id="213"/>
     <w:bookmarkEnd w:id="214"/>
+    <w:bookmarkEnd w:id="215"/>
+    <w:bookmarkEnd w:id="216"/>
     <w:sectPr>
       <w:headerReference r:id="rId11" w:type="even"/>
       <w:headerReference r:id="rId10" w:type="default"/>

--- a/latest/NLSR.docx
+++ b/latest/NLSR.docx
@@ -11,18 +11,18 @@
           <wp:inline>
             <wp:extent cx="5727700" cy="1381957"/>
             <wp:effectExtent b="0" l="0" r="0" t="0"/>
-            <wp:docPr descr="" title="" id="21" name="Picture"/>
+            <wp:docPr descr="" title="" id="24" name="Picture"/>
             <a:graphic>
               <a:graphicData uri="http://schemas.openxmlformats.org/drawingml/2006/picture">
                 <pic:pic>
                   <pic:nvPicPr>
-                    <pic:cNvPr descr="assets/CEOS_logo_colour_black_text_right.png" id="22" name="Picture"/>
+                    <pic:cNvPr descr="assets/CEOS_logo_colour_black_text_right.png" id="25" name="Picture"/>
                     <pic:cNvPicPr>
                       <a:picLocks noChangeArrowheads="1" noChangeAspect="1"/>
                     </pic:cNvPicPr>
                   </pic:nvPicPr>
                   <pic:blipFill>
-                    <a:blip r:embed="rId20"/>
+                    <a:blip r:embed="rId23"/>
                     <a:stretch>
                       <a:fillRect/>
                     </a:stretch>
@@ -49,7 +49,7 @@
         </w:drawing>
       </w:r>
     </w:p>
-    <w:bookmarkStart w:id="216" w:name="Xace07e6e84a20a798737796089e457c2649c17a"/>
+    <w:bookmarkStart w:id="219" w:name="Xace07e6e84a20a798737796089e457c2649c17a"/>
     <w:p>
       <w:pPr>
         <w:pStyle w:val="berschrift1"/>
@@ -66,7 +66,7 @@
         <w:t xml:space="preserve"> </w:t>
       </w:r>
     </w:p>
-    <w:bookmarkStart w:id="24" w:name="draft-version"/>
+    <w:bookmarkStart w:id="27" w:name="draft-version"/>
     <w:p>
       <w:pPr>
         <w:pStyle w:val="berschrift2"/>
@@ -91,7 +91,7 @@
       <w:r>
         <w:t xml:space="preserve"> </w:t>
       </w:r>
-      <w:hyperlink r:id="rId23">
+      <w:hyperlink r:id="rId26">
         <w:r>
           <w:rPr>
             <w:rStyle w:val="Hyperlink"/>
@@ -106,8 +106,8 @@
         <w:t xml:space="preserve">for the latest endorsed version of this document.</w:t>
       </w:r>
     </w:p>
-    <w:bookmarkEnd w:id="24"/>
-    <w:bookmarkStart w:id="26" w:name="document-status"/>
+    <w:bookmarkEnd w:id="27"/>
+    <w:bookmarkStart w:id="29" w:name="document-status"/>
     <w:p>
       <w:pPr>
         <w:pStyle w:val="berschrift2"/>
@@ -134,7 +134,7 @@
       <w:r>
         <w:t xml:space="preserve"> </w:t>
       </w:r>
-      <w:hyperlink r:id="rId25">
+      <w:hyperlink r:id="rId28">
         <w:r>
           <w:rPr>
             <w:rStyle w:val="Hyperlink"/>
@@ -143,8 +143,8 @@
         </w:r>
       </w:hyperlink>
     </w:p>
-    <w:bookmarkEnd w:id="26"/>
-    <w:bookmarkStart w:id="28" w:name="document-history"/>
+    <w:bookmarkEnd w:id="29"/>
+    <w:bookmarkStart w:id="31" w:name="document-history"/>
     <w:p>
       <w:pPr>
         <w:pStyle w:val="berschrift2"/>
@@ -153,7 +153,7 @@
         <w:t xml:space="preserve">Document History</w:t>
       </w:r>
     </w:p>
-    <w:bookmarkStart w:id="27" w:name="patch"/>
+    <w:bookmarkStart w:id="30" w:name="patch"/>
     <w:p>
       <w:pPr>
         <w:pStyle w:val="berschrift3"/>
@@ -294,9 +294,9 @@
         <w:t xml:space="preserve">Matthias Mohr</w:t>
       </w:r>
     </w:p>
-    <w:bookmarkEnd w:id="27"/>
-    <w:bookmarkEnd w:id="28"/>
-    <w:bookmarkStart w:id="29" w:name="contributing-authors"/>
+    <w:bookmarkEnd w:id="30"/>
+    <w:bookmarkEnd w:id="31"/>
+    <w:bookmarkStart w:id="32" w:name="contributing-authors"/>
     <w:p>
       <w:pPr>
         <w:pStyle w:val="berschrift2"/>
@@ -358,8 +358,8 @@
         <w:br w:type="page"/>
       </w:r>
     </w:p>
-    <w:bookmarkEnd w:id="29"/>
-    <w:bookmarkStart w:id="30" w:name="ceos-analysis-ready-data-definition"/>
+    <w:bookmarkEnd w:id="32"/>
+    <w:bookmarkStart w:id="33" w:name="ceos-analysis-ready-data-definition"/>
     <w:p>
       <w:pPr>
         <w:pStyle w:val="berschrift2"/>
@@ -376,8 +376,8 @@
         <w:t xml:space="preserve">CEOS Analysis Ready Data (CEOS-ARD) are satellite data that have been processed to a minimum set of requirements and organized into a form that allows immediate analysis with a minimum of additional user effort and interoperability both through time and with other datasets.</w:t>
       </w:r>
     </w:p>
-    <w:bookmarkEnd w:id="30"/>
-    <w:bookmarkStart w:id="31" w:name="description"/>
+    <w:bookmarkEnd w:id="33"/>
+    <w:bookmarkStart w:id="34" w:name="description"/>
     <w:p>
       <w:pPr>
         <w:pStyle w:val="berschrift2"/>
@@ -440,8 +440,8 @@
         <w:t xml:space="preserve">Data collected by Synthetic Aperture Radar sensors</w:t>
       </w:r>
     </w:p>
-    <w:bookmarkEnd w:id="31"/>
-    <w:bookmarkStart w:id="32" w:name="background"/>
+    <w:bookmarkEnd w:id="34"/>
+    <w:bookmarkStart w:id="35" w:name="background"/>
     <w:p>
       <w:pPr>
         <w:pStyle w:val="berschrift2"/>
@@ -475,8 +475,8 @@
         <w:br w:type="page"/>
       </w:r>
     </w:p>
-    <w:bookmarkEnd w:id="32"/>
-    <w:bookmarkStart w:id="33" w:name="definitions-and-abbreviations"/>
+    <w:bookmarkEnd w:id="35"/>
+    <w:bookmarkStart w:id="36" w:name="definitions-and-abbreviations"/>
     <w:p>
       <w:pPr>
         <w:pStyle w:val="berschrift2"/>
@@ -730,8 +730,8 @@
         <w:br w:type="page"/>
       </w:r>
     </w:p>
-    <w:bookmarkEnd w:id="33"/>
-    <w:bookmarkStart w:id="194" w:name="requirements"/>
+    <w:bookmarkEnd w:id="36"/>
+    <w:bookmarkStart w:id="197" w:name="requirements"/>
     <w:p>
       <w:pPr>
         <w:pStyle w:val="berschrift2"/>
@@ -786,7 +786,7 @@
         <w:t xml:space="preserve">Instead, use the textual identifier that is provided below the title.</w:t>
       </w:r>
     </w:p>
-    <w:bookmarkStart w:id="102" w:name="sec:meta"/>
+    <w:bookmarkStart w:id="105" w:name="sec:meta"/>
     <w:p>
       <w:pPr>
         <w:pStyle w:val="berschrift3"/>
@@ -840,7 +840,7 @@
         <w:t xml:space="preserve">suitability of the dataset, and must meet the requirements listed below.</w:t>
       </w:r>
     </w:p>
-    <w:bookmarkStart w:id="37" w:name="sec:meta-trace-sr"/>
+    <w:bookmarkStart w:id="40" w:name="sec:meta-trace-sr"/>
     <w:p>
       <w:pPr>
         <w:pStyle w:val="berschrift4"/>
@@ -875,7 +875,7 @@
         <w:t xml:space="preserve">meta-trace-sr</w:t>
       </w:r>
     </w:p>
-    <w:bookmarkStart w:id="34" w:name="threshold-requirements"/>
+    <w:bookmarkStart w:id="37" w:name="threshold-requirements"/>
     <w:p>
       <w:pPr>
         <w:pStyle w:val="berschrift5"/>
@@ -895,8 +895,8 @@
         <w:t xml:space="preserve"> </w:t>
       </w:r>
     </w:p>
-    <w:bookmarkEnd w:id="34"/>
-    <w:bookmarkStart w:id="35" w:name="goal-requirements"/>
+    <w:bookmarkEnd w:id="37"/>
+    <w:bookmarkStart w:id="38" w:name="goal-requirements"/>
     <w:p>
       <w:pPr>
         <w:pStyle w:val="berschrift5"/>
@@ -962,8 +962,8 @@
         <w:t xml:space="preserve">Information on traceability should be available in the metadata as a single DOI landing page.</w:t>
       </w:r>
     </w:p>
-    <w:bookmarkEnd w:id="35"/>
-    <w:bookmarkStart w:id="36" w:name="assessment"/>
+    <w:bookmarkEnd w:id="38"/>
+    <w:bookmarkStart w:id="39" w:name="assessment"/>
     <w:p>
       <w:pPr>
         <w:pStyle w:val="berschrift5"/>
@@ -1027,9 +1027,9 @@
         </w:pict>
       </w:r>
     </w:p>
-    <w:bookmarkEnd w:id="36"/>
-    <w:bookmarkEnd w:id="37"/>
-    <w:bookmarkStart w:id="41" w:name="sec:meta-memare-optical"/>
+    <w:bookmarkEnd w:id="39"/>
+    <w:bookmarkEnd w:id="40"/>
+    <w:bookmarkStart w:id="44" w:name="sec:meta-memare-optical"/>
     <w:p>
       <w:pPr>
         <w:pStyle w:val="berschrift4"/>
@@ -1064,7 +1064,7 @@
         <w:t xml:space="preserve">meta-memare-optical</w:t>
       </w:r>
     </w:p>
-    <w:bookmarkStart w:id="38" w:name="threshold-requirements-1"/>
+    <w:bookmarkStart w:id="41" w:name="threshold-requirements-1"/>
     <w:p>
       <w:pPr>
         <w:pStyle w:val="berschrift5"/>
@@ -1081,8 +1081,8 @@
         <w:t xml:space="preserve">Metadata is provided in a structure that enables a computer algorithm to be used to consistently and automatically identify and extract each component part for further use.</w:t>
       </w:r>
     </w:p>
-    <w:bookmarkEnd w:id="38"/>
-    <w:bookmarkStart w:id="39" w:name="goal-requirements-1"/>
+    <w:bookmarkEnd w:id="41"/>
+    <w:bookmarkStart w:id="42" w:name="goal-requirements-1"/>
     <w:p>
       <w:pPr>
         <w:pStyle w:val="berschrift5"/>
@@ -1099,8 +1099,8 @@
         <w:t xml:space="preserve">As threshold, but metadata should be provided in a community endorsed standard that facilitates machine-readability, such as ISO 19115-2.</w:t>
       </w:r>
     </w:p>
-    <w:bookmarkEnd w:id="39"/>
-    <w:bookmarkStart w:id="40" w:name="assessment-1"/>
+    <w:bookmarkEnd w:id="42"/>
+    <w:bookmarkStart w:id="43" w:name="assessment-1"/>
     <w:p>
       <w:pPr>
         <w:pStyle w:val="berschrift5"/>
@@ -1164,9 +1164,9 @@
         </w:pict>
       </w:r>
     </w:p>
-    <w:bookmarkEnd w:id="40"/>
-    <w:bookmarkEnd w:id="41"/>
-    <w:bookmarkStart w:id="45" w:name="sec:meta-time-sr"/>
+    <w:bookmarkEnd w:id="43"/>
+    <w:bookmarkEnd w:id="44"/>
+    <w:bookmarkStart w:id="48" w:name="sec:meta-time-sr"/>
     <w:p>
       <w:pPr>
         <w:pStyle w:val="berschrift4"/>
@@ -1201,7 +1201,7 @@
         <w:t xml:space="preserve">meta-time-sr</w:t>
       </w:r>
     </w:p>
-    <w:bookmarkStart w:id="42" w:name="threshold-requirements-2"/>
+    <w:bookmarkStart w:id="45" w:name="threshold-requirements-2"/>
     <w:p>
       <w:pPr>
         <w:pStyle w:val="berschrift5"/>
@@ -1218,8 +1218,8 @@
         <w:t xml:space="preserve">The data collection time is identified in the metadata, expressed in date/time, to the second, with the time offset from UTC unambiguously identified.</w:t>
       </w:r>
     </w:p>
-    <w:bookmarkEnd w:id="42"/>
-    <w:bookmarkStart w:id="43" w:name="goal-requirements-2"/>
+    <w:bookmarkEnd w:id="45"/>
+    <w:bookmarkStart w:id="46" w:name="goal-requirements-2"/>
     <w:p>
       <w:pPr>
         <w:pStyle w:val="berschrift5"/>
@@ -1236,8 +1236,8 @@
         <w:t xml:space="preserve">Acquisition time for each pixel is identified (or can be reliably determined) in the metadata, expressed in date/time at UTC, to the second.</w:t>
       </w:r>
     </w:p>
-    <w:bookmarkEnd w:id="43"/>
-    <w:bookmarkStart w:id="44" w:name="assessment-2"/>
+    <w:bookmarkEnd w:id="46"/>
+    <w:bookmarkStart w:id="47" w:name="assessment-2"/>
     <w:p>
       <w:pPr>
         <w:pStyle w:val="berschrift5"/>
@@ -1301,9 +1301,9 @@
         </w:pict>
       </w:r>
     </w:p>
-    <w:bookmarkEnd w:id="44"/>
-    <w:bookmarkEnd w:id="45"/>
-    <w:bookmarkStart w:id="49" w:name="sec:meta-geoarea-optical"/>
+    <w:bookmarkEnd w:id="47"/>
+    <w:bookmarkEnd w:id="48"/>
+    <w:bookmarkStart w:id="52" w:name="sec:meta-geoarea-optical"/>
     <w:p>
       <w:pPr>
         <w:pStyle w:val="berschrift4"/>
@@ -1338,7 +1338,7 @@
         <w:t xml:space="preserve">meta-geoarea-optical</w:t>
       </w:r>
     </w:p>
-    <w:bookmarkStart w:id="46" w:name="threshold-requirements-3"/>
+    <w:bookmarkStart w:id="49" w:name="threshold-requirements-3"/>
     <w:p>
       <w:pPr>
         <w:pStyle w:val="berschrift5"/>
@@ -1355,8 +1355,8 @@
         <w:t xml:space="preserve">The surface location to which the data relates is identified, typically as a series of four corner points, expressed in an accepted coordinate reference system (e.g., WGS84).</w:t>
       </w:r>
     </w:p>
-    <w:bookmarkEnd w:id="46"/>
-    <w:bookmarkStart w:id="47" w:name="goal-requirements-3"/>
+    <w:bookmarkEnd w:id="49"/>
+    <w:bookmarkStart w:id="50" w:name="goal-requirements-3"/>
     <w:p>
       <w:pPr>
         <w:pStyle w:val="berschrift5"/>
@@ -1373,8 +1373,8 @@
         <w:t xml:space="preserve">The geographic area covered by the observations is identified specifically, such as through a set of coordinates of a closely bounding polygon. The location to which each pixel refers is identified (or can be reliably determined) with the projection system (if any) and reference datum provided.</w:t>
       </w:r>
     </w:p>
-    <w:bookmarkEnd w:id="47"/>
-    <w:bookmarkStart w:id="48" w:name="assessment-3"/>
+    <w:bookmarkEnd w:id="50"/>
+    <w:bookmarkStart w:id="51" w:name="assessment-3"/>
     <w:p>
       <w:pPr>
         <w:pStyle w:val="berschrift5"/>
@@ -1438,9 +1438,9 @@
         </w:pict>
       </w:r>
     </w:p>
-    <w:bookmarkEnd w:id="48"/>
-    <w:bookmarkEnd w:id="49"/>
-    <w:bookmarkStart w:id="53" w:name="sec:meta-crs-optical"/>
+    <w:bookmarkEnd w:id="51"/>
+    <w:bookmarkEnd w:id="52"/>
+    <w:bookmarkStart w:id="56" w:name="sec:meta-crs-optical"/>
     <w:p>
       <w:pPr>
         <w:pStyle w:val="berschrift4"/>
@@ -1475,7 +1475,7 @@
         <w:t xml:space="preserve">meta-crs-optical</w:t>
       </w:r>
     </w:p>
-    <w:bookmarkStart w:id="50" w:name="threshold-requirements-4"/>
+    <w:bookmarkStart w:id="53" w:name="threshold-requirements-4"/>
     <w:p>
       <w:pPr>
         <w:pStyle w:val="berschrift5"/>
@@ -1492,8 +1492,8 @@
         <w:t xml:space="preserve">The metadata lists the coordinate reference system that has been used.</w:t>
       </w:r>
     </w:p>
-    <w:bookmarkEnd w:id="50"/>
-    <w:bookmarkStart w:id="51" w:name="goal-requirements-4"/>
+    <w:bookmarkEnd w:id="53"/>
+    <w:bookmarkStart w:id="54" w:name="goal-requirements-4"/>
     <w:p>
       <w:pPr>
         <w:pStyle w:val="berschrift5"/>
@@ -1513,8 +1513,8 @@
         <w:t xml:space="preserve"> </w:t>
       </w:r>
     </w:p>
-    <w:bookmarkEnd w:id="51"/>
-    <w:bookmarkStart w:id="52" w:name="assessment-4"/>
+    <w:bookmarkEnd w:id="54"/>
+    <w:bookmarkStart w:id="55" w:name="assessment-4"/>
     <w:p>
       <w:pPr>
         <w:pStyle w:val="berschrift5"/>
@@ -1578,9 +1578,9 @@
         </w:pict>
       </w:r>
     </w:p>
-    <w:bookmarkEnd w:id="52"/>
-    <w:bookmarkEnd w:id="53"/>
-    <w:bookmarkStart w:id="57" w:name="sec:meta-mapproj-nlsr"/>
+    <w:bookmarkEnd w:id="55"/>
+    <w:bookmarkEnd w:id="56"/>
+    <w:bookmarkStart w:id="60" w:name="sec:meta-mapproj-nlsr"/>
     <w:p>
       <w:pPr>
         <w:pStyle w:val="berschrift4"/>
@@ -1615,7 +1615,7 @@
         <w:t xml:space="preserve">meta-mapproj-nlsr</w:t>
       </w:r>
     </w:p>
-    <w:bookmarkStart w:id="54" w:name="threshold-requirements-5"/>
+    <w:bookmarkStart w:id="57" w:name="threshold-requirements-5"/>
     <w:p>
       <w:pPr>
         <w:pStyle w:val="berschrift5"/>
@@ -1632,8 +1632,8 @@
         <w:t xml:space="preserve">The metadata lists the map projection that has been used and any relevant parameters required in relation to use of data in that map projection.</w:t>
       </w:r>
     </w:p>
-    <w:bookmarkEnd w:id="54"/>
-    <w:bookmarkStart w:id="55" w:name="goal-requirements-5"/>
+    <w:bookmarkEnd w:id="57"/>
+    <w:bookmarkStart w:id="58" w:name="goal-requirements-5"/>
     <w:p>
       <w:pPr>
         <w:pStyle w:val="berschrift5"/>
@@ -1653,8 +1653,8 @@
         <w:t xml:space="preserve"> </w:t>
       </w:r>
     </w:p>
-    <w:bookmarkEnd w:id="55"/>
-    <w:bookmarkStart w:id="56" w:name="assessment-5"/>
+    <w:bookmarkEnd w:id="58"/>
+    <w:bookmarkStart w:id="59" w:name="assessment-5"/>
     <w:p>
       <w:pPr>
         <w:pStyle w:val="berschrift5"/>
@@ -1718,9 +1718,9 @@
         </w:pict>
       </w:r>
     </w:p>
-    <w:bookmarkEnd w:id="56"/>
-    <w:bookmarkEnd w:id="57"/>
-    <w:bookmarkStart w:id="61" w:name="sec:meta-geocorm-sr"/>
+    <w:bookmarkEnd w:id="59"/>
+    <w:bookmarkEnd w:id="60"/>
+    <w:bookmarkStart w:id="64" w:name="sec:meta-geocorm-sr"/>
     <w:p>
       <w:pPr>
         <w:pStyle w:val="berschrift4"/>
@@ -1755,7 +1755,7 @@
         <w:t xml:space="preserve">meta-geocorm-sr</w:t>
       </w:r>
     </w:p>
-    <w:bookmarkStart w:id="58" w:name="threshold-requirements-6"/>
+    <w:bookmarkStart w:id="61" w:name="threshold-requirements-6"/>
     <w:p>
       <w:pPr>
         <w:pStyle w:val="berschrift5"/>
@@ -1775,8 +1775,8 @@
         <w:t xml:space="preserve"> </w:t>
       </w:r>
     </w:p>
-    <w:bookmarkEnd w:id="58"/>
-    <w:bookmarkStart w:id="59" w:name="goal-requirements-6"/>
+    <w:bookmarkEnd w:id="61"/>
+    <w:bookmarkStart w:id="62" w:name="goal-requirements-6"/>
     <w:p>
       <w:pPr>
         <w:pStyle w:val="berschrift5"/>
@@ -1793,8 +1793,8 @@
         <w:t xml:space="preserve">Information on geometric correction methods should be available in the metadata as a single DOI landing page, including reference database and auxiliary data such as elevation model(s) and reference chip-sets.</w:t>
       </w:r>
     </w:p>
-    <w:bookmarkEnd w:id="59"/>
-    <w:bookmarkStart w:id="60" w:name="assessment-6"/>
+    <w:bookmarkEnd w:id="62"/>
+    <w:bookmarkStart w:id="63" w:name="assessment-6"/>
     <w:p>
       <w:pPr>
         <w:pStyle w:val="berschrift5"/>
@@ -1858,9 +1858,9 @@
         </w:pict>
       </w:r>
     </w:p>
-    <w:bookmarkEnd w:id="60"/>
-    <w:bookmarkEnd w:id="61"/>
-    <w:bookmarkStart w:id="65" w:name="sec:meta-geoacc-sr"/>
+    <w:bookmarkEnd w:id="63"/>
+    <w:bookmarkEnd w:id="64"/>
+    <w:bookmarkStart w:id="68" w:name="sec:meta-geoacc-sr"/>
     <w:p>
       <w:pPr>
         <w:pStyle w:val="berschrift4"/>
@@ -1895,7 +1895,7 @@
         <w:t xml:space="preserve">meta-geoacc-sr</w:t>
       </w:r>
     </w:p>
-    <w:bookmarkStart w:id="62" w:name="threshold-requirements-7"/>
+    <w:bookmarkStart w:id="65" w:name="threshold-requirements-7"/>
     <w:p>
       <w:pPr>
         <w:pStyle w:val="berschrift5"/>
@@ -1915,8 +1915,8 @@
         <w:t xml:space="preserve"> </w:t>
       </w:r>
     </w:p>
-    <w:bookmarkEnd w:id="62"/>
-    <w:bookmarkStart w:id="63" w:name="goal-requirements-7"/>
+    <w:bookmarkEnd w:id="65"/>
+    <w:bookmarkStart w:id="66" w:name="goal-requirements-7"/>
     <w:p>
       <w:pPr>
         <w:pStyle w:val="berschrift5"/>
@@ -1965,8 +1965,8 @@
         <w:t xml:space="preserve">Information on geometric accuracy of the data should be available in the metadata as a single DOI landing page.</w:t>
       </w:r>
     </w:p>
-    <w:bookmarkEnd w:id="63"/>
-    <w:bookmarkStart w:id="64" w:name="assessment-7"/>
+    <w:bookmarkEnd w:id="66"/>
+    <w:bookmarkStart w:id="67" w:name="assessment-7"/>
     <w:p>
       <w:pPr>
         <w:pStyle w:val="berschrift5"/>
@@ -2030,9 +2030,9 @@
         </w:pict>
       </w:r>
     </w:p>
-    <w:bookmarkEnd w:id="64"/>
-    <w:bookmarkEnd w:id="65"/>
-    <w:bookmarkStart w:id="69" w:name="sec:meta-instru-optical"/>
+    <w:bookmarkEnd w:id="67"/>
+    <w:bookmarkEnd w:id="68"/>
+    <w:bookmarkStart w:id="72" w:name="sec:meta-instru-optical"/>
     <w:p>
       <w:pPr>
         <w:pStyle w:val="berschrift4"/>
@@ -2067,7 +2067,7 @@
         <w:t xml:space="preserve">meta-instru-optical</w:t>
       </w:r>
     </w:p>
-    <w:bookmarkStart w:id="66" w:name="threshold-requirements-8"/>
+    <w:bookmarkStart w:id="69" w:name="threshold-requirements-8"/>
     <w:p>
       <w:pPr>
         <w:pStyle w:val="berschrift5"/>
@@ -2084,8 +2084,8 @@
         <w:t xml:space="preserve">The instrument used to collect the data is identified in the metadata.</w:t>
       </w:r>
     </w:p>
-    <w:bookmarkEnd w:id="66"/>
-    <w:bookmarkStart w:id="67" w:name="goal-requirements-8"/>
+    <w:bookmarkEnd w:id="69"/>
+    <w:bookmarkStart w:id="70" w:name="goal-requirements-8"/>
     <w:p>
       <w:pPr>
         <w:pStyle w:val="berschrift5"/>
@@ -2102,8 +2102,8 @@
         <w:t xml:space="preserve">As threshold, but information should be available in the metadata as a single DOI landing page with references to the relevant CEOS Missions, Instruments, and Measurements Database record.</w:t>
       </w:r>
     </w:p>
-    <w:bookmarkEnd w:id="67"/>
-    <w:bookmarkStart w:id="68" w:name="assessment-8"/>
+    <w:bookmarkEnd w:id="70"/>
+    <w:bookmarkStart w:id="71" w:name="assessment-8"/>
     <w:p>
       <w:pPr>
         <w:pStyle w:val="berschrift5"/>
@@ -2167,9 +2167,9 @@
         </w:pict>
       </w:r>
     </w:p>
-    <w:bookmarkEnd w:id="68"/>
-    <w:bookmarkEnd w:id="69"/>
-    <w:bookmarkStart w:id="73" w:name="sec:meta-specband"/>
+    <w:bookmarkEnd w:id="71"/>
+    <w:bookmarkEnd w:id="72"/>
+    <w:bookmarkStart w:id="76" w:name="sec:meta-specband"/>
     <w:p>
       <w:pPr>
         <w:pStyle w:val="berschrift4"/>
@@ -2204,7 +2204,7 @@
         <w:t xml:space="preserve">meta-specband</w:t>
       </w:r>
     </w:p>
-    <w:bookmarkStart w:id="70" w:name="threshold-requirements-9"/>
+    <w:bookmarkStart w:id="73" w:name="threshold-requirements-9"/>
     <w:p>
       <w:pPr>
         <w:pStyle w:val="berschrift5"/>
@@ -2221,8 +2221,8 @@
         <w:t xml:space="preserve">The central wavelength for each band for which data is included is identified in the metadata, expressed in SI units.</w:t>
       </w:r>
     </w:p>
-    <w:bookmarkEnd w:id="70"/>
-    <w:bookmarkStart w:id="71" w:name="goal-requirements-9"/>
+    <w:bookmarkEnd w:id="73"/>
+    <w:bookmarkStart w:id="74" w:name="goal-requirements-9"/>
     <w:p>
       <w:pPr>
         <w:pStyle w:val="berschrift5"/>
@@ -2265,8 +2265,8 @@
         <w:t xml:space="preserve">Information on spectral bands should be available in the metadata as a single DOI landing page.</w:t>
       </w:r>
     </w:p>
-    <w:bookmarkEnd w:id="71"/>
-    <w:bookmarkStart w:id="72" w:name="assessment-9"/>
+    <w:bookmarkEnd w:id="74"/>
+    <w:bookmarkStart w:id="75" w:name="assessment-9"/>
     <w:p>
       <w:pPr>
         <w:pStyle w:val="berschrift5"/>
@@ -2330,9 +2330,9 @@
         </w:pict>
       </w:r>
     </w:p>
-    <w:bookmarkEnd w:id="72"/>
-    <w:bookmarkEnd w:id="73"/>
-    <w:bookmarkStart w:id="77" w:name="sec:meta-sencal-optical"/>
+    <w:bookmarkEnd w:id="75"/>
+    <w:bookmarkEnd w:id="76"/>
+    <w:bookmarkStart w:id="80" w:name="sec:meta-sencal-optical"/>
     <w:p>
       <w:pPr>
         <w:pStyle w:val="berschrift4"/>
@@ -2367,7 +2367,7 @@
         <w:t xml:space="preserve">meta-sencal-optical</w:t>
       </w:r>
     </w:p>
-    <w:bookmarkStart w:id="74" w:name="threshold-requirements-10"/>
+    <w:bookmarkStart w:id="77" w:name="threshold-requirements-10"/>
     <w:p>
       <w:pPr>
         <w:pStyle w:val="berschrift5"/>
@@ -2387,8 +2387,8 @@
         <w:t xml:space="preserve"> </w:t>
       </w:r>
     </w:p>
-    <w:bookmarkEnd w:id="74"/>
-    <w:bookmarkStart w:id="75" w:name="goal-requirements-10"/>
+    <w:bookmarkEnd w:id="77"/>
+    <w:bookmarkStart w:id="78" w:name="goal-requirements-10"/>
     <w:p>
       <w:pPr>
         <w:pStyle w:val="berschrift5"/>
@@ -2431,8 +2431,8 @@
         <w:t xml:space="preserve">Information on sensory calibration should be available in the metadata as a single DOI landing page.</w:t>
       </w:r>
     </w:p>
-    <w:bookmarkEnd w:id="75"/>
-    <w:bookmarkStart w:id="76" w:name="assessment-10"/>
+    <w:bookmarkEnd w:id="78"/>
+    <w:bookmarkStart w:id="79" w:name="assessment-10"/>
     <w:p>
       <w:pPr>
         <w:pStyle w:val="berschrift5"/>
@@ -2496,9 +2496,9 @@
         </w:pict>
       </w:r>
     </w:p>
-    <w:bookmarkEnd w:id="76"/>
-    <w:bookmarkEnd w:id="77"/>
-    <w:bookmarkStart w:id="81" w:name="sec:meta-radacc-sr"/>
+    <w:bookmarkEnd w:id="79"/>
+    <w:bookmarkEnd w:id="80"/>
+    <w:bookmarkStart w:id="84" w:name="sec:meta-radacc-sr"/>
     <w:p>
       <w:pPr>
         <w:pStyle w:val="berschrift4"/>
@@ -2533,7 +2533,7 @@
         <w:t xml:space="preserve">meta-radacc-sr</w:t>
       </w:r>
     </w:p>
-    <w:bookmarkStart w:id="78" w:name="threshold-requirements-11"/>
+    <w:bookmarkStart w:id="81" w:name="threshold-requirements-11"/>
     <w:p>
       <w:pPr>
         <w:pStyle w:val="berschrift5"/>
@@ -2553,8 +2553,8 @@
         <w:t xml:space="preserve"> </w:t>
       </w:r>
     </w:p>
-    <w:bookmarkEnd w:id="78"/>
-    <w:bookmarkStart w:id="79" w:name="goal-requirements-11"/>
+    <w:bookmarkEnd w:id="81"/>
+    <w:bookmarkStart w:id="82" w:name="goal-requirements-11"/>
     <w:p>
       <w:pPr>
         <w:pStyle w:val="berschrift5"/>
@@ -2591,8 +2591,8 @@
         <w:t xml:space="preserve">Information on radiometric accuracy should be available in the metadata as a single DOI landing page.</w:t>
       </w:r>
     </w:p>
-    <w:bookmarkEnd w:id="79"/>
-    <w:bookmarkStart w:id="80" w:name="assessment-11"/>
+    <w:bookmarkEnd w:id="82"/>
+    <w:bookmarkStart w:id="83" w:name="assessment-11"/>
     <w:p>
       <w:pPr>
         <w:pStyle w:val="berschrift5"/>
@@ -2656,9 +2656,9 @@
         </w:pict>
       </w:r>
     </w:p>
-    <w:bookmarkEnd w:id="80"/>
-    <w:bookmarkEnd w:id="81"/>
-    <w:bookmarkStart w:id="85" w:name="sec:meta-malgos-sr"/>
+    <w:bookmarkEnd w:id="83"/>
+    <w:bookmarkEnd w:id="84"/>
+    <w:bookmarkStart w:id="88" w:name="sec:meta-malgos-sr"/>
     <w:p>
       <w:pPr>
         <w:pStyle w:val="berschrift4"/>
@@ -2693,7 +2693,7 @@
         <w:t xml:space="preserve">meta-malgos-sr</w:t>
       </w:r>
     </w:p>
-    <w:bookmarkStart w:id="82" w:name="threshold-requirements-12"/>
+    <w:bookmarkStart w:id="85" w:name="threshold-requirements-12"/>
     <w:p>
       <w:pPr>
         <w:pStyle w:val="berschrift5"/>
@@ -2736,8 +2736,8 @@
         <w:t xml:space="preserve">Information on algorithms should be available in the metadata as a single DOI landing page.</w:t>
       </w:r>
     </w:p>
-    <w:bookmarkEnd w:id="82"/>
-    <w:bookmarkStart w:id="83" w:name="goal-requirements-12"/>
+    <w:bookmarkEnd w:id="85"/>
+    <w:bookmarkStart w:id="86" w:name="goal-requirements-12"/>
     <w:p>
       <w:pPr>
         <w:pStyle w:val="berschrift5"/>
@@ -2786,8 +2786,8 @@
         <w:t xml:space="preserve">Information on algorithms should be available in the metadata as a single DOI landing page.</w:t>
       </w:r>
     </w:p>
-    <w:bookmarkEnd w:id="83"/>
-    <w:bookmarkStart w:id="84" w:name="assessment-12"/>
+    <w:bookmarkEnd w:id="86"/>
+    <w:bookmarkStart w:id="87" w:name="assessment-12"/>
     <w:p>
       <w:pPr>
         <w:pStyle w:val="berschrift5"/>
@@ -2851,9 +2851,9 @@
         </w:pict>
       </w:r>
     </w:p>
-    <w:bookmarkEnd w:id="84"/>
-    <w:bookmarkEnd w:id="85"/>
-    <w:bookmarkStart w:id="89" w:name="sec:meta-auxdat-optical"/>
+    <w:bookmarkEnd w:id="87"/>
+    <w:bookmarkEnd w:id="88"/>
+    <w:bookmarkStart w:id="92" w:name="sec:meta-auxdat-optical"/>
     <w:p>
       <w:pPr>
         <w:pStyle w:val="berschrift4"/>
@@ -2888,7 +2888,7 @@
         <w:t xml:space="preserve">meta-auxdat-optical</w:t>
       </w:r>
     </w:p>
-    <w:bookmarkStart w:id="86" w:name="threshold-requirements-13"/>
+    <w:bookmarkStart w:id="89" w:name="threshold-requirements-13"/>
     <w:p>
       <w:pPr>
         <w:pStyle w:val="berschrift5"/>
@@ -2925,8 +2925,8 @@
         <w:t xml:space="preserve">Auxiliary data includes DEMs, aerosols, etc. data sources.</w:t>
       </w:r>
     </w:p>
-    <w:bookmarkEnd w:id="86"/>
-    <w:bookmarkStart w:id="87" w:name="goal-requirements-13"/>
+    <w:bookmarkEnd w:id="89"/>
+    <w:bookmarkStart w:id="90" w:name="goal-requirements-13"/>
     <w:p>
       <w:pPr>
         <w:pStyle w:val="berschrift5"/>
@@ -2943,8 +2943,8 @@
         <w:t xml:space="preserve">As threshold, but information on auxiliary data should be available in the metadata as a single DOI landing page and is also available for free online download, contemporaneously with the product or through a link to the source.</w:t>
       </w:r>
     </w:p>
-    <w:bookmarkEnd w:id="87"/>
-    <w:bookmarkStart w:id="88" w:name="assessment-13"/>
+    <w:bookmarkEnd w:id="90"/>
+    <w:bookmarkStart w:id="91" w:name="assessment-13"/>
     <w:p>
       <w:pPr>
         <w:pStyle w:val="berschrift5"/>
@@ -3008,9 +3008,9 @@
         </w:pict>
       </w:r>
     </w:p>
-    <w:bookmarkEnd w:id="88"/>
-    <w:bookmarkEnd w:id="89"/>
-    <w:bookmarkStart w:id="93" w:name="sec:meta-proprov-nlsr"/>
+    <w:bookmarkEnd w:id="91"/>
+    <w:bookmarkEnd w:id="92"/>
+    <w:bookmarkStart w:id="96" w:name="sec:meta-proprov-nlsr"/>
     <w:p>
       <w:pPr>
         <w:pStyle w:val="berschrift4"/>
@@ -3045,7 +3045,7 @@
         <w:t xml:space="preserve">meta-proprov-nlsr</w:t>
       </w:r>
     </w:p>
-    <w:bookmarkStart w:id="90" w:name="threshold-requirements-14"/>
+    <w:bookmarkStart w:id="93" w:name="threshold-requirements-14"/>
     <w:p>
       <w:pPr>
         <w:pStyle w:val="berschrift5"/>
@@ -3065,8 +3065,8 @@
         <w:t xml:space="preserve"> </w:t>
       </w:r>
     </w:p>
-    <w:bookmarkEnd w:id="90"/>
-    <w:bookmarkStart w:id="91" w:name="goal-requirements-14"/>
+    <w:bookmarkEnd w:id="93"/>
+    <w:bookmarkStart w:id="94" w:name="goal-requirements-14"/>
     <w:p>
       <w:pPr>
         <w:pStyle w:val="berschrift5"/>
@@ -3083,8 +3083,8 @@
         <w:t xml:space="preserve">Information on processing chain provenance should be available in the metadata as a single DOI landing page containing detailed description of the processing steps used to generate the product, the organization that performed the processing, and the versions of software used, giving full transparency to the users.</w:t>
       </w:r>
     </w:p>
-    <w:bookmarkEnd w:id="91"/>
-    <w:bookmarkStart w:id="92" w:name="assessment-14"/>
+    <w:bookmarkEnd w:id="94"/>
+    <w:bookmarkStart w:id="95" w:name="assessment-14"/>
     <w:p>
       <w:pPr>
         <w:pStyle w:val="berschrift5"/>
@@ -3148,9 +3148,9 @@
         </w:pict>
       </w:r>
     </w:p>
-    <w:bookmarkEnd w:id="92"/>
-    <w:bookmarkEnd w:id="93"/>
-    <w:bookmarkStart w:id="97" w:name="sec:meta-daccess"/>
+    <w:bookmarkEnd w:id="95"/>
+    <w:bookmarkEnd w:id="96"/>
+    <w:bookmarkStart w:id="100" w:name="sec:meta-daccess"/>
     <w:p>
       <w:pPr>
         <w:pStyle w:val="berschrift4"/>
@@ -3185,7 +3185,7 @@
         <w:t xml:space="preserve">meta-daccess</w:t>
       </w:r>
     </w:p>
-    <w:bookmarkStart w:id="94" w:name="threshold-requirements-15"/>
+    <w:bookmarkStart w:id="97" w:name="threshold-requirements-15"/>
     <w:p>
       <w:pPr>
         <w:pStyle w:val="berschrift5"/>
@@ -3222,8 +3222,8 @@
         <w:t xml:space="preserve">Manual and offline interaction action (e.g., login) may be required.</w:t>
       </w:r>
     </w:p>
-    <w:bookmarkEnd w:id="94"/>
-    <w:bookmarkStart w:id="95" w:name="goal-requirements-15"/>
+    <w:bookmarkEnd w:id="97"/>
+    <w:bookmarkStart w:id="98" w:name="goal-requirements-15"/>
     <w:p>
       <w:pPr>
         <w:pStyle w:val="berschrift5"/>
@@ -3243,8 +3243,8 @@
         <w:t xml:space="preserve"> </w:t>
       </w:r>
     </w:p>
-    <w:bookmarkEnd w:id="95"/>
-    <w:bookmarkStart w:id="96" w:name="assessment-15"/>
+    <w:bookmarkEnd w:id="98"/>
+    <w:bookmarkStart w:id="99" w:name="assessment-15"/>
     <w:p>
       <w:pPr>
         <w:pStyle w:val="berschrift5"/>
@@ -3308,9 +3308,9 @@
         </w:pict>
       </w:r>
     </w:p>
-    <w:bookmarkEnd w:id="96"/>
-    <w:bookmarkEnd w:id="97"/>
-    <w:bookmarkStart w:id="101" w:name="sec:meta-odqual-sr"/>
+    <w:bookmarkEnd w:id="99"/>
+    <w:bookmarkEnd w:id="100"/>
+    <w:bookmarkStart w:id="104" w:name="sec:meta-odqual-sr"/>
     <w:p>
       <w:pPr>
         <w:pStyle w:val="berschrift4"/>
@@ -3345,7 +3345,7 @@
         <w:t xml:space="preserve">meta-odqual-sr</w:t>
       </w:r>
     </w:p>
-    <w:bookmarkStart w:id="98" w:name="threshold-requirements-16"/>
+    <w:bookmarkStart w:id="101" w:name="threshold-requirements-16"/>
     <w:p>
       <w:pPr>
         <w:pStyle w:val="berschrift5"/>
@@ -3365,8 +3365,8 @@
         <w:t xml:space="preserve"> </w:t>
       </w:r>
     </w:p>
-    <w:bookmarkEnd w:id="98"/>
-    <w:bookmarkStart w:id="99" w:name="goal-requirements-16"/>
+    <w:bookmarkEnd w:id="101"/>
+    <w:bookmarkStart w:id="102" w:name="goal-requirements-16"/>
     <w:p>
       <w:pPr>
         <w:pStyle w:val="berschrift5"/>
@@ -3395,8 +3395,8 @@
         <w:t xml:space="preserve">Proportion of observations over land (c.f. ocean) affected by non-target phenomena, e.g., cloud and cloud shadows</w:t>
       </w:r>
     </w:p>
-    <w:bookmarkEnd w:id="99"/>
-    <w:bookmarkStart w:id="100" w:name="assessment-16"/>
+    <w:bookmarkEnd w:id="102"/>
+    <w:bookmarkStart w:id="103" w:name="assessment-16"/>
     <w:p>
       <w:pPr>
         <w:pStyle w:val="berschrift5"/>
@@ -3453,10 +3453,10 @@
         <w:t xml:space="preserve">Recommended Requirement Modification:</w:t>
       </w:r>
     </w:p>
-    <w:bookmarkEnd w:id="100"/>
-    <w:bookmarkEnd w:id="101"/>
-    <w:bookmarkEnd w:id="102"/>
-    <w:bookmarkStart w:id="163" w:name="sec:pxl"/>
+    <w:bookmarkEnd w:id="103"/>
+    <w:bookmarkEnd w:id="104"/>
+    <w:bookmarkEnd w:id="105"/>
+    <w:bookmarkStart w:id="166" w:name="sec:pxl"/>
     <w:p>
       <w:pPr>
         <w:pStyle w:val="berschrift3"/>
@@ -3510,7 +3510,7 @@
         <w:t xml:space="preserve">(choose) observations on the basis of their individual suitability for application.</w:t>
       </w:r>
     </w:p>
-    <w:bookmarkStart w:id="106" w:name="sec:pxl-pimemare"/>
+    <w:bookmarkStart w:id="109" w:name="sec:pxl-pimemare"/>
     <w:p>
       <w:pPr>
         <w:pStyle w:val="berschrift4"/>
@@ -3545,7 +3545,7 @@
         <w:t xml:space="preserve">pxl-pimemare</w:t>
       </w:r>
     </w:p>
-    <w:bookmarkStart w:id="103" w:name="threshold-requirements-17"/>
+    <w:bookmarkStart w:id="106" w:name="threshold-requirements-17"/>
     <w:p>
       <w:pPr>
         <w:pStyle w:val="berschrift5"/>
@@ -3562,8 +3562,8 @@
         <w:t xml:space="preserve">Metadata is provided in a structure that enables a computer algorithm to be used to consistently and automatically identify and extract each component part for further use.</w:t>
       </w:r>
     </w:p>
-    <w:bookmarkEnd w:id="103"/>
-    <w:bookmarkStart w:id="104" w:name="goal-requirements-17"/>
+    <w:bookmarkEnd w:id="106"/>
+    <w:bookmarkStart w:id="107" w:name="goal-requirements-17"/>
     <w:p>
       <w:pPr>
         <w:pStyle w:val="berschrift5"/>
@@ -3583,8 +3583,8 @@
         <w:t xml:space="preserve"> </w:t>
       </w:r>
     </w:p>
-    <w:bookmarkEnd w:id="104"/>
-    <w:bookmarkStart w:id="105" w:name="assessment-17"/>
+    <w:bookmarkEnd w:id="107"/>
+    <w:bookmarkStart w:id="108" w:name="assessment-17"/>
     <w:p>
       <w:pPr>
         <w:pStyle w:val="berschrift5"/>
@@ -3648,9 +3648,9 @@
         </w:pict>
       </w:r>
     </w:p>
-    <w:bookmarkEnd w:id="105"/>
-    <w:bookmarkEnd w:id="106"/>
-    <w:bookmarkStart w:id="110" w:name="sec:pxl-pinodat"/>
+    <w:bookmarkEnd w:id="108"/>
+    <w:bookmarkEnd w:id="109"/>
+    <w:bookmarkStart w:id="113" w:name="sec:pxl-pinodat"/>
     <w:p>
       <w:pPr>
         <w:pStyle w:val="berschrift4"/>
@@ -3685,7 +3685,7 @@
         <w:t xml:space="preserve">pxl-pinodat</w:t>
       </w:r>
     </w:p>
-    <w:bookmarkStart w:id="107" w:name="threshold-requirements-18"/>
+    <w:bookmarkStart w:id="110" w:name="threshold-requirements-18"/>
     <w:p>
       <w:pPr>
         <w:pStyle w:val="berschrift5"/>
@@ -3699,17 +3699,11 @@
         <w:pStyle w:val="FirstParagraph"/>
       </w:pPr>
       <w:r>
-        <w:t xml:space="preserve">Pixels that do not correspond to an observation (</w:t>
-      </w:r>
-      <w:r>
-        <w:t xml:space="preserve">‘empty pixels’</w:t>
-      </w:r>
-      <w:r>
-        <w:t xml:space="preserve">) are flagged.</w:t>
-      </w:r>
-    </w:p>
-    <w:bookmarkEnd w:id="107"/>
-    <w:bookmarkStart w:id="108" w:name="goal-requirements-18"/>
+        <w:t xml:space="preserve">Pixels that do not correspond to an observation (‘empty pixels’) are flagged.</w:t>
+      </w:r>
+    </w:p>
+    <w:bookmarkEnd w:id="110"/>
+    <w:bookmarkStart w:id="111" w:name="goal-requirements-18"/>
     <w:p>
       <w:pPr>
         <w:pStyle w:val="berschrift5"/>
@@ -3729,8 +3723,8 @@
         <w:t xml:space="preserve"> </w:t>
       </w:r>
     </w:p>
-    <w:bookmarkEnd w:id="108"/>
-    <w:bookmarkStart w:id="109" w:name="assessment-18"/>
+    <w:bookmarkEnd w:id="111"/>
+    <w:bookmarkStart w:id="112" w:name="assessment-18"/>
     <w:p>
       <w:pPr>
         <w:pStyle w:val="berschrift5"/>
@@ -3794,9 +3788,9 @@
         </w:pict>
       </w:r>
     </w:p>
-    <w:bookmarkEnd w:id="109"/>
-    <w:bookmarkEnd w:id="110"/>
-    <w:bookmarkStart w:id="114" w:name="sec:pxl-pincot"/>
+    <w:bookmarkEnd w:id="112"/>
+    <w:bookmarkEnd w:id="113"/>
+    <w:bookmarkStart w:id="117" w:name="sec:pxl-pincot"/>
     <w:p>
       <w:pPr>
         <w:pStyle w:val="berschrift4"/>
@@ -3831,7 +3825,7 @@
         <w:t xml:space="preserve">pxl-pincot</w:t>
       </w:r>
     </w:p>
-    <w:bookmarkStart w:id="111" w:name="threshold-requirements-19"/>
+    <w:bookmarkStart w:id="114" w:name="threshold-requirements-19"/>
     <w:p>
       <w:pPr>
         <w:pStyle w:val="berschrift5"/>
@@ -3868,8 +3862,8 @@
         <w:t xml:space="preserve">This may be the result of missing ancillary data for a subset of the pixels.</w:t>
       </w:r>
     </w:p>
-    <w:bookmarkEnd w:id="111"/>
-    <w:bookmarkStart w:id="112" w:name="goal-requirements-19"/>
+    <w:bookmarkEnd w:id="114"/>
+    <w:bookmarkStart w:id="115" w:name="goal-requirements-19"/>
     <w:p>
       <w:pPr>
         <w:pStyle w:val="berschrift5"/>
@@ -3886,8 +3880,8 @@
         <w:t xml:space="preserve">The metadata identifies which tests have, and have not, been successfully completed for each pixel.</w:t>
       </w:r>
     </w:p>
-    <w:bookmarkEnd w:id="112"/>
-    <w:bookmarkStart w:id="113" w:name="assessment-19"/>
+    <w:bookmarkEnd w:id="115"/>
+    <w:bookmarkStart w:id="116" w:name="assessment-19"/>
     <w:p>
       <w:pPr>
         <w:pStyle w:val="berschrift5"/>
@@ -3951,9 +3945,9 @@
         </w:pict>
       </w:r>
     </w:p>
-    <w:bookmarkEnd w:id="113"/>
-    <w:bookmarkEnd w:id="114"/>
-    <w:bookmarkStart w:id="118" w:name="sec:pxl-pisatur"/>
+    <w:bookmarkEnd w:id="116"/>
+    <w:bookmarkEnd w:id="117"/>
+    <w:bookmarkStart w:id="121" w:name="sec:pxl-pisatur"/>
     <w:p>
       <w:pPr>
         <w:pStyle w:val="berschrift4"/>
@@ -3988,7 +3982,7 @@
         <w:t xml:space="preserve">pxl-pisatur</w:t>
       </w:r>
     </w:p>
-    <w:bookmarkStart w:id="115" w:name="threshold-requirements-20"/>
+    <w:bookmarkStart w:id="118" w:name="threshold-requirements-20"/>
     <w:p>
       <w:pPr>
         <w:pStyle w:val="berschrift5"/>
@@ -4005,8 +3999,8 @@
         <w:t xml:space="preserve">Metadata indicates where one or more pixel in the input spectral bands are saturated.</w:t>
       </w:r>
     </w:p>
-    <w:bookmarkEnd w:id="115"/>
-    <w:bookmarkStart w:id="116" w:name="goal-requirements-20"/>
+    <w:bookmarkEnd w:id="118"/>
+    <w:bookmarkStart w:id="119" w:name="goal-requirements-20"/>
     <w:p>
       <w:pPr>
         <w:pStyle w:val="berschrift5"/>
@@ -4023,8 +4017,8 @@
         <w:t xml:space="preserve">Metadata indicates which pixels are saturated for each spectral band.</w:t>
       </w:r>
     </w:p>
-    <w:bookmarkEnd w:id="116"/>
-    <w:bookmarkStart w:id="117" w:name="assessment-20"/>
+    <w:bookmarkEnd w:id="119"/>
+    <w:bookmarkStart w:id="120" w:name="assessment-20"/>
     <w:p>
       <w:pPr>
         <w:pStyle w:val="berschrift5"/>
@@ -4088,9 +4082,9 @@
         </w:pict>
       </w:r>
     </w:p>
-    <w:bookmarkEnd w:id="117"/>
-    <w:bookmarkEnd w:id="118"/>
-    <w:bookmarkStart w:id="122" w:name="sec:pxl-picloud"/>
+    <w:bookmarkEnd w:id="120"/>
+    <w:bookmarkEnd w:id="121"/>
+    <w:bookmarkStart w:id="125" w:name="sec:pxl-picloud"/>
     <w:p>
       <w:pPr>
         <w:pStyle w:val="berschrift4"/>
@@ -4125,7 +4119,7 @@
         <w:t xml:space="preserve">pxl-picloud</w:t>
       </w:r>
     </w:p>
-    <w:bookmarkStart w:id="119" w:name="threshold-requirements-21"/>
+    <w:bookmarkStart w:id="122" w:name="threshold-requirements-21"/>
     <w:p>
       <w:pPr>
         <w:pStyle w:val="berschrift5"/>
@@ -4142,8 +4136,8 @@
         <w:t xml:space="preserve">Metadata indicates whether a pixel is assessed as being cloud.</w:t>
       </w:r>
     </w:p>
-    <w:bookmarkEnd w:id="119"/>
-    <w:bookmarkStart w:id="120" w:name="goal-requirements-21"/>
+    <w:bookmarkEnd w:id="122"/>
+    <w:bookmarkStart w:id="123" w:name="goal-requirements-21"/>
     <w:p>
       <w:pPr>
         <w:pStyle w:val="berschrift5"/>
@@ -4160,8 +4154,8 @@
         <w:t xml:space="preserve">As threshold, but information on cloud detection should be available in the metadata as a single DOI landing page.</w:t>
       </w:r>
     </w:p>
-    <w:bookmarkEnd w:id="120"/>
-    <w:bookmarkStart w:id="121" w:name="assessment-21"/>
+    <w:bookmarkEnd w:id="123"/>
+    <w:bookmarkStart w:id="124" w:name="assessment-21"/>
     <w:p>
       <w:pPr>
         <w:pStyle w:val="berschrift5"/>
@@ -4225,9 +4219,9 @@
         </w:pict>
       </w:r>
     </w:p>
-    <w:bookmarkEnd w:id="121"/>
-    <w:bookmarkEnd w:id="122"/>
-    <w:bookmarkStart w:id="126" w:name="sec:pxl-picloudsh-nlsr"/>
+    <w:bookmarkEnd w:id="124"/>
+    <w:bookmarkEnd w:id="125"/>
+    <w:bookmarkStart w:id="129" w:name="sec:pxl-picloudsh-nlsr"/>
     <w:p>
       <w:pPr>
         <w:pStyle w:val="berschrift4"/>
@@ -4262,7 +4256,7 @@
         <w:t xml:space="preserve">pxl-picloudsh-nlsr</w:t>
       </w:r>
     </w:p>
-    <w:bookmarkStart w:id="123" w:name="threshold-requirements-22"/>
+    <w:bookmarkStart w:id="126" w:name="threshold-requirements-22"/>
     <w:p>
       <w:pPr>
         <w:pStyle w:val="berschrift5"/>
@@ -4282,8 +4276,8 @@
         <w:t xml:space="preserve"> </w:t>
       </w:r>
     </w:p>
-    <w:bookmarkEnd w:id="123"/>
-    <w:bookmarkStart w:id="124" w:name="goal-requirements-22"/>
+    <w:bookmarkEnd w:id="126"/>
+    <w:bookmarkStart w:id="127" w:name="goal-requirements-22"/>
     <w:p>
       <w:pPr>
         <w:pStyle w:val="berschrift5"/>
@@ -4306,8 +4300,8 @@
         <w:t xml:space="preserve">Information on cloud shadow detection should be available in the metadata as a single DOI landing page.</w:t>
       </w:r>
     </w:p>
-    <w:bookmarkEnd w:id="124"/>
-    <w:bookmarkStart w:id="125" w:name="assessment-22"/>
+    <w:bookmarkEnd w:id="127"/>
+    <w:bookmarkStart w:id="128" w:name="assessment-22"/>
     <w:p>
       <w:pPr>
         <w:pStyle w:val="berschrift5"/>
@@ -4371,9 +4365,9 @@
         </w:pict>
       </w:r>
     </w:p>
-    <w:bookmarkEnd w:id="125"/>
-    <w:bookmarkEnd w:id="126"/>
-    <w:bookmarkStart w:id="130" w:name="sec:pxl-lawama-nlsr"/>
+    <w:bookmarkEnd w:id="128"/>
+    <w:bookmarkEnd w:id="129"/>
+    <w:bookmarkStart w:id="133" w:name="sec:pxl-lawama-nlsr"/>
     <w:p>
       <w:pPr>
         <w:pStyle w:val="berschrift4"/>
@@ -4408,7 +4402,7 @@
         <w:t xml:space="preserve">pxl-lawama-nlsr</w:t>
       </w:r>
     </w:p>
-    <w:bookmarkStart w:id="127" w:name="threshold-requirements-23"/>
+    <w:bookmarkStart w:id="130" w:name="threshold-requirements-23"/>
     <w:p>
       <w:pPr>
         <w:pStyle w:val="berschrift5"/>
@@ -4425,8 +4419,8 @@
         <w:t xml:space="preserve">Metadata indicates whether a pixel is land or water.</w:t>
       </w:r>
     </w:p>
-    <w:bookmarkEnd w:id="127"/>
-    <w:bookmarkStart w:id="128" w:name="goal-requirements-23"/>
+    <w:bookmarkEnd w:id="130"/>
+    <w:bookmarkStart w:id="131" w:name="goal-requirements-23"/>
     <w:p>
       <w:pPr>
         <w:pStyle w:val="berschrift5"/>
@@ -4443,8 +4437,8 @@
         <w:t xml:space="preserve">As threshold, information on land/water mask should be available in the metadata as a single DOI landing page.</w:t>
       </w:r>
     </w:p>
-    <w:bookmarkEnd w:id="128"/>
-    <w:bookmarkStart w:id="129" w:name="assessment-23"/>
+    <w:bookmarkEnd w:id="131"/>
+    <w:bookmarkStart w:id="132" w:name="assessment-23"/>
     <w:p>
       <w:pPr>
         <w:pStyle w:val="berschrift5"/>
@@ -4508,9 +4502,9 @@
         </w:pict>
       </w:r>
     </w:p>
-    <w:bookmarkEnd w:id="129"/>
-    <w:bookmarkEnd w:id="130"/>
-    <w:bookmarkStart w:id="134" w:name="sec:pxl-snowice-nlsr"/>
+    <w:bookmarkEnd w:id="132"/>
+    <w:bookmarkEnd w:id="133"/>
+    <w:bookmarkStart w:id="137" w:name="sec:pxl-snowice-nlsr"/>
     <w:p>
       <w:pPr>
         <w:pStyle w:val="berschrift4"/>
@@ -4545,7 +4539,7 @@
         <w:t xml:space="preserve">pxl-snowice-nlsr</w:t>
       </w:r>
     </w:p>
-    <w:bookmarkStart w:id="131" w:name="threshold-requirements-24"/>
+    <w:bookmarkStart w:id="134" w:name="threshold-requirements-24"/>
     <w:p>
       <w:pPr>
         <w:pStyle w:val="berschrift5"/>
@@ -4562,8 +4556,8 @@
         <w:t xml:space="preserve">Metadata indicates whether a pixel is snow/ice.</w:t>
       </w:r>
     </w:p>
-    <w:bookmarkEnd w:id="131"/>
-    <w:bookmarkStart w:id="132" w:name="goal-requirements-24"/>
+    <w:bookmarkEnd w:id="134"/>
+    <w:bookmarkStart w:id="135" w:name="goal-requirements-24"/>
     <w:p>
       <w:pPr>
         <w:pStyle w:val="berschrift5"/>
@@ -4580,8 +4574,8 @@
         <w:t xml:space="preserve">As threshold, information on snow/ice mask should be available in the metadata as a single DOI landing page.</w:t>
       </w:r>
     </w:p>
-    <w:bookmarkEnd w:id="132"/>
-    <w:bookmarkStart w:id="133" w:name="assessment-24"/>
+    <w:bookmarkEnd w:id="135"/>
+    <w:bookmarkStart w:id="136" w:name="assessment-24"/>
     <w:p>
       <w:pPr>
         <w:pStyle w:val="berschrift5"/>
@@ -4645,9 +4639,9 @@
         </w:pict>
       </w:r>
     </w:p>
-    <w:bookmarkEnd w:id="133"/>
-    <w:bookmarkEnd w:id="134"/>
-    <w:bookmarkStart w:id="138" w:name="sec:pxl-tershad"/>
+    <w:bookmarkEnd w:id="136"/>
+    <w:bookmarkEnd w:id="137"/>
+    <w:bookmarkStart w:id="141" w:name="sec:pxl-tershad"/>
     <w:p>
       <w:pPr>
         <w:pStyle w:val="berschrift4"/>
@@ -4682,7 +4676,7 @@
         <w:t xml:space="preserve">pxl-tershad</w:t>
       </w:r>
     </w:p>
-    <w:bookmarkStart w:id="135" w:name="threshold-requirements-25"/>
+    <w:bookmarkStart w:id="138" w:name="threshold-requirements-25"/>
     <w:p>
       <w:pPr>
         <w:pStyle w:val="berschrift5"/>
@@ -4702,8 +4696,8 @@
         <w:t xml:space="preserve"> </w:t>
       </w:r>
     </w:p>
-    <w:bookmarkEnd w:id="135"/>
-    <w:bookmarkStart w:id="136" w:name="goal-requirements-25"/>
+    <w:bookmarkEnd w:id="138"/>
+    <w:bookmarkStart w:id="139" w:name="goal-requirements-25"/>
     <w:p>
       <w:pPr>
         <w:pStyle w:val="berschrift5"/>
@@ -4720,8 +4714,8 @@
         <w:t xml:space="preserve">The metadata indicates pixels that are not directly illuminated due to terrain shadowing.</w:t>
       </w:r>
     </w:p>
-    <w:bookmarkEnd w:id="136"/>
-    <w:bookmarkStart w:id="137" w:name="assessment-25"/>
+    <w:bookmarkEnd w:id="139"/>
+    <w:bookmarkStart w:id="140" w:name="assessment-25"/>
     <w:p>
       <w:pPr>
         <w:pStyle w:val="berschrift5"/>
@@ -4785,9 +4779,9 @@
         </w:pict>
       </w:r>
     </w:p>
-    <w:bookmarkEnd w:id="137"/>
-    <w:bookmarkEnd w:id="138"/>
-    <w:bookmarkStart w:id="142" w:name="sec:pxl-terocc"/>
+    <w:bookmarkEnd w:id="140"/>
+    <w:bookmarkEnd w:id="141"/>
+    <w:bookmarkStart w:id="145" w:name="sec:pxl-terocc"/>
     <w:p>
       <w:pPr>
         <w:pStyle w:val="berschrift4"/>
@@ -4822,7 +4816,7 @@
         <w:t xml:space="preserve">pxl-terocc</w:t>
       </w:r>
     </w:p>
-    <w:bookmarkStart w:id="139" w:name="threshold-requirements-26"/>
+    <w:bookmarkStart w:id="142" w:name="threshold-requirements-26"/>
     <w:p>
       <w:pPr>
         <w:pStyle w:val="berschrift5"/>
@@ -4842,8 +4836,8 @@
         <w:t xml:space="preserve"> </w:t>
       </w:r>
     </w:p>
-    <w:bookmarkEnd w:id="139"/>
-    <w:bookmarkStart w:id="140" w:name="goal-requirements-26"/>
+    <w:bookmarkEnd w:id="142"/>
+    <w:bookmarkStart w:id="143" w:name="goal-requirements-26"/>
     <w:p>
       <w:pPr>
         <w:pStyle w:val="berschrift5"/>
@@ -4860,8 +4854,8 @@
         <w:t xml:space="preserve">The metadata indicates pixels that are not visible to the sensor due to terrain occlusion during off-nadir viewing.</w:t>
       </w:r>
     </w:p>
-    <w:bookmarkEnd w:id="140"/>
-    <w:bookmarkStart w:id="141" w:name="assessment-26"/>
+    <w:bookmarkEnd w:id="143"/>
+    <w:bookmarkStart w:id="144" w:name="assessment-26"/>
     <w:p>
       <w:pPr>
         <w:pStyle w:val="berschrift5"/>
@@ -4925,9 +4919,9 @@
         </w:pict>
       </w:r>
     </w:p>
-    <w:bookmarkEnd w:id="141"/>
-    <w:bookmarkEnd w:id="142"/>
-    <w:bookmarkStart w:id="146" w:name="sec:pxl-vigelu"/>
+    <w:bookmarkEnd w:id="144"/>
+    <w:bookmarkEnd w:id="145"/>
+    <w:bookmarkStart w:id="149" w:name="sec:pxl-vigelu"/>
     <w:p>
       <w:pPr>
         <w:pStyle w:val="berschrift4"/>
@@ -4962,7 +4956,7 @@
         <w:t xml:space="preserve">pxl-vigelu</w:t>
       </w:r>
     </w:p>
-    <w:bookmarkStart w:id="143" w:name="threshold-requirements-27"/>
+    <w:bookmarkStart w:id="146" w:name="threshold-requirements-27"/>
     <w:p>
       <w:pPr>
         <w:pStyle w:val="berschrift5"/>
@@ -4979,8 +4973,8 @@
         <w:t xml:space="preserve">Provide average lunar and sensor viewing azimuth and zenith angles.</w:t>
       </w:r>
     </w:p>
-    <w:bookmarkEnd w:id="143"/>
-    <w:bookmarkStart w:id="144" w:name="goal-requirements-27"/>
+    <w:bookmarkEnd w:id="146"/>
+    <w:bookmarkStart w:id="147" w:name="goal-requirements-27"/>
     <w:p>
       <w:pPr>
         <w:pStyle w:val="berschrift5"/>
@@ -4997,8 +4991,8 @@
         <w:t xml:space="preserve">Provide per-pixel lunar and sensor viewing azimuth and zenith angles.</w:t>
       </w:r>
     </w:p>
-    <w:bookmarkEnd w:id="144"/>
-    <w:bookmarkStart w:id="145" w:name="assessment-27"/>
+    <w:bookmarkEnd w:id="147"/>
+    <w:bookmarkStart w:id="148" w:name="assessment-27"/>
     <w:p>
       <w:pPr>
         <w:pStyle w:val="berschrift5"/>
@@ -5062,9 +5056,9 @@
         </w:pict>
       </w:r>
     </w:p>
-    <w:bookmarkEnd w:id="145"/>
-    <w:bookmarkEnd w:id="146"/>
-    <w:bookmarkStart w:id="150" w:name="sec:pxl-piteric"/>
+    <w:bookmarkEnd w:id="148"/>
+    <w:bookmarkEnd w:id="149"/>
+    <w:bookmarkStart w:id="153" w:name="sec:pxl-piteric"/>
     <w:p>
       <w:pPr>
         <w:pStyle w:val="berschrift4"/>
@@ -5099,7 +5093,7 @@
         <w:t xml:space="preserve">pxl-piteric</w:t>
       </w:r>
     </w:p>
-    <w:bookmarkStart w:id="147" w:name="threshold-requirements-28"/>
+    <w:bookmarkStart w:id="150" w:name="threshold-requirements-28"/>
     <w:p>
       <w:pPr>
         <w:pStyle w:val="berschrift5"/>
@@ -5119,8 +5113,8 @@
         <w:t xml:space="preserve"> </w:t>
       </w:r>
     </w:p>
-    <w:bookmarkEnd w:id="147"/>
-    <w:bookmarkStart w:id="148" w:name="goal-requirements-28"/>
+    <w:bookmarkEnd w:id="150"/>
+    <w:bookmarkStart w:id="151" w:name="goal-requirements-28"/>
     <w:p>
       <w:pPr>
         <w:pStyle w:val="berschrift5"/>
@@ -5137,8 +5131,8 @@
         <w:t xml:space="preserve">Coefficients used for terrain illumination correction are provided for each pixel.</w:t>
       </w:r>
     </w:p>
-    <w:bookmarkEnd w:id="148"/>
-    <w:bookmarkStart w:id="149" w:name="assessment-28"/>
+    <w:bookmarkEnd w:id="151"/>
+    <w:bookmarkStart w:id="152" w:name="assessment-28"/>
     <w:p>
       <w:pPr>
         <w:pStyle w:val="berschrift5"/>
@@ -5202,9 +5196,9 @@
         </w:pict>
       </w:r>
     </w:p>
-    <w:bookmarkEnd w:id="149"/>
-    <w:bookmarkEnd w:id="150"/>
-    <w:bookmarkStart w:id="154" w:name="sec:pxl-moonilf"/>
+    <w:bookmarkEnd w:id="152"/>
+    <w:bookmarkEnd w:id="153"/>
+    <w:bookmarkStart w:id="157" w:name="sec:pxl-moonilf"/>
     <w:p>
       <w:pPr>
         <w:pStyle w:val="berschrift4"/>
@@ -5239,7 +5233,7 @@
         <w:t xml:space="preserve">pxl-moonilf</w:t>
       </w:r>
     </w:p>
-    <w:bookmarkStart w:id="151" w:name="threshold-requirements-29"/>
+    <w:bookmarkStart w:id="154" w:name="threshold-requirements-29"/>
     <w:p>
       <w:pPr>
         <w:pStyle w:val="berschrift5"/>
@@ -5256,8 +5250,8 @@
         <w:t xml:space="preserve">Provide average moon illumination fraction.</w:t>
       </w:r>
     </w:p>
-    <w:bookmarkEnd w:id="151"/>
-    <w:bookmarkStart w:id="152" w:name="goal-requirements-29"/>
+    <w:bookmarkEnd w:id="154"/>
+    <w:bookmarkStart w:id="155" w:name="goal-requirements-29"/>
     <w:p>
       <w:pPr>
         <w:pStyle w:val="berschrift5"/>
@@ -5274,8 +5268,8 @@
         <w:t xml:space="preserve">Provide per-pixel moon illumination fraction</w:t>
       </w:r>
     </w:p>
-    <w:bookmarkEnd w:id="152"/>
-    <w:bookmarkStart w:id="153" w:name="assessment-29"/>
+    <w:bookmarkEnd w:id="155"/>
+    <w:bookmarkStart w:id="156" w:name="assessment-29"/>
     <w:p>
       <w:pPr>
         <w:pStyle w:val="berschrift5"/>
@@ -5339,9 +5333,9 @@
         </w:pict>
       </w:r>
     </w:p>
-    <w:bookmarkEnd w:id="153"/>
-    <w:bookmarkEnd w:id="154"/>
-    <w:bookmarkStart w:id="158" w:name="sec:pxl-britemp"/>
+    <w:bookmarkEnd w:id="156"/>
+    <w:bookmarkEnd w:id="157"/>
+    <w:bookmarkStart w:id="161" w:name="sec:pxl-britemp"/>
     <w:p>
       <w:pPr>
         <w:pStyle w:val="berschrift4"/>
@@ -5376,7 +5370,7 @@
         <w:t xml:space="preserve">pxl-britemp</w:t>
       </w:r>
     </w:p>
-    <w:bookmarkStart w:id="155" w:name="threshold-requirements-30"/>
+    <w:bookmarkStart w:id="158" w:name="threshold-requirements-30"/>
     <w:p>
       <w:pPr>
         <w:pStyle w:val="berschrift5"/>
@@ -5393,8 +5387,8 @@
         <w:t xml:space="preserve">Provide brightness temperature from thermal bands.</w:t>
       </w:r>
     </w:p>
-    <w:bookmarkEnd w:id="155"/>
-    <w:bookmarkStart w:id="156" w:name="goal-requirements-30"/>
+    <w:bookmarkEnd w:id="158"/>
+    <w:bookmarkStart w:id="159" w:name="goal-requirements-30"/>
     <w:p>
       <w:pPr>
         <w:pStyle w:val="berschrift5"/>
@@ -5414,8 +5408,8 @@
         <w:t xml:space="preserve"> </w:t>
       </w:r>
     </w:p>
-    <w:bookmarkEnd w:id="156"/>
-    <w:bookmarkStart w:id="157" w:name="assessment-30"/>
+    <w:bookmarkEnd w:id="159"/>
+    <w:bookmarkStart w:id="160" w:name="assessment-30"/>
     <w:p>
       <w:pPr>
         <w:pStyle w:val="berschrift5"/>
@@ -5479,9 +5473,9 @@
         </w:pict>
       </w:r>
     </w:p>
-    <w:bookmarkEnd w:id="157"/>
-    <w:bookmarkEnd w:id="158"/>
-    <w:bookmarkStart w:id="162" w:name="sec:pxl-pisozea"/>
+    <w:bookmarkEnd w:id="160"/>
+    <w:bookmarkEnd w:id="161"/>
+    <w:bookmarkStart w:id="165" w:name="sec:pxl-pisozea"/>
     <w:p>
       <w:pPr>
         <w:pStyle w:val="berschrift4"/>
@@ -5516,7 +5510,7 @@
         <w:t xml:space="preserve">pxl-pisozea</w:t>
       </w:r>
     </w:p>
-    <w:bookmarkStart w:id="159" w:name="threshold-requirements-31"/>
+    <w:bookmarkStart w:id="162" w:name="threshold-requirements-31"/>
     <w:p>
       <w:pPr>
         <w:pStyle w:val="berschrift5"/>
@@ -5550,8 +5544,8 @@
         <w:t xml:space="preserve">).</w:t>
       </w:r>
     </w:p>
-    <w:bookmarkEnd w:id="159"/>
-    <w:bookmarkStart w:id="160" w:name="goal-requirements-31"/>
+    <w:bookmarkEnd w:id="162"/>
+    <w:bookmarkStart w:id="163" w:name="goal-requirements-31"/>
     <w:p>
       <w:pPr>
         <w:pStyle w:val="berschrift5"/>
@@ -5571,8 +5565,8 @@
         <w:t xml:space="preserve"> </w:t>
       </w:r>
     </w:p>
-    <w:bookmarkEnd w:id="160"/>
-    <w:bookmarkStart w:id="161" w:name="assessment-31"/>
+    <w:bookmarkEnd w:id="163"/>
+    <w:bookmarkStart w:id="164" w:name="assessment-31"/>
     <w:p>
       <w:pPr>
         <w:pStyle w:val="berschrift5"/>
@@ -5629,10 +5623,10 @@
         <w:t xml:space="preserve">Recommended Requirement Modification:</w:t>
       </w:r>
     </w:p>
-    <w:bookmarkEnd w:id="161"/>
-    <w:bookmarkEnd w:id="162"/>
-    <w:bookmarkEnd w:id="163"/>
-    <w:bookmarkStart w:id="188" w:name="sec:rac"/>
+    <w:bookmarkEnd w:id="164"/>
+    <w:bookmarkEnd w:id="165"/>
+    <w:bookmarkEnd w:id="166"/>
+    <w:bookmarkStart w:id="191" w:name="sec:rac"/>
     <w:p>
       <w:pPr>
         <w:pStyle w:val="berschrift3"/>
@@ -5664,7 +5658,7 @@
         <w:t xml:space="preserve">The requirements indicate both the necessary outcomes and the minimum steps necessary to be deemed to have achieved those outcomes.</w:t>
       </w:r>
     </w:p>
-    <w:bookmarkStart w:id="167" w:name="sec:rac-measur-nlsr"/>
+    <w:bookmarkStart w:id="170" w:name="sec:rac-measur-nlsr"/>
     <w:p>
       <w:pPr>
         <w:pStyle w:val="berschrift4"/>
@@ -5699,7 +5693,7 @@
         <w:t xml:space="preserve">rac-measur-nlsr</w:t>
       </w:r>
     </w:p>
-    <w:bookmarkStart w:id="164" w:name="threshold-requirements-32"/>
+    <w:bookmarkStart w:id="167" w:name="threshold-requirements-32"/>
     <w:p>
       <w:pPr>
         <w:pStyle w:val="berschrift5"/>
@@ -5736,8 +5730,8 @@
         <w:t xml:space="preserve">Radiometric corrections must lead to a valid measurement of surface reflectance.</w:t>
       </w:r>
     </w:p>
-    <w:bookmarkEnd w:id="164"/>
-    <w:bookmarkStart w:id="165" w:name="goal-requirements-32"/>
+    <w:bookmarkEnd w:id="167"/>
+    <w:bookmarkStart w:id="168" w:name="goal-requirements-32"/>
     <w:p>
       <w:pPr>
         <w:pStyle w:val="berschrift5"/>
@@ -5771,8 +5765,8 @@
         <w:t xml:space="preserve">).</w:t>
       </w:r>
     </w:p>
-    <w:bookmarkEnd w:id="165"/>
-    <w:bookmarkStart w:id="166" w:name="assessment-32"/>
+    <w:bookmarkEnd w:id="168"/>
+    <w:bookmarkStart w:id="169" w:name="assessment-32"/>
     <w:p>
       <w:pPr>
         <w:pStyle w:val="berschrift5"/>
@@ -5836,9 +5830,9 @@
         </w:pict>
       </w:r>
     </w:p>
-    <w:bookmarkEnd w:id="166"/>
-    <w:bookmarkEnd w:id="167"/>
-    <w:bookmarkStart w:id="171" w:name="sec:rac-muncer-sr"/>
+    <w:bookmarkEnd w:id="169"/>
+    <w:bookmarkEnd w:id="170"/>
+    <w:bookmarkStart w:id="174" w:name="sec:rac-muncer-sr"/>
     <w:p>
       <w:pPr>
         <w:pStyle w:val="berschrift4"/>
@@ -5881,7 +5875,7 @@
         <w:t xml:space="preserve">Note: In current practice, users determine fitness for purpose based on knowledge of the lineage of the data, rather than on a specific estimate of measurement uncertainty.</w:t>
       </w:r>
     </w:p>
-    <w:bookmarkStart w:id="168" w:name="threshold-requirements-33"/>
+    <w:bookmarkStart w:id="171" w:name="threshold-requirements-33"/>
     <w:p>
       <w:pPr>
         <w:pStyle w:val="berschrift5"/>
@@ -5901,8 +5895,8 @@
         <w:t xml:space="preserve"> </w:t>
       </w:r>
     </w:p>
-    <w:bookmarkEnd w:id="168"/>
-    <w:bookmarkStart w:id="169" w:name="goal-requirements-33"/>
+    <w:bookmarkEnd w:id="171"/>
+    <w:bookmarkStart w:id="172" w:name="goal-requirements-33"/>
     <w:p>
       <w:pPr>
         <w:pStyle w:val="berschrift5"/>
@@ -5968,8 +5962,8 @@
         <w:t xml:space="preserve">Information on measurement uncertainty should be available in the metadata as a single DOI landing page.</w:t>
       </w:r>
     </w:p>
-    <w:bookmarkEnd w:id="169"/>
-    <w:bookmarkStart w:id="170" w:name="assessment-33"/>
+    <w:bookmarkEnd w:id="172"/>
+    <w:bookmarkStart w:id="173" w:name="assessment-33"/>
     <w:p>
       <w:pPr>
         <w:pStyle w:val="berschrift5"/>
@@ -6033,9 +6027,9 @@
         </w:pict>
       </w:r>
     </w:p>
-    <w:bookmarkEnd w:id="170"/>
-    <w:bookmarkEnd w:id="171"/>
-    <w:bookmarkStart w:id="175" w:name="sec:rac-mnormal-nlsr"/>
+    <w:bookmarkEnd w:id="173"/>
+    <w:bookmarkEnd w:id="174"/>
+    <w:bookmarkStart w:id="178" w:name="sec:rac-mnormal-nlsr"/>
     <w:p>
       <w:pPr>
         <w:pStyle w:val="berschrift4"/>
@@ -6070,7 +6064,7 @@
         <w:t xml:space="preserve">rac-mnormal-nlsr</w:t>
       </w:r>
     </w:p>
-    <w:bookmarkStart w:id="172" w:name="threshold-requirements-34"/>
+    <w:bookmarkStart w:id="175" w:name="threshold-requirements-34"/>
     <w:p>
       <w:pPr>
         <w:pStyle w:val="berschrift5"/>
@@ -6090,8 +6084,8 @@
         <w:t xml:space="preserve"> </w:t>
       </w:r>
     </w:p>
-    <w:bookmarkEnd w:id="172"/>
-    <w:bookmarkStart w:id="173" w:name="goal-requirements-34"/>
+    <w:bookmarkEnd w:id="175"/>
+    <w:bookmarkStart w:id="176" w:name="goal-requirements-34"/>
     <w:p>
       <w:pPr>
         <w:pStyle w:val="berschrift5"/>
@@ -6134,8 +6128,8 @@
         <w:t xml:space="preserve">Information on measurement normalisation should be available in the metadata as a single DOI landing page.</w:t>
       </w:r>
     </w:p>
-    <w:bookmarkEnd w:id="173"/>
-    <w:bookmarkStart w:id="174" w:name="assessment-34"/>
+    <w:bookmarkEnd w:id="176"/>
+    <w:bookmarkStart w:id="177" w:name="assessment-34"/>
     <w:p>
       <w:pPr>
         <w:pStyle w:val="berschrift5"/>
@@ -6199,9 +6193,9 @@
         </w:pict>
       </w:r>
     </w:p>
-    <w:bookmarkEnd w:id="174"/>
-    <w:bookmarkEnd w:id="175"/>
-    <w:bookmarkStart w:id="179" w:name="sec:rac-catcor"/>
+    <w:bookmarkEnd w:id="177"/>
+    <w:bookmarkEnd w:id="178"/>
+    <w:bookmarkStart w:id="182" w:name="sec:rac-catcor"/>
     <w:p>
       <w:pPr>
         <w:pStyle w:val="berschrift4"/>
@@ -6236,7 +6230,7 @@
         <w:t xml:space="preserve">rac-catcor</w:t>
       </w:r>
     </w:p>
-    <w:bookmarkStart w:id="176" w:name="threshold-requirements-35"/>
+    <w:bookmarkStart w:id="179" w:name="threshold-requirements-35"/>
     <w:p>
       <w:pPr>
         <w:pStyle w:val="berschrift5"/>
@@ -6317,8 +6311,8 @@
         <w:t xml:space="preserve">Examples of technical documentation include an Algorithm Theoretical Basis Document, product user guide, etc.</w:t>
       </w:r>
     </w:p>
-    <w:bookmarkEnd w:id="176"/>
-    <w:bookmarkStart w:id="177" w:name="goal-requirements-35"/>
+    <w:bookmarkEnd w:id="179"/>
+    <w:bookmarkStart w:id="180" w:name="goal-requirements-35"/>
     <w:p>
       <w:pPr>
         <w:pStyle w:val="berschrift5"/>
@@ -6338,8 +6332,8 @@
         <w:t xml:space="preserve"> </w:t>
       </w:r>
     </w:p>
-    <w:bookmarkEnd w:id="177"/>
-    <w:bookmarkStart w:id="178" w:name="assessment-35"/>
+    <w:bookmarkEnd w:id="180"/>
+    <w:bookmarkStart w:id="181" w:name="assessment-35"/>
     <w:p>
       <w:pPr>
         <w:pStyle w:val="berschrift5"/>
@@ -6403,9 +6397,9 @@
         </w:pict>
       </w:r>
     </w:p>
-    <w:bookmarkEnd w:id="178"/>
-    <w:bookmarkEnd w:id="179"/>
-    <w:bookmarkStart w:id="183" w:name="sec:rac-lunrad"/>
+    <w:bookmarkEnd w:id="181"/>
+    <w:bookmarkEnd w:id="182"/>
+    <w:bookmarkStart w:id="186" w:name="sec:rac-lunrad"/>
     <w:p>
       <w:pPr>
         <w:pStyle w:val="berschrift4"/>
@@ -6440,7 +6434,7 @@
         <w:t xml:space="preserve">rac-lunrad</w:t>
       </w:r>
     </w:p>
-    <w:bookmarkStart w:id="180" w:name="threshold-requirements-36"/>
+    <w:bookmarkStart w:id="183" w:name="threshold-requirements-36"/>
     <w:p>
       <w:pPr>
         <w:pStyle w:val="berschrift5"/>
@@ -6509,8 +6503,8 @@
         <w:t xml:space="preserve">Examples of technical documentation include an Algorithm Theoretical Basis Document, product user guide, etc.</w:t>
       </w:r>
     </w:p>
-    <w:bookmarkEnd w:id="180"/>
-    <w:bookmarkStart w:id="181" w:name="goal-requirements-36"/>
+    <w:bookmarkEnd w:id="183"/>
+    <w:bookmarkStart w:id="184" w:name="goal-requirements-36"/>
     <w:p>
       <w:pPr>
         <w:pStyle w:val="berschrift5"/>
@@ -6530,8 +6524,8 @@
         <w:t xml:space="preserve"> </w:t>
       </w:r>
     </w:p>
-    <w:bookmarkEnd w:id="181"/>
-    <w:bookmarkStart w:id="182" w:name="assessment-36"/>
+    <w:bookmarkEnd w:id="184"/>
+    <w:bookmarkStart w:id="185" w:name="assessment-36"/>
     <w:p>
       <w:pPr>
         <w:pStyle w:val="berschrift5"/>
@@ -6595,9 +6589,9 @@
         </w:pict>
       </w:r>
     </w:p>
-    <w:bookmarkEnd w:id="182"/>
-    <w:bookmarkEnd w:id="183"/>
-    <w:bookmarkStart w:id="187" w:name="sec:rac-strali"/>
+    <w:bookmarkEnd w:id="185"/>
+    <w:bookmarkEnd w:id="186"/>
+    <w:bookmarkStart w:id="190" w:name="sec:rac-strali"/>
     <w:p>
       <w:pPr>
         <w:pStyle w:val="berschrift4"/>
@@ -6632,7 +6626,7 @@
         <w:t xml:space="preserve">rac-strali</w:t>
       </w:r>
     </w:p>
-    <w:bookmarkStart w:id="184" w:name="threshold-requirements-37"/>
+    <w:bookmarkStart w:id="187" w:name="threshold-requirements-37"/>
     <w:p>
       <w:pPr>
         <w:pStyle w:val="berschrift5"/>
@@ -6701,8 +6695,8 @@
         <w:t xml:space="preserve">Examples of technical documentation include an Algorithm Theoretical Basis Document, product user guide, etc.</w:t>
       </w:r>
     </w:p>
-    <w:bookmarkEnd w:id="184"/>
-    <w:bookmarkStart w:id="185" w:name="goal-requirements-37"/>
+    <w:bookmarkEnd w:id="187"/>
+    <w:bookmarkStart w:id="188" w:name="goal-requirements-37"/>
     <w:p>
       <w:pPr>
         <w:pStyle w:val="berschrift5"/>
@@ -6722,8 +6716,8 @@
         <w:t xml:space="preserve"> </w:t>
       </w:r>
     </w:p>
-    <w:bookmarkEnd w:id="185"/>
-    <w:bookmarkStart w:id="186" w:name="assessment-37"/>
+    <w:bookmarkEnd w:id="188"/>
+    <w:bookmarkStart w:id="189" w:name="assessment-37"/>
     <w:p>
       <w:pPr>
         <w:pStyle w:val="berschrift5"/>
@@ -6780,10 +6774,10 @@
         <w:t xml:space="preserve">Recommended Requirement Modification:</w:t>
       </w:r>
     </w:p>
-    <w:bookmarkEnd w:id="186"/>
-    <w:bookmarkEnd w:id="187"/>
-    <w:bookmarkEnd w:id="188"/>
-    <w:bookmarkStart w:id="193" w:name="sec:gcor"/>
+    <w:bookmarkEnd w:id="189"/>
+    <w:bookmarkEnd w:id="190"/>
+    <w:bookmarkEnd w:id="191"/>
+    <w:bookmarkStart w:id="196" w:name="sec:gcor"/>
     <w:p>
       <w:pPr>
         <w:pStyle w:val="berschrift3"/>
@@ -6815,7 +6809,7 @@
         <w:t xml:space="preserve">This section specifies any geometric correction requirements that must be met in order for the data to be analysis ready.</w:t>
       </w:r>
     </w:p>
-    <w:bookmarkStart w:id="192" w:name="sec:gcor-geocorr-sr"/>
+    <w:bookmarkStart w:id="195" w:name="sec:gcor-geocorr-sr"/>
     <w:p>
       <w:pPr>
         <w:pStyle w:val="berschrift4"/>
@@ -6850,7 +6844,7 @@
         <w:t xml:space="preserve">gcor-geocorr-sr</w:t>
       </w:r>
     </w:p>
-    <w:bookmarkStart w:id="189" w:name="threshold-requirements-38"/>
+    <w:bookmarkStart w:id="192" w:name="threshold-requirements-38"/>
     <w:p>
       <w:pPr>
         <w:pStyle w:val="berschrift5"/>
@@ -6980,8 +6974,8 @@
         <w:t xml:space="preserve">sources as the geometric corrections for each of the sources may differ.</w:t>
       </w:r>
     </w:p>
-    <w:bookmarkEnd w:id="189"/>
-    <w:bookmarkStart w:id="190" w:name="goal-requirements-38"/>
+    <w:bookmarkEnd w:id="192"/>
+    <w:bookmarkStart w:id="193" w:name="goal-requirements-38"/>
     <w:p>
       <w:pPr>
         <w:pStyle w:val="berschrift5"/>
@@ -7071,8 +7065,8 @@
         <w:t xml:space="preserve">This requirement is intended to enable interoperability between imagery from different platforms that meet this level of correction, and with non-image spatial data such as GIS layers and terrain models.</w:t>
       </w:r>
     </w:p>
-    <w:bookmarkEnd w:id="190"/>
-    <w:bookmarkStart w:id="191" w:name="assessment-38"/>
+    <w:bookmarkEnd w:id="193"/>
+    <w:bookmarkStart w:id="194" w:name="assessment-38"/>
     <w:p>
       <w:pPr>
         <w:pStyle w:val="berschrift5"/>
@@ -7134,11 +7128,11 @@
         <w:br w:type="page"/>
       </w:r>
     </w:p>
-    <w:bookmarkEnd w:id="191"/>
-    <w:bookmarkEnd w:id="192"/>
-    <w:bookmarkEnd w:id="193"/>
     <w:bookmarkEnd w:id="194"/>
-    <w:bookmarkStart w:id="199" w:name="summary-self-assessment-table"/>
+    <w:bookmarkEnd w:id="195"/>
+    <w:bookmarkEnd w:id="196"/>
+    <w:bookmarkEnd w:id="197"/>
+    <w:bookmarkStart w:id="202" w:name="summary-self-assessment-table"/>
     <w:p>
       <w:pPr>
         <w:pStyle w:val="berschrift2"/>
@@ -7147,7 +7141,7 @@
         <w:t xml:space="preserve">Summary Self-Assessment Table</w:t>
       </w:r>
     </w:p>
-    <w:bookmarkStart w:id="195" w:name="general-metadata"/>
+    <w:bookmarkStart w:id="198" w:name="general-metadata"/>
     <w:p>
       <w:pPr>
         <w:pStyle w:val="berschrift3"/>
@@ -8032,8 +8026,8 @@
         </w:tc>
       </w:tr>
     </w:tbl>
-    <w:bookmarkEnd w:id="195"/>
-    <w:bookmarkStart w:id="196" w:name="per-pixel-metadata"/>
+    <w:bookmarkEnd w:id="198"/>
+    <w:bookmarkStart w:id="199" w:name="per-pixel-metadata"/>
     <w:p>
       <w:pPr>
         <w:pStyle w:val="berschrift3"/>
@@ -8815,8 +8809,8 @@
         </w:tc>
       </w:tr>
     </w:tbl>
-    <w:bookmarkEnd w:id="196"/>
-    <w:bookmarkStart w:id="197" w:name="radiometric-and-atmospheric-corrections"/>
+    <w:bookmarkEnd w:id="199"/>
+    <w:bookmarkStart w:id="200" w:name="radiometric-and-atmospheric-corrections"/>
     <w:p>
       <w:pPr>
         <w:pStyle w:val="berschrift3"/>
@@ -9187,8 +9181,8 @@
         </w:tc>
       </w:tr>
     </w:tbl>
-    <w:bookmarkEnd w:id="197"/>
-    <w:bookmarkStart w:id="198" w:name="geometric-corrections"/>
+    <w:bookmarkEnd w:id="200"/>
+    <w:bookmarkStart w:id="201" w:name="geometric-corrections"/>
     <w:p>
       <w:pPr>
         <w:pStyle w:val="berschrift3"/>
@@ -9309,9 +9303,9 @@
         <w:br w:type="page"/>
       </w:r>
     </w:p>
-    <w:bookmarkEnd w:id="198"/>
-    <w:bookmarkEnd w:id="199"/>
-    <w:bookmarkStart w:id="204" w:name="introduction"/>
+    <w:bookmarkEnd w:id="201"/>
+    <w:bookmarkEnd w:id="202"/>
+    <w:bookmarkStart w:id="207" w:name="introduction"/>
     <w:p>
       <w:pPr>
         <w:pStyle w:val="berschrift2"/>
@@ -9340,7 +9334,7 @@
         <w:t xml:space="preserve">This Guidance material does not replace or override the specifications.</w:t>
       </w:r>
     </w:p>
-    <w:bookmarkStart w:id="200" w:name="sec:intro-what-are-ceos-ard-products"/>
+    <w:bookmarkStart w:id="203" w:name="sec:intro-what-are-ceos-ard-products"/>
     <w:p>
       <w:pPr>
         <w:pStyle w:val="berschrift3"/>
@@ -9399,8 +9393,8 @@
         <w:t xml:space="preserve">for other types of satellite products.</w:t>
       </w:r>
     </w:p>
-    <w:bookmarkEnd w:id="200"/>
-    <w:bookmarkStart w:id="202" w:name="sec:intro-when-is-a-product-ceos-ard"/>
+    <w:bookmarkEnd w:id="203"/>
+    <w:bookmarkStart w:id="205" w:name="sec:intro-when-is-a-product-ceos-ard"/>
     <w:p>
       <w:pPr>
         <w:pStyle w:val="berschrift3"/>
@@ -9451,7 +9445,7 @@
       <w:r>
         <w:t xml:space="preserve"> </w:t>
       </w:r>
-      <w:hyperlink r:id="rId201">
+      <w:hyperlink r:id="rId204">
         <w:r>
           <w:rPr>
             <w:rStyle w:val="Hyperlink"/>
@@ -9471,8 +9465,8 @@
         <w:t xml:space="preserve">A product can continue to use CEOS-ARD branding as long as its generation and distribution remain consistent with the peer-reviewed assessment.</w:t>
       </w:r>
     </w:p>
-    <w:bookmarkEnd w:id="202"/>
-    <w:bookmarkStart w:id="203" w:name="sec:intro-difference-threshold-goal"/>
+    <w:bookmarkEnd w:id="205"/>
+    <w:bookmarkStart w:id="206" w:name="sec:intro-difference-threshold-goal"/>
     <w:p>
       <w:pPr>
         <w:pStyle w:val="berschrift3"/>
@@ -9536,16 +9530,7 @@
         <w:t xml:space="preserve"> </w:t>
       </w:r>
       <w:r>
-        <w:t xml:space="preserve">(Desired) requirements (previously referred to as</w:t>
-      </w:r>
-      <w:r>
-        <w:t xml:space="preserve"> </w:t>
-      </w:r>
-      <w:r>
-        <w:t xml:space="preserve">“Target”</w:t>
-      </w:r>
-      <w:r>
-        <w:t xml:space="preserve">) are the ideal; where we would like to be.</w:t>
+        <w:t xml:space="preserve">(Desired) requirements (previously referred to as “Target”) are the ideal; where we would like to be.</w:t>
       </w:r>
       <w:r>
         <w:t xml:space="preserve"> </w:t>
@@ -9675,9 +9660,9 @@
         <w:br w:type="page"/>
       </w:r>
     </w:p>
-    <w:bookmarkEnd w:id="203"/>
-    <w:bookmarkEnd w:id="204"/>
-    <w:bookmarkStart w:id="215" w:name="references"/>
+    <w:bookmarkEnd w:id="206"/>
+    <w:bookmarkEnd w:id="207"/>
+    <w:bookmarkStart w:id="218" w:name="references"/>
     <w:p>
       <w:pPr>
         <w:pStyle w:val="berschrift2"/>
@@ -9686,8 +9671,8 @@
         <w:t xml:space="preserve">References</w:t>
       </w:r>
     </w:p>
-    <w:bookmarkStart w:id="214" w:name="refs"/>
-    <w:bookmarkStart w:id="205" w:name="ref-iso19115_2_2009"/>
+    <w:bookmarkStart w:id="217" w:name="refs"/>
+    <w:bookmarkStart w:id="208" w:name="ref-iso19115_2_2009"/>
     <w:p>
       <w:pPr>
         <w:pStyle w:val="Literaturverzeichnis"/>
@@ -9699,23 +9684,18 @@
         <w:t xml:space="preserve"> </w:t>
       </w:r>
       <w:r>
-        <w:t xml:space="preserve">“</w:t>
-      </w:r>
-      <w:r>
+        <w:rPr>
+          <w:i/>
+          <w:iCs/>
+        </w:rPr>
         <w:t xml:space="preserve">Geographic information — Metadata — Part 2: Extensions for imagery and gridded data</w:t>
       </w:r>
       <w:r>
-        <w:t xml:space="preserve">.”</w:t>
-      </w:r>
-      <w:r>
-        <w:t xml:space="preserve"> </w:t>
-      </w:r>
-      <w:r>
-        <w:t xml:space="preserve">Standard. Geneva, CH: International Organization for Standardization.</w:t>
-      </w:r>
-    </w:p>
-    <w:bookmarkEnd w:id="205"/>
-    <w:bookmarkStart w:id="207" w:name="ref-mills2014"/>
+        <w:t xml:space="preserve">. Standard. International Organization for Standardization.</w:t>
+      </w:r>
+    </w:p>
+    <w:bookmarkEnd w:id="208"/>
+    <w:bookmarkStart w:id="210" w:name="ref-mills2014"/>
     <w:p>
       <w:pPr>
         <w:pStyle w:val="Literaturverzeichnis"/>
@@ -9748,7 +9728,7 @@
       <w:r>
         <w:t xml:space="preserve"> </w:t>
       </w:r>
-      <w:hyperlink r:id="rId206">
+      <w:hyperlink r:id="rId209">
         <w:r>
           <w:rPr>
             <w:rStyle w:val="Hyperlink"/>
@@ -9760,14 +9740,14 @@
         <w:t xml:space="preserve">.</w:t>
       </w:r>
     </w:p>
-    <w:bookmarkEnd w:id="207"/>
-    <w:bookmarkStart w:id="209" w:name="ref-roman2018"/>
+    <w:bookmarkEnd w:id="210"/>
+    <w:bookmarkStart w:id="212" w:name="ref-roman2018"/>
     <w:p>
       <w:pPr>
         <w:pStyle w:val="Literaturverzeichnis"/>
       </w:pPr>
       <w:r>
-        <w:t xml:space="preserve">Román, Miguel O., Zhuosen Wang, Qingsong Sun, Virginia Kalb, Steven D. Miller, Andrew Molthan, Lori Schultz, et al. 2018.</w:t>
+        <w:t xml:space="preserve">Román, Miguel O., Zhuosen Wang, Qingsong Sun, et al. 2018.</w:t>
       </w:r>
       <w:r>
         <w:t xml:space="preserve"> </w:t>
@@ -9791,7 +9771,7 @@
       <w:r>
         <w:t xml:space="preserve">210: 113–43. https://doi.org/</w:t>
       </w:r>
-      <w:hyperlink r:id="rId208">
+      <w:hyperlink r:id="rId211">
         <w:r>
           <w:rPr>
             <w:rStyle w:val="Hyperlink"/>
@@ -9803,14 +9783,14 @@
         <w:t xml:space="preserve">.</w:t>
       </w:r>
     </w:p>
-    <w:bookmarkEnd w:id="209"/>
-    <w:bookmarkStart w:id="211" w:name="ref-ryan2019"/>
+    <w:bookmarkEnd w:id="212"/>
+    <w:bookmarkStart w:id="214" w:name="ref-ryan2019"/>
     <w:p>
       <w:pPr>
         <w:pStyle w:val="Literaturverzeichnis"/>
       </w:pPr>
       <w:r>
-        <w:t xml:space="preserve">Ryan, Robert E., Mary Pagnutti, Kara Burch, Larry Leigh, Timothy Ruggles, Changyong Cao, David Aaron, Slawomir Blonski, and Dennis Helder. 2019.</w:t>
+        <w:t xml:space="preserve">Ryan, Robert E., Mary Pagnutti, Kara Burch, et al. 2019.</w:t>
       </w:r>
       <w:r>
         <w:t xml:space="preserve"> </w:t>
@@ -9837,7 +9817,7 @@
       <w:r>
         <w:t xml:space="preserve"> </w:t>
       </w:r>
-      <w:hyperlink r:id="rId210">
+      <w:hyperlink r:id="rId213">
         <w:r>
           <w:rPr>
             <w:rStyle w:val="Hyperlink"/>
@@ -9849,8 +9829,8 @@
         <w:t xml:space="preserve">.</w:t>
       </w:r>
     </w:p>
-    <w:bookmarkEnd w:id="211"/>
-    <w:bookmarkStart w:id="213" w:name="ref-wang2021"/>
+    <w:bookmarkEnd w:id="214"/>
+    <w:bookmarkStart w:id="216" w:name="ref-wang2021"/>
     <w:p>
       <w:pPr>
         <w:pStyle w:val="Literaturverzeichnis"/>
@@ -9880,7 +9860,7 @@
       <w:r>
         <w:t xml:space="preserve">263: 112557. https://doi.org/</w:t>
       </w:r>
-      <w:hyperlink r:id="rId212">
+      <w:hyperlink r:id="rId215">
         <w:r>
           <w:rPr>
             <w:rStyle w:val="Hyperlink"/>
@@ -9892,16 +9872,16 @@
         <w:t xml:space="preserve">.</w:t>
       </w:r>
     </w:p>
-    <w:bookmarkEnd w:id="213"/>
-    <w:bookmarkEnd w:id="214"/>
-    <w:bookmarkEnd w:id="215"/>
     <w:bookmarkEnd w:id="216"/>
+    <w:bookmarkEnd w:id="217"/>
+    <w:bookmarkEnd w:id="218"/>
+    <w:bookmarkEnd w:id="219"/>
     <w:sectPr>
-      <w:headerReference r:id="rId11" w:type="even"/>
+      <w:headerReference r:id="rId9" w:type="even"/>
       <w:headerReference r:id="rId10" w:type="default"/>
-      <w:footerReference r:id="rId13" w:type="even"/>
+      <w:footerReference r:id="rId11" w:type="even"/>
       <w:footerReference r:id="rId12" w:type="default"/>
-      <w:headerReference r:id="rId9" w:type="first"/>
+      <w:headerReference r:id="rId13" w:type="first"/>
       <w:footerReference r:id="rId14" w:type="first"/>
       <w:pgSz w:code="9" w:h="16838" w:w="11906"/>
       <w:pgMar w:bottom="1080" w:footer="567" w:gutter="0" w:header="567" w:left="1440" w:right="1440" w:top="1080"/>

--- a/latest/NLSR.docx
+++ b/latest/NLSR.docx
@@ -930,10 +930,10 @@
         </w:numPr>
       </w:pPr>
       <w:r>
-        <w:t xml:space="preserve">Relationship to Section </w:t>
-      </w:r>
-      <w:r>
-        <w:t xml:space="preserve">“</w:t>
+        <w:t xml:space="preserve">Relationship to</w:t>
+      </w:r>
+      <w:r>
+        <w:t xml:space="preserve"> </w:t>
       </w:r>
       <w:hyperlink w:anchor="sec:rac-muncer-sr">
         <w:r>
@@ -944,9 +944,6 @@
         </w:r>
       </w:hyperlink>
       <w:r>
-        <w:t xml:space="preserve">”</w:t>
-      </w:r>
-      <w:r>
         <w:t xml:space="preserve">. Traceability requires an estimate of measurement uncertainty.</w:t>
       </w:r>
     </w:p>
@@ -3485,7 +3482,7 @@
         <w:t xml:space="preserve"> </w:t>
       </w:r>
       <w:r>
-        <w:t xml:space="preserve">Whether the metadata is provided in a single record relevant to all pixels, or separately for each pixel, is at the discretion of the data provider.</w:t>
+        <w:t xml:space="preserve">Whether the metadata is provided in a single record relevant to all pixels or separately for each pixel is at the discretion of the data provider.</w:t>
       </w:r>
       <w:r>
         <w:t xml:space="preserve"> </w:t>
@@ -5524,10 +5521,10 @@
         <w:pStyle w:val="FirstParagraph"/>
       </w:pPr>
       <w:r>
-        <w:t xml:space="preserve">Provide solar zenith angle to support stray-light corrections (see also Section </w:t>
-      </w:r>
-      <w:r>
-        <w:t xml:space="preserve">“</w:t>
+        <w:t xml:space="preserve">Provide solar zenith angle to support stray-light corrections (see also</w:t>
+      </w:r>
+      <w:r>
+        <w:t xml:space="preserve"> </w:t>
       </w:r>
       <w:hyperlink w:anchor="sec:rac-strali">
         <w:r>
@@ -5538,9 +5535,6 @@
         </w:r>
       </w:hyperlink>
       <w:r>
-        <w:t xml:space="preserve">”</w:t>
-      </w:r>
-      <w:r>
         <w:t xml:space="preserve">).</w:t>
       </w:r>
     </w:p>
@@ -5745,10 +5739,10 @@
         <w:pStyle w:val="FirstParagraph"/>
       </w:pPr>
       <w:r>
-        <w:t xml:space="preserve">Nighttime light radiance measurements are SI traceable (see also Section </w:t>
-      </w:r>
-      <w:r>
-        <w:t xml:space="preserve">“</w:t>
+        <w:t xml:space="preserve">Nighttime light radiance measurements are SI traceable (see also</w:t>
+      </w:r>
+      <w:r>
+        <w:t xml:space="preserve"> </w:t>
       </w:r>
       <w:hyperlink w:anchor="sec:meta-trace-sr">
         <w:r>
@@ -5759,9 +5753,6 @@
         </w:r>
       </w:hyperlink>
       <w:r>
-        <w:t xml:space="preserve">”</w:t>
-      </w:r>
-      <w:r>
         <w:t xml:space="preserve">).</w:t>
       </w:r>
     </w:p>
@@ -5930,10 +5921,10 @@
         </w:numPr>
       </w:pPr>
       <w:r>
-        <w:t xml:space="preserve">This is a requirement for SI traceability. See also Section </w:t>
-      </w:r>
-      <w:r>
-        <w:t xml:space="preserve">“</w:t>
+        <w:t xml:space="preserve">This is a requirement for SI traceability. See also</w:t>
+      </w:r>
+      <w:r>
+        <w:t xml:space="preserve"> </w:t>
       </w:r>
       <w:hyperlink w:anchor="sec:meta-trace-sr">
         <w:r>
@@ -5944,9 +5935,6 @@
         </w:r>
       </w:hyperlink>
       <w:r>
-        <w:t xml:space="preserve">”</w:t>
-      </w:r>
-      <w:r>
         <w:t xml:space="preserve">.</w:t>
       </w:r>
     </w:p>
@@ -6800,7 +6788,7 @@
         <w:pStyle w:val="FirstParagraph"/>
       </w:pPr>
       <w:r>
-        <w:t xml:space="preserve">The geometric corrections are steps that are taken to place the measurement accurately on the surface of the Earth (that is, to geolocate the measurement) allowing measurements taken through time to be compared.</w:t>
+        <w:t xml:space="preserve">Geometric corrections are steps that are taken to place the measurement accurately on the surface of the Earth (that is, to geolocate the measurement) allowing measurements taken through time to be compared.</w:t>
       </w:r>
       <w:r>
         <w:t xml:space="preserve"> </w:t>
@@ -6898,10 +6886,10 @@
         <w:pStyle w:val="Textkrper"/>
       </w:pPr>
       <w:r>
-        <w:t xml:space="preserve">Relevant metadata must be provided under Section </w:t>
-      </w:r>
-      <w:r>
-        <w:t xml:space="preserve">“</w:t>
+        <w:t xml:space="preserve">Relevant metadata must be provided under</w:t>
+      </w:r>
+      <w:r>
+        <w:t xml:space="preserve"> </w:t>
       </w:r>
       <w:hyperlink w:anchor="sec:meta-geoacc-sr">
         <w:r>
@@ -6912,16 +6900,13 @@
         </w:r>
       </w:hyperlink>
       <w:r>
-        <w:t xml:space="preserve">”</w:t>
-      </w:r>
-      <w:r>
-        <w:t xml:space="preserve"> </w:t>
-      </w:r>
-      <w:r>
-        <w:t xml:space="preserve">and Section </w:t>
-      </w:r>
-      <w:r>
-        <w:t xml:space="preserve">“</w:t>
+        <w:t xml:space="preserve"> </w:t>
+      </w:r>
+      <w:r>
+        <w:t xml:space="preserve">and</w:t>
+      </w:r>
+      <w:r>
+        <w:t xml:space="preserve"> </w:t>
       </w:r>
       <w:hyperlink w:anchor="sec:meta-instru-optical">
         <w:r>
@@ -6932,9 +6917,6 @@
         </w:r>
       </w:hyperlink>
       <w:r>
-        <w:t xml:space="preserve">”</w:t>
-      </w:r>
-      <w:r>
         <w:t xml:space="preserve">.</w:t>
       </w:r>
     </w:p>
@@ -7005,10 +6987,10 @@
         <w:pStyle w:val="Textkrper"/>
       </w:pPr>
       <w:r>
-        <w:t xml:space="preserve">Relevant metadata must be provided under Section </w:t>
-      </w:r>
-      <w:r>
-        <w:t xml:space="preserve">“</w:t>
+        <w:t xml:space="preserve">Relevant metadata must be provided under</w:t>
+      </w:r>
+      <w:r>
+        <w:t xml:space="preserve"> </w:t>
       </w:r>
       <w:hyperlink w:anchor="sec:meta-geoacc-sr">
         <w:r>
@@ -7019,16 +7001,13 @@
         </w:r>
       </w:hyperlink>
       <w:r>
-        <w:t xml:space="preserve">”</w:t>
-      </w:r>
-      <w:r>
-        <w:t xml:space="preserve"> </w:t>
-      </w:r>
-      <w:r>
-        <w:t xml:space="preserve">and Section </w:t>
-      </w:r>
-      <w:r>
-        <w:t xml:space="preserve">“</w:t>
+        <w:t xml:space="preserve"> </w:t>
+      </w:r>
+      <w:r>
+        <w:t xml:space="preserve">and</w:t>
+      </w:r>
+      <w:r>
+        <w:t xml:space="preserve"> </w:t>
       </w:r>
       <w:hyperlink w:anchor="sec:meta-instru-optical">
         <w:r>
@@ -7038,9 +7017,6 @@
           <w:t xml:space="preserve">General Metadata: Instrument</w:t>
         </w:r>
       </w:hyperlink>
-      <w:r>
-        <w:t xml:space="preserve">”</w:t>
-      </w:r>
       <w:r>
         <w:t xml:space="preserve">.</w:t>
       </w:r>
